--- a/Sem-3/CSF & NS (Cybersecurity Fundamentals & Network Security)/Lab Manual/E02_Vishal_CSF&NS_Lab Manual.docx
+++ b/Sem-3/CSF & NS (Cybersecurity Fundamentals & Network Security)/Lab Manual/E02_Vishal_CSF&NS_Lab Manual.docx
@@ -1696,6 +1696,14 @@
                 <w:color w:val="000000"/>
               </w:rPr>
             </w:pPr>
+            <w:r>
+              <w:rPr>
+                <w:rFonts w:ascii="Times New Roman" w:hAnsi="Times New Roman" w:cs="Times New Roman"/>
+                <w:b/>
+                <w:color w:val="000000"/>
+              </w:rPr>
+              <w:t>5</w:t>
+            </w:r>
           </w:p>
         </w:tc>
         <w:tc>
@@ -15495,17 +15503,7 @@
           <w:u w:val="single"/>
         </w:rPr>
         <w:lastRenderedPageBreak/>
-        <w:t>Practical-</w:t>
-      </w:r>
-      <w:r>
-        <w:rPr>
-          <w:rFonts w:ascii="Times New Roman" w:hAnsi="Times New Roman" w:cs="Times New Roman"/>
-          <w:b/>
-          <w:sz w:val="36"/>
-          <w:szCs w:val="36"/>
-          <w:u w:val="single"/>
-        </w:rPr>
-        <w:t>4</w:t>
+        <w:t>Practical-4</w:t>
       </w:r>
     </w:p>
     <w:p>
@@ -15595,309 +15593,1979 @@
           <w:rFonts w:ascii="Times New Roman" w:hAnsi="Times New Roman" w:cs="Times New Roman"/>
           <w:b/>
           <w:bCs/>
-          <w:sz w:val="28"/>
-          <w:szCs w:val="28"/>
-        </w:rPr>
-      </w:pPr>
-      <w:r>
-        <w:rPr>
-          <w:rFonts w:ascii="Times New Roman" w:hAnsi="Times New Roman" w:cs="Times New Roman"/>
-          <w:b/>
-          <w:bCs/>
-          <w:sz w:val="28"/>
-          <w:szCs w:val="28"/>
-        </w:rPr>
-        <w:t>Procedure</w:t>
-      </w:r>
-    </w:p>
-    <w:p>
-      <w:pPr>
-        <w:spacing w:after="0" w:line="480" w:lineRule="auto"/>
-        <w:jc w:val="both"/>
-        <w:rPr>
-          <w:rFonts w:ascii="Times New Roman" w:hAnsi="Times New Roman" w:cs="Times New Roman"/>
-          <w:b/>
-          <w:bCs/>
-          <w:sz w:val="26"/>
-          <w:szCs w:val="26"/>
-        </w:rPr>
-      </w:pPr>
-      <w:r>
-        <w:rPr>
-          <w:rFonts w:ascii="Times New Roman" w:hAnsi="Times New Roman" w:cs="Times New Roman"/>
-          <w:b/>
-          <w:bCs/>
-          <w:sz w:val="26"/>
-          <w:szCs w:val="26"/>
-        </w:rPr>
-        <w:t xml:space="preserve">Step 1: </w:t>
-      </w:r>
-      <w:proofErr w:type="spellStart"/>
-      <w:r>
-        <w:rPr>
-          <w:rFonts w:ascii="Times New Roman" w:hAnsi="Times New Roman" w:cs="Times New Roman"/>
-          <w:b/>
-          <w:bCs/>
-          <w:sz w:val="26"/>
-          <w:szCs w:val="26"/>
-        </w:rPr>
-        <w:t>Analyze</w:t>
-      </w:r>
-      <w:proofErr w:type="spellEnd"/>
-      <w:r>
-        <w:rPr>
-          <w:rFonts w:ascii="Times New Roman" w:hAnsi="Times New Roman" w:cs="Times New Roman"/>
-          <w:b/>
-          <w:bCs/>
-          <w:sz w:val="26"/>
-          <w:szCs w:val="26"/>
-        </w:rPr>
-        <w:t xml:space="preserve"> a Sample Security Event</w:t>
-      </w:r>
-    </w:p>
-    <w:p>
-      <w:pPr>
+        </w:rPr>
+      </w:pPr>
+      <w:r>
+        <w:rPr>
+          <w:rFonts w:ascii="Times New Roman" w:hAnsi="Times New Roman" w:cs="Times New Roman"/>
+          <w:b/>
+          <w:bCs/>
+        </w:rPr>
+        <w:t>Requirements</w:t>
+      </w:r>
+    </w:p>
+    <w:p>
+      <w:pPr>
+        <w:numPr>
+          <w:ilvl w:val="0"/>
+          <w:numId w:val="14"/>
+        </w:numPr>
         <w:spacing w:after="0"/>
         <w:jc w:val="both"/>
         <w:rPr>
           <w:rFonts w:ascii="Times New Roman" w:hAnsi="Times New Roman" w:cs="Times New Roman"/>
-          <w:bCs/>
-          <w:sz w:val="24"/>
-          <w:szCs w:val="24"/>
-        </w:rPr>
-      </w:pPr>
-      <w:r>
-        <w:rPr>
-          <w:rFonts w:ascii="Times New Roman" w:hAnsi="Times New Roman" w:cs="Times New Roman"/>
-          <w:bCs/>
-          <w:sz w:val="24"/>
-          <w:szCs w:val="24"/>
-        </w:rPr>
-        <w:t xml:space="preserve">we first identify a </w:t>
-      </w:r>
-      <w:r>
-        <w:rPr>
-          <w:rFonts w:ascii="Times New Roman" w:hAnsi="Times New Roman" w:cs="Times New Roman"/>
-          <w:b/>
-          <w:bCs/>
-          <w:sz w:val="24"/>
-          <w:szCs w:val="24"/>
-        </w:rPr>
-        <w:t>security event</w:t>
-      </w:r>
-      <w:r>
-        <w:rPr>
-          <w:rFonts w:ascii="Times New Roman" w:hAnsi="Times New Roman" w:cs="Times New Roman"/>
-          <w:bCs/>
-          <w:sz w:val="24"/>
-          <w:szCs w:val="24"/>
-        </w:rPr>
-        <w:t xml:space="preserve"> that could occur in a sample organization.</w:t>
-      </w:r>
-    </w:p>
-    <w:p>
-      <w:pPr>
-        <w:rPr>
-          <w:rFonts w:ascii="Times New Roman" w:hAnsi="Times New Roman" w:cs="Times New Roman"/>
-          <w:bCs/>
-          <w:sz w:val="24"/>
-          <w:szCs w:val="24"/>
-        </w:rPr>
-      </w:pPr>
-      <w:r>
-        <w:rPr>
-          <w:rFonts w:ascii="Times New Roman" w:hAnsi="Times New Roman" w:cs="Times New Roman"/>
-          <w:bCs/>
-          <w:sz w:val="24"/>
-          <w:szCs w:val="24"/>
-        </w:rPr>
-        <w:t>Navigate to:</w:t>
-      </w:r>
-    </w:p>
-    <w:p>
-      <w:pPr>
-        <w:rPr>
-          <w:rFonts w:ascii="Times New Roman" w:hAnsi="Times New Roman" w:cs="Times New Roman"/>
-          <w:bCs/>
-          <w:sz w:val="24"/>
-          <w:szCs w:val="24"/>
-        </w:rPr>
-      </w:pPr>
-      <w:r>
-        <w:rPr>
-          <w:rFonts w:ascii="Times New Roman" w:hAnsi="Times New Roman" w:cs="Times New Roman"/>
-          <w:b/>
-          <w:bCs/>
-          <w:sz w:val="24"/>
-          <w:szCs w:val="24"/>
-        </w:rPr>
-        <w:t>Windows Logs → Security</w:t>
-      </w:r>
-    </w:p>
-    <w:p>
-      <w:pPr>
-        <w:rPr>
-          <w:rFonts w:ascii="Times New Roman" w:hAnsi="Times New Roman" w:cs="Times New Roman"/>
-          <w:bCs/>
-          <w:sz w:val="24"/>
-          <w:szCs w:val="24"/>
-        </w:rPr>
-      </w:pPr>
-      <w:r>
-        <w:rPr>
-          <w:rFonts w:ascii="Times New Roman" w:hAnsi="Times New Roman" w:cs="Times New Roman"/>
-          <w:bCs/>
-          <w:sz w:val="24"/>
-          <w:szCs w:val="24"/>
-        </w:rPr>
-        <w:t xml:space="preserve">Use </w:t>
-      </w:r>
-      <w:r>
-        <w:rPr>
-          <w:rFonts w:ascii="Times New Roman" w:hAnsi="Times New Roman" w:cs="Times New Roman"/>
-          <w:b/>
-          <w:bCs/>
-          <w:sz w:val="24"/>
-          <w:szCs w:val="24"/>
-        </w:rPr>
-        <w:t>Find...</w:t>
-      </w:r>
-      <w:r>
-        <w:rPr>
-          <w:rFonts w:ascii="Times New Roman" w:hAnsi="Times New Roman" w:cs="Times New Roman"/>
-          <w:bCs/>
-          <w:sz w:val="24"/>
-          <w:szCs w:val="24"/>
-        </w:rPr>
-        <w:t xml:space="preserve"> from the right-side </w:t>
-      </w:r>
-      <w:r>
-        <w:rPr>
-          <w:rFonts w:ascii="Times New Roman" w:hAnsi="Times New Roman" w:cs="Times New Roman"/>
-          <w:b/>
-          <w:bCs/>
-          <w:sz w:val="24"/>
-          <w:szCs w:val="24"/>
-        </w:rPr>
-        <w:t>Actions</w:t>
-      </w:r>
-      <w:r>
-        <w:rPr>
-          <w:rFonts w:ascii="Times New Roman" w:hAnsi="Times New Roman" w:cs="Times New Roman"/>
-          <w:bCs/>
-          <w:sz w:val="24"/>
-          <w:szCs w:val="24"/>
-        </w:rPr>
-        <w:t xml:space="preserve"> panel and search for:</w:t>
-      </w:r>
-      <w:r>
-        <w:rPr>
-          <w:rFonts w:ascii="Times New Roman" w:hAnsi="Times New Roman" w:cs="Times New Roman"/>
-          <w:bCs/>
-          <w:sz w:val="24"/>
-          <w:szCs w:val="24"/>
+          <w:sz w:val="24"/>
+          <w:szCs w:val="24"/>
+        </w:rPr>
+      </w:pPr>
+      <w:r>
+        <w:rPr>
+          <w:rFonts w:ascii="Times New Roman" w:hAnsi="Times New Roman" w:cs="Times New Roman"/>
+          <w:sz w:val="24"/>
+          <w:szCs w:val="24"/>
+        </w:rPr>
+        <w:t>Tool: draw.io / diagrams.net</w:t>
+      </w:r>
+    </w:p>
+    <w:p>
+      <w:pPr>
+        <w:numPr>
+          <w:ilvl w:val="0"/>
+          <w:numId w:val="14"/>
+        </w:numPr>
+        <w:spacing w:after="0"/>
+        <w:jc w:val="both"/>
+        <w:rPr>
+          <w:rFonts w:ascii="Times New Roman" w:hAnsi="Times New Roman" w:cs="Times New Roman"/>
+          <w:sz w:val="24"/>
+          <w:szCs w:val="24"/>
+        </w:rPr>
+      </w:pPr>
+      <w:r>
+        <w:rPr>
+          <w:rFonts w:ascii="Times New Roman" w:hAnsi="Times New Roman" w:cs="Times New Roman"/>
+          <w:sz w:val="24"/>
+          <w:szCs w:val="24"/>
+        </w:rPr>
+        <w:t>Firewall rule table</w:t>
+      </w:r>
+    </w:p>
+    <w:p>
+      <w:pPr>
+        <w:numPr>
+          <w:ilvl w:val="0"/>
+          <w:numId w:val="14"/>
+        </w:numPr>
+        <w:spacing w:after="0"/>
+        <w:jc w:val="both"/>
+        <w:rPr>
+          <w:rFonts w:ascii="Times New Roman" w:hAnsi="Times New Roman" w:cs="Times New Roman"/>
+          <w:sz w:val="24"/>
+          <w:szCs w:val="24"/>
+        </w:rPr>
+      </w:pPr>
+      <w:r>
+        <w:rPr>
+          <w:rFonts w:ascii="Times New Roman" w:hAnsi="Times New Roman" w:cs="Times New Roman"/>
+          <w:sz w:val="24"/>
+          <w:szCs w:val="24"/>
+        </w:rPr>
+        <w:t>Basic network topology components</w:t>
+      </w:r>
+    </w:p>
+    <w:p>
+      <w:pPr>
+        <w:spacing w:after="0"/>
+        <w:ind w:left="720"/>
+        <w:jc w:val="both"/>
+        <w:rPr>
+          <w:rFonts w:ascii="Times New Roman" w:hAnsi="Times New Roman" w:cs="Times New Roman"/>
+          <w:sz w:val="24"/>
+          <w:szCs w:val="24"/>
+        </w:rPr>
+      </w:pPr>
+    </w:p>
+    <w:p>
+      <w:pPr>
+        <w:jc w:val="both"/>
+        <w:rPr>
+          <w:rFonts w:ascii="Times New Roman" w:hAnsi="Times New Roman" w:cs="Times New Roman"/>
+          <w:b/>
+          <w:bCs/>
+        </w:rPr>
+      </w:pPr>
+      <w:r>
+        <w:rPr>
+          <w:rFonts w:ascii="Times New Roman" w:hAnsi="Times New Roman" w:cs="Times New Roman"/>
+          <w:b/>
+          <w:bCs/>
+        </w:rPr>
+        <w:t>Network Scheme</w:t>
+      </w:r>
+    </w:p>
+    <w:tbl>
+      <w:tblPr>
+        <w:tblStyle w:val="TableGrid"/>
+        <w:tblW w:w="0" w:type="auto"/>
+        <w:tblLook w:val="04A0" w:firstRow="1" w:lastRow="0" w:firstColumn="1" w:lastColumn="0" w:noHBand="0" w:noVBand="1"/>
+      </w:tblPr>
+      <w:tblGrid>
+        <w:gridCol w:w="2405"/>
+        <w:gridCol w:w="2693"/>
+      </w:tblGrid>
+      <w:tr>
+        <w:tc>
+          <w:tcPr>
+            <w:tcW w:w="2405" w:type="dxa"/>
+          </w:tcPr>
+          <w:p>
+            <w:pPr>
+              <w:jc w:val="both"/>
+              <w:rPr>
+                <w:rFonts w:ascii="Times New Roman" w:hAnsi="Times New Roman" w:cs="Times New Roman"/>
+                <w:b/>
+                <w:bCs/>
+                <w:sz w:val="24"/>
+                <w:szCs w:val="24"/>
+              </w:rPr>
+            </w:pPr>
+            <w:r>
+              <w:rPr>
+                <w:rStyle w:val="HTMLCode"/>
+                <w:rFonts w:ascii="Times New Roman" w:eastAsiaTheme="minorHAnsi" w:hAnsi="Times New Roman" w:cs="Times New Roman"/>
+                <w:b/>
+                <w:bCs/>
+              </w:rPr>
+              <w:t>Network / Device</w:t>
+            </w:r>
+          </w:p>
+        </w:tc>
+        <w:tc>
+          <w:tcPr>
+            <w:tcW w:w="2693" w:type="dxa"/>
+          </w:tcPr>
+          <w:p>
+            <w:pPr>
+              <w:jc w:val="both"/>
+              <w:rPr>
+                <w:rFonts w:ascii="Times New Roman" w:hAnsi="Times New Roman" w:cs="Times New Roman"/>
+                <w:b/>
+                <w:bCs/>
+                <w:sz w:val="24"/>
+                <w:szCs w:val="24"/>
+              </w:rPr>
+            </w:pPr>
+            <w:r>
+              <w:rPr>
+                <w:rStyle w:val="HTMLCode"/>
+                <w:rFonts w:ascii="Times New Roman" w:eastAsiaTheme="minorHAnsi" w:hAnsi="Times New Roman" w:cs="Times New Roman"/>
+                <w:b/>
+                <w:bCs/>
+              </w:rPr>
+              <w:t>IP Address</w:t>
+            </w:r>
+          </w:p>
+        </w:tc>
+      </w:tr>
+      <w:tr>
+        <w:tc>
+          <w:tcPr>
+            <w:tcW w:w="2405" w:type="dxa"/>
+          </w:tcPr>
+          <w:p>
+            <w:pPr>
+              <w:jc w:val="both"/>
+              <w:rPr>
+                <w:rFonts w:ascii="Times New Roman" w:hAnsi="Times New Roman" w:cs="Times New Roman"/>
+                <w:sz w:val="24"/>
+                <w:szCs w:val="24"/>
+              </w:rPr>
+            </w:pPr>
+            <w:r>
+              <w:rPr>
+                <w:rStyle w:val="HTMLCode"/>
+                <w:rFonts w:ascii="Times New Roman" w:eastAsiaTheme="minorHAnsi" w:hAnsi="Times New Roman" w:cs="Times New Roman"/>
+              </w:rPr>
+              <w:t>External Network</w:t>
+            </w:r>
+          </w:p>
+        </w:tc>
+        <w:tc>
+          <w:tcPr>
+            <w:tcW w:w="2693" w:type="dxa"/>
+          </w:tcPr>
+          <w:p>
+            <w:pPr>
+              <w:jc w:val="both"/>
+              <w:rPr>
+                <w:rFonts w:ascii="Times New Roman" w:hAnsi="Times New Roman" w:cs="Times New Roman"/>
+                <w:sz w:val="24"/>
+                <w:szCs w:val="24"/>
+              </w:rPr>
+            </w:pPr>
+            <w:r>
+              <w:rPr>
+                <w:rStyle w:val="HTMLCode"/>
+                <w:rFonts w:ascii="Times New Roman" w:eastAsiaTheme="minorHAnsi" w:hAnsi="Times New Roman" w:cs="Times New Roman"/>
+              </w:rPr>
+              <w:t>203.0.113.0/24</w:t>
+            </w:r>
+          </w:p>
+        </w:tc>
+      </w:tr>
+      <w:tr>
+        <w:tc>
+          <w:tcPr>
+            <w:tcW w:w="2405" w:type="dxa"/>
+          </w:tcPr>
+          <w:p>
+            <w:pPr>
+              <w:jc w:val="both"/>
+              <w:rPr>
+                <w:rFonts w:ascii="Times New Roman" w:hAnsi="Times New Roman" w:cs="Times New Roman"/>
+                <w:sz w:val="24"/>
+                <w:szCs w:val="24"/>
+              </w:rPr>
+            </w:pPr>
+            <w:r>
+              <w:rPr>
+                <w:rStyle w:val="HTMLCode"/>
+                <w:rFonts w:ascii="Times New Roman" w:eastAsiaTheme="minorHAnsi" w:hAnsi="Times New Roman" w:cs="Times New Roman"/>
+              </w:rPr>
+              <w:t>Gateway</w:t>
+            </w:r>
+          </w:p>
+        </w:tc>
+        <w:tc>
+          <w:tcPr>
+            <w:tcW w:w="2693" w:type="dxa"/>
+          </w:tcPr>
+          <w:p>
+            <w:pPr>
+              <w:jc w:val="both"/>
+              <w:rPr>
+                <w:rFonts w:ascii="Times New Roman" w:hAnsi="Times New Roman" w:cs="Times New Roman"/>
+                <w:sz w:val="24"/>
+                <w:szCs w:val="24"/>
+              </w:rPr>
+            </w:pPr>
+            <w:r>
+              <w:rPr>
+                <w:rStyle w:val="HTMLCode"/>
+                <w:rFonts w:ascii="Times New Roman" w:eastAsiaTheme="minorHAnsi" w:hAnsi="Times New Roman" w:cs="Times New Roman"/>
+              </w:rPr>
+              <w:t>203.0.113.1</w:t>
+            </w:r>
+          </w:p>
+        </w:tc>
+      </w:tr>
+      <w:tr>
+        <w:tc>
+          <w:tcPr>
+            <w:tcW w:w="2405" w:type="dxa"/>
+          </w:tcPr>
+          <w:p>
+            <w:pPr>
+              <w:jc w:val="both"/>
+              <w:rPr>
+                <w:rFonts w:ascii="Times New Roman" w:hAnsi="Times New Roman" w:cs="Times New Roman"/>
+                <w:sz w:val="24"/>
+                <w:szCs w:val="24"/>
+              </w:rPr>
+            </w:pPr>
+            <w:r>
+              <w:rPr>
+                <w:rStyle w:val="HTMLCode"/>
+                <w:rFonts w:ascii="Times New Roman" w:eastAsiaTheme="minorHAnsi" w:hAnsi="Times New Roman" w:cs="Times New Roman"/>
+              </w:rPr>
+              <w:t>Firewall WAN</w:t>
+            </w:r>
+          </w:p>
+        </w:tc>
+        <w:tc>
+          <w:tcPr>
+            <w:tcW w:w="2693" w:type="dxa"/>
+          </w:tcPr>
+          <w:p>
+            <w:pPr>
+              <w:jc w:val="both"/>
+              <w:rPr>
+                <w:rFonts w:ascii="Times New Roman" w:hAnsi="Times New Roman" w:cs="Times New Roman"/>
+                <w:sz w:val="24"/>
+                <w:szCs w:val="24"/>
+              </w:rPr>
+            </w:pPr>
+            <w:r>
+              <w:rPr>
+                <w:rStyle w:val="HTMLCode"/>
+                <w:rFonts w:ascii="Times New Roman" w:eastAsiaTheme="minorHAnsi" w:hAnsi="Times New Roman" w:cs="Times New Roman"/>
+              </w:rPr>
+              <w:t>203.0.113.2</w:t>
+            </w:r>
+          </w:p>
+        </w:tc>
+      </w:tr>
+      <w:tr>
+        <w:tc>
+          <w:tcPr>
+            <w:tcW w:w="2405" w:type="dxa"/>
+          </w:tcPr>
+          <w:p>
+            <w:pPr>
+              <w:jc w:val="both"/>
+              <w:rPr>
+                <w:rFonts w:ascii="Times New Roman" w:hAnsi="Times New Roman" w:cs="Times New Roman"/>
+                <w:sz w:val="24"/>
+                <w:szCs w:val="24"/>
+              </w:rPr>
+            </w:pPr>
+            <w:r>
+              <w:rPr>
+                <w:rStyle w:val="HTMLCode"/>
+                <w:rFonts w:ascii="Times New Roman" w:eastAsiaTheme="minorHAnsi" w:hAnsi="Times New Roman" w:cs="Times New Roman"/>
+              </w:rPr>
+              <w:t>DMZ Network</w:t>
+            </w:r>
+          </w:p>
+        </w:tc>
+        <w:tc>
+          <w:tcPr>
+            <w:tcW w:w="2693" w:type="dxa"/>
+          </w:tcPr>
+          <w:p>
+            <w:pPr>
+              <w:jc w:val="both"/>
+              <w:rPr>
+                <w:rFonts w:ascii="Times New Roman" w:hAnsi="Times New Roman" w:cs="Times New Roman"/>
+                <w:sz w:val="24"/>
+                <w:szCs w:val="24"/>
+              </w:rPr>
+            </w:pPr>
+            <w:r>
+              <w:rPr>
+                <w:rStyle w:val="HTMLCode"/>
+                <w:rFonts w:ascii="Times New Roman" w:eastAsiaTheme="minorHAnsi" w:hAnsi="Times New Roman" w:cs="Times New Roman"/>
+              </w:rPr>
+              <w:t>192.168.20.0/24</w:t>
+            </w:r>
+          </w:p>
+        </w:tc>
+      </w:tr>
+      <w:tr>
+        <w:tc>
+          <w:tcPr>
+            <w:tcW w:w="2405" w:type="dxa"/>
+          </w:tcPr>
+          <w:p>
+            <w:pPr>
+              <w:jc w:val="both"/>
+              <w:rPr>
+                <w:rFonts w:ascii="Times New Roman" w:hAnsi="Times New Roman" w:cs="Times New Roman"/>
+                <w:sz w:val="24"/>
+                <w:szCs w:val="24"/>
+              </w:rPr>
+            </w:pPr>
+            <w:r>
+              <w:rPr>
+                <w:rStyle w:val="HTMLCode"/>
+                <w:rFonts w:ascii="Times New Roman" w:eastAsiaTheme="minorHAnsi" w:hAnsi="Times New Roman" w:cs="Times New Roman"/>
+              </w:rPr>
+              <w:t>Web Server</w:t>
+            </w:r>
+          </w:p>
+        </w:tc>
+        <w:tc>
+          <w:tcPr>
+            <w:tcW w:w="2693" w:type="dxa"/>
+          </w:tcPr>
+          <w:p>
+            <w:pPr>
+              <w:jc w:val="both"/>
+              <w:rPr>
+                <w:rFonts w:ascii="Times New Roman" w:hAnsi="Times New Roman" w:cs="Times New Roman"/>
+                <w:sz w:val="24"/>
+                <w:szCs w:val="24"/>
+              </w:rPr>
+            </w:pPr>
+            <w:r>
+              <w:rPr>
+                <w:rStyle w:val="HTMLCode"/>
+                <w:rFonts w:ascii="Times New Roman" w:eastAsiaTheme="minorHAnsi" w:hAnsi="Times New Roman" w:cs="Times New Roman"/>
+              </w:rPr>
+              <w:t>192.168.20.10</w:t>
+            </w:r>
+          </w:p>
+        </w:tc>
+      </w:tr>
+      <w:tr>
+        <w:tc>
+          <w:tcPr>
+            <w:tcW w:w="2405" w:type="dxa"/>
+          </w:tcPr>
+          <w:p>
+            <w:pPr>
+              <w:jc w:val="both"/>
+              <w:rPr>
+                <w:rFonts w:ascii="Times New Roman" w:hAnsi="Times New Roman" w:cs="Times New Roman"/>
+                <w:sz w:val="24"/>
+                <w:szCs w:val="24"/>
+              </w:rPr>
+            </w:pPr>
+            <w:r>
+              <w:rPr>
+                <w:rStyle w:val="HTMLCode"/>
+                <w:rFonts w:ascii="Times New Roman" w:eastAsiaTheme="minorHAnsi" w:hAnsi="Times New Roman" w:cs="Times New Roman"/>
+              </w:rPr>
+              <w:t>Internal LAN</w:t>
+            </w:r>
+          </w:p>
+        </w:tc>
+        <w:tc>
+          <w:tcPr>
+            <w:tcW w:w="2693" w:type="dxa"/>
+          </w:tcPr>
+          <w:p>
+            <w:pPr>
+              <w:jc w:val="both"/>
+              <w:rPr>
+                <w:rFonts w:ascii="Times New Roman" w:hAnsi="Times New Roman" w:cs="Times New Roman"/>
+                <w:sz w:val="24"/>
+                <w:szCs w:val="24"/>
+              </w:rPr>
+            </w:pPr>
+            <w:r>
+              <w:rPr>
+                <w:rStyle w:val="HTMLCode"/>
+                <w:rFonts w:ascii="Times New Roman" w:eastAsiaTheme="minorHAnsi" w:hAnsi="Times New Roman" w:cs="Times New Roman"/>
+              </w:rPr>
+              <w:t>192.168.10.0/24</w:t>
+            </w:r>
+          </w:p>
+        </w:tc>
+      </w:tr>
+      <w:tr>
+        <w:tc>
+          <w:tcPr>
+            <w:tcW w:w="2405" w:type="dxa"/>
+          </w:tcPr>
+          <w:p>
+            <w:pPr>
+              <w:jc w:val="both"/>
+              <w:rPr>
+                <w:rFonts w:ascii="Times New Roman" w:hAnsi="Times New Roman" w:cs="Times New Roman"/>
+                <w:sz w:val="24"/>
+                <w:szCs w:val="24"/>
+              </w:rPr>
+            </w:pPr>
+            <w:r>
+              <w:rPr>
+                <w:rStyle w:val="HTMLCode"/>
+                <w:rFonts w:ascii="Times New Roman" w:eastAsiaTheme="minorHAnsi" w:hAnsi="Times New Roman" w:cs="Times New Roman"/>
+              </w:rPr>
+              <w:t>File Server</w:t>
+            </w:r>
+          </w:p>
+        </w:tc>
+        <w:tc>
+          <w:tcPr>
+            <w:tcW w:w="2693" w:type="dxa"/>
+          </w:tcPr>
+          <w:p>
+            <w:pPr>
+              <w:jc w:val="both"/>
+              <w:rPr>
+                <w:rFonts w:ascii="Times New Roman" w:hAnsi="Times New Roman" w:cs="Times New Roman"/>
+                <w:sz w:val="24"/>
+                <w:szCs w:val="24"/>
+              </w:rPr>
+            </w:pPr>
+            <w:r>
+              <w:rPr>
+                <w:rStyle w:val="HTMLCode"/>
+                <w:rFonts w:ascii="Times New Roman" w:eastAsiaTheme="minorHAnsi" w:hAnsi="Times New Roman" w:cs="Times New Roman"/>
+              </w:rPr>
+              <w:t>192.168.10.20</w:t>
+            </w:r>
+          </w:p>
+        </w:tc>
+      </w:tr>
+      <w:tr>
+        <w:tc>
+          <w:tcPr>
+            <w:tcW w:w="2405" w:type="dxa"/>
+          </w:tcPr>
+          <w:p>
+            <w:pPr>
+              <w:jc w:val="both"/>
+              <w:rPr>
+                <w:rFonts w:ascii="Times New Roman" w:hAnsi="Times New Roman" w:cs="Times New Roman"/>
+                <w:sz w:val="24"/>
+                <w:szCs w:val="24"/>
+              </w:rPr>
+            </w:pPr>
+            <w:r>
+              <w:rPr>
+                <w:rStyle w:val="HTMLCode"/>
+                <w:rFonts w:ascii="Times New Roman" w:eastAsiaTheme="minorHAnsi" w:hAnsi="Times New Roman" w:cs="Times New Roman"/>
+              </w:rPr>
+              <w:t>DNS Server</w:t>
+            </w:r>
+          </w:p>
+        </w:tc>
+        <w:tc>
+          <w:tcPr>
+            <w:tcW w:w="2693" w:type="dxa"/>
+          </w:tcPr>
+          <w:p>
+            <w:pPr>
+              <w:jc w:val="both"/>
+              <w:rPr>
+                <w:rFonts w:ascii="Times New Roman" w:hAnsi="Times New Roman" w:cs="Times New Roman"/>
+                <w:sz w:val="24"/>
+                <w:szCs w:val="24"/>
+              </w:rPr>
+            </w:pPr>
+            <w:r>
+              <w:rPr>
+                <w:rStyle w:val="HTMLCode"/>
+                <w:rFonts w:ascii="Times New Roman" w:eastAsiaTheme="minorHAnsi" w:hAnsi="Times New Roman" w:cs="Times New Roman"/>
+              </w:rPr>
+              <w:t>192.168.10.30</w:t>
+            </w:r>
+          </w:p>
+        </w:tc>
+      </w:tr>
+      <w:tr>
+        <w:tc>
+          <w:tcPr>
+            <w:tcW w:w="2405" w:type="dxa"/>
+          </w:tcPr>
+          <w:p>
+            <w:pPr>
+              <w:jc w:val="both"/>
+              <w:rPr>
+                <w:rFonts w:ascii="Times New Roman" w:hAnsi="Times New Roman" w:cs="Times New Roman"/>
+                <w:sz w:val="24"/>
+                <w:szCs w:val="24"/>
+              </w:rPr>
+            </w:pPr>
+            <w:r>
+              <w:rPr>
+                <w:rStyle w:val="HTMLCode"/>
+                <w:rFonts w:ascii="Times New Roman" w:eastAsiaTheme="minorHAnsi" w:hAnsi="Times New Roman" w:cs="Times New Roman"/>
+              </w:rPr>
+              <w:t>Workstations</w:t>
+            </w:r>
+          </w:p>
+        </w:tc>
+        <w:tc>
+          <w:tcPr>
+            <w:tcW w:w="2693" w:type="dxa"/>
+          </w:tcPr>
+          <w:p>
+            <w:pPr>
+              <w:jc w:val="both"/>
+              <w:rPr>
+                <w:rFonts w:ascii="Times New Roman" w:hAnsi="Times New Roman" w:cs="Times New Roman"/>
+                <w:sz w:val="24"/>
+                <w:szCs w:val="24"/>
+              </w:rPr>
+            </w:pPr>
+            <w:r>
+              <w:rPr>
+                <w:rStyle w:val="HTMLCode"/>
+                <w:rFonts w:ascii="Times New Roman" w:eastAsiaTheme="minorHAnsi" w:hAnsi="Times New Roman" w:cs="Times New Roman"/>
+              </w:rPr>
+              <w:t>192.168.10.100 – 200</w:t>
+            </w:r>
+          </w:p>
+        </w:tc>
+      </w:tr>
+      <w:tr>
+        <w:tc>
+          <w:tcPr>
+            <w:tcW w:w="2405" w:type="dxa"/>
+          </w:tcPr>
+          <w:p>
+            <w:pPr>
+              <w:jc w:val="both"/>
+              <w:rPr>
+                <w:rFonts w:ascii="Times New Roman" w:hAnsi="Times New Roman" w:cs="Times New Roman"/>
+                <w:sz w:val="24"/>
+                <w:szCs w:val="24"/>
+              </w:rPr>
+            </w:pPr>
+            <w:r>
+              <w:rPr>
+                <w:rStyle w:val="HTMLCode"/>
+                <w:rFonts w:ascii="Times New Roman" w:eastAsiaTheme="minorHAnsi" w:hAnsi="Times New Roman" w:cs="Times New Roman"/>
+              </w:rPr>
+              <w:t>Firewall LAN</w:t>
+            </w:r>
+          </w:p>
+        </w:tc>
+        <w:tc>
+          <w:tcPr>
+            <w:tcW w:w="2693" w:type="dxa"/>
+          </w:tcPr>
+          <w:p>
+            <w:pPr>
+              <w:jc w:val="both"/>
+              <w:rPr>
+                <w:rFonts w:ascii="Times New Roman" w:hAnsi="Times New Roman" w:cs="Times New Roman"/>
+                <w:sz w:val="24"/>
+                <w:szCs w:val="24"/>
+              </w:rPr>
+            </w:pPr>
+            <w:r>
+              <w:rPr>
+                <w:rStyle w:val="HTMLCode"/>
+                <w:rFonts w:ascii="Times New Roman" w:eastAsiaTheme="minorHAnsi" w:hAnsi="Times New Roman" w:cs="Times New Roman"/>
+              </w:rPr>
+              <w:t>192.168.10.1</w:t>
+            </w:r>
+          </w:p>
+        </w:tc>
+      </w:tr>
+    </w:tbl>
+    <w:p>
+      <w:pPr>
+        <w:jc w:val="both"/>
+        <w:rPr>
+          <w:rFonts w:ascii="Times New Roman" w:hAnsi="Times New Roman" w:cs="Times New Roman"/>
+          <w:b/>
+          <w:bCs/>
+          <w:sz w:val="8"/>
+          <w:szCs w:val="8"/>
+        </w:rPr>
+      </w:pPr>
+    </w:p>
+    <w:p>
+      <w:pPr>
+        <w:jc w:val="both"/>
+        <w:rPr>
+          <w:rFonts w:ascii="Times New Roman" w:hAnsi="Times New Roman" w:cs="Times New Roman"/>
+          <w:b/>
+          <w:bCs/>
+        </w:rPr>
+      </w:pPr>
+      <w:r>
+        <w:rPr>
+          <w:rFonts w:ascii="Times New Roman" w:hAnsi="Times New Roman" w:cs="Times New Roman"/>
+          <w:b/>
+          <w:bCs/>
+        </w:rPr>
+        <w:t>Misconfigured Firewall Rules</w:t>
+      </w:r>
+    </w:p>
+    <w:tbl>
+      <w:tblPr>
+        <w:tblStyle w:val="TableGrid"/>
+        <w:tblW w:w="0" w:type="auto"/>
+        <w:tblLook w:val="04A0" w:firstRow="1" w:lastRow="0" w:firstColumn="1" w:lastColumn="0" w:noHBand="0" w:noVBand="1"/>
+      </w:tblPr>
+      <w:tblGrid>
+        <w:gridCol w:w="1870"/>
+        <w:gridCol w:w="1870"/>
+        <w:gridCol w:w="1870"/>
+        <w:gridCol w:w="1870"/>
+        <w:gridCol w:w="1870"/>
+      </w:tblGrid>
+      <w:tr>
+        <w:tc>
+          <w:tcPr>
+            <w:tcW w:w="1870" w:type="dxa"/>
+          </w:tcPr>
+          <w:p>
+            <w:pPr>
+              <w:jc w:val="both"/>
+              <w:rPr>
+                <w:rFonts w:ascii="Times New Roman" w:hAnsi="Times New Roman" w:cs="Times New Roman"/>
+                <w:b/>
+                <w:bCs/>
+              </w:rPr>
+            </w:pPr>
+            <w:r>
+              <w:rPr>
+                <w:rStyle w:val="HTMLCode"/>
+                <w:rFonts w:ascii="Times New Roman" w:eastAsiaTheme="minorHAnsi" w:hAnsi="Times New Roman" w:cs="Times New Roman"/>
+              </w:rPr>
+              <w:t>Action</w:t>
+            </w:r>
+          </w:p>
+        </w:tc>
+        <w:tc>
+          <w:tcPr>
+            <w:tcW w:w="1870" w:type="dxa"/>
+          </w:tcPr>
+          <w:p>
+            <w:pPr>
+              <w:jc w:val="both"/>
+              <w:rPr>
+                <w:rFonts w:ascii="Times New Roman" w:hAnsi="Times New Roman" w:cs="Times New Roman"/>
+                <w:b/>
+                <w:bCs/>
+              </w:rPr>
+            </w:pPr>
+            <w:r>
+              <w:rPr>
+                <w:rStyle w:val="HTMLCode"/>
+                <w:rFonts w:ascii="Times New Roman" w:eastAsiaTheme="minorHAnsi" w:hAnsi="Times New Roman" w:cs="Times New Roman"/>
+              </w:rPr>
+              <w:t>Protocol</w:t>
+            </w:r>
+          </w:p>
+        </w:tc>
+        <w:tc>
+          <w:tcPr>
+            <w:tcW w:w="1870" w:type="dxa"/>
+          </w:tcPr>
+          <w:p>
+            <w:pPr>
+              <w:jc w:val="both"/>
+              <w:rPr>
+                <w:rFonts w:ascii="Times New Roman" w:hAnsi="Times New Roman" w:cs="Times New Roman"/>
+                <w:b/>
+                <w:bCs/>
+              </w:rPr>
+            </w:pPr>
+            <w:r>
+              <w:rPr>
+                <w:rStyle w:val="HTMLCode"/>
+                <w:rFonts w:ascii="Times New Roman" w:eastAsiaTheme="minorHAnsi" w:hAnsi="Times New Roman" w:cs="Times New Roman"/>
+              </w:rPr>
+              <w:t>Source IP</w:t>
+            </w:r>
+          </w:p>
+        </w:tc>
+        <w:tc>
+          <w:tcPr>
+            <w:tcW w:w="1870" w:type="dxa"/>
+          </w:tcPr>
+          <w:p>
+            <w:pPr>
+              <w:jc w:val="both"/>
+              <w:rPr>
+                <w:rFonts w:ascii="Times New Roman" w:hAnsi="Times New Roman" w:cs="Times New Roman"/>
+                <w:b/>
+                <w:bCs/>
+              </w:rPr>
+            </w:pPr>
+            <w:r>
+              <w:rPr>
+                <w:rStyle w:val="HTMLCode"/>
+                <w:rFonts w:ascii="Times New Roman" w:eastAsiaTheme="minorHAnsi" w:hAnsi="Times New Roman" w:cs="Times New Roman"/>
+              </w:rPr>
+              <w:t>Destination IP</w:t>
+            </w:r>
+          </w:p>
+        </w:tc>
+        <w:tc>
+          <w:tcPr>
+            <w:tcW w:w="1870" w:type="dxa"/>
+          </w:tcPr>
+          <w:p>
+            <w:pPr>
+              <w:jc w:val="both"/>
+              <w:rPr>
+                <w:rFonts w:ascii="Times New Roman" w:hAnsi="Times New Roman" w:cs="Times New Roman"/>
+                <w:b/>
+                <w:bCs/>
+              </w:rPr>
+            </w:pPr>
+            <w:r>
+              <w:rPr>
+                <w:rStyle w:val="HTMLCode"/>
+                <w:rFonts w:ascii="Times New Roman" w:eastAsiaTheme="minorHAnsi" w:hAnsi="Times New Roman" w:cs="Times New Roman"/>
+              </w:rPr>
+              <w:t>Port</w:t>
+            </w:r>
+          </w:p>
+        </w:tc>
+      </w:tr>
+      <w:tr>
+        <w:tc>
+          <w:tcPr>
+            <w:tcW w:w="1870" w:type="dxa"/>
+          </w:tcPr>
+          <w:p>
+            <w:pPr>
+              <w:jc w:val="both"/>
+              <w:rPr>
+                <w:rFonts w:ascii="Times New Roman" w:hAnsi="Times New Roman" w:cs="Times New Roman"/>
+                <w:b/>
+                <w:bCs/>
+              </w:rPr>
+            </w:pPr>
+            <w:r>
+              <w:rPr>
+                <w:rStyle w:val="HTMLCode"/>
+                <w:rFonts w:ascii="Times New Roman" w:eastAsiaTheme="minorHAnsi" w:hAnsi="Times New Roman" w:cs="Times New Roman"/>
+              </w:rPr>
+              <w:t>DENY</w:t>
+            </w:r>
+          </w:p>
+        </w:tc>
+        <w:tc>
+          <w:tcPr>
+            <w:tcW w:w="1870" w:type="dxa"/>
+          </w:tcPr>
+          <w:p>
+            <w:pPr>
+              <w:jc w:val="both"/>
+              <w:rPr>
+                <w:rFonts w:ascii="Times New Roman" w:hAnsi="Times New Roman" w:cs="Times New Roman"/>
+                <w:b/>
+                <w:bCs/>
+              </w:rPr>
+            </w:pPr>
+            <w:r>
+              <w:rPr>
+                <w:rStyle w:val="HTMLCode"/>
+                <w:rFonts w:ascii="Times New Roman" w:eastAsiaTheme="minorHAnsi" w:hAnsi="Times New Roman" w:cs="Times New Roman"/>
+              </w:rPr>
+              <w:t>HTTPS</w:t>
+            </w:r>
+          </w:p>
+        </w:tc>
+        <w:tc>
+          <w:tcPr>
+            <w:tcW w:w="1870" w:type="dxa"/>
+          </w:tcPr>
+          <w:p>
+            <w:pPr>
+              <w:jc w:val="both"/>
+              <w:rPr>
+                <w:rFonts w:ascii="Times New Roman" w:hAnsi="Times New Roman" w:cs="Times New Roman"/>
+                <w:b/>
+                <w:bCs/>
+              </w:rPr>
+            </w:pPr>
+            <w:r>
+              <w:rPr>
+                <w:rStyle w:val="HTMLCode"/>
+                <w:rFonts w:ascii="Times New Roman" w:eastAsiaTheme="minorHAnsi" w:hAnsi="Times New Roman" w:cs="Times New Roman"/>
+              </w:rPr>
+              <w:t>Any</w:t>
+            </w:r>
+          </w:p>
+        </w:tc>
+        <w:tc>
+          <w:tcPr>
+            <w:tcW w:w="1870" w:type="dxa"/>
+          </w:tcPr>
+          <w:p>
+            <w:pPr>
+              <w:jc w:val="both"/>
+              <w:rPr>
+                <w:rFonts w:ascii="Times New Roman" w:hAnsi="Times New Roman" w:cs="Times New Roman"/>
+                <w:b/>
+                <w:bCs/>
+              </w:rPr>
+            </w:pPr>
+            <w:r>
+              <w:rPr>
+                <w:rStyle w:val="HTMLCode"/>
+                <w:rFonts w:ascii="Times New Roman" w:eastAsiaTheme="minorHAnsi" w:hAnsi="Times New Roman" w:cs="Times New Roman"/>
+              </w:rPr>
+              <w:t>192.168.20.0/24</w:t>
+            </w:r>
+          </w:p>
+        </w:tc>
+        <w:tc>
+          <w:tcPr>
+            <w:tcW w:w="1870" w:type="dxa"/>
+          </w:tcPr>
+          <w:p>
+            <w:pPr>
+              <w:jc w:val="both"/>
+              <w:rPr>
+                <w:rFonts w:ascii="Times New Roman" w:hAnsi="Times New Roman" w:cs="Times New Roman"/>
+                <w:b/>
+                <w:bCs/>
+              </w:rPr>
+            </w:pPr>
+            <w:r>
+              <w:rPr>
+                <w:rStyle w:val="HTMLCode"/>
+                <w:rFonts w:ascii="Times New Roman" w:eastAsiaTheme="minorHAnsi" w:hAnsi="Times New Roman" w:cs="Times New Roman"/>
+              </w:rPr>
+              <w:t>443</w:t>
+            </w:r>
+          </w:p>
+        </w:tc>
+      </w:tr>
+      <w:tr>
+        <w:tc>
+          <w:tcPr>
+            <w:tcW w:w="1870" w:type="dxa"/>
+          </w:tcPr>
+          <w:p>
+            <w:pPr>
+              <w:jc w:val="both"/>
+              <w:rPr>
+                <w:rFonts w:ascii="Times New Roman" w:hAnsi="Times New Roman" w:cs="Times New Roman"/>
+                <w:b/>
+                <w:bCs/>
+              </w:rPr>
+            </w:pPr>
+            <w:r>
+              <w:rPr>
+                <w:rStyle w:val="HTMLCode"/>
+                <w:rFonts w:ascii="Times New Roman" w:eastAsiaTheme="minorHAnsi" w:hAnsi="Times New Roman" w:cs="Times New Roman"/>
+              </w:rPr>
+              <w:t>ALLOW</w:t>
+            </w:r>
+          </w:p>
+        </w:tc>
+        <w:tc>
+          <w:tcPr>
+            <w:tcW w:w="1870" w:type="dxa"/>
+          </w:tcPr>
+          <w:p>
+            <w:pPr>
+              <w:jc w:val="both"/>
+              <w:rPr>
+                <w:rFonts w:ascii="Times New Roman" w:hAnsi="Times New Roman" w:cs="Times New Roman"/>
+                <w:b/>
+                <w:bCs/>
+              </w:rPr>
+            </w:pPr>
+            <w:r>
+              <w:rPr>
+                <w:rStyle w:val="HTMLCode"/>
+                <w:rFonts w:ascii="Times New Roman" w:eastAsiaTheme="minorHAnsi" w:hAnsi="Times New Roman" w:cs="Times New Roman"/>
+              </w:rPr>
+              <w:t>FTP</w:t>
+            </w:r>
+          </w:p>
+        </w:tc>
+        <w:tc>
+          <w:tcPr>
+            <w:tcW w:w="1870" w:type="dxa"/>
+          </w:tcPr>
+          <w:p>
+            <w:pPr>
+              <w:jc w:val="both"/>
+              <w:rPr>
+                <w:rFonts w:ascii="Times New Roman" w:hAnsi="Times New Roman" w:cs="Times New Roman"/>
+                <w:b/>
+                <w:bCs/>
+              </w:rPr>
+            </w:pPr>
+            <w:r>
+              <w:rPr>
+                <w:rStyle w:val="HTMLCode"/>
+                <w:rFonts w:ascii="Times New Roman" w:eastAsiaTheme="minorHAnsi" w:hAnsi="Times New Roman" w:cs="Times New Roman"/>
+              </w:rPr>
+              <w:t>Any</w:t>
+            </w:r>
+          </w:p>
+        </w:tc>
+        <w:tc>
+          <w:tcPr>
+            <w:tcW w:w="1870" w:type="dxa"/>
+          </w:tcPr>
+          <w:p>
+            <w:pPr>
+              <w:jc w:val="both"/>
+              <w:rPr>
+                <w:rFonts w:ascii="Times New Roman" w:hAnsi="Times New Roman" w:cs="Times New Roman"/>
+                <w:b/>
+                <w:bCs/>
+              </w:rPr>
+            </w:pPr>
+            <w:r>
+              <w:rPr>
+                <w:rStyle w:val="HTMLCode"/>
+                <w:rFonts w:ascii="Times New Roman" w:eastAsiaTheme="minorHAnsi" w:hAnsi="Times New Roman" w:cs="Times New Roman"/>
+              </w:rPr>
+              <w:t>192.168.10.30</w:t>
+            </w:r>
+          </w:p>
+        </w:tc>
+        <w:tc>
+          <w:tcPr>
+            <w:tcW w:w="1870" w:type="dxa"/>
+          </w:tcPr>
+          <w:p>
+            <w:pPr>
+              <w:jc w:val="both"/>
+              <w:rPr>
+                <w:rFonts w:ascii="Times New Roman" w:hAnsi="Times New Roman" w:cs="Times New Roman"/>
+                <w:b/>
+                <w:bCs/>
+              </w:rPr>
+            </w:pPr>
+            <w:r>
+              <w:rPr>
+                <w:rStyle w:val="HTMLCode"/>
+                <w:rFonts w:ascii="Times New Roman" w:eastAsiaTheme="minorHAnsi" w:hAnsi="Times New Roman" w:cs="Times New Roman"/>
+              </w:rPr>
+              <w:t>22</w:t>
+            </w:r>
+          </w:p>
+        </w:tc>
+      </w:tr>
+      <w:tr>
+        <w:tc>
+          <w:tcPr>
+            <w:tcW w:w="1870" w:type="dxa"/>
+          </w:tcPr>
+          <w:p>
+            <w:pPr>
+              <w:jc w:val="both"/>
+              <w:rPr>
+                <w:rFonts w:ascii="Times New Roman" w:hAnsi="Times New Roman" w:cs="Times New Roman"/>
+                <w:b/>
+                <w:bCs/>
+              </w:rPr>
+            </w:pPr>
+            <w:r>
+              <w:rPr>
+                <w:rStyle w:val="HTMLCode"/>
+                <w:rFonts w:ascii="Times New Roman" w:eastAsiaTheme="minorHAnsi" w:hAnsi="Times New Roman" w:cs="Times New Roman"/>
+              </w:rPr>
+              <w:t>ALLOW</w:t>
+            </w:r>
+          </w:p>
+        </w:tc>
+        <w:tc>
+          <w:tcPr>
+            <w:tcW w:w="1870" w:type="dxa"/>
+          </w:tcPr>
+          <w:p>
+            <w:pPr>
+              <w:jc w:val="both"/>
+              <w:rPr>
+                <w:rFonts w:ascii="Times New Roman" w:hAnsi="Times New Roman" w:cs="Times New Roman"/>
+                <w:b/>
+                <w:bCs/>
+              </w:rPr>
+            </w:pPr>
+            <w:r>
+              <w:rPr>
+                <w:rStyle w:val="HTMLCode"/>
+                <w:rFonts w:ascii="Times New Roman" w:eastAsiaTheme="minorHAnsi" w:hAnsi="Times New Roman" w:cs="Times New Roman"/>
+              </w:rPr>
+              <w:t>IP</w:t>
+            </w:r>
+          </w:p>
+        </w:tc>
+        <w:tc>
+          <w:tcPr>
+            <w:tcW w:w="1870" w:type="dxa"/>
+          </w:tcPr>
+          <w:p>
+            <w:pPr>
+              <w:jc w:val="both"/>
+              <w:rPr>
+                <w:rFonts w:ascii="Times New Roman" w:hAnsi="Times New Roman" w:cs="Times New Roman"/>
+                <w:b/>
+                <w:bCs/>
+              </w:rPr>
+            </w:pPr>
+            <w:r>
+              <w:rPr>
+                <w:rStyle w:val="HTMLCode"/>
+                <w:rFonts w:ascii="Times New Roman" w:eastAsiaTheme="minorHAnsi" w:hAnsi="Times New Roman" w:cs="Times New Roman"/>
+              </w:rPr>
+              <w:t>Any</w:t>
+            </w:r>
+          </w:p>
+        </w:tc>
+        <w:tc>
+          <w:tcPr>
+            <w:tcW w:w="1870" w:type="dxa"/>
+          </w:tcPr>
+          <w:p>
+            <w:pPr>
+              <w:jc w:val="both"/>
+              <w:rPr>
+                <w:rFonts w:ascii="Times New Roman" w:hAnsi="Times New Roman" w:cs="Times New Roman"/>
+                <w:b/>
+                <w:bCs/>
+              </w:rPr>
+            </w:pPr>
+            <w:r>
+              <w:rPr>
+                <w:rStyle w:val="HTMLCode"/>
+                <w:rFonts w:ascii="Times New Roman" w:eastAsiaTheme="minorHAnsi" w:hAnsi="Times New Roman" w:cs="Times New Roman"/>
+              </w:rPr>
+              <w:t>Any</w:t>
+            </w:r>
+          </w:p>
+        </w:tc>
+        <w:tc>
+          <w:tcPr>
+            <w:tcW w:w="1870" w:type="dxa"/>
+          </w:tcPr>
+          <w:p>
+            <w:pPr>
+              <w:jc w:val="both"/>
+              <w:rPr>
+                <w:rFonts w:ascii="Times New Roman" w:hAnsi="Times New Roman" w:cs="Times New Roman"/>
+                <w:b/>
+                <w:bCs/>
+              </w:rPr>
+            </w:pPr>
+            <w:r>
+              <w:rPr>
+                <w:rStyle w:val="HTMLCode"/>
+                <w:rFonts w:ascii="Times New Roman" w:eastAsiaTheme="minorHAnsi" w:hAnsi="Times New Roman" w:cs="Times New Roman"/>
+              </w:rPr>
+              <w:t>Any</w:t>
+            </w:r>
+          </w:p>
+        </w:tc>
+      </w:tr>
+    </w:tbl>
+    <w:p>
+      <w:pPr>
+        <w:jc w:val="both"/>
+        <w:rPr>
+          <w:rFonts w:ascii="Times New Roman" w:hAnsi="Times New Roman" w:cs="Times New Roman"/>
+          <w:b/>
+          <w:bCs/>
+          <w:sz w:val="8"/>
+          <w:szCs w:val="8"/>
+        </w:rPr>
+      </w:pPr>
+    </w:p>
+    <w:p>
+      <w:pPr>
+        <w:keepNext/>
+        <w:tabs>
+          <w:tab w:val="left" w:pos="1832"/>
+        </w:tabs>
+        <w:spacing w:after="0"/>
+        <w:rPr>
+          <w:rFonts w:ascii="Times New Roman" w:hAnsi="Times New Roman" w:cs="Times New Roman"/>
+          <w:b/>
+          <w:bCs/>
+        </w:rPr>
+      </w:pPr>
+      <w:r>
+        <w:rPr>
+          <w:rFonts w:ascii="Times New Roman" w:hAnsi="Times New Roman" w:cs="Times New Roman"/>
+          <w:b/>
+          <w:bCs/>
+        </w:rPr>
+        <w:t>Misconfigurations</w:t>
+      </w:r>
+    </w:p>
+    <w:p>
+      <w:pPr>
+        <w:keepNext/>
+        <w:numPr>
+          <w:ilvl w:val="0"/>
+          <w:numId w:val="12"/>
+        </w:numPr>
+        <w:tabs>
+          <w:tab w:val="left" w:pos="1832"/>
+        </w:tabs>
+        <w:spacing w:after="0"/>
+        <w:rPr>
+          <w:rFonts w:ascii="Times New Roman" w:hAnsi="Times New Roman" w:cs="Times New Roman"/>
+        </w:rPr>
+      </w:pPr>
+      <w:r>
+        <w:rPr>
+          <w:rFonts w:ascii="Times New Roman" w:hAnsi="Times New Roman" w:cs="Times New Roman"/>
+          <w:b/>
+          <w:bCs/>
+        </w:rPr>
+        <w:t>HTTPS rule:</w:t>
+      </w:r>
+      <w:r>
+        <w:rPr>
+          <w:rFonts w:ascii="Times New Roman" w:hAnsi="Times New Roman" w:cs="Times New Roman"/>
+        </w:rPr>
+        <w:t xml:space="preserve"> It denies HTTPS traffic to the complete DMZ network instead of allowing it only to the required web server.</w:t>
+      </w:r>
+    </w:p>
+    <w:p>
+      <w:pPr>
+        <w:keepNext/>
+        <w:numPr>
+          <w:ilvl w:val="0"/>
+          <w:numId w:val="12"/>
+        </w:numPr>
+        <w:tabs>
+          <w:tab w:val="left" w:pos="1832"/>
+        </w:tabs>
+        <w:spacing w:after="0"/>
+        <w:rPr>
+          <w:rFonts w:ascii="Times New Roman" w:hAnsi="Times New Roman" w:cs="Times New Roman"/>
+        </w:rPr>
+      </w:pPr>
+      <w:r>
+        <w:rPr>
+          <w:rFonts w:ascii="Times New Roman" w:hAnsi="Times New Roman" w:cs="Times New Roman"/>
+          <w:b/>
+          <w:bCs/>
+        </w:rPr>
+        <w:t>FTP rule:</w:t>
+      </w:r>
+      <w:r>
+        <w:rPr>
+          <w:rFonts w:ascii="Times New Roman" w:hAnsi="Times New Roman" w:cs="Times New Roman"/>
+        </w:rPr>
+        <w:t xml:space="preserve"> It allows FTP traffic to an internal server and uses port 22, which is not the normal FTP port.</w:t>
+      </w:r>
+    </w:p>
+    <w:p>
+      <w:pPr>
+        <w:keepNext/>
+        <w:numPr>
+          <w:ilvl w:val="0"/>
+          <w:numId w:val="12"/>
+        </w:numPr>
+        <w:tabs>
+          <w:tab w:val="left" w:pos="1832"/>
+        </w:tabs>
+        <w:spacing w:after="0"/>
+        <w:rPr>
+          <w:rFonts w:ascii="Times New Roman" w:hAnsi="Times New Roman" w:cs="Times New Roman"/>
+        </w:rPr>
+      </w:pPr>
+      <w:r>
+        <w:rPr>
+          <w:rFonts w:ascii="Times New Roman" w:hAnsi="Times New Roman" w:cs="Times New Roman"/>
+          <w:b/>
+          <w:bCs/>
+        </w:rPr>
+        <w:t xml:space="preserve">ALLOW IP Any </w:t>
+      </w:r>
+      <w:proofErr w:type="spellStart"/>
+      <w:r>
+        <w:rPr>
+          <w:rFonts w:ascii="Times New Roman" w:hAnsi="Times New Roman" w:cs="Times New Roman"/>
+          <w:b/>
+          <w:bCs/>
+        </w:rPr>
+        <w:t>Any</w:t>
+      </w:r>
+      <w:proofErr w:type="spellEnd"/>
+      <w:r>
+        <w:rPr>
+          <w:rFonts w:ascii="Times New Roman" w:hAnsi="Times New Roman" w:cs="Times New Roman"/>
+          <w:b/>
+          <w:bCs/>
         </w:rPr>
         <w:t xml:space="preserve"> </w:t>
       </w:r>
-      <w:r>
-        <w:rPr>
-          <w:rFonts w:ascii="Times New Roman" w:hAnsi="Times New Roman" w:cs="Times New Roman"/>
-          <w:bCs/>
-          <w:sz w:val="24"/>
-          <w:szCs w:val="24"/>
-        </w:rPr>
-        <w:t>4624</w:t>
-      </w:r>
-    </w:p>
-    <w:p>
-      <w:pPr>
-        <w:rPr>
-          <w:rFonts w:ascii="Times New Roman" w:hAnsi="Times New Roman" w:cs="Times New Roman"/>
-          <w:bCs/>
-          <w:sz w:val="24"/>
-          <w:szCs w:val="24"/>
-        </w:rPr>
-      </w:pPr>
-      <w:r>
-        <w:rPr>
-          <w:rFonts w:ascii="Times New Roman" w:hAnsi="Times New Roman" w:cs="Times New Roman"/>
-          <w:bCs/>
-          <w:sz w:val="24"/>
-          <w:szCs w:val="24"/>
-        </w:rPr>
-        <w:t xml:space="preserve">Select the event with </w:t>
-      </w:r>
-      <w:r>
-        <w:rPr>
-          <w:rFonts w:ascii="Times New Roman" w:hAnsi="Times New Roman" w:cs="Times New Roman"/>
-          <w:b/>
-          <w:bCs/>
-          <w:sz w:val="24"/>
-          <w:szCs w:val="24"/>
-        </w:rPr>
-        <w:t>Event ID 4624</w:t>
-      </w:r>
-      <w:r>
-        <w:rPr>
-          <w:rFonts w:ascii="Times New Roman" w:hAnsi="Times New Roman" w:cs="Times New Roman"/>
-          <w:bCs/>
-          <w:sz w:val="24"/>
-          <w:szCs w:val="24"/>
-        </w:rPr>
-        <w:t>.</w:t>
-      </w:r>
-    </w:p>
-    <w:p>
-      <w:pPr>
-        <w:rPr>
-          <w:rFonts w:ascii="Times New Roman" w:hAnsi="Times New Roman" w:cs="Times New Roman"/>
-          <w:bCs/>
-          <w:sz w:val="24"/>
-          <w:szCs w:val="24"/>
-        </w:rPr>
-      </w:pPr>
-      <w:r>
-        <w:rPr>
-          <w:rFonts w:ascii="Times New Roman" w:hAnsi="Times New Roman" w:cs="Times New Roman"/>
-          <w:bCs/>
-          <w:sz w:val="24"/>
-          <w:szCs w:val="24"/>
-        </w:rPr>
-        <w:t xml:space="preserve">In the </w:t>
-      </w:r>
-      <w:r>
-        <w:rPr>
-          <w:rFonts w:ascii="Times New Roman" w:hAnsi="Times New Roman" w:cs="Times New Roman"/>
-          <w:b/>
-          <w:bCs/>
-          <w:sz w:val="24"/>
-          <w:szCs w:val="24"/>
-        </w:rPr>
-        <w:t>General</w:t>
-      </w:r>
-      <w:r>
-        <w:rPr>
-          <w:rFonts w:ascii="Times New Roman" w:hAnsi="Times New Roman" w:cs="Times New Roman"/>
-          <w:bCs/>
-          <w:sz w:val="24"/>
-          <w:szCs w:val="24"/>
-        </w:rPr>
-        <w:t xml:space="preserve"> tab, examine the event information.</w:t>
-      </w:r>
+      <w:proofErr w:type="spellStart"/>
+      <w:r>
+        <w:rPr>
+          <w:rFonts w:ascii="Times New Roman" w:hAnsi="Times New Roman" w:cs="Times New Roman"/>
+          <w:b/>
+          <w:bCs/>
+        </w:rPr>
+        <w:t>Any</w:t>
+      </w:r>
+      <w:proofErr w:type="spellEnd"/>
+      <w:r>
+        <w:rPr>
+          <w:rFonts w:ascii="Times New Roman" w:hAnsi="Times New Roman" w:cs="Times New Roman"/>
+          <w:b/>
+          <w:bCs/>
+        </w:rPr>
+        <w:t>:</w:t>
+      </w:r>
+      <w:r>
+        <w:rPr>
+          <w:rFonts w:ascii="Times New Roman" w:hAnsi="Times New Roman" w:cs="Times New Roman"/>
+        </w:rPr>
+        <w:t xml:space="preserve"> This allows unrestricted traffic and is unsafe.</w:t>
+      </w:r>
+    </w:p>
+    <w:p>
+      <w:pPr>
+        <w:jc w:val="both"/>
+        <w:rPr>
+          <w:rFonts w:ascii="Times New Roman" w:hAnsi="Times New Roman" w:cs="Times New Roman"/>
+          <w:b/>
+          <w:bCs/>
+          <w:sz w:val="6"/>
+          <w:szCs w:val="6"/>
+        </w:rPr>
+      </w:pPr>
+    </w:p>
+    <w:p>
+      <w:pPr>
+        <w:jc w:val="both"/>
+        <w:rPr>
+          <w:rFonts w:ascii="Times New Roman" w:hAnsi="Times New Roman" w:cs="Times New Roman"/>
+          <w:b/>
+          <w:bCs/>
+        </w:rPr>
+      </w:pPr>
+      <w:r>
+        <w:rPr>
+          <w:rFonts w:ascii="Times New Roman" w:hAnsi="Times New Roman" w:cs="Times New Roman"/>
+          <w:b/>
+          <w:bCs/>
+        </w:rPr>
+        <w:t>Corrected Firewall Rules</w:t>
+      </w:r>
+      <w:r>
+        <w:rPr>
+          <w:rFonts w:ascii="Times New Roman" w:hAnsi="Times New Roman" w:cs="Times New Roman"/>
+          <w:b/>
+          <w:bCs/>
+        </w:rPr>
+        <w:t xml:space="preserve"> </w:t>
+      </w:r>
+    </w:p>
+    <w:tbl>
+      <w:tblPr>
+        <w:tblStyle w:val="TableGrid"/>
+        <w:tblW w:w="0" w:type="auto"/>
+        <w:tblLook w:val="04A0" w:firstRow="1" w:lastRow="0" w:firstColumn="1" w:lastColumn="0" w:noHBand="0" w:noVBand="1"/>
+      </w:tblPr>
+      <w:tblGrid>
+        <w:gridCol w:w="1870"/>
+        <w:gridCol w:w="1870"/>
+        <w:gridCol w:w="1870"/>
+        <w:gridCol w:w="1870"/>
+        <w:gridCol w:w="1870"/>
+      </w:tblGrid>
+      <w:tr>
+        <w:tc>
+          <w:tcPr>
+            <w:tcW w:w="1870" w:type="dxa"/>
+          </w:tcPr>
+          <w:p>
+            <w:pPr>
+              <w:jc w:val="both"/>
+              <w:rPr>
+                <w:rFonts w:ascii="Times New Roman" w:hAnsi="Times New Roman" w:cs="Times New Roman"/>
+                <w:b/>
+                <w:bCs/>
+              </w:rPr>
+            </w:pPr>
+            <w:r>
+              <w:rPr>
+                <w:rStyle w:val="HTMLCode"/>
+                <w:rFonts w:ascii="Times New Roman" w:eastAsiaTheme="minorHAnsi" w:hAnsi="Times New Roman" w:cs="Times New Roman"/>
+              </w:rPr>
+              <w:t>Action</w:t>
+            </w:r>
+          </w:p>
+        </w:tc>
+        <w:tc>
+          <w:tcPr>
+            <w:tcW w:w="1870" w:type="dxa"/>
+          </w:tcPr>
+          <w:p>
+            <w:pPr>
+              <w:jc w:val="both"/>
+              <w:rPr>
+                <w:rFonts w:ascii="Times New Roman" w:hAnsi="Times New Roman" w:cs="Times New Roman"/>
+                <w:b/>
+                <w:bCs/>
+              </w:rPr>
+            </w:pPr>
+            <w:r>
+              <w:rPr>
+                <w:rStyle w:val="HTMLCode"/>
+                <w:rFonts w:ascii="Times New Roman" w:eastAsiaTheme="minorHAnsi" w:hAnsi="Times New Roman" w:cs="Times New Roman"/>
+              </w:rPr>
+              <w:t>Protocol</w:t>
+            </w:r>
+          </w:p>
+        </w:tc>
+        <w:tc>
+          <w:tcPr>
+            <w:tcW w:w="1870" w:type="dxa"/>
+          </w:tcPr>
+          <w:p>
+            <w:pPr>
+              <w:jc w:val="both"/>
+              <w:rPr>
+                <w:rFonts w:ascii="Times New Roman" w:hAnsi="Times New Roman" w:cs="Times New Roman"/>
+                <w:b/>
+                <w:bCs/>
+              </w:rPr>
+            </w:pPr>
+            <w:r>
+              <w:rPr>
+                <w:rStyle w:val="HTMLCode"/>
+                <w:rFonts w:ascii="Times New Roman" w:eastAsiaTheme="minorHAnsi" w:hAnsi="Times New Roman" w:cs="Times New Roman"/>
+              </w:rPr>
+              <w:t>Source IP</w:t>
+            </w:r>
+          </w:p>
+        </w:tc>
+        <w:tc>
+          <w:tcPr>
+            <w:tcW w:w="1870" w:type="dxa"/>
+          </w:tcPr>
+          <w:p>
+            <w:pPr>
+              <w:jc w:val="both"/>
+              <w:rPr>
+                <w:rFonts w:ascii="Times New Roman" w:hAnsi="Times New Roman" w:cs="Times New Roman"/>
+                <w:b/>
+                <w:bCs/>
+              </w:rPr>
+            </w:pPr>
+            <w:r>
+              <w:rPr>
+                <w:rStyle w:val="HTMLCode"/>
+                <w:rFonts w:ascii="Times New Roman" w:eastAsiaTheme="minorHAnsi" w:hAnsi="Times New Roman" w:cs="Times New Roman"/>
+              </w:rPr>
+              <w:t>Destination IP</w:t>
+            </w:r>
+          </w:p>
+        </w:tc>
+        <w:tc>
+          <w:tcPr>
+            <w:tcW w:w="1870" w:type="dxa"/>
+          </w:tcPr>
+          <w:p>
+            <w:pPr>
+              <w:jc w:val="both"/>
+              <w:rPr>
+                <w:rFonts w:ascii="Times New Roman" w:hAnsi="Times New Roman" w:cs="Times New Roman"/>
+                <w:b/>
+                <w:bCs/>
+              </w:rPr>
+            </w:pPr>
+            <w:r>
+              <w:rPr>
+                <w:rStyle w:val="HTMLCode"/>
+                <w:rFonts w:ascii="Times New Roman" w:eastAsiaTheme="minorHAnsi" w:hAnsi="Times New Roman" w:cs="Times New Roman"/>
+              </w:rPr>
+              <w:t>Port</w:t>
+            </w:r>
+          </w:p>
+        </w:tc>
+      </w:tr>
+      <w:tr>
+        <w:tc>
+          <w:tcPr>
+            <w:tcW w:w="1870" w:type="dxa"/>
+          </w:tcPr>
+          <w:p>
+            <w:pPr>
+              <w:jc w:val="both"/>
+              <w:rPr>
+                <w:rFonts w:ascii="Times New Roman" w:hAnsi="Times New Roman" w:cs="Times New Roman"/>
+                <w:b/>
+                <w:bCs/>
+              </w:rPr>
+            </w:pPr>
+            <w:r>
+              <w:rPr>
+                <w:rStyle w:val="HTMLCode"/>
+                <w:rFonts w:ascii="Times New Roman" w:eastAsiaTheme="minorHAnsi" w:hAnsi="Times New Roman" w:cs="Times New Roman"/>
+              </w:rPr>
+              <w:t>ALLOW</w:t>
+            </w:r>
+          </w:p>
+        </w:tc>
+        <w:tc>
+          <w:tcPr>
+            <w:tcW w:w="1870" w:type="dxa"/>
+          </w:tcPr>
+          <w:p>
+            <w:pPr>
+              <w:jc w:val="both"/>
+              <w:rPr>
+                <w:rFonts w:ascii="Times New Roman" w:hAnsi="Times New Roman" w:cs="Times New Roman"/>
+                <w:b/>
+                <w:bCs/>
+              </w:rPr>
+            </w:pPr>
+            <w:r>
+              <w:rPr>
+                <w:rStyle w:val="HTMLCode"/>
+                <w:rFonts w:ascii="Times New Roman" w:eastAsiaTheme="minorHAnsi" w:hAnsi="Times New Roman" w:cs="Times New Roman"/>
+              </w:rPr>
+              <w:t>HTTPS</w:t>
+            </w:r>
+          </w:p>
+        </w:tc>
+        <w:tc>
+          <w:tcPr>
+            <w:tcW w:w="1870" w:type="dxa"/>
+          </w:tcPr>
+          <w:p>
+            <w:pPr>
+              <w:jc w:val="both"/>
+              <w:rPr>
+                <w:rFonts w:ascii="Times New Roman" w:hAnsi="Times New Roman" w:cs="Times New Roman"/>
+                <w:b/>
+                <w:bCs/>
+              </w:rPr>
+            </w:pPr>
+            <w:r>
+              <w:rPr>
+                <w:rStyle w:val="HTMLCode"/>
+                <w:rFonts w:ascii="Times New Roman" w:eastAsiaTheme="minorHAnsi" w:hAnsi="Times New Roman" w:cs="Times New Roman"/>
+              </w:rPr>
+              <w:t>Any</w:t>
+            </w:r>
+          </w:p>
+        </w:tc>
+        <w:tc>
+          <w:tcPr>
+            <w:tcW w:w="1870" w:type="dxa"/>
+          </w:tcPr>
+          <w:p>
+            <w:pPr>
+              <w:jc w:val="both"/>
+              <w:rPr>
+                <w:rFonts w:ascii="Times New Roman" w:hAnsi="Times New Roman" w:cs="Times New Roman"/>
+                <w:b/>
+                <w:bCs/>
+              </w:rPr>
+            </w:pPr>
+            <w:r>
+              <w:rPr>
+                <w:rStyle w:val="HTMLCode"/>
+                <w:rFonts w:ascii="Times New Roman" w:eastAsiaTheme="minorHAnsi" w:hAnsi="Times New Roman" w:cs="Times New Roman"/>
+              </w:rPr>
+              <w:t>192.168.20.10</w:t>
+            </w:r>
+          </w:p>
+        </w:tc>
+        <w:tc>
+          <w:tcPr>
+            <w:tcW w:w="1870" w:type="dxa"/>
+          </w:tcPr>
+          <w:p>
+            <w:pPr>
+              <w:jc w:val="both"/>
+              <w:rPr>
+                <w:rFonts w:ascii="Times New Roman" w:hAnsi="Times New Roman" w:cs="Times New Roman"/>
+                <w:b/>
+                <w:bCs/>
+              </w:rPr>
+            </w:pPr>
+            <w:r>
+              <w:rPr>
+                <w:rStyle w:val="HTMLCode"/>
+                <w:rFonts w:ascii="Times New Roman" w:eastAsiaTheme="minorHAnsi" w:hAnsi="Times New Roman" w:cs="Times New Roman"/>
+              </w:rPr>
+              <w:t>443</w:t>
+            </w:r>
+          </w:p>
+        </w:tc>
+      </w:tr>
+      <w:tr>
+        <w:tc>
+          <w:tcPr>
+            <w:tcW w:w="1870" w:type="dxa"/>
+          </w:tcPr>
+          <w:p>
+            <w:pPr>
+              <w:jc w:val="both"/>
+              <w:rPr>
+                <w:rFonts w:ascii="Times New Roman" w:hAnsi="Times New Roman" w:cs="Times New Roman"/>
+                <w:b/>
+                <w:bCs/>
+              </w:rPr>
+            </w:pPr>
+            <w:r>
+              <w:rPr>
+                <w:rStyle w:val="HTMLCode"/>
+                <w:rFonts w:ascii="Times New Roman" w:eastAsiaTheme="minorHAnsi" w:hAnsi="Times New Roman" w:cs="Times New Roman"/>
+              </w:rPr>
+              <w:t>DENY</w:t>
+            </w:r>
+          </w:p>
+        </w:tc>
+        <w:tc>
+          <w:tcPr>
+            <w:tcW w:w="1870" w:type="dxa"/>
+          </w:tcPr>
+          <w:p>
+            <w:pPr>
+              <w:jc w:val="both"/>
+              <w:rPr>
+                <w:rFonts w:ascii="Times New Roman" w:hAnsi="Times New Roman" w:cs="Times New Roman"/>
+                <w:b/>
+                <w:bCs/>
+              </w:rPr>
+            </w:pPr>
+            <w:r>
+              <w:rPr>
+                <w:rStyle w:val="HTMLCode"/>
+                <w:rFonts w:ascii="Times New Roman" w:eastAsiaTheme="minorHAnsi" w:hAnsi="Times New Roman" w:cs="Times New Roman"/>
+              </w:rPr>
+              <w:t>FTP</w:t>
+            </w:r>
+          </w:p>
+        </w:tc>
+        <w:tc>
+          <w:tcPr>
+            <w:tcW w:w="1870" w:type="dxa"/>
+          </w:tcPr>
+          <w:p>
+            <w:pPr>
+              <w:jc w:val="both"/>
+              <w:rPr>
+                <w:rFonts w:ascii="Times New Roman" w:hAnsi="Times New Roman" w:cs="Times New Roman"/>
+                <w:b/>
+                <w:bCs/>
+              </w:rPr>
+            </w:pPr>
+            <w:r>
+              <w:rPr>
+                <w:rStyle w:val="HTMLCode"/>
+                <w:rFonts w:ascii="Times New Roman" w:eastAsiaTheme="minorHAnsi" w:hAnsi="Times New Roman" w:cs="Times New Roman"/>
+              </w:rPr>
+              <w:t>Any</w:t>
+            </w:r>
+          </w:p>
+        </w:tc>
+        <w:tc>
+          <w:tcPr>
+            <w:tcW w:w="1870" w:type="dxa"/>
+          </w:tcPr>
+          <w:p>
+            <w:pPr>
+              <w:jc w:val="both"/>
+              <w:rPr>
+                <w:rFonts w:ascii="Times New Roman" w:hAnsi="Times New Roman" w:cs="Times New Roman"/>
+                <w:b/>
+                <w:bCs/>
+              </w:rPr>
+            </w:pPr>
+            <w:r>
+              <w:rPr>
+                <w:rStyle w:val="HTMLCode"/>
+                <w:rFonts w:ascii="Times New Roman" w:eastAsiaTheme="minorHAnsi" w:hAnsi="Times New Roman" w:cs="Times New Roman"/>
+              </w:rPr>
+              <w:t>192.168.10.0/24</w:t>
+            </w:r>
+          </w:p>
+        </w:tc>
+        <w:tc>
+          <w:tcPr>
+            <w:tcW w:w="1870" w:type="dxa"/>
+          </w:tcPr>
+          <w:p>
+            <w:pPr>
+              <w:jc w:val="both"/>
+              <w:rPr>
+                <w:rFonts w:ascii="Times New Roman" w:hAnsi="Times New Roman" w:cs="Times New Roman"/>
+                <w:b/>
+                <w:bCs/>
+              </w:rPr>
+            </w:pPr>
+            <w:r>
+              <w:rPr>
+                <w:rStyle w:val="HTMLCode"/>
+                <w:rFonts w:ascii="Times New Roman" w:eastAsiaTheme="minorHAnsi" w:hAnsi="Times New Roman" w:cs="Times New Roman"/>
+              </w:rPr>
+              <w:t>21</w:t>
+            </w:r>
+          </w:p>
+        </w:tc>
+      </w:tr>
+      <w:tr>
+        <w:tc>
+          <w:tcPr>
+            <w:tcW w:w="1870" w:type="dxa"/>
+          </w:tcPr>
+          <w:p>
+            <w:pPr>
+              <w:jc w:val="both"/>
+              <w:rPr>
+                <w:rFonts w:ascii="Times New Roman" w:hAnsi="Times New Roman" w:cs="Times New Roman"/>
+                <w:b/>
+                <w:bCs/>
+              </w:rPr>
+            </w:pPr>
+            <w:r>
+              <w:rPr>
+                <w:rStyle w:val="HTMLCode"/>
+                <w:rFonts w:ascii="Times New Roman" w:eastAsiaTheme="minorHAnsi" w:hAnsi="Times New Roman" w:cs="Times New Roman"/>
+              </w:rPr>
+              <w:t>DENY</w:t>
+            </w:r>
+          </w:p>
+        </w:tc>
+        <w:tc>
+          <w:tcPr>
+            <w:tcW w:w="1870" w:type="dxa"/>
+          </w:tcPr>
+          <w:p>
+            <w:pPr>
+              <w:jc w:val="both"/>
+              <w:rPr>
+                <w:rFonts w:ascii="Times New Roman" w:hAnsi="Times New Roman" w:cs="Times New Roman"/>
+                <w:b/>
+                <w:bCs/>
+              </w:rPr>
+            </w:pPr>
+            <w:r>
+              <w:rPr>
+                <w:rStyle w:val="HTMLCode"/>
+                <w:rFonts w:ascii="Times New Roman" w:eastAsiaTheme="minorHAnsi" w:hAnsi="Times New Roman" w:cs="Times New Roman"/>
+              </w:rPr>
+              <w:t>IP</w:t>
+            </w:r>
+          </w:p>
+        </w:tc>
+        <w:tc>
+          <w:tcPr>
+            <w:tcW w:w="1870" w:type="dxa"/>
+          </w:tcPr>
+          <w:p>
+            <w:pPr>
+              <w:jc w:val="both"/>
+              <w:rPr>
+                <w:rFonts w:ascii="Times New Roman" w:hAnsi="Times New Roman" w:cs="Times New Roman"/>
+                <w:b/>
+                <w:bCs/>
+              </w:rPr>
+            </w:pPr>
+            <w:r>
+              <w:rPr>
+                <w:rStyle w:val="HTMLCode"/>
+                <w:rFonts w:ascii="Times New Roman" w:eastAsiaTheme="minorHAnsi" w:hAnsi="Times New Roman" w:cs="Times New Roman"/>
+              </w:rPr>
+              <w:t>Any</w:t>
+            </w:r>
+          </w:p>
+        </w:tc>
+        <w:tc>
+          <w:tcPr>
+            <w:tcW w:w="1870" w:type="dxa"/>
+          </w:tcPr>
+          <w:p>
+            <w:pPr>
+              <w:jc w:val="both"/>
+              <w:rPr>
+                <w:rFonts w:ascii="Times New Roman" w:hAnsi="Times New Roman" w:cs="Times New Roman"/>
+                <w:b/>
+                <w:bCs/>
+              </w:rPr>
+            </w:pPr>
+            <w:r>
+              <w:rPr>
+                <w:rStyle w:val="HTMLCode"/>
+                <w:rFonts w:ascii="Times New Roman" w:eastAsiaTheme="minorHAnsi" w:hAnsi="Times New Roman" w:cs="Times New Roman"/>
+              </w:rPr>
+              <w:t>Any</w:t>
+            </w:r>
+          </w:p>
+        </w:tc>
+        <w:tc>
+          <w:tcPr>
+            <w:tcW w:w="1870" w:type="dxa"/>
+          </w:tcPr>
+          <w:p>
+            <w:pPr>
+              <w:jc w:val="both"/>
+              <w:rPr>
+                <w:rFonts w:ascii="Times New Roman" w:hAnsi="Times New Roman" w:cs="Times New Roman"/>
+                <w:b/>
+                <w:bCs/>
+              </w:rPr>
+            </w:pPr>
+            <w:r>
+              <w:rPr>
+                <w:rStyle w:val="HTMLCode"/>
+                <w:rFonts w:ascii="Times New Roman" w:eastAsiaTheme="minorHAnsi" w:hAnsi="Times New Roman" w:cs="Times New Roman"/>
+              </w:rPr>
+              <w:t>Any</w:t>
+            </w:r>
+          </w:p>
+        </w:tc>
+      </w:tr>
+    </w:tbl>
+    <w:p>
+      <w:pPr>
+        <w:jc w:val="both"/>
+        <w:rPr>
+          <w:rFonts w:ascii="Times New Roman" w:hAnsi="Times New Roman" w:cs="Times New Roman"/>
+          <w:b/>
+          <w:bCs/>
+        </w:rPr>
+      </w:pPr>
     </w:p>
     <w:p>
       <w:pPr>
         <w:keepNext/>
+        <w:tabs>
+          <w:tab w:val="left" w:pos="1832"/>
+        </w:tabs>
+        <w:spacing w:after="0"/>
+        <w:rPr>
+          <w:rFonts w:ascii="Times New Roman" w:hAnsi="Times New Roman" w:cs="Times New Roman"/>
+          <w:b/>
+          <w:bCs/>
+        </w:rPr>
+      </w:pPr>
+      <w:r>
+        <w:rPr>
+          <w:rFonts w:ascii="Times New Roman" w:hAnsi="Times New Roman" w:cs="Times New Roman"/>
+          <w:b/>
+          <w:bCs/>
+        </w:rPr>
+        <w:lastRenderedPageBreak/>
+        <w:t>Network Topology</w:t>
+      </w:r>
+    </w:p>
+    <w:p>
+      <w:pPr>
+        <w:keepNext/>
+        <w:tabs>
+          <w:tab w:val="left" w:pos="1832"/>
+        </w:tabs>
+        <w:spacing w:after="0"/>
+        <w:rPr>
+          <w:rFonts w:ascii="Times New Roman" w:hAnsi="Times New Roman" w:cs="Times New Roman"/>
+        </w:rPr>
+      </w:pPr>
+      <w:r>
+        <w:rPr>
+          <w:rFonts w:ascii="Times New Roman" w:hAnsi="Times New Roman" w:cs="Times New Roman"/>
+        </w:rPr>
+        <w:t xml:space="preserve">The external network represents the untrusted Internet. Incoming traffic first passes through the </w:t>
+      </w:r>
+      <w:r>
+        <w:rPr>
+          <w:rFonts w:ascii="Times New Roman" w:hAnsi="Times New Roman" w:cs="Times New Roman"/>
+          <w:b/>
+          <w:bCs/>
+        </w:rPr>
+        <w:t>IDS</w:t>
+      </w:r>
+      <w:r>
+        <w:rPr>
+          <w:rFonts w:ascii="Times New Roman" w:hAnsi="Times New Roman" w:cs="Times New Roman"/>
+        </w:rPr>
+        <w:t>, which monitors traffic for suspicious activity such as scans or unusual packets. It then reaches the firewall.</w:t>
+      </w:r>
+    </w:p>
+    <w:p>
+      <w:pPr>
+        <w:keepNext/>
+        <w:tabs>
+          <w:tab w:val="left" w:pos="1832"/>
+        </w:tabs>
+        <w:spacing w:after="0"/>
+        <w:rPr>
+          <w:rFonts w:ascii="Times New Roman" w:hAnsi="Times New Roman" w:cs="Times New Roman"/>
+        </w:rPr>
+      </w:pPr>
+      <w:r>
+        <w:rPr>
+          <w:rFonts w:ascii="Times New Roman" w:hAnsi="Times New Roman" w:cs="Times New Roman"/>
+        </w:rPr>
+        <w:t>The firewall separates the network into:</w:t>
+      </w:r>
+    </w:p>
+    <w:p>
+      <w:pPr>
+        <w:keepNext/>
+        <w:numPr>
+          <w:ilvl w:val="0"/>
+          <w:numId w:val="13"/>
+        </w:numPr>
+        <w:tabs>
+          <w:tab w:val="left" w:pos="1832"/>
+        </w:tabs>
+        <w:spacing w:after="0"/>
+        <w:rPr>
+          <w:rFonts w:ascii="Times New Roman" w:hAnsi="Times New Roman" w:cs="Times New Roman"/>
+        </w:rPr>
+      </w:pPr>
+      <w:r>
+        <w:rPr>
+          <w:rFonts w:ascii="Times New Roman" w:hAnsi="Times New Roman" w:cs="Times New Roman"/>
+          <w:b/>
+          <w:bCs/>
+        </w:rPr>
+        <w:t>DMZ:</w:t>
+      </w:r>
+      <w:r>
+        <w:rPr>
+          <w:rFonts w:ascii="Times New Roman" w:hAnsi="Times New Roman" w:cs="Times New Roman"/>
+        </w:rPr>
+        <w:t xml:space="preserve"> contains the public Web Server 192.168.20.10.</w:t>
+      </w:r>
+    </w:p>
+    <w:p>
+      <w:pPr>
+        <w:keepNext/>
+        <w:numPr>
+          <w:ilvl w:val="0"/>
+          <w:numId w:val="13"/>
+        </w:numPr>
+        <w:tabs>
+          <w:tab w:val="left" w:pos="1832"/>
+        </w:tabs>
+        <w:spacing w:after="0"/>
+        <w:rPr>
+          <w:rFonts w:ascii="Times New Roman" w:hAnsi="Times New Roman" w:cs="Times New Roman"/>
+        </w:rPr>
+      </w:pPr>
+      <w:r>
+        <w:rPr>
+          <w:rFonts w:ascii="Times New Roman" w:hAnsi="Times New Roman" w:cs="Times New Roman"/>
+          <w:b/>
+          <w:bCs/>
+        </w:rPr>
+        <w:t>Internal LAN:</w:t>
+      </w:r>
+      <w:r>
+        <w:rPr>
+          <w:rFonts w:ascii="Times New Roman" w:hAnsi="Times New Roman" w:cs="Times New Roman"/>
+        </w:rPr>
+        <w:t xml:space="preserve"> contains the DNS server, File Server and user workstations.</w:t>
+      </w:r>
+    </w:p>
+    <w:p>
+      <w:pPr>
+        <w:jc w:val="both"/>
+        <w:rPr>
+          <w:rFonts w:ascii="Times New Roman" w:hAnsi="Times New Roman" w:cs="Times New Roman"/>
+        </w:rPr>
+      </w:pPr>
+      <w:r>
+        <w:rPr>
+          <w:rFonts w:ascii="Times New Roman" w:hAnsi="Times New Roman" w:cs="Times New Roman"/>
+        </w:rPr>
+        <w:t>The Web Server is kept in the DMZ so that a compromise of the public-facing server does not directly expose the internal network. This DMZ concept is common to both source practicals.</w:t>
+      </w:r>
+    </w:p>
+    <w:p>
+      <w:pPr>
+        <w:keepNext/>
+        <w:tabs>
+          <w:tab w:val="left" w:pos="1832"/>
+        </w:tabs>
+        <w:spacing w:after="0"/>
+        <w:rPr>
+          <w:rFonts w:ascii="Times New Roman" w:hAnsi="Times New Roman" w:cs="Times New Roman"/>
+        </w:rPr>
+      </w:pPr>
+    </w:p>
+    <w:p>
+      <w:pPr>
+        <w:keepNext/>
+        <w:tabs>
+          <w:tab w:val="left" w:pos="1832"/>
+        </w:tabs>
+        <w:spacing w:after="0"/>
       </w:pPr>
       <w:r>
         <w:rPr>
           <w:noProof/>
         </w:rPr>
         <w:drawing>
-          <wp:inline distT="0" distB="0" distL="0" distR="0" wp14:anchorId="26F0BE96" wp14:editId="0167E13F">
-            <wp:extent cx="5943600" cy="3538855"/>
-            <wp:effectExtent l="0" t="0" r="0" b="4445"/>
-            <wp:docPr id="1075122523" name="Picture 1"/>
+          <wp:inline distT="0" distB="0" distL="0" distR="0" wp14:anchorId="761B8131" wp14:editId="0572512D">
+            <wp:extent cx="5943600" cy="4464685"/>
+            <wp:effectExtent l="0" t="0" r="0" b="0"/>
+            <wp:docPr id="782574967" name="Graphic 1"/>
             <wp:cNvGraphicFramePr>
               <a:graphicFrameLocks xmlns:a="http://schemas.openxmlformats.org/drawingml/2006/main" noChangeAspect="1"/>
             </wp:cNvGraphicFramePr>
@@ -15905,603 +17573,18 @@
               <a:graphicData uri="http://schemas.openxmlformats.org/drawingml/2006/picture">
                 <pic:pic xmlns:pic="http://schemas.openxmlformats.org/drawingml/2006/picture">
                   <pic:nvPicPr>
-                    <pic:cNvPr id="1075122523" name=""/>
-                    <pic:cNvPicPr/>
-                  </pic:nvPicPr>
-                  <pic:blipFill>
-                    <a:blip r:embed="rId29"/>
-                    <a:stretch>
-                      <a:fillRect/>
-                    </a:stretch>
-                  </pic:blipFill>
-                  <pic:spPr>
-                    <a:xfrm>
-                      <a:off x="0" y="0"/>
-                      <a:ext cx="5943600" cy="3538855"/>
-                    </a:xfrm>
-                    <a:prstGeom prst="rect">
-                      <a:avLst/>
-                    </a:prstGeom>
-                  </pic:spPr>
-                </pic:pic>
-              </a:graphicData>
-            </a:graphic>
-          </wp:inline>
-        </w:drawing>
-      </w:r>
-    </w:p>
-    <w:p>
-      <w:pPr>
-        <w:pStyle w:val="Caption"/>
-        <w:jc w:val="center"/>
-        <w:rPr>
-          <w:rFonts w:ascii="Times New Roman" w:hAnsi="Times New Roman" w:cs="Times New Roman"/>
-          <w:sz w:val="24"/>
-          <w:szCs w:val="24"/>
-        </w:rPr>
-      </w:pPr>
-      <w:r>
-        <w:t xml:space="preserve">Figure 1: </w:t>
-      </w:r>
-      <w:r>
-        <w:t>Analysis of successful logon event (Event ID 4624) using Windows Event Viewer</w:t>
-      </w:r>
-    </w:p>
-    <w:p>
-      <w:pPr>
-        <w:rPr>
-          <w:rFonts w:ascii="Times New Roman" w:hAnsi="Times New Roman" w:cs="Times New Roman"/>
-          <w:b/>
-          <w:bCs/>
-          <w:sz w:val="24"/>
-          <w:szCs w:val="24"/>
-        </w:rPr>
-      </w:pPr>
-      <w:r>
-        <w:rPr>
-          <w:rFonts w:ascii="Times New Roman" w:hAnsi="Times New Roman" w:cs="Times New Roman"/>
-          <w:b/>
-          <w:bCs/>
-          <w:sz w:val="24"/>
-          <w:szCs w:val="24"/>
-        </w:rPr>
-        <w:t>POC Explanation</w:t>
-      </w:r>
-    </w:p>
-    <w:p>
-      <w:pPr>
-        <w:rPr>
-          <w:rFonts w:ascii="Times New Roman" w:hAnsi="Times New Roman" w:cs="Times New Roman"/>
-          <w:sz w:val="24"/>
-          <w:szCs w:val="24"/>
-        </w:rPr>
-      </w:pPr>
-      <w:r>
-        <w:rPr>
-          <w:rFonts w:ascii="Times New Roman" w:hAnsi="Times New Roman" w:cs="Times New Roman"/>
-          <w:b/>
-          <w:bCs/>
-          <w:sz w:val="24"/>
-          <w:szCs w:val="24"/>
-        </w:rPr>
-        <w:lastRenderedPageBreak/>
-        <w:t>Event ID 4624</w:t>
-      </w:r>
-      <w:r>
-        <w:rPr>
-          <w:rFonts w:ascii="Times New Roman" w:hAnsi="Times New Roman" w:cs="Times New Roman"/>
-          <w:sz w:val="24"/>
-          <w:szCs w:val="24"/>
-        </w:rPr>
-        <w:t xml:space="preserve"> is generated by Windows when an account successfully logs on to the system. </w:t>
-      </w:r>
-      <w:proofErr w:type="spellStart"/>
-      <w:r>
-        <w:rPr>
-          <w:rFonts w:ascii="Times New Roman" w:hAnsi="Times New Roman" w:cs="Times New Roman"/>
-          <w:sz w:val="24"/>
-          <w:szCs w:val="24"/>
-        </w:rPr>
-        <w:t>Analyzing</w:t>
-      </w:r>
-      <w:proofErr w:type="spellEnd"/>
-      <w:r>
-        <w:rPr>
-          <w:rFonts w:ascii="Times New Roman" w:hAnsi="Times New Roman" w:cs="Times New Roman"/>
-          <w:sz w:val="24"/>
-          <w:szCs w:val="24"/>
-        </w:rPr>
-        <w:t xml:space="preserve"> this event helps identify legitimate login activity and provides useful information for investigating unauthorized or suspicious access.</w:t>
-      </w:r>
-    </w:p>
-    <w:p>
-      <w:pPr>
-        <w:rPr>
-          <w:rFonts w:ascii="Times New Roman" w:hAnsi="Times New Roman" w:cs="Times New Roman"/>
-        </w:rPr>
-      </w:pPr>
-    </w:p>
-    <w:p>
-      <w:pPr>
-        <w:rPr>
-          <w:rFonts w:ascii="Times New Roman" w:hAnsi="Times New Roman" w:cs="Times New Roman"/>
-          <w:b/>
-          <w:bCs/>
-          <w:sz w:val="26"/>
-          <w:szCs w:val="26"/>
-        </w:rPr>
-      </w:pPr>
-      <w:r>
-        <w:rPr>
-          <w:rFonts w:ascii="Times New Roman" w:hAnsi="Times New Roman" w:cs="Times New Roman"/>
-          <w:b/>
-          <w:bCs/>
-          <w:sz w:val="26"/>
-          <w:szCs w:val="26"/>
-        </w:rPr>
-        <w:t>Step 2: Set Up Firewall Tools</w:t>
-      </w:r>
-    </w:p>
-    <w:p>
-      <w:pPr>
-        <w:spacing w:after="0" w:line="360" w:lineRule="auto"/>
-        <w:rPr>
-          <w:rFonts w:ascii="Times New Roman" w:hAnsi="Times New Roman" w:cs="Times New Roman"/>
-          <w:sz w:val="24"/>
-          <w:szCs w:val="24"/>
-        </w:rPr>
-      </w:pPr>
-      <w:r>
-        <w:rPr>
-          <w:rFonts w:ascii="Times New Roman" w:hAnsi="Times New Roman" w:cs="Times New Roman"/>
-          <w:sz w:val="24"/>
-          <w:szCs w:val="24"/>
-        </w:rPr>
-        <w:t xml:space="preserve">Open </w:t>
-      </w:r>
-      <w:r>
-        <w:rPr>
-          <w:rFonts w:ascii="Times New Roman" w:hAnsi="Times New Roman" w:cs="Times New Roman"/>
-          <w:b/>
-          <w:bCs/>
-          <w:sz w:val="24"/>
-          <w:szCs w:val="24"/>
-        </w:rPr>
-        <w:t>Windows Defender Firewall with Advanced Security</w:t>
-      </w:r>
-      <w:r>
-        <w:rPr>
-          <w:rFonts w:ascii="Times New Roman" w:hAnsi="Times New Roman" w:cs="Times New Roman"/>
-          <w:sz w:val="24"/>
-          <w:szCs w:val="24"/>
-        </w:rPr>
-        <w:t>.</w:t>
-      </w:r>
-    </w:p>
-    <w:p>
-      <w:pPr>
-        <w:spacing w:after="0" w:line="360" w:lineRule="auto"/>
-        <w:rPr>
-          <w:rFonts w:ascii="Times New Roman" w:hAnsi="Times New Roman" w:cs="Times New Roman"/>
-          <w:sz w:val="24"/>
-          <w:szCs w:val="24"/>
-        </w:rPr>
-      </w:pPr>
-      <w:r>
-        <w:rPr>
-          <w:rFonts w:ascii="Times New Roman" w:hAnsi="Times New Roman" w:cs="Times New Roman"/>
-          <w:sz w:val="24"/>
-          <w:szCs w:val="24"/>
-        </w:rPr>
-        <w:t xml:space="preserve">Now, we add one firewall rule to block internet for </w:t>
-      </w:r>
-      <w:proofErr w:type="spellStart"/>
-      <w:r>
-        <w:rPr>
-          <w:rFonts w:ascii="Times New Roman" w:hAnsi="Times New Roman" w:cs="Times New Roman"/>
-          <w:sz w:val="24"/>
-          <w:szCs w:val="24"/>
-        </w:rPr>
-        <w:t>vscode</w:t>
-      </w:r>
-      <w:proofErr w:type="spellEnd"/>
-      <w:r>
-        <w:rPr>
-          <w:rFonts w:ascii="Times New Roman" w:hAnsi="Times New Roman" w:cs="Times New Roman"/>
-          <w:sz w:val="24"/>
-          <w:szCs w:val="24"/>
-        </w:rPr>
-        <w:t xml:space="preserve"> then,</w:t>
-      </w:r>
-    </w:p>
-    <w:p>
-      <w:pPr>
-        <w:spacing w:after="0" w:line="360" w:lineRule="auto"/>
-        <w:rPr>
-          <w:rFonts w:ascii="Times New Roman" w:hAnsi="Times New Roman" w:cs="Times New Roman"/>
-          <w:sz w:val="24"/>
-          <w:szCs w:val="24"/>
-        </w:rPr>
-      </w:pPr>
-      <w:r>
-        <w:rPr>
-          <w:rFonts w:ascii="Times New Roman" w:hAnsi="Times New Roman" w:cs="Times New Roman"/>
-          <w:sz w:val="24"/>
-          <w:szCs w:val="24"/>
-        </w:rPr>
-        <w:t>Select:</w:t>
-      </w:r>
-      <w:r>
-        <w:rPr>
-          <w:rFonts w:ascii="Times New Roman" w:hAnsi="Times New Roman" w:cs="Times New Roman"/>
-          <w:sz w:val="24"/>
-          <w:szCs w:val="24"/>
-        </w:rPr>
-        <w:t xml:space="preserve"> </w:t>
-      </w:r>
-      <w:r>
-        <w:rPr>
-          <w:rFonts w:ascii="Times New Roman" w:hAnsi="Times New Roman" w:cs="Times New Roman"/>
-          <w:b/>
-          <w:bCs/>
-          <w:sz w:val="24"/>
-          <w:szCs w:val="24"/>
-        </w:rPr>
-        <w:t>Outbound Rules → New Rule...</w:t>
-      </w:r>
-    </w:p>
-    <w:p>
-      <w:pPr>
-        <w:spacing w:after="0" w:line="360" w:lineRule="auto"/>
-        <w:rPr>
-          <w:rFonts w:ascii="Times New Roman" w:hAnsi="Times New Roman" w:cs="Times New Roman"/>
-          <w:sz w:val="24"/>
-          <w:szCs w:val="24"/>
-        </w:rPr>
-      </w:pPr>
-      <w:r>
-        <w:rPr>
-          <w:rFonts w:ascii="Times New Roman" w:hAnsi="Times New Roman" w:cs="Times New Roman"/>
-          <w:sz w:val="24"/>
-          <w:szCs w:val="24"/>
-        </w:rPr>
-        <w:t>In the New Outbound Rule Wizard:</w:t>
-      </w:r>
-    </w:p>
-    <w:p>
-      <w:pPr>
-        <w:numPr>
-          <w:ilvl w:val="0"/>
-          <w:numId w:val="8"/>
-        </w:numPr>
-        <w:spacing w:after="0" w:line="276" w:lineRule="auto"/>
-        <w:rPr>
-          <w:rFonts w:ascii="Times New Roman" w:hAnsi="Times New Roman" w:cs="Times New Roman"/>
-          <w:sz w:val="24"/>
-          <w:szCs w:val="24"/>
-        </w:rPr>
-      </w:pPr>
-      <w:r>
-        <w:rPr>
-          <w:rFonts w:ascii="Times New Roman" w:hAnsi="Times New Roman" w:cs="Times New Roman"/>
-          <w:sz w:val="24"/>
-          <w:szCs w:val="24"/>
-        </w:rPr>
-        <w:t xml:space="preserve">Select </w:t>
-      </w:r>
-      <w:r>
-        <w:rPr>
-          <w:rFonts w:ascii="Times New Roman" w:hAnsi="Times New Roman" w:cs="Times New Roman"/>
-          <w:b/>
-          <w:bCs/>
-          <w:sz w:val="24"/>
-          <w:szCs w:val="24"/>
-        </w:rPr>
-        <w:t>Program</w:t>
-      </w:r>
-      <w:r>
-        <w:rPr>
-          <w:rFonts w:ascii="Times New Roman" w:hAnsi="Times New Roman" w:cs="Times New Roman"/>
-          <w:sz w:val="24"/>
-          <w:szCs w:val="24"/>
-        </w:rPr>
-        <w:t xml:space="preserve"> → </w:t>
-      </w:r>
-      <w:r>
-        <w:rPr>
-          <w:rFonts w:ascii="Times New Roman" w:hAnsi="Times New Roman" w:cs="Times New Roman"/>
-          <w:b/>
-          <w:bCs/>
-          <w:sz w:val="24"/>
-          <w:szCs w:val="24"/>
-        </w:rPr>
-        <w:t>Next</w:t>
-      </w:r>
-      <w:r>
-        <w:rPr>
-          <w:rFonts w:ascii="Times New Roman" w:hAnsi="Times New Roman" w:cs="Times New Roman"/>
-          <w:sz w:val="24"/>
-          <w:szCs w:val="24"/>
-        </w:rPr>
-        <w:t xml:space="preserve"> </w:t>
-      </w:r>
-    </w:p>
-    <w:p>
-      <w:pPr>
-        <w:numPr>
-          <w:ilvl w:val="0"/>
-          <w:numId w:val="8"/>
-        </w:numPr>
-        <w:spacing w:after="0" w:line="276" w:lineRule="auto"/>
-        <w:rPr>
-          <w:rFonts w:ascii="Times New Roman" w:hAnsi="Times New Roman" w:cs="Times New Roman"/>
-          <w:sz w:val="24"/>
-          <w:szCs w:val="24"/>
-        </w:rPr>
-      </w:pPr>
-      <w:r>
-        <w:rPr>
-          <w:rFonts w:ascii="Times New Roman" w:hAnsi="Times New Roman" w:cs="Times New Roman"/>
-          <w:sz w:val="24"/>
-          <w:szCs w:val="24"/>
-        </w:rPr>
-        <w:t xml:space="preserve">Select </w:t>
-      </w:r>
-      <w:r>
-        <w:rPr>
-          <w:rFonts w:ascii="Times New Roman" w:hAnsi="Times New Roman" w:cs="Times New Roman"/>
-          <w:b/>
-          <w:bCs/>
-          <w:sz w:val="24"/>
-          <w:szCs w:val="24"/>
-        </w:rPr>
-        <w:t>This program path</w:t>
-      </w:r>
-      <w:r>
-        <w:rPr>
-          <w:rFonts w:ascii="Times New Roman" w:hAnsi="Times New Roman" w:cs="Times New Roman"/>
-          <w:sz w:val="24"/>
-          <w:szCs w:val="24"/>
-        </w:rPr>
-        <w:t xml:space="preserve"> </w:t>
-      </w:r>
-    </w:p>
-    <w:p>
-      <w:pPr>
-        <w:numPr>
-          <w:ilvl w:val="0"/>
-          <w:numId w:val="8"/>
-        </w:numPr>
-        <w:spacing w:after="0" w:line="276" w:lineRule="auto"/>
-        <w:rPr>
-          <w:rFonts w:ascii="Times New Roman" w:hAnsi="Times New Roman" w:cs="Times New Roman"/>
-          <w:sz w:val="24"/>
-          <w:szCs w:val="24"/>
-        </w:rPr>
-      </w:pPr>
-      <w:r>
-        <w:rPr>
-          <w:rFonts w:ascii="Times New Roman" w:hAnsi="Times New Roman" w:cs="Times New Roman"/>
-          <w:sz w:val="24"/>
-          <w:szCs w:val="24"/>
-        </w:rPr>
-        <w:t xml:space="preserve">Browse to your </w:t>
-      </w:r>
-      <w:r>
-        <w:rPr>
-          <w:rFonts w:ascii="Times New Roman" w:hAnsi="Times New Roman" w:cs="Times New Roman"/>
-          <w:b/>
-          <w:bCs/>
-          <w:sz w:val="24"/>
-          <w:szCs w:val="24"/>
-        </w:rPr>
-        <w:t>VS Code executable (Code.exe)</w:t>
-      </w:r>
-      <w:r>
-        <w:rPr>
-          <w:rFonts w:ascii="Times New Roman" w:hAnsi="Times New Roman" w:cs="Times New Roman"/>
-          <w:sz w:val="24"/>
-          <w:szCs w:val="24"/>
-        </w:rPr>
-        <w:t xml:space="preserve"> </w:t>
-      </w:r>
-    </w:p>
-    <w:p>
-      <w:pPr>
-        <w:numPr>
-          <w:ilvl w:val="0"/>
-          <w:numId w:val="8"/>
-        </w:numPr>
-        <w:spacing w:after="0" w:line="276" w:lineRule="auto"/>
-        <w:rPr>
-          <w:rFonts w:ascii="Times New Roman" w:hAnsi="Times New Roman" w:cs="Times New Roman"/>
-          <w:sz w:val="24"/>
-          <w:szCs w:val="24"/>
-        </w:rPr>
-      </w:pPr>
-      <w:r>
-        <w:rPr>
-          <w:rFonts w:ascii="Times New Roman" w:hAnsi="Times New Roman" w:cs="Times New Roman"/>
-          <w:sz w:val="24"/>
-          <w:szCs w:val="24"/>
-        </w:rPr>
-        <w:t xml:space="preserve">Select </w:t>
-      </w:r>
-      <w:r>
-        <w:rPr>
-          <w:rFonts w:ascii="Times New Roman" w:hAnsi="Times New Roman" w:cs="Times New Roman"/>
-          <w:b/>
-          <w:bCs/>
-          <w:sz w:val="24"/>
-          <w:szCs w:val="24"/>
-        </w:rPr>
-        <w:t>Block the connection</w:t>
-      </w:r>
-      <w:r>
-        <w:rPr>
-          <w:rFonts w:ascii="Times New Roman" w:hAnsi="Times New Roman" w:cs="Times New Roman"/>
-          <w:sz w:val="24"/>
-          <w:szCs w:val="24"/>
-        </w:rPr>
-        <w:t xml:space="preserve"> → </w:t>
-      </w:r>
-      <w:r>
-        <w:rPr>
-          <w:rFonts w:ascii="Times New Roman" w:hAnsi="Times New Roman" w:cs="Times New Roman"/>
-          <w:b/>
-          <w:bCs/>
-          <w:sz w:val="24"/>
-          <w:szCs w:val="24"/>
-        </w:rPr>
-        <w:t>Next</w:t>
-      </w:r>
-      <w:r>
-        <w:rPr>
-          <w:rFonts w:ascii="Times New Roman" w:hAnsi="Times New Roman" w:cs="Times New Roman"/>
-          <w:sz w:val="24"/>
-          <w:szCs w:val="24"/>
-        </w:rPr>
-        <w:t xml:space="preserve"> </w:t>
-      </w:r>
-    </w:p>
-    <w:p>
-      <w:pPr>
-        <w:numPr>
-          <w:ilvl w:val="0"/>
-          <w:numId w:val="8"/>
-        </w:numPr>
-        <w:spacing w:after="0" w:line="276" w:lineRule="auto"/>
-        <w:rPr>
-          <w:rFonts w:ascii="Times New Roman" w:hAnsi="Times New Roman" w:cs="Times New Roman"/>
-          <w:sz w:val="24"/>
-          <w:szCs w:val="24"/>
-        </w:rPr>
-      </w:pPr>
-      <w:r>
-        <w:rPr>
-          <w:rFonts w:ascii="Times New Roman" w:hAnsi="Times New Roman" w:cs="Times New Roman"/>
-          <w:sz w:val="24"/>
-          <w:szCs w:val="24"/>
-        </w:rPr>
-        <w:t xml:space="preserve">Keep </w:t>
-      </w:r>
-      <w:r>
-        <w:rPr>
-          <w:rFonts w:ascii="Times New Roman" w:hAnsi="Times New Roman" w:cs="Times New Roman"/>
-          <w:b/>
-          <w:bCs/>
-          <w:sz w:val="24"/>
-          <w:szCs w:val="24"/>
-        </w:rPr>
-        <w:t>Domain, Private, Public</w:t>
-      </w:r>
-      <w:r>
-        <w:rPr>
-          <w:rFonts w:ascii="Times New Roman" w:hAnsi="Times New Roman" w:cs="Times New Roman"/>
-          <w:sz w:val="24"/>
-          <w:szCs w:val="24"/>
-        </w:rPr>
-        <w:t xml:space="preserve"> selected → </w:t>
-      </w:r>
-      <w:r>
-        <w:rPr>
-          <w:rFonts w:ascii="Times New Roman" w:hAnsi="Times New Roman" w:cs="Times New Roman"/>
-          <w:b/>
-          <w:bCs/>
-          <w:sz w:val="24"/>
-          <w:szCs w:val="24"/>
-        </w:rPr>
-        <w:t>Next</w:t>
-      </w:r>
-      <w:r>
-        <w:rPr>
-          <w:rFonts w:ascii="Times New Roman" w:hAnsi="Times New Roman" w:cs="Times New Roman"/>
-          <w:sz w:val="24"/>
-          <w:szCs w:val="24"/>
-        </w:rPr>
-        <w:t xml:space="preserve"> </w:t>
-      </w:r>
-    </w:p>
-    <w:p>
-      <w:pPr>
-        <w:numPr>
-          <w:ilvl w:val="0"/>
-          <w:numId w:val="8"/>
-        </w:numPr>
-        <w:spacing w:after="0" w:line="276" w:lineRule="auto"/>
-        <w:rPr>
-          <w:rFonts w:ascii="Times New Roman" w:hAnsi="Times New Roman" w:cs="Times New Roman"/>
-          <w:sz w:val="24"/>
-          <w:szCs w:val="24"/>
-        </w:rPr>
-      </w:pPr>
-      <w:r>
-        <w:rPr>
-          <w:rFonts w:ascii="Times New Roman" w:hAnsi="Times New Roman" w:cs="Times New Roman"/>
-          <w:sz w:val="24"/>
-          <w:szCs w:val="24"/>
-        </w:rPr>
-        <w:t>Enter the rule name: Block VS Code Internet Access</w:t>
-      </w:r>
-    </w:p>
-    <w:p>
-      <w:pPr>
-        <w:numPr>
-          <w:ilvl w:val="0"/>
-          <w:numId w:val="8"/>
-        </w:numPr>
-        <w:spacing w:after="0" w:line="276" w:lineRule="auto"/>
-        <w:rPr>
-          <w:rFonts w:ascii="Times New Roman" w:hAnsi="Times New Roman" w:cs="Times New Roman"/>
-          <w:sz w:val="24"/>
-          <w:szCs w:val="24"/>
-        </w:rPr>
-      </w:pPr>
-      <w:r>
-        <w:rPr>
-          <w:rFonts w:ascii="Times New Roman" w:hAnsi="Times New Roman" w:cs="Times New Roman"/>
-          <w:sz w:val="24"/>
-          <w:szCs w:val="24"/>
-        </w:rPr>
-        <w:t xml:space="preserve">Click </w:t>
-      </w:r>
-      <w:r>
-        <w:rPr>
-          <w:rFonts w:ascii="Times New Roman" w:hAnsi="Times New Roman" w:cs="Times New Roman"/>
-          <w:b/>
-          <w:bCs/>
-          <w:sz w:val="24"/>
-          <w:szCs w:val="24"/>
-        </w:rPr>
-        <w:t>Finish</w:t>
-      </w:r>
-    </w:p>
-    <w:p>
-      <w:pPr>
-        <w:keepNext/>
-      </w:pPr>
-      <w:r>
-        <w:rPr>
-          <w:noProof/>
-        </w:rPr>
-        <w:drawing>
-          <wp:inline distT="0" distB="0" distL="0" distR="0" wp14:anchorId="6BA28C3B" wp14:editId="3E19B463">
-            <wp:extent cx="5943600" cy="3283527"/>
-            <wp:effectExtent l="0" t="0" r="0" b="0"/>
-            <wp:docPr id="1551225855" name="Picture 1"/>
-            <wp:cNvGraphicFramePr>
-              <a:graphicFrameLocks xmlns:a="http://schemas.openxmlformats.org/drawingml/2006/main" noChangeAspect="1"/>
-            </wp:cNvGraphicFramePr>
-            <a:graphic xmlns:a="http://schemas.openxmlformats.org/drawingml/2006/main">
-              <a:graphicData uri="http://schemas.openxmlformats.org/drawingml/2006/picture">
-                <pic:pic xmlns:pic="http://schemas.openxmlformats.org/drawingml/2006/picture">
-                  <pic:nvPicPr>
-                    <pic:cNvPr id="1551225855" name=""/>
+                    <pic:cNvPr id="782574967" name=""/>
                     <pic:cNvPicPr/>
                   </pic:nvPicPr>
                   <pic:blipFill rotWithShape="1">
-                    <a:blip r:embed="rId30"/>
-                    <a:srcRect b="26319"/>
+                    <a:blip r:embed="rId29">
+                      <a:extLst>
+                        <a:ext uri="{96DAC541-7B7A-43D3-8B79-37D633B846F1}">
+                          <asvg:svgBlip xmlns:asvg="http://schemas.microsoft.com/office/drawing/2016/SVG/main" r:embed="rId30"/>
+                        </a:ext>
+                      </a:extLst>
+                    </a:blip>
+                    <a:srcRect t="4249"/>
                     <a:stretch>
                       <a:fillRect/>
                     </a:stretch>
@@ -16509,7 +17592,7 @@
                   <pic:spPr bwMode="auto">
                     <a:xfrm>
                       <a:off x="0" y="0"/>
-                      <a:ext cx="5943600" cy="3283527"/>
+                      <a:ext cx="5943600" cy="4464685"/>
                     </a:xfrm>
                     <a:prstGeom prst="rect">
                       <a:avLst/>
@@ -16541,908 +17624,13 @@
         </w:rPr>
       </w:pPr>
       <w:r>
-        <w:t>Figure 2</w:t>
-      </w:r>
-      <w:r>
-        <w:t>: Outbound firewall rule configured to block Visual Studio Code network access</w:t>
-      </w:r>
-    </w:p>
-    <w:p>
-      <w:pPr>
-        <w:rPr>
-          <w:rFonts w:ascii="Times New Roman" w:hAnsi="Times New Roman" w:cs="Times New Roman"/>
-          <w:b/>
-          <w:bCs/>
-          <w:sz w:val="24"/>
-          <w:szCs w:val="24"/>
-        </w:rPr>
-      </w:pPr>
-      <w:r>
-        <w:rPr>
-          <w:rFonts w:ascii="Times New Roman" w:hAnsi="Times New Roman" w:cs="Times New Roman"/>
-          <w:b/>
-          <w:bCs/>
-          <w:sz w:val="24"/>
-          <w:szCs w:val="24"/>
-        </w:rPr>
-        <w:t>POC Explanation</w:t>
-      </w:r>
-    </w:p>
-    <w:p>
-      <w:pPr>
-        <w:rPr>
-          <w:rFonts w:ascii="Times New Roman" w:hAnsi="Times New Roman" w:cs="Times New Roman"/>
-          <w:sz w:val="24"/>
-          <w:szCs w:val="24"/>
-        </w:rPr>
-      </w:pPr>
-      <w:r>
-        <w:rPr>
-          <w:rFonts w:ascii="Times New Roman" w:hAnsi="Times New Roman" w:cs="Times New Roman"/>
-          <w:sz w:val="24"/>
-          <w:szCs w:val="24"/>
-        </w:rPr>
-        <w:t xml:space="preserve">The screenshot shows the </w:t>
-      </w:r>
-      <w:r>
-        <w:rPr>
-          <w:rFonts w:ascii="Times New Roman" w:hAnsi="Times New Roman" w:cs="Times New Roman"/>
-          <w:b/>
-          <w:bCs/>
-          <w:sz w:val="24"/>
-          <w:szCs w:val="24"/>
-        </w:rPr>
-        <w:t>Windows Defender Firewall with Advanced Security</w:t>
-      </w:r>
-      <w:r>
-        <w:rPr>
-          <w:rFonts w:ascii="Times New Roman" w:hAnsi="Times New Roman" w:cs="Times New Roman"/>
-          <w:sz w:val="24"/>
-          <w:szCs w:val="24"/>
-        </w:rPr>
-        <w:t xml:space="preserve"> console with an enabled outbound rule named </w:t>
-      </w:r>
-      <w:r>
-        <w:rPr>
-          <w:rFonts w:ascii="Times New Roman" w:hAnsi="Times New Roman" w:cs="Times New Roman"/>
-          <w:b/>
-          <w:bCs/>
-          <w:sz w:val="24"/>
-          <w:szCs w:val="24"/>
-        </w:rPr>
-        <w:t>“Block VS Code Internet”</w:t>
-      </w:r>
-      <w:r>
-        <w:rPr>
-          <w:rFonts w:ascii="Times New Roman" w:hAnsi="Times New Roman" w:cs="Times New Roman"/>
-          <w:sz w:val="24"/>
-          <w:szCs w:val="24"/>
-        </w:rPr>
-        <w:t xml:space="preserve">. The rule is configured for </w:t>
-      </w:r>
-      <w:r>
-        <w:rPr>
-          <w:rFonts w:ascii="Times New Roman" w:hAnsi="Times New Roman" w:cs="Times New Roman"/>
-          <w:b/>
-          <w:bCs/>
-          <w:sz w:val="24"/>
-          <w:szCs w:val="24"/>
-        </w:rPr>
-        <w:t>All profiles</w:t>
-      </w:r>
-      <w:r>
-        <w:rPr>
-          <w:rFonts w:ascii="Times New Roman" w:hAnsi="Times New Roman" w:cs="Times New Roman"/>
-          <w:sz w:val="24"/>
-          <w:szCs w:val="24"/>
-        </w:rPr>
-        <w:t xml:space="preserve"> and is currently enabled.</w:t>
-      </w:r>
-    </w:p>
-    <w:p>
-      <w:pPr>
-        <w:rPr>
-          <w:rFonts w:ascii="Times New Roman" w:hAnsi="Times New Roman" w:cs="Times New Roman"/>
-          <w:b/>
-          <w:bCs/>
-          <w:sz w:val="24"/>
-          <w:szCs w:val="24"/>
-        </w:rPr>
-      </w:pPr>
-      <w:r>
-        <w:rPr>
-          <w:rFonts w:ascii="Times New Roman" w:hAnsi="Times New Roman" w:cs="Times New Roman"/>
-          <w:b/>
-          <w:bCs/>
-          <w:sz w:val="24"/>
-          <w:szCs w:val="24"/>
-        </w:rPr>
-        <w:lastRenderedPageBreak/>
-        <w:t>Step 3: Identify a Firewall Misconfiguration</w:t>
-      </w:r>
-    </w:p>
-    <w:p>
-      <w:pPr>
-        <w:rPr>
-          <w:rFonts w:ascii="Times New Roman" w:hAnsi="Times New Roman" w:cs="Times New Roman"/>
-          <w:sz w:val="24"/>
-          <w:szCs w:val="24"/>
-        </w:rPr>
-      </w:pPr>
-      <w:r>
-        <w:rPr>
-          <w:rFonts w:ascii="Times New Roman" w:hAnsi="Times New Roman" w:cs="Times New Roman"/>
-          <w:sz w:val="24"/>
-          <w:szCs w:val="24"/>
-        </w:rPr>
-        <w:t xml:space="preserve">We will use a </w:t>
-      </w:r>
-      <w:r>
-        <w:rPr>
-          <w:rFonts w:ascii="Times New Roman" w:hAnsi="Times New Roman" w:cs="Times New Roman"/>
-          <w:b/>
-          <w:bCs/>
-          <w:sz w:val="24"/>
-          <w:szCs w:val="24"/>
-        </w:rPr>
-        <w:t>temporary simulated misconfiguration</w:t>
-      </w:r>
-      <w:r>
-        <w:rPr>
-          <w:rFonts w:ascii="Times New Roman" w:hAnsi="Times New Roman" w:cs="Times New Roman"/>
-          <w:sz w:val="24"/>
-          <w:szCs w:val="24"/>
-        </w:rPr>
-        <w:t>: an overly permissive inbound firewall rule.</w:t>
-      </w:r>
-    </w:p>
-    <w:p>
-      <w:pPr>
-        <w:spacing w:after="0"/>
-        <w:rPr>
-          <w:rFonts w:ascii="Times New Roman" w:hAnsi="Times New Roman" w:cs="Times New Roman"/>
-          <w:sz w:val="24"/>
-          <w:szCs w:val="24"/>
-        </w:rPr>
-      </w:pPr>
-      <w:r>
-        <w:rPr>
-          <w:rFonts w:ascii="Times New Roman" w:hAnsi="Times New Roman" w:cs="Times New Roman"/>
-          <w:b/>
-          <w:bCs/>
-          <w:sz w:val="24"/>
-          <w:szCs w:val="24"/>
-        </w:rPr>
-        <w:t>Windows Defender Firewall with Advanced Security → Inbound Rules → New Rule...</w:t>
-      </w:r>
-    </w:p>
-    <w:p>
-      <w:pPr>
-        <w:spacing w:after="0"/>
-        <w:rPr>
-          <w:rFonts w:ascii="Times New Roman" w:hAnsi="Times New Roman" w:cs="Times New Roman"/>
-          <w:sz w:val="24"/>
-          <w:szCs w:val="24"/>
-        </w:rPr>
-      </w:pPr>
-      <w:r>
-        <w:rPr>
-          <w:rFonts w:ascii="Times New Roman" w:hAnsi="Times New Roman" w:cs="Times New Roman"/>
-          <w:sz w:val="24"/>
-          <w:szCs w:val="24"/>
-        </w:rPr>
-        <w:t>Create a temporary rule:</w:t>
-      </w:r>
-    </w:p>
-    <w:p>
-      <w:pPr>
-        <w:numPr>
-          <w:ilvl w:val="0"/>
-          <w:numId w:val="9"/>
-        </w:numPr>
-        <w:spacing w:after="0"/>
-        <w:rPr>
-          <w:rFonts w:ascii="Times New Roman" w:hAnsi="Times New Roman" w:cs="Times New Roman"/>
-          <w:sz w:val="24"/>
-          <w:szCs w:val="24"/>
-        </w:rPr>
-      </w:pPr>
-      <w:r>
-        <w:rPr>
-          <w:rFonts w:ascii="Times New Roman" w:hAnsi="Times New Roman" w:cs="Times New Roman"/>
-          <w:sz w:val="24"/>
-          <w:szCs w:val="24"/>
-        </w:rPr>
-        <w:t xml:space="preserve">Select </w:t>
-      </w:r>
-      <w:r>
-        <w:rPr>
-          <w:rFonts w:ascii="Times New Roman" w:hAnsi="Times New Roman" w:cs="Times New Roman"/>
-          <w:b/>
-          <w:bCs/>
-          <w:sz w:val="24"/>
-          <w:szCs w:val="24"/>
-        </w:rPr>
-        <w:t>Port</w:t>
-      </w:r>
-      <w:r>
-        <w:rPr>
-          <w:rFonts w:ascii="Times New Roman" w:hAnsi="Times New Roman" w:cs="Times New Roman"/>
-          <w:sz w:val="24"/>
-          <w:szCs w:val="24"/>
-        </w:rPr>
-        <w:t xml:space="preserve"> → </w:t>
-      </w:r>
-      <w:r>
-        <w:rPr>
-          <w:rFonts w:ascii="Times New Roman" w:hAnsi="Times New Roman" w:cs="Times New Roman"/>
-          <w:b/>
-          <w:bCs/>
-          <w:sz w:val="24"/>
-          <w:szCs w:val="24"/>
-        </w:rPr>
-        <w:t>Next</w:t>
-      </w:r>
-      <w:r>
-        <w:rPr>
-          <w:rFonts w:ascii="Times New Roman" w:hAnsi="Times New Roman" w:cs="Times New Roman"/>
-          <w:sz w:val="24"/>
-          <w:szCs w:val="24"/>
-        </w:rPr>
-        <w:t xml:space="preserve"> </w:t>
-      </w:r>
-    </w:p>
-    <w:p>
-      <w:pPr>
-        <w:numPr>
-          <w:ilvl w:val="0"/>
-          <w:numId w:val="9"/>
-        </w:numPr>
-        <w:spacing w:after="0"/>
-        <w:rPr>
-          <w:rFonts w:ascii="Times New Roman" w:hAnsi="Times New Roman" w:cs="Times New Roman"/>
-          <w:sz w:val="24"/>
-          <w:szCs w:val="24"/>
-        </w:rPr>
-      </w:pPr>
-      <w:r>
-        <w:rPr>
-          <w:rFonts w:ascii="Times New Roman" w:hAnsi="Times New Roman" w:cs="Times New Roman"/>
-          <w:sz w:val="24"/>
-          <w:szCs w:val="24"/>
-        </w:rPr>
-        <w:t xml:space="preserve">Select </w:t>
-      </w:r>
-      <w:r>
-        <w:rPr>
-          <w:rFonts w:ascii="Times New Roman" w:hAnsi="Times New Roman" w:cs="Times New Roman"/>
-          <w:b/>
-          <w:bCs/>
-          <w:sz w:val="24"/>
-          <w:szCs w:val="24"/>
-        </w:rPr>
-        <w:t>TCP</w:t>
-      </w:r>
-      <w:r>
-        <w:rPr>
-          <w:rFonts w:ascii="Times New Roman" w:hAnsi="Times New Roman" w:cs="Times New Roman"/>
-          <w:sz w:val="24"/>
-          <w:szCs w:val="24"/>
-        </w:rPr>
-        <w:t xml:space="preserve"> </w:t>
-      </w:r>
-    </w:p>
-    <w:p>
-      <w:pPr>
-        <w:numPr>
-          <w:ilvl w:val="0"/>
-          <w:numId w:val="9"/>
-        </w:numPr>
-        <w:spacing w:after="0"/>
-        <w:rPr>
-          <w:rFonts w:ascii="Times New Roman" w:hAnsi="Times New Roman" w:cs="Times New Roman"/>
-          <w:sz w:val="24"/>
-          <w:szCs w:val="24"/>
-        </w:rPr>
-      </w:pPr>
-      <w:r>
-        <w:rPr>
-          <w:rFonts w:ascii="Times New Roman" w:hAnsi="Times New Roman" w:cs="Times New Roman"/>
-          <w:sz w:val="24"/>
-          <w:szCs w:val="24"/>
-        </w:rPr>
-        <w:t>Enter:</w:t>
-      </w:r>
-      <w:r>
-        <w:rPr>
-          <w:rFonts w:ascii="Times New Roman" w:hAnsi="Times New Roman" w:cs="Times New Roman"/>
-          <w:sz w:val="24"/>
-          <w:szCs w:val="24"/>
-        </w:rPr>
-        <w:t xml:space="preserve"> </w:t>
-      </w:r>
-      <w:r>
-        <w:rPr>
-          <w:rFonts w:ascii="Times New Roman" w:hAnsi="Times New Roman" w:cs="Times New Roman"/>
-          <w:sz w:val="24"/>
-          <w:szCs w:val="24"/>
-        </w:rPr>
-        <w:t>8080</w:t>
-      </w:r>
-    </w:p>
-    <w:p>
-      <w:pPr>
-        <w:numPr>
-          <w:ilvl w:val="0"/>
-          <w:numId w:val="9"/>
-        </w:numPr>
-        <w:spacing w:after="0"/>
-        <w:rPr>
-          <w:rFonts w:ascii="Times New Roman" w:hAnsi="Times New Roman" w:cs="Times New Roman"/>
-          <w:sz w:val="24"/>
-          <w:szCs w:val="24"/>
-        </w:rPr>
-      </w:pPr>
-      <w:r>
-        <w:rPr>
-          <w:rFonts w:ascii="Times New Roman" w:hAnsi="Times New Roman" w:cs="Times New Roman"/>
-          <w:sz w:val="24"/>
-          <w:szCs w:val="24"/>
-        </w:rPr>
-        <w:t xml:space="preserve">Select </w:t>
-      </w:r>
-      <w:r>
-        <w:rPr>
-          <w:rFonts w:ascii="Times New Roman" w:hAnsi="Times New Roman" w:cs="Times New Roman"/>
-          <w:b/>
-          <w:bCs/>
-          <w:sz w:val="24"/>
-          <w:szCs w:val="24"/>
-        </w:rPr>
-        <w:t>Allow the connection</w:t>
-      </w:r>
-      <w:r>
-        <w:rPr>
-          <w:rFonts w:ascii="Times New Roman" w:hAnsi="Times New Roman" w:cs="Times New Roman"/>
-          <w:sz w:val="24"/>
-          <w:szCs w:val="24"/>
-        </w:rPr>
-        <w:t xml:space="preserve"> </w:t>
-      </w:r>
-    </w:p>
-    <w:p>
-      <w:pPr>
-        <w:numPr>
-          <w:ilvl w:val="0"/>
-          <w:numId w:val="9"/>
-        </w:numPr>
-        <w:spacing w:after="0"/>
-        <w:rPr>
-          <w:rFonts w:ascii="Times New Roman" w:hAnsi="Times New Roman" w:cs="Times New Roman"/>
-          <w:sz w:val="24"/>
-          <w:szCs w:val="24"/>
-        </w:rPr>
-      </w:pPr>
-      <w:r>
-        <w:rPr>
-          <w:rFonts w:ascii="Times New Roman" w:hAnsi="Times New Roman" w:cs="Times New Roman"/>
-          <w:sz w:val="24"/>
-          <w:szCs w:val="24"/>
-        </w:rPr>
-        <w:t xml:space="preserve">Select </w:t>
-      </w:r>
-      <w:r>
-        <w:rPr>
-          <w:rFonts w:ascii="Times New Roman" w:hAnsi="Times New Roman" w:cs="Times New Roman"/>
-          <w:b/>
-          <w:bCs/>
-          <w:sz w:val="24"/>
-          <w:szCs w:val="24"/>
-        </w:rPr>
-        <w:t>Domain, Private, Public</w:t>
-      </w:r>
-      <w:r>
-        <w:rPr>
-          <w:rFonts w:ascii="Times New Roman" w:hAnsi="Times New Roman" w:cs="Times New Roman"/>
-          <w:sz w:val="24"/>
-          <w:szCs w:val="24"/>
-        </w:rPr>
-        <w:t xml:space="preserve"> </w:t>
-      </w:r>
-    </w:p>
-    <w:p>
-      <w:pPr>
-        <w:numPr>
-          <w:ilvl w:val="0"/>
-          <w:numId w:val="9"/>
-        </w:numPr>
-        <w:spacing w:after="0"/>
-        <w:rPr>
-          <w:rFonts w:ascii="Times New Roman" w:hAnsi="Times New Roman" w:cs="Times New Roman"/>
-          <w:sz w:val="24"/>
-          <w:szCs w:val="24"/>
-        </w:rPr>
-      </w:pPr>
-      <w:r>
-        <w:rPr>
-          <w:rFonts w:ascii="Times New Roman" w:hAnsi="Times New Roman" w:cs="Times New Roman"/>
-          <w:sz w:val="24"/>
-          <w:szCs w:val="24"/>
-        </w:rPr>
-        <w:t>Name it:</w:t>
-      </w:r>
-      <w:r>
-        <w:rPr>
-          <w:rFonts w:ascii="Times New Roman" w:hAnsi="Times New Roman" w:cs="Times New Roman"/>
-          <w:sz w:val="24"/>
-          <w:szCs w:val="24"/>
-        </w:rPr>
-        <w:t xml:space="preserve"> </w:t>
-      </w:r>
-      <w:r>
-        <w:rPr>
-          <w:rFonts w:ascii="Times New Roman" w:hAnsi="Times New Roman" w:cs="Times New Roman"/>
-          <w:sz w:val="24"/>
-          <w:szCs w:val="24"/>
-        </w:rPr>
-        <w:t>Allow TCP 8080 - Misconfiguration Test</w:t>
-      </w:r>
-    </w:p>
-    <w:p>
-      <w:pPr>
-        <w:numPr>
-          <w:ilvl w:val="0"/>
-          <w:numId w:val="9"/>
-        </w:numPr>
-        <w:spacing w:after="0"/>
-        <w:rPr>
-          <w:rFonts w:ascii="Times New Roman" w:hAnsi="Times New Roman" w:cs="Times New Roman"/>
-          <w:sz w:val="24"/>
-          <w:szCs w:val="24"/>
-        </w:rPr>
-      </w:pPr>
-      <w:r>
-        <w:rPr>
-          <w:rFonts w:ascii="Times New Roman" w:hAnsi="Times New Roman" w:cs="Times New Roman"/>
-          <w:sz w:val="24"/>
-          <w:szCs w:val="24"/>
-        </w:rPr>
-        <w:t xml:space="preserve">Click </w:t>
-      </w:r>
-      <w:r>
-        <w:rPr>
-          <w:rFonts w:ascii="Times New Roman" w:hAnsi="Times New Roman" w:cs="Times New Roman"/>
-          <w:b/>
-          <w:bCs/>
-          <w:sz w:val="24"/>
-          <w:szCs w:val="24"/>
-        </w:rPr>
-        <w:t>Finish</w:t>
-      </w:r>
-      <w:r>
-        <w:rPr>
-          <w:rFonts w:ascii="Times New Roman" w:hAnsi="Times New Roman" w:cs="Times New Roman"/>
-          <w:sz w:val="24"/>
-          <w:szCs w:val="24"/>
-        </w:rPr>
-        <w:t xml:space="preserve"> </w:t>
-      </w:r>
-    </w:p>
-    <w:p>
-      <w:pPr>
-        <w:spacing w:after="0"/>
-        <w:rPr>
-          <w:rFonts w:ascii="Times New Roman" w:hAnsi="Times New Roman" w:cs="Times New Roman"/>
-          <w:sz w:val="24"/>
-          <w:szCs w:val="24"/>
-        </w:rPr>
-      </w:pPr>
-      <w:r>
-        <w:rPr>
-          <w:rFonts w:ascii="Times New Roman" w:hAnsi="Times New Roman" w:cs="Times New Roman"/>
-          <w:sz w:val="24"/>
-          <w:szCs w:val="24"/>
-        </w:rPr>
-        <w:t xml:space="preserve">Now select the newly created rule → </w:t>
-      </w:r>
-      <w:r>
-        <w:rPr>
-          <w:rFonts w:ascii="Times New Roman" w:hAnsi="Times New Roman" w:cs="Times New Roman"/>
-          <w:b/>
-          <w:bCs/>
-          <w:sz w:val="24"/>
-          <w:szCs w:val="24"/>
-        </w:rPr>
-        <w:t>Properties → Scope</w:t>
-      </w:r>
-      <w:r>
-        <w:rPr>
-          <w:rFonts w:ascii="Times New Roman" w:hAnsi="Times New Roman" w:cs="Times New Roman"/>
-          <w:sz w:val="24"/>
-          <w:szCs w:val="24"/>
-        </w:rPr>
-        <w:t>.</w:t>
-      </w:r>
-    </w:p>
-    <w:p>
-      <w:pPr>
-        <w:rPr>
-          <w:rFonts w:ascii="Times New Roman" w:hAnsi="Times New Roman" w:cs="Times New Roman"/>
-          <w:sz w:val="24"/>
-          <w:szCs w:val="24"/>
-        </w:rPr>
-      </w:pPr>
-      <w:r>
-        <w:rPr>
-          <w:rFonts w:ascii="Times New Roman" w:hAnsi="Times New Roman" w:cs="Times New Roman"/>
-          <w:sz w:val="24"/>
-          <w:szCs w:val="24"/>
-        </w:rPr>
-        <w:t>Check that it allows connections from:</w:t>
-      </w:r>
-      <w:r>
-        <w:rPr>
-          <w:rFonts w:ascii="Times New Roman" w:hAnsi="Times New Roman" w:cs="Times New Roman"/>
-          <w:sz w:val="24"/>
-          <w:szCs w:val="24"/>
-        </w:rPr>
-        <w:t xml:space="preserve"> </w:t>
-      </w:r>
-      <w:r>
-        <w:rPr>
-          <w:rFonts w:ascii="Times New Roman" w:hAnsi="Times New Roman" w:cs="Times New Roman"/>
-          <w:sz w:val="24"/>
-          <w:szCs w:val="24"/>
-        </w:rPr>
-        <w:t>Any IP address</w:t>
-      </w:r>
-    </w:p>
-    <w:p>
-      <w:pPr>
-        <w:keepNext/>
-      </w:pPr>
-      <w:r>
-        <w:rPr>
-          <w:noProof/>
-        </w:rPr>
-        <w:drawing>
-          <wp:inline distT="0" distB="0" distL="0" distR="0" wp14:anchorId="56AA6DD9" wp14:editId="6585D867">
-            <wp:extent cx="5943600" cy="4456430"/>
-            <wp:effectExtent l="0" t="0" r="0" b="1270"/>
-            <wp:docPr id="1843842340" name="Picture 1"/>
-            <wp:cNvGraphicFramePr>
-              <a:graphicFrameLocks xmlns:a="http://schemas.openxmlformats.org/drawingml/2006/main" noChangeAspect="1"/>
-            </wp:cNvGraphicFramePr>
-            <a:graphic xmlns:a="http://schemas.openxmlformats.org/drawingml/2006/main">
-              <a:graphicData uri="http://schemas.openxmlformats.org/drawingml/2006/picture">
-                <pic:pic xmlns:pic="http://schemas.openxmlformats.org/drawingml/2006/picture">
-                  <pic:nvPicPr>
-                    <pic:cNvPr id="1843842340" name=""/>
-                    <pic:cNvPicPr/>
-                  </pic:nvPicPr>
-                  <pic:blipFill>
-                    <a:blip r:embed="rId31"/>
-                    <a:stretch>
-                      <a:fillRect/>
-                    </a:stretch>
-                  </pic:blipFill>
-                  <pic:spPr>
-                    <a:xfrm>
-                      <a:off x="0" y="0"/>
-                      <a:ext cx="5943600" cy="4456430"/>
-                    </a:xfrm>
-                    <a:prstGeom prst="rect">
-                      <a:avLst/>
-                    </a:prstGeom>
-                  </pic:spPr>
-                </pic:pic>
-              </a:graphicData>
-            </a:graphic>
-          </wp:inline>
-        </w:drawing>
-      </w:r>
-    </w:p>
-    <w:p>
-      <w:pPr>
-        <w:pStyle w:val="Caption"/>
-        <w:jc w:val="center"/>
-        <w:rPr>
-          <w:rFonts w:ascii="Times New Roman" w:hAnsi="Times New Roman" w:cs="Times New Roman"/>
-          <w:sz w:val="24"/>
-          <w:szCs w:val="24"/>
-        </w:rPr>
-      </w:pPr>
-      <w:r>
-        <w:t xml:space="preserve">Figure 3: </w:t>
-      </w:r>
-      <w:r>
-        <w:t>Identification of an overly permissive firewall rule</w:t>
-      </w:r>
-    </w:p>
-    <w:p>
-      <w:pPr>
-        <w:tabs>
-          <w:tab w:val="left" w:pos="1822"/>
-        </w:tabs>
-        <w:rPr>
-          <w:rFonts w:ascii="Times New Roman" w:hAnsi="Times New Roman" w:cs="Times New Roman"/>
-          <w:b/>
-          <w:bCs/>
-          <w:sz w:val="24"/>
-          <w:szCs w:val="24"/>
-        </w:rPr>
-      </w:pPr>
-      <w:r>
-        <w:rPr>
-          <w:rFonts w:ascii="Times New Roman" w:hAnsi="Times New Roman" w:cs="Times New Roman"/>
-          <w:b/>
-          <w:bCs/>
-          <w:sz w:val="24"/>
-          <w:szCs w:val="24"/>
-        </w:rPr>
-        <w:t>POC Explanation</w:t>
-      </w:r>
-    </w:p>
-    <w:p>
-      <w:pPr>
-        <w:tabs>
-          <w:tab w:val="left" w:pos="1822"/>
-        </w:tabs>
-        <w:rPr>
-          <w:rFonts w:ascii="Times New Roman" w:hAnsi="Times New Roman" w:cs="Times New Roman"/>
-          <w:sz w:val="24"/>
-          <w:szCs w:val="24"/>
-        </w:rPr>
-      </w:pPr>
-      <w:r>
-        <w:rPr>
-          <w:rFonts w:ascii="Times New Roman" w:hAnsi="Times New Roman" w:cs="Times New Roman"/>
-          <w:sz w:val="24"/>
-          <w:szCs w:val="24"/>
-        </w:rPr>
-        <w:lastRenderedPageBreak/>
-        <w:t xml:space="preserve">The screenshot shows the </w:t>
-      </w:r>
-      <w:r>
-        <w:rPr>
-          <w:rFonts w:ascii="Times New Roman" w:hAnsi="Times New Roman" w:cs="Times New Roman"/>
-          <w:b/>
-          <w:bCs/>
-          <w:sz w:val="24"/>
-          <w:szCs w:val="24"/>
-        </w:rPr>
-        <w:t>“Allow TCP 8080 - Misconfiguration Test”</w:t>
-      </w:r>
-      <w:r>
-        <w:rPr>
-          <w:rFonts w:ascii="Times New Roman" w:hAnsi="Times New Roman" w:cs="Times New Roman"/>
-          <w:sz w:val="24"/>
-          <w:szCs w:val="24"/>
-        </w:rPr>
-        <w:t xml:space="preserve"> firewall rule. The </w:t>
-      </w:r>
-      <w:r>
-        <w:rPr>
-          <w:rFonts w:ascii="Times New Roman" w:hAnsi="Times New Roman" w:cs="Times New Roman"/>
-          <w:b/>
-          <w:bCs/>
-          <w:sz w:val="24"/>
-          <w:szCs w:val="24"/>
-        </w:rPr>
-        <w:t>Scope</w:t>
-      </w:r>
-      <w:r>
-        <w:rPr>
-          <w:rFonts w:ascii="Times New Roman" w:hAnsi="Times New Roman" w:cs="Times New Roman"/>
-          <w:sz w:val="24"/>
-          <w:szCs w:val="24"/>
-        </w:rPr>
-        <w:t xml:space="preserve"> settings allow connections from </w:t>
-      </w:r>
-      <w:r>
-        <w:rPr>
-          <w:rFonts w:ascii="Times New Roman" w:hAnsi="Times New Roman" w:cs="Times New Roman"/>
-          <w:b/>
-          <w:bCs/>
-          <w:sz w:val="24"/>
-          <w:szCs w:val="24"/>
-        </w:rPr>
-        <w:t>Any IP address</w:t>
-      </w:r>
-      <w:r>
-        <w:rPr>
-          <w:rFonts w:ascii="Times New Roman" w:hAnsi="Times New Roman" w:cs="Times New Roman"/>
-          <w:sz w:val="24"/>
-          <w:szCs w:val="24"/>
-        </w:rPr>
-        <w:t xml:space="preserve"> for both local and remote IP addresses.</w:t>
-      </w:r>
-    </w:p>
-    <w:p>
-      <w:pPr>
-        <w:tabs>
-          <w:tab w:val="left" w:pos="1822"/>
-        </w:tabs>
-        <w:rPr>
-          <w:rFonts w:ascii="Times New Roman" w:hAnsi="Times New Roman" w:cs="Times New Roman"/>
-          <w:sz w:val="24"/>
-          <w:szCs w:val="24"/>
-        </w:rPr>
-      </w:pPr>
-      <w:r>
-        <w:rPr>
-          <w:rFonts w:ascii="Times New Roman" w:hAnsi="Times New Roman" w:cs="Times New Roman"/>
-          <w:sz w:val="24"/>
-          <w:szCs w:val="24"/>
-        </w:rPr>
-        <w:t xml:space="preserve">The rule is enabled and applies to </w:t>
-      </w:r>
-      <w:r>
-        <w:rPr>
-          <w:rFonts w:ascii="Times New Roman" w:hAnsi="Times New Roman" w:cs="Times New Roman"/>
-          <w:b/>
-          <w:bCs/>
-          <w:sz w:val="24"/>
-          <w:szCs w:val="24"/>
-        </w:rPr>
-        <w:t>all network profiles</w:t>
-      </w:r>
-      <w:r>
-        <w:rPr>
-          <w:rFonts w:ascii="Times New Roman" w:hAnsi="Times New Roman" w:cs="Times New Roman"/>
-          <w:sz w:val="24"/>
-          <w:szCs w:val="24"/>
-        </w:rPr>
-        <w:t xml:space="preserve">. This represents an </w:t>
-      </w:r>
-      <w:r>
-        <w:rPr>
-          <w:rFonts w:ascii="Times New Roman" w:hAnsi="Times New Roman" w:cs="Times New Roman"/>
-          <w:b/>
-          <w:bCs/>
-          <w:sz w:val="24"/>
-          <w:szCs w:val="24"/>
-        </w:rPr>
-        <w:t>overly permissive firewall configuration</w:t>
-      </w:r>
-      <w:r>
-        <w:rPr>
-          <w:rFonts w:ascii="Times New Roman" w:hAnsi="Times New Roman" w:cs="Times New Roman"/>
-          <w:sz w:val="24"/>
-          <w:szCs w:val="24"/>
-        </w:rPr>
-        <w:t>, because TCP port 8080 is allowed without restricting the source IP addresses.</w:t>
-      </w:r>
-    </w:p>
-    <w:p>
-      <w:pPr>
-        <w:tabs>
-          <w:tab w:val="left" w:pos="1822"/>
-        </w:tabs>
-        <w:rPr>
-          <w:rFonts w:ascii="Times New Roman" w:hAnsi="Times New Roman" w:cs="Times New Roman"/>
-          <w:sz w:val="24"/>
-          <w:szCs w:val="24"/>
-        </w:rPr>
-      </w:pPr>
-    </w:p>
-    <w:p>
-      <w:pPr>
-        <w:tabs>
-          <w:tab w:val="left" w:pos="1822"/>
-        </w:tabs>
-        <w:rPr>
-          <w:rFonts w:ascii="Times New Roman" w:hAnsi="Times New Roman" w:cs="Times New Roman"/>
-          <w:b/>
-          <w:bCs/>
-          <w:sz w:val="26"/>
-          <w:szCs w:val="26"/>
-        </w:rPr>
-      </w:pPr>
-      <w:r>
-        <w:rPr>
-          <w:rFonts w:ascii="Times New Roman" w:hAnsi="Times New Roman" w:cs="Times New Roman"/>
-          <w:b/>
-          <w:bCs/>
-          <w:sz w:val="26"/>
-          <w:szCs w:val="26"/>
-        </w:rPr>
-        <w:t>Step 4: Collect and Document the Misconfiguration</w:t>
-      </w:r>
-    </w:p>
-    <w:p>
-      <w:pPr>
-        <w:tabs>
-          <w:tab w:val="left" w:pos="1822"/>
-        </w:tabs>
-        <w:rPr>
-          <w:rFonts w:ascii="Times New Roman" w:hAnsi="Times New Roman" w:cs="Times New Roman"/>
-          <w:sz w:val="24"/>
-          <w:szCs w:val="24"/>
-        </w:rPr>
-      </w:pPr>
-      <w:r>
-        <w:rPr>
-          <w:rFonts w:ascii="Times New Roman" w:hAnsi="Times New Roman" w:cs="Times New Roman"/>
-          <w:sz w:val="24"/>
-          <w:szCs w:val="24"/>
-        </w:rPr>
-        <w:t xml:space="preserve">Open the </w:t>
-      </w:r>
-      <w:r>
-        <w:rPr>
-          <w:rFonts w:ascii="Times New Roman" w:hAnsi="Times New Roman" w:cs="Times New Roman"/>
-          <w:b/>
-          <w:bCs/>
-          <w:sz w:val="24"/>
-          <w:szCs w:val="24"/>
-        </w:rPr>
-        <w:t>Properties</w:t>
-      </w:r>
-      <w:r>
-        <w:rPr>
-          <w:rFonts w:ascii="Times New Roman" w:hAnsi="Times New Roman" w:cs="Times New Roman"/>
-          <w:sz w:val="24"/>
-          <w:szCs w:val="24"/>
-        </w:rPr>
-        <w:t xml:space="preserve"> of the </w:t>
-      </w:r>
-      <w:r>
-        <w:rPr>
-          <w:rFonts w:ascii="Times New Roman" w:hAnsi="Times New Roman" w:cs="Times New Roman"/>
-          <w:b/>
-          <w:bCs/>
-          <w:sz w:val="24"/>
-          <w:szCs w:val="24"/>
-        </w:rPr>
-        <w:t>“Allow TCP 8080 - Misconfiguration Test”</w:t>
-      </w:r>
-      <w:r>
-        <w:rPr>
-          <w:rFonts w:ascii="Times New Roman" w:hAnsi="Times New Roman" w:cs="Times New Roman"/>
-          <w:sz w:val="24"/>
-          <w:szCs w:val="24"/>
-        </w:rPr>
-        <w:t xml:space="preserve"> rule.</w:t>
-      </w:r>
-    </w:p>
-    <w:p>
-      <w:pPr>
-        <w:tabs>
-          <w:tab w:val="left" w:pos="1822"/>
-        </w:tabs>
-        <w:spacing w:after="0"/>
-        <w:rPr>
-          <w:rFonts w:ascii="Times New Roman" w:hAnsi="Times New Roman" w:cs="Times New Roman"/>
-          <w:sz w:val="24"/>
-          <w:szCs w:val="24"/>
-        </w:rPr>
-      </w:pPr>
-      <w:r>
-        <w:rPr>
-          <w:rFonts w:ascii="Times New Roman" w:hAnsi="Times New Roman" w:cs="Times New Roman"/>
-          <w:sz w:val="24"/>
-          <w:szCs w:val="24"/>
-        </w:rPr>
-        <w:t xml:space="preserve">From the </w:t>
-      </w:r>
-      <w:r>
-        <w:rPr>
-          <w:rFonts w:ascii="Times New Roman" w:hAnsi="Times New Roman" w:cs="Times New Roman"/>
-          <w:b/>
-          <w:bCs/>
-          <w:sz w:val="24"/>
-          <w:szCs w:val="24"/>
-        </w:rPr>
-        <w:t>General</w:t>
-      </w:r>
-      <w:r>
-        <w:rPr>
-          <w:rFonts w:ascii="Times New Roman" w:hAnsi="Times New Roman" w:cs="Times New Roman"/>
-          <w:sz w:val="24"/>
-          <w:szCs w:val="24"/>
-        </w:rPr>
-        <w:t xml:space="preserve"> tab, record the following details:</w:t>
+        <w:t xml:space="preserve">Figure </w:t>
+      </w:r>
+      <w:r>
+        <w:t xml:space="preserve">5: </w:t>
+      </w:r>
+      <w:r>
+        <w:t>Secure Network Topology using DMZ, Firewall and IDS</w:t>
       </w:r>
     </w:p>
     <w:p>
@@ -17451,20 +17639,23 @@
           <w:tab w:val="left" w:pos="1832"/>
         </w:tabs>
         <w:spacing w:after="0"/>
-        <w:ind w:left="720"/>
-        <w:rPr>
-          <w:rFonts w:ascii="Times New Roman" w:hAnsi="Times New Roman" w:cs="Times New Roman"/>
-          <w:sz w:val="24"/>
-          <w:szCs w:val="24"/>
-        </w:rPr>
-      </w:pPr>
-      <w:r>
-        <w:rPr>
-          <w:rFonts w:ascii="Times New Roman" w:hAnsi="Times New Roman" w:cs="Times New Roman"/>
-          <w:sz w:val="24"/>
-          <w:szCs w:val="24"/>
-        </w:rPr>
-        <w:t>Rule Name: Allow TCP 8080 - Misconfiguration Test</w:t>
+        <w:rPr>
+          <w:rFonts w:ascii="Times New Roman" w:hAnsi="Times New Roman" w:cs="Times New Roman"/>
+          <w:b/>
+          <w:bCs/>
+          <w:sz w:val="24"/>
+          <w:szCs w:val="24"/>
+        </w:rPr>
+      </w:pPr>
+      <w:r>
+        <w:rPr>
+          <w:rFonts w:ascii="Times New Roman" w:hAnsi="Times New Roman" w:cs="Times New Roman"/>
+          <w:b/>
+          <w:bCs/>
+          <w:sz w:val="24"/>
+          <w:szCs w:val="24"/>
+        </w:rPr>
+        <w:t>POC Explanation</w:t>
       </w:r>
     </w:p>
     <w:p>
@@ -17473,20 +17664,130 @@
           <w:tab w:val="left" w:pos="1832"/>
         </w:tabs>
         <w:spacing w:after="0"/>
-        <w:ind w:left="720"/>
-        <w:rPr>
-          <w:rFonts w:ascii="Times New Roman" w:hAnsi="Times New Roman" w:cs="Times New Roman"/>
-          <w:sz w:val="24"/>
-          <w:szCs w:val="24"/>
-        </w:rPr>
-      </w:pPr>
-      <w:r>
-        <w:rPr>
-          <w:rFonts w:ascii="Times New Roman" w:hAnsi="Times New Roman" w:cs="Times New Roman"/>
-          <w:sz w:val="24"/>
-          <w:szCs w:val="24"/>
-        </w:rPr>
-        <w:t>Status: Enabled</w:t>
+        <w:rPr>
+          <w:rFonts w:ascii="Times New Roman" w:hAnsi="Times New Roman" w:cs="Times New Roman"/>
+          <w:sz w:val="32"/>
+          <w:szCs w:val="32"/>
+        </w:rPr>
+      </w:pPr>
+      <w:r>
+        <w:rPr>
+          <w:rFonts w:ascii="Times New Roman" w:hAnsi="Times New Roman" w:cs="Times New Roman"/>
+          <w:sz w:val="24"/>
+          <w:szCs w:val="24"/>
+        </w:rPr>
+        <w:t xml:space="preserve">The topology shows traffic flowing from the External Network </w:t>
+      </w:r>
+      <w:r>
+        <w:rPr>
+          <w:rFonts w:ascii="Times New Roman" w:hAnsi="Times New Roman" w:cs="Times New Roman"/>
+          <w:sz w:val="24"/>
+          <w:szCs w:val="24"/>
+        </w:rPr>
+        <w:sym w:font="Wingdings" w:char="F0E0"/>
+      </w:r>
+      <w:r>
+        <w:rPr>
+          <w:rFonts w:ascii="Times New Roman" w:hAnsi="Times New Roman" w:cs="Times New Roman"/>
+          <w:sz w:val="24"/>
+          <w:szCs w:val="24"/>
+        </w:rPr>
+        <w:t xml:space="preserve"> IDS </w:t>
+      </w:r>
+      <w:r>
+        <w:rPr>
+          <w:rFonts w:ascii="Times New Roman" w:hAnsi="Times New Roman" w:cs="Times New Roman"/>
+          <w:sz w:val="24"/>
+          <w:szCs w:val="24"/>
+        </w:rPr>
+        <w:sym w:font="Wingdings" w:char="F0E0"/>
+      </w:r>
+      <w:r>
+        <w:rPr>
+          <w:rFonts w:ascii="Times New Roman" w:hAnsi="Times New Roman" w:cs="Times New Roman"/>
+          <w:sz w:val="24"/>
+          <w:szCs w:val="24"/>
+        </w:rPr>
+        <w:t xml:space="preserve"> Firewall </w:t>
+      </w:r>
+      <w:r>
+        <w:rPr>
+          <w:rFonts w:ascii="Times New Roman" w:hAnsi="Times New Roman" w:cs="Times New Roman"/>
+          <w:sz w:val="24"/>
+          <w:szCs w:val="24"/>
+        </w:rPr>
+        <w:sym w:font="Wingdings" w:char="F0E0"/>
+      </w:r>
+      <w:r>
+        <w:rPr>
+          <w:rFonts w:ascii="Times New Roman" w:hAnsi="Times New Roman" w:cs="Times New Roman"/>
+          <w:sz w:val="24"/>
+          <w:szCs w:val="24"/>
+        </w:rPr>
+        <w:t xml:space="preserve"> DMZ/Internal Network.</w:t>
+      </w:r>
+      <w:r>
+        <w:rPr>
+          <w:rFonts w:ascii="Times New Roman" w:hAnsi="Times New Roman" w:cs="Times New Roman"/>
+          <w:sz w:val="24"/>
+          <w:szCs w:val="24"/>
+        </w:rPr>
+        <w:br/>
+        <w:t>The IDS monitors incoming traffic for suspicious activity.</w:t>
+      </w:r>
+      <w:r>
+        <w:rPr>
+          <w:rFonts w:ascii="Times New Roman" w:hAnsi="Times New Roman" w:cs="Times New Roman"/>
+          <w:sz w:val="24"/>
+          <w:szCs w:val="24"/>
+        </w:rPr>
+        <w:br/>
+        <w:t xml:space="preserve">The firewall controls and filters network </w:t>
+      </w:r>
+      <w:proofErr w:type="spellStart"/>
+      <w:r>
+        <w:rPr>
+          <w:rFonts w:ascii="Times New Roman" w:hAnsi="Times New Roman" w:cs="Times New Roman"/>
+          <w:sz w:val="24"/>
+          <w:szCs w:val="24"/>
+        </w:rPr>
+        <w:t>traffic.</w:t>
+      </w:r>
+      <w:proofErr w:type="spellEnd"/>
+      <w:r>
+        <w:rPr>
+          <w:rFonts w:ascii="Times New Roman" w:hAnsi="Times New Roman" w:cs="Times New Roman"/>
+          <w:sz w:val="24"/>
+          <w:szCs w:val="24"/>
+        </w:rPr>
+        <w:br/>
+      </w:r>
+      <w:proofErr w:type="spellStart"/>
+      <w:r>
+        <w:rPr>
+          <w:rFonts w:ascii="Times New Roman" w:hAnsi="Times New Roman" w:cs="Times New Roman"/>
+          <w:sz w:val="24"/>
+          <w:szCs w:val="24"/>
+        </w:rPr>
+        <w:t>The</w:t>
+      </w:r>
+      <w:proofErr w:type="spellEnd"/>
+      <w:r>
+        <w:rPr>
+          <w:rFonts w:ascii="Times New Roman" w:hAnsi="Times New Roman" w:cs="Times New Roman"/>
+          <w:sz w:val="24"/>
+          <w:szCs w:val="24"/>
+        </w:rPr>
+        <w:t xml:space="preserve"> DMZ contains the public Web Server, while the internal LAN contains trusted servers and workstations.</w:t>
+      </w:r>
+      <w:r>
+        <w:rPr>
+          <w:rFonts w:ascii="Times New Roman" w:hAnsi="Times New Roman" w:cs="Times New Roman"/>
+          <w:sz w:val="24"/>
+          <w:szCs w:val="24"/>
+        </w:rPr>
+        <w:br/>
+        <w:t>This separation helps protect internal resources from external threats.</w:t>
       </w:r>
     </w:p>
     <w:p>
@@ -17495,124 +17796,24 @@
           <w:tab w:val="left" w:pos="1832"/>
         </w:tabs>
         <w:spacing w:after="0"/>
-        <w:ind w:left="720"/>
-        <w:rPr>
-          <w:rFonts w:ascii="Times New Roman" w:hAnsi="Times New Roman" w:cs="Times New Roman"/>
-          <w:sz w:val="24"/>
-          <w:szCs w:val="24"/>
-        </w:rPr>
-      </w:pPr>
-      <w:r>
-        <w:rPr>
-          <w:rFonts w:ascii="Times New Roman" w:hAnsi="Times New Roman" w:cs="Times New Roman"/>
-          <w:sz w:val="24"/>
-          <w:szCs w:val="24"/>
-        </w:rPr>
-        <w:t>Action: Allow the connection</w:t>
-      </w:r>
-    </w:p>
-    <w:p>
-      <w:pPr>
-        <w:tabs>
-          <w:tab w:val="left" w:pos="1822"/>
-        </w:tabs>
-        <w:rPr>
-          <w:rFonts w:ascii="Times New Roman" w:hAnsi="Times New Roman" w:cs="Times New Roman"/>
-          <w:sz w:val="24"/>
-          <w:szCs w:val="24"/>
-        </w:rPr>
-      </w:pPr>
-      <w:r>
-        <w:rPr>
-          <w:rFonts w:ascii="Times New Roman" w:hAnsi="Times New Roman" w:cs="Times New Roman"/>
-          <w:sz w:val="24"/>
-          <w:szCs w:val="24"/>
-        </w:rPr>
-        <w:t>The rule is configured to allow network connections through the firewall.</w:t>
-      </w:r>
-    </w:p>
-    <w:p>
-      <w:pPr>
-        <w:keepNext/>
-        <w:tabs>
-          <w:tab w:val="left" w:pos="1822"/>
-        </w:tabs>
-      </w:pPr>
-      <w:r>
-        <w:rPr>
-          <w:noProof/>
-        </w:rPr>
-        <w:drawing>
-          <wp:inline distT="0" distB="0" distL="0" distR="0" wp14:anchorId="787BE674" wp14:editId="260481E5">
-            <wp:extent cx="5943600" cy="4456430"/>
-            <wp:effectExtent l="0" t="0" r="0" b="1270"/>
-            <wp:docPr id="1539179542" name="Picture 1"/>
-            <wp:cNvGraphicFramePr>
-              <a:graphicFrameLocks xmlns:a="http://schemas.openxmlformats.org/drawingml/2006/main" noChangeAspect="1"/>
-            </wp:cNvGraphicFramePr>
-            <a:graphic xmlns:a="http://schemas.openxmlformats.org/drawingml/2006/main">
-              <a:graphicData uri="http://schemas.openxmlformats.org/drawingml/2006/picture">
-                <pic:pic xmlns:pic="http://schemas.openxmlformats.org/drawingml/2006/picture">
-                  <pic:nvPicPr>
-                    <pic:cNvPr id="1539179542" name=""/>
-                    <pic:cNvPicPr/>
-                  </pic:nvPicPr>
-                  <pic:blipFill>
-                    <a:blip r:embed="rId32"/>
-                    <a:stretch>
-                      <a:fillRect/>
-                    </a:stretch>
-                  </pic:blipFill>
-                  <pic:spPr>
-                    <a:xfrm>
-                      <a:off x="0" y="0"/>
-                      <a:ext cx="5943600" cy="4456430"/>
-                    </a:xfrm>
-                    <a:prstGeom prst="rect">
-                      <a:avLst/>
-                    </a:prstGeom>
-                  </pic:spPr>
-                </pic:pic>
-              </a:graphicData>
-            </a:graphic>
-          </wp:inline>
-        </w:drawing>
-      </w:r>
-    </w:p>
-    <w:p>
-      <w:pPr>
-        <w:pStyle w:val="Caption"/>
-        <w:jc w:val="center"/>
-      </w:pPr>
-      <w:r>
-        <w:t>Figure 4</w:t>
-      </w:r>
-      <w:r>
-        <w:t>: Collected details of the identified firewall misconfiguration</w:t>
-      </w:r>
-    </w:p>
-    <w:p>
-      <w:pPr>
-        <w:tabs>
-          <w:tab w:val="left" w:pos="1832"/>
-        </w:tabs>
-        <w:rPr>
-          <w:rFonts w:ascii="Times New Roman" w:hAnsi="Times New Roman" w:cs="Times New Roman"/>
-          <w:b/>
-          <w:bCs/>
-          <w:sz w:val="24"/>
-          <w:szCs w:val="24"/>
-        </w:rPr>
-      </w:pPr>
-      <w:r>
-        <w:rPr>
-          <w:rFonts w:ascii="Times New Roman" w:hAnsi="Times New Roman" w:cs="Times New Roman"/>
-          <w:b/>
-          <w:bCs/>
-          <w:sz w:val="24"/>
-          <w:szCs w:val="24"/>
-        </w:rPr>
-        <w:t>POC Explanation</w:t>
+        <w:rPr>
+          <w:rFonts w:ascii="Times New Roman" w:hAnsi="Times New Roman" w:cs="Times New Roman"/>
+          <w:b/>
+          <w:bCs/>
+          <w:sz w:val="28"/>
+          <w:szCs w:val="28"/>
+        </w:rPr>
+      </w:pPr>
+      <w:r>
+        <w:rPr>
+          <w:rFonts w:ascii="Times New Roman" w:hAnsi="Times New Roman" w:cs="Times New Roman"/>
+          <w:b/>
+          <w:bCs/>
+          <w:sz w:val="28"/>
+          <w:szCs w:val="28"/>
+        </w:rPr>
+        <w:lastRenderedPageBreak/>
+        <w:t>Conclusion</w:t>
       </w:r>
     </w:p>
     <w:p>
@@ -17627,15 +17828,6 @@
           <w:szCs w:val="24"/>
         </w:rPr>
       </w:pPr>
-      <w:r>
-        <w:rPr>
-          <w:rFonts w:ascii="Times New Roman" w:hAnsi="Times New Roman" w:cs="Times New Roman"/>
-          <w:sz w:val="24"/>
-          <w:szCs w:val="24"/>
-        </w:rPr>
-        <w:lastRenderedPageBreak/>
-        <w:t>The enabled rule allows TCP 8080 traffic through the firewall. When combined with the unrestricted IP scope identified in the previous step, this represents an overly permissive firewall configuration that could unnecessarily increase the system's attack surface.</w:t>
-      </w:r>
     </w:p>
     <w:p>
       <w:pPr>
@@ -17649,6 +17841,66 @@
           <w:szCs w:val="24"/>
         </w:rPr>
       </w:pPr>
+      <w:r>
+        <w:rPr>
+          <w:rFonts w:ascii="Times New Roman" w:hAnsi="Times New Roman" w:cs="Times New Roman"/>
+          <w:sz w:val="24"/>
+          <w:szCs w:val="24"/>
+        </w:rPr>
+        <w:t xml:space="preserve">In this practical, the given firewall rules were </w:t>
+      </w:r>
+      <w:proofErr w:type="spellStart"/>
+      <w:r>
+        <w:rPr>
+          <w:rFonts w:ascii="Times New Roman" w:hAnsi="Times New Roman" w:cs="Times New Roman"/>
+          <w:sz w:val="24"/>
+          <w:szCs w:val="24"/>
+        </w:rPr>
+        <w:t>analyzed</w:t>
+      </w:r>
+      <w:proofErr w:type="spellEnd"/>
+      <w:r>
+        <w:rPr>
+          <w:rFonts w:ascii="Times New Roman" w:hAnsi="Times New Roman" w:cs="Times New Roman"/>
+          <w:sz w:val="24"/>
+          <w:szCs w:val="24"/>
+        </w:rPr>
+        <w:t xml:space="preserve"> and the main misconfigurations were identified. Three rules were corrected by restricting HTTPS to the DMZ web server, blocking FTP access to the internal network, and denying unspecified traffic.</w:t>
+      </w:r>
+      <w:r>
+        <w:rPr>
+          <w:rFonts w:ascii="Times New Roman" w:hAnsi="Times New Roman" w:cs="Times New Roman"/>
+          <w:sz w:val="24"/>
+          <w:szCs w:val="24"/>
+        </w:rPr>
+        <w:t xml:space="preserve"> </w:t>
+      </w:r>
+      <w:r>
+        <w:rPr>
+          <w:rFonts w:ascii="Times New Roman" w:hAnsi="Times New Roman" w:cs="Times New Roman"/>
+          <w:sz w:val="24"/>
+          <w:szCs w:val="24"/>
+        </w:rPr>
+        <w:t xml:space="preserve">A secure network topology was also designed using a </w:t>
+      </w:r>
+      <w:r>
+        <w:rPr>
+          <w:rFonts w:ascii="Times New Roman" w:hAnsi="Times New Roman" w:cs="Times New Roman"/>
+          <w:b/>
+          <w:bCs/>
+          <w:sz w:val="24"/>
+          <w:szCs w:val="24"/>
+        </w:rPr>
+        <w:t>DMZ, firewall and IDS</w:t>
+      </w:r>
+      <w:r>
+        <w:rPr>
+          <w:rFonts w:ascii="Times New Roman" w:hAnsi="Times New Roman" w:cs="Times New Roman"/>
+          <w:sz w:val="24"/>
+          <w:szCs w:val="24"/>
+        </w:rPr>
+        <w:t>. The web server was placed in the DMZ so that it can provide public services without being directly connected to the internal LAN. The IDS was placed near the network perimeter to monitor suspicious traffic.</w:t>
+      </w:r>
     </w:p>
     <w:p>
       <w:pPr>
@@ -17658,8 +17910,10 @@
         <w:spacing w:after="0"/>
         <w:rPr>
           <w:rFonts w:ascii="Times New Roman" w:hAnsi="Times New Roman" w:cs="Times New Roman"/>
-          <w:sz w:val="12"/>
-          <w:szCs w:val="12"/>
+          <w:b/>
+          <w:bCs/>
+          <w:sz w:val="24"/>
+          <w:szCs w:val="24"/>
         </w:rPr>
       </w:pPr>
     </w:p>
@@ -17685,7 +17939,7 @@
           <w:sz w:val="26"/>
           <w:szCs w:val="26"/>
         </w:rPr>
-        <w:t>Step 5: Design a Secure Network Topology using DMZ and IDS</w:t>
+        <w:t>Observation Questions</w:t>
       </w:r>
     </w:p>
     <w:p>
@@ -17696,8 +17950,156 @@
         <w:spacing w:after="0"/>
         <w:rPr>
           <w:rFonts w:ascii="Times New Roman" w:hAnsi="Times New Roman" w:cs="Times New Roman"/>
-          <w:sz w:val="24"/>
-          <w:szCs w:val="24"/>
+          <w:b/>
+          <w:bCs/>
+          <w:sz w:val="24"/>
+          <w:szCs w:val="24"/>
+        </w:rPr>
+      </w:pPr>
+    </w:p>
+    <w:p>
+      <w:pPr>
+        <w:tabs>
+          <w:tab w:val="left" w:pos="1832"/>
+        </w:tabs>
+        <w:rPr>
+          <w:rFonts w:ascii="Times New Roman" w:hAnsi="Times New Roman" w:cs="Times New Roman"/>
+          <w:sz w:val="24"/>
+          <w:szCs w:val="24"/>
+        </w:rPr>
+      </w:pPr>
+      <w:r>
+        <w:rPr>
+          <w:rFonts w:ascii="Times New Roman" w:hAnsi="Times New Roman" w:cs="Times New Roman"/>
+          <w:b/>
+          <w:bCs/>
+          <w:sz w:val="24"/>
+          <w:szCs w:val="24"/>
+        </w:rPr>
+        <w:t>1) What is the purpose of DMZ?</w:t>
+      </w:r>
+    </w:p>
+    <w:p>
+      <w:pPr>
+        <w:tabs>
+          <w:tab w:val="left" w:pos="1832"/>
+        </w:tabs>
+        <w:rPr>
+          <w:rFonts w:ascii="Times New Roman" w:hAnsi="Times New Roman" w:cs="Times New Roman"/>
+          <w:sz w:val="24"/>
+          <w:szCs w:val="24"/>
+        </w:rPr>
+      </w:pPr>
+      <w:r>
+        <w:rPr>
+          <w:rFonts w:ascii="Times New Roman" w:hAnsi="Times New Roman" w:cs="Times New Roman"/>
+          <w:sz w:val="24"/>
+          <w:szCs w:val="24"/>
+        </w:rPr>
+        <w:t xml:space="preserve">A </w:t>
+      </w:r>
+      <w:r>
+        <w:rPr>
+          <w:rFonts w:ascii="Times New Roman" w:hAnsi="Times New Roman" w:cs="Times New Roman"/>
+          <w:b/>
+          <w:bCs/>
+          <w:sz w:val="24"/>
+          <w:szCs w:val="24"/>
+        </w:rPr>
+        <w:t>DMZ (Demilitarized Zone)</w:t>
+      </w:r>
+      <w:r>
+        <w:rPr>
+          <w:rFonts w:ascii="Times New Roman" w:hAnsi="Times New Roman" w:cs="Times New Roman"/>
+          <w:sz w:val="24"/>
+          <w:szCs w:val="24"/>
+        </w:rPr>
+        <w:t xml:space="preserve"> separates public-facing services from the internal network and provides an additional layer of security.</w:t>
+      </w:r>
+    </w:p>
+    <w:p>
+      <w:pPr>
+        <w:tabs>
+          <w:tab w:val="left" w:pos="1832"/>
+        </w:tabs>
+        <w:rPr>
+          <w:rFonts w:ascii="Times New Roman" w:hAnsi="Times New Roman" w:cs="Times New Roman"/>
+          <w:b/>
+          <w:bCs/>
+          <w:sz w:val="12"/>
+          <w:szCs w:val="12"/>
+        </w:rPr>
+      </w:pPr>
+    </w:p>
+    <w:p>
+      <w:pPr>
+        <w:tabs>
+          <w:tab w:val="left" w:pos="1832"/>
+        </w:tabs>
+        <w:rPr>
+          <w:rFonts w:ascii="Times New Roman" w:hAnsi="Times New Roman" w:cs="Times New Roman"/>
+          <w:sz w:val="24"/>
+          <w:szCs w:val="24"/>
+        </w:rPr>
+      </w:pPr>
+      <w:r>
+        <w:rPr>
+          <w:rFonts w:ascii="Times New Roman" w:hAnsi="Times New Roman" w:cs="Times New Roman"/>
+          <w:b/>
+          <w:bCs/>
+          <w:sz w:val="24"/>
+          <w:szCs w:val="24"/>
+        </w:rPr>
+        <w:t>2) Why should a web server not sit directly on the internal network?</w:t>
+      </w:r>
+    </w:p>
+    <w:p>
+      <w:pPr>
+        <w:tabs>
+          <w:tab w:val="left" w:pos="1832"/>
+        </w:tabs>
+        <w:rPr>
+          <w:rFonts w:ascii="Times New Roman" w:hAnsi="Times New Roman" w:cs="Times New Roman"/>
+          <w:sz w:val="24"/>
+          <w:szCs w:val="24"/>
+        </w:rPr>
+      </w:pPr>
+      <w:r>
+        <w:rPr>
+          <w:rFonts w:ascii="Times New Roman" w:hAnsi="Times New Roman" w:cs="Times New Roman"/>
+          <w:sz w:val="24"/>
+          <w:szCs w:val="24"/>
+        </w:rPr>
+        <w:t xml:space="preserve">A web server is exposed to external users and may be attacked or compromised. Keeping it in a </w:t>
+      </w:r>
+      <w:r>
+        <w:rPr>
+          <w:rFonts w:ascii="Times New Roman" w:hAnsi="Times New Roman" w:cs="Times New Roman"/>
+          <w:b/>
+          <w:bCs/>
+          <w:sz w:val="24"/>
+          <w:szCs w:val="24"/>
+        </w:rPr>
+        <w:t>DMZ</w:t>
+      </w:r>
+      <w:r>
+        <w:rPr>
+          <w:rFonts w:ascii="Times New Roman" w:hAnsi="Times New Roman" w:cs="Times New Roman"/>
+          <w:sz w:val="24"/>
+          <w:szCs w:val="24"/>
+        </w:rPr>
+        <w:t xml:space="preserve"> prevents an attacker from gaining direct access to the internal network.</w:t>
+      </w:r>
+    </w:p>
+    <w:p>
+      <w:pPr>
+        <w:tabs>
+          <w:tab w:val="left" w:pos="1832"/>
+        </w:tabs>
+        <w:rPr>
+          <w:rFonts w:ascii="Times New Roman" w:hAnsi="Times New Roman" w:cs="Times New Roman"/>
+          <w:sz w:val="12"/>
+          <w:szCs w:val="12"/>
         </w:rPr>
       </w:pPr>
     </w:p>
@@ -17716,880 +18118,12 @@
       <w:r>
         <w:rPr>
           <w:rFonts w:ascii="Times New Roman" w:hAnsi="Times New Roman" w:cs="Times New Roman"/>
-          <w:sz w:val="24"/>
-          <w:szCs w:val="24"/>
-        </w:rPr>
-        <w:t xml:space="preserve">Open </w:t>
-      </w:r>
-      <w:r>
-        <w:rPr>
-          <w:rFonts w:ascii="Times New Roman" w:hAnsi="Times New Roman" w:cs="Times New Roman"/>
-          <w:b/>
-          <w:bCs/>
-          <w:sz w:val="24"/>
-          <w:szCs w:val="24"/>
-        </w:rPr>
-        <w:t>draw.io (diagrams.net)</w:t>
-      </w:r>
-      <w:r>
-        <w:rPr>
-          <w:rFonts w:ascii="Times New Roman" w:hAnsi="Times New Roman" w:cs="Times New Roman"/>
-          <w:sz w:val="24"/>
-          <w:szCs w:val="24"/>
-        </w:rPr>
-        <w:t xml:space="preserve"> and create the secure network topology.</w:t>
-      </w:r>
-    </w:p>
-    <w:p>
-      <w:pPr>
-        <w:tabs>
-          <w:tab w:val="left" w:pos="1832"/>
-        </w:tabs>
-        <w:rPr>
-          <w:rFonts w:ascii="Times New Roman" w:hAnsi="Times New Roman" w:cs="Times New Roman"/>
-          <w:sz w:val="24"/>
-          <w:szCs w:val="24"/>
-        </w:rPr>
-      </w:pPr>
-      <w:r>
-        <w:rPr>
-          <w:rFonts w:ascii="Times New Roman" w:hAnsi="Times New Roman" w:cs="Times New Roman"/>
-          <w:sz w:val="24"/>
-          <w:szCs w:val="24"/>
-        </w:rPr>
-        <w:t>Add and arrange the following components:</w:t>
-      </w:r>
-    </w:p>
-    <w:tbl>
-      <w:tblPr>
-        <w:tblStyle w:val="TableGrid"/>
-        <w:tblW w:w="0" w:type="auto"/>
-        <w:tblLook w:val="04A0" w:firstRow="1" w:lastRow="0" w:firstColumn="1" w:lastColumn="0" w:noHBand="0" w:noVBand="1"/>
-      </w:tblPr>
-      <w:tblGrid>
-        <w:gridCol w:w="1838"/>
-        <w:gridCol w:w="2410"/>
-        <w:gridCol w:w="4678"/>
-      </w:tblGrid>
-      <w:tr>
-        <w:tc>
-          <w:tcPr>
-            <w:tcW w:w="1838" w:type="dxa"/>
-          </w:tcPr>
-          <w:p>
-            <w:pPr>
-              <w:tabs>
-                <w:tab w:val="left" w:pos="1832"/>
-              </w:tabs>
-              <w:rPr>
-                <w:rFonts w:ascii="Times New Roman" w:hAnsi="Times New Roman" w:cs="Times New Roman"/>
-                <w:b/>
-                <w:bCs/>
-                <w:sz w:val="24"/>
-                <w:szCs w:val="24"/>
-              </w:rPr>
-            </w:pPr>
-            <w:r>
-              <w:rPr>
-                <w:rFonts w:ascii="Times New Roman" w:hAnsi="Times New Roman" w:cs="Times New Roman"/>
-                <w:b/>
-                <w:bCs/>
-                <w:sz w:val="24"/>
-                <w:szCs w:val="24"/>
-              </w:rPr>
-              <w:t>Component</w:t>
-            </w:r>
-          </w:p>
-        </w:tc>
-        <w:tc>
-          <w:tcPr>
-            <w:tcW w:w="2410" w:type="dxa"/>
-          </w:tcPr>
-          <w:p>
-            <w:pPr>
-              <w:tabs>
-                <w:tab w:val="left" w:pos="1832"/>
-              </w:tabs>
-              <w:rPr>
-                <w:rFonts w:ascii="Times New Roman" w:hAnsi="Times New Roman" w:cs="Times New Roman"/>
-                <w:b/>
-                <w:bCs/>
-                <w:sz w:val="24"/>
-                <w:szCs w:val="24"/>
-              </w:rPr>
-            </w:pPr>
-            <w:r>
-              <w:rPr>
-                <w:rFonts w:ascii="Times New Roman" w:hAnsi="Times New Roman" w:cs="Times New Roman"/>
-                <w:b/>
-                <w:bCs/>
-                <w:sz w:val="24"/>
-                <w:szCs w:val="24"/>
-              </w:rPr>
-              <w:t>Shape used</w:t>
-            </w:r>
-          </w:p>
-        </w:tc>
-        <w:tc>
-          <w:tcPr>
-            <w:tcW w:w="4678" w:type="dxa"/>
-          </w:tcPr>
-          <w:p>
-            <w:pPr>
-              <w:tabs>
-                <w:tab w:val="left" w:pos="1832"/>
-              </w:tabs>
-              <w:rPr>
-                <w:rFonts w:ascii="Times New Roman" w:hAnsi="Times New Roman" w:cs="Times New Roman"/>
-                <w:b/>
-                <w:bCs/>
-                <w:sz w:val="24"/>
-                <w:szCs w:val="24"/>
-              </w:rPr>
-            </w:pPr>
-            <w:r>
-              <w:rPr>
-                <w:rFonts w:ascii="Times New Roman" w:hAnsi="Times New Roman" w:cs="Times New Roman"/>
-                <w:b/>
-                <w:bCs/>
-                <w:sz w:val="24"/>
-                <w:szCs w:val="24"/>
-              </w:rPr>
-              <w:t>Purpose</w:t>
-            </w:r>
-          </w:p>
-        </w:tc>
-      </w:tr>
-      <w:tr>
-        <w:tc>
-          <w:tcPr>
-            <w:tcW w:w="1838" w:type="dxa"/>
-          </w:tcPr>
-          <w:p>
-            <w:pPr>
-              <w:tabs>
-                <w:tab w:val="left" w:pos="1832"/>
-              </w:tabs>
-              <w:rPr>
-                <w:rFonts w:ascii="Times New Roman" w:hAnsi="Times New Roman" w:cs="Times New Roman"/>
-                <w:sz w:val="24"/>
-                <w:szCs w:val="24"/>
-              </w:rPr>
-            </w:pPr>
-            <w:r>
-              <w:rPr>
-                <w:rFonts w:ascii="Times New Roman" w:hAnsi="Times New Roman" w:cs="Times New Roman"/>
-                <w:sz w:val="24"/>
-                <w:szCs w:val="24"/>
-              </w:rPr>
-              <w:t>Internet</w:t>
-            </w:r>
-          </w:p>
-        </w:tc>
-        <w:tc>
-          <w:tcPr>
-            <w:tcW w:w="2410" w:type="dxa"/>
-          </w:tcPr>
-          <w:p>
-            <w:pPr>
-              <w:tabs>
-                <w:tab w:val="left" w:pos="1832"/>
-              </w:tabs>
-              <w:rPr>
-                <w:rFonts w:ascii="Times New Roman" w:hAnsi="Times New Roman" w:cs="Times New Roman"/>
-                <w:sz w:val="24"/>
-                <w:szCs w:val="24"/>
-              </w:rPr>
-            </w:pPr>
-            <w:r>
-              <w:rPr>
-                <w:rFonts w:ascii="Times New Roman" w:hAnsi="Times New Roman" w:cs="Times New Roman"/>
-                <w:sz w:val="24"/>
-                <w:szCs w:val="24"/>
-              </w:rPr>
-              <w:t>Cloud</w:t>
-            </w:r>
-          </w:p>
-        </w:tc>
-        <w:tc>
-          <w:tcPr>
-            <w:tcW w:w="4678" w:type="dxa"/>
-          </w:tcPr>
-          <w:p>
-            <w:pPr>
-              <w:tabs>
-                <w:tab w:val="left" w:pos="1832"/>
-              </w:tabs>
-              <w:rPr>
-                <w:rFonts w:ascii="Times New Roman" w:hAnsi="Times New Roman" w:cs="Times New Roman"/>
-                <w:sz w:val="24"/>
-                <w:szCs w:val="24"/>
-              </w:rPr>
-            </w:pPr>
-            <w:r>
-              <w:rPr>
-                <w:rFonts w:ascii="Times New Roman" w:hAnsi="Times New Roman" w:cs="Times New Roman"/>
-                <w:sz w:val="24"/>
-                <w:szCs w:val="24"/>
-              </w:rPr>
-              <w:t>Represents the external network</w:t>
-            </w:r>
-          </w:p>
-        </w:tc>
-      </w:tr>
-      <w:tr>
-        <w:tc>
-          <w:tcPr>
-            <w:tcW w:w="1838" w:type="dxa"/>
-          </w:tcPr>
-          <w:p>
-            <w:pPr>
-              <w:tabs>
-                <w:tab w:val="left" w:pos="1832"/>
-              </w:tabs>
-              <w:rPr>
-                <w:rFonts w:ascii="Times New Roman" w:hAnsi="Times New Roman" w:cs="Times New Roman"/>
-                <w:sz w:val="24"/>
-                <w:szCs w:val="24"/>
-              </w:rPr>
-            </w:pPr>
-            <w:r>
-              <w:rPr>
-                <w:rFonts w:ascii="Times New Roman" w:hAnsi="Times New Roman" w:cs="Times New Roman"/>
-                <w:sz w:val="24"/>
-                <w:szCs w:val="24"/>
-              </w:rPr>
-              <w:t>Firewall</w:t>
-            </w:r>
-          </w:p>
-        </w:tc>
-        <w:tc>
-          <w:tcPr>
-            <w:tcW w:w="2410" w:type="dxa"/>
-          </w:tcPr>
-          <w:p>
-            <w:pPr>
-              <w:tabs>
-                <w:tab w:val="left" w:pos="1832"/>
-              </w:tabs>
-              <w:rPr>
-                <w:rFonts w:ascii="Times New Roman" w:hAnsi="Times New Roman" w:cs="Times New Roman"/>
-                <w:sz w:val="24"/>
-                <w:szCs w:val="24"/>
-              </w:rPr>
-            </w:pPr>
-            <w:r>
-              <w:rPr>
-                <w:rFonts w:ascii="Times New Roman" w:hAnsi="Times New Roman" w:cs="Times New Roman"/>
-                <w:sz w:val="24"/>
-                <w:szCs w:val="24"/>
-              </w:rPr>
-              <w:t>Rectangle</w:t>
-            </w:r>
-          </w:p>
-        </w:tc>
-        <w:tc>
-          <w:tcPr>
-            <w:tcW w:w="4678" w:type="dxa"/>
-          </w:tcPr>
-          <w:p>
-            <w:pPr>
-              <w:tabs>
-                <w:tab w:val="left" w:pos="1832"/>
-              </w:tabs>
-              <w:rPr>
-                <w:rFonts w:ascii="Times New Roman" w:hAnsi="Times New Roman" w:cs="Times New Roman"/>
-                <w:sz w:val="24"/>
-                <w:szCs w:val="24"/>
-              </w:rPr>
-            </w:pPr>
-            <w:r>
-              <w:rPr>
-                <w:rFonts w:ascii="Times New Roman" w:hAnsi="Times New Roman" w:cs="Times New Roman"/>
-                <w:sz w:val="24"/>
-                <w:szCs w:val="24"/>
-              </w:rPr>
-              <w:t>Controls incoming and outgoing traffic</w:t>
-            </w:r>
-          </w:p>
-        </w:tc>
-      </w:tr>
-      <w:tr>
-        <w:tc>
-          <w:tcPr>
-            <w:tcW w:w="1838" w:type="dxa"/>
-          </w:tcPr>
-          <w:p>
-            <w:pPr>
-              <w:tabs>
-                <w:tab w:val="left" w:pos="1832"/>
-              </w:tabs>
-              <w:rPr>
-                <w:rFonts w:ascii="Times New Roman" w:hAnsi="Times New Roman" w:cs="Times New Roman"/>
-                <w:sz w:val="24"/>
-                <w:szCs w:val="24"/>
-              </w:rPr>
-            </w:pPr>
-            <w:r>
-              <w:rPr>
-                <w:rFonts w:ascii="Times New Roman" w:hAnsi="Times New Roman" w:cs="Times New Roman"/>
-                <w:sz w:val="24"/>
-                <w:szCs w:val="24"/>
-              </w:rPr>
-              <w:t>DMZ</w:t>
-            </w:r>
-          </w:p>
-        </w:tc>
-        <w:tc>
-          <w:tcPr>
-            <w:tcW w:w="2410" w:type="dxa"/>
-          </w:tcPr>
-          <w:p>
-            <w:pPr>
-              <w:tabs>
-                <w:tab w:val="left" w:pos="1832"/>
-              </w:tabs>
-              <w:rPr>
-                <w:rFonts w:ascii="Times New Roman" w:hAnsi="Times New Roman" w:cs="Times New Roman"/>
-                <w:sz w:val="24"/>
-                <w:szCs w:val="24"/>
-              </w:rPr>
-            </w:pPr>
-            <w:r>
-              <w:rPr>
-                <w:rFonts w:ascii="Times New Roman" w:hAnsi="Times New Roman" w:cs="Times New Roman"/>
-                <w:sz w:val="24"/>
-                <w:szCs w:val="24"/>
-              </w:rPr>
-              <w:t>Large rounded rectangle</w:t>
-            </w:r>
-          </w:p>
-        </w:tc>
-        <w:tc>
-          <w:tcPr>
-            <w:tcW w:w="4678" w:type="dxa"/>
-          </w:tcPr>
-          <w:p>
-            <w:pPr>
-              <w:tabs>
-                <w:tab w:val="left" w:pos="1832"/>
-              </w:tabs>
-              <w:rPr>
-                <w:rFonts w:ascii="Times New Roman" w:hAnsi="Times New Roman" w:cs="Times New Roman"/>
-                <w:sz w:val="24"/>
-                <w:szCs w:val="24"/>
-              </w:rPr>
-            </w:pPr>
-            <w:r>
-              <w:rPr>
-                <w:rFonts w:ascii="Times New Roman" w:hAnsi="Times New Roman" w:cs="Times New Roman"/>
-                <w:sz w:val="24"/>
-                <w:szCs w:val="24"/>
-              </w:rPr>
-              <w:t>Isolates public-facing services</w:t>
-            </w:r>
-          </w:p>
-        </w:tc>
-      </w:tr>
-      <w:tr>
-        <w:tc>
-          <w:tcPr>
-            <w:tcW w:w="1838" w:type="dxa"/>
-          </w:tcPr>
-          <w:p>
-            <w:pPr>
-              <w:tabs>
-                <w:tab w:val="left" w:pos="1832"/>
-              </w:tabs>
-              <w:rPr>
-                <w:rFonts w:ascii="Times New Roman" w:hAnsi="Times New Roman" w:cs="Times New Roman"/>
-                <w:sz w:val="24"/>
-                <w:szCs w:val="24"/>
-              </w:rPr>
-            </w:pPr>
-            <w:r>
-              <w:rPr>
-                <w:rFonts w:ascii="Times New Roman" w:hAnsi="Times New Roman" w:cs="Times New Roman"/>
-                <w:sz w:val="24"/>
-                <w:szCs w:val="24"/>
-              </w:rPr>
-              <w:t>Web Server</w:t>
-            </w:r>
-          </w:p>
-        </w:tc>
-        <w:tc>
-          <w:tcPr>
-            <w:tcW w:w="2410" w:type="dxa"/>
-          </w:tcPr>
-          <w:p>
-            <w:pPr>
-              <w:tabs>
-                <w:tab w:val="left" w:pos="1832"/>
-              </w:tabs>
-              <w:rPr>
-                <w:rFonts w:ascii="Times New Roman" w:hAnsi="Times New Roman" w:cs="Times New Roman"/>
-                <w:sz w:val="24"/>
-                <w:szCs w:val="24"/>
-              </w:rPr>
-            </w:pPr>
-            <w:r>
-              <w:rPr>
-                <w:rFonts w:ascii="Times New Roman" w:hAnsi="Times New Roman" w:cs="Times New Roman"/>
-                <w:sz w:val="24"/>
-                <w:szCs w:val="24"/>
-              </w:rPr>
-              <w:t>Rectangle</w:t>
-            </w:r>
-          </w:p>
-        </w:tc>
-        <w:tc>
-          <w:tcPr>
-            <w:tcW w:w="4678" w:type="dxa"/>
-          </w:tcPr>
-          <w:p>
-            <w:pPr>
-              <w:tabs>
-                <w:tab w:val="left" w:pos="1832"/>
-              </w:tabs>
-              <w:rPr>
-                <w:rFonts w:ascii="Times New Roman" w:hAnsi="Times New Roman" w:cs="Times New Roman"/>
-                <w:sz w:val="24"/>
-                <w:szCs w:val="24"/>
-              </w:rPr>
-            </w:pPr>
-            <w:r>
-              <w:rPr>
-                <w:rFonts w:ascii="Times New Roman" w:hAnsi="Times New Roman" w:cs="Times New Roman"/>
-                <w:sz w:val="24"/>
-                <w:szCs w:val="24"/>
-              </w:rPr>
-              <w:t>Hosts publicly accessible services</w:t>
-            </w:r>
-          </w:p>
-        </w:tc>
-      </w:tr>
-      <w:tr>
-        <w:tc>
-          <w:tcPr>
-            <w:tcW w:w="1838" w:type="dxa"/>
-          </w:tcPr>
-          <w:p>
-            <w:pPr>
-              <w:tabs>
-                <w:tab w:val="left" w:pos="1832"/>
-              </w:tabs>
-              <w:rPr>
-                <w:rFonts w:ascii="Times New Roman" w:hAnsi="Times New Roman" w:cs="Times New Roman"/>
-                <w:sz w:val="24"/>
-                <w:szCs w:val="24"/>
-              </w:rPr>
-            </w:pPr>
-            <w:r>
-              <w:rPr>
-                <w:rFonts w:ascii="Times New Roman" w:hAnsi="Times New Roman" w:cs="Times New Roman"/>
-                <w:sz w:val="24"/>
-                <w:szCs w:val="24"/>
-              </w:rPr>
-              <w:t>IDS</w:t>
-            </w:r>
-          </w:p>
-        </w:tc>
-        <w:tc>
-          <w:tcPr>
-            <w:tcW w:w="2410" w:type="dxa"/>
-          </w:tcPr>
-          <w:p>
-            <w:pPr>
-              <w:tabs>
-                <w:tab w:val="left" w:pos="1832"/>
-              </w:tabs>
-              <w:rPr>
-                <w:rFonts w:ascii="Times New Roman" w:hAnsi="Times New Roman" w:cs="Times New Roman"/>
-                <w:sz w:val="24"/>
-                <w:szCs w:val="24"/>
-              </w:rPr>
-            </w:pPr>
-            <w:r>
-              <w:rPr>
-                <w:rFonts w:ascii="Times New Roman" w:hAnsi="Times New Roman" w:cs="Times New Roman"/>
-                <w:sz w:val="24"/>
-                <w:szCs w:val="24"/>
-              </w:rPr>
-              <w:t>Rectangle</w:t>
-            </w:r>
-          </w:p>
-        </w:tc>
-        <w:tc>
-          <w:tcPr>
-            <w:tcW w:w="4678" w:type="dxa"/>
-          </w:tcPr>
-          <w:p>
-            <w:pPr>
-              <w:tabs>
-                <w:tab w:val="left" w:pos="1832"/>
-              </w:tabs>
-              <w:rPr>
-                <w:rFonts w:ascii="Times New Roman" w:hAnsi="Times New Roman" w:cs="Times New Roman"/>
-                <w:sz w:val="24"/>
-                <w:szCs w:val="24"/>
-              </w:rPr>
-            </w:pPr>
-            <w:r>
-              <w:rPr>
-                <w:rFonts w:ascii="Times New Roman" w:hAnsi="Times New Roman" w:cs="Times New Roman"/>
-                <w:sz w:val="24"/>
-                <w:szCs w:val="24"/>
-              </w:rPr>
-              <w:t>Monitors network traffic for suspicious activity</w:t>
-            </w:r>
-          </w:p>
-        </w:tc>
-      </w:tr>
-      <w:tr>
-        <w:tc>
-          <w:tcPr>
-            <w:tcW w:w="1838" w:type="dxa"/>
-          </w:tcPr>
-          <w:p>
-            <w:pPr>
-              <w:tabs>
-                <w:tab w:val="left" w:pos="1832"/>
-              </w:tabs>
-              <w:rPr>
-                <w:rFonts w:ascii="Times New Roman" w:hAnsi="Times New Roman" w:cs="Times New Roman"/>
-                <w:sz w:val="24"/>
-                <w:szCs w:val="24"/>
-              </w:rPr>
-            </w:pPr>
-            <w:r>
-              <w:rPr>
-                <w:rFonts w:ascii="Times New Roman" w:hAnsi="Times New Roman" w:cs="Times New Roman"/>
-                <w:sz w:val="24"/>
-                <w:szCs w:val="24"/>
-              </w:rPr>
-              <w:t>Internal Network</w:t>
-            </w:r>
-          </w:p>
-        </w:tc>
-        <w:tc>
-          <w:tcPr>
-            <w:tcW w:w="2410" w:type="dxa"/>
-          </w:tcPr>
-          <w:p>
-            <w:pPr>
-              <w:tabs>
-                <w:tab w:val="left" w:pos="1832"/>
-              </w:tabs>
-              <w:rPr>
-                <w:rFonts w:ascii="Times New Roman" w:hAnsi="Times New Roman" w:cs="Times New Roman"/>
-                <w:sz w:val="24"/>
-                <w:szCs w:val="24"/>
-              </w:rPr>
-            </w:pPr>
-            <w:r>
-              <w:rPr>
-                <w:rFonts w:ascii="Times New Roman" w:hAnsi="Times New Roman" w:cs="Times New Roman"/>
-                <w:sz w:val="24"/>
-                <w:szCs w:val="24"/>
-              </w:rPr>
-              <w:t>Large rounded rectangle</w:t>
-            </w:r>
-          </w:p>
-        </w:tc>
-        <w:tc>
-          <w:tcPr>
-            <w:tcW w:w="4678" w:type="dxa"/>
-          </w:tcPr>
-          <w:p>
-            <w:pPr>
-              <w:tabs>
-                <w:tab w:val="left" w:pos="1832"/>
-              </w:tabs>
-              <w:rPr>
-                <w:rFonts w:ascii="Times New Roman" w:hAnsi="Times New Roman" w:cs="Times New Roman"/>
-                <w:sz w:val="24"/>
-                <w:szCs w:val="24"/>
-              </w:rPr>
-            </w:pPr>
-            <w:r>
-              <w:rPr>
-                <w:rFonts w:ascii="Times New Roman" w:hAnsi="Times New Roman" w:cs="Times New Roman"/>
-                <w:sz w:val="24"/>
-                <w:szCs w:val="24"/>
-              </w:rPr>
-              <w:t>Represents the protected internal network</w:t>
-            </w:r>
-          </w:p>
-        </w:tc>
-      </w:tr>
-      <w:tr>
-        <w:tc>
-          <w:tcPr>
-            <w:tcW w:w="1838" w:type="dxa"/>
-          </w:tcPr>
-          <w:p>
-            <w:pPr>
-              <w:tabs>
-                <w:tab w:val="left" w:pos="1832"/>
-              </w:tabs>
-              <w:rPr>
-                <w:rFonts w:ascii="Times New Roman" w:hAnsi="Times New Roman" w:cs="Times New Roman"/>
-                <w:sz w:val="24"/>
-                <w:szCs w:val="24"/>
-              </w:rPr>
-            </w:pPr>
-            <w:r>
-              <w:rPr>
-                <w:rFonts w:ascii="Times New Roman" w:hAnsi="Times New Roman" w:cs="Times New Roman"/>
-                <w:sz w:val="24"/>
-                <w:szCs w:val="24"/>
-              </w:rPr>
-              <w:t>Switch</w:t>
-            </w:r>
-          </w:p>
-        </w:tc>
-        <w:tc>
-          <w:tcPr>
-            <w:tcW w:w="2410" w:type="dxa"/>
-          </w:tcPr>
-          <w:p>
-            <w:pPr>
-              <w:tabs>
-                <w:tab w:val="left" w:pos="1832"/>
-              </w:tabs>
-              <w:rPr>
-                <w:rFonts w:ascii="Times New Roman" w:hAnsi="Times New Roman" w:cs="Times New Roman"/>
-                <w:sz w:val="24"/>
-                <w:szCs w:val="24"/>
-              </w:rPr>
-            </w:pPr>
-            <w:r>
-              <w:rPr>
-                <w:rFonts w:ascii="Times New Roman" w:hAnsi="Times New Roman" w:cs="Times New Roman"/>
-                <w:sz w:val="24"/>
-                <w:szCs w:val="24"/>
-              </w:rPr>
-              <w:t>Rectangle</w:t>
-            </w:r>
-          </w:p>
-        </w:tc>
-        <w:tc>
-          <w:tcPr>
-            <w:tcW w:w="4678" w:type="dxa"/>
-          </w:tcPr>
-          <w:p>
-            <w:pPr>
-              <w:tabs>
-                <w:tab w:val="left" w:pos="1832"/>
-              </w:tabs>
-              <w:rPr>
-                <w:rFonts w:ascii="Times New Roman" w:hAnsi="Times New Roman" w:cs="Times New Roman"/>
-                <w:sz w:val="24"/>
-                <w:szCs w:val="24"/>
-              </w:rPr>
-            </w:pPr>
-            <w:r>
-              <w:rPr>
-                <w:rFonts w:ascii="Times New Roman" w:hAnsi="Times New Roman" w:cs="Times New Roman"/>
-                <w:sz w:val="24"/>
-                <w:szCs w:val="24"/>
-              </w:rPr>
-              <w:t>Connects internal devices</w:t>
-            </w:r>
-          </w:p>
-        </w:tc>
-      </w:tr>
-      <w:tr>
-        <w:tc>
-          <w:tcPr>
-            <w:tcW w:w="1838" w:type="dxa"/>
-          </w:tcPr>
-          <w:p>
-            <w:pPr>
-              <w:tabs>
-                <w:tab w:val="left" w:pos="1832"/>
-              </w:tabs>
-              <w:rPr>
-                <w:rFonts w:ascii="Times New Roman" w:hAnsi="Times New Roman" w:cs="Times New Roman"/>
-                <w:sz w:val="24"/>
-                <w:szCs w:val="24"/>
-              </w:rPr>
-            </w:pPr>
-            <w:r>
-              <w:rPr>
-                <w:rFonts w:ascii="Times New Roman" w:hAnsi="Times New Roman" w:cs="Times New Roman"/>
-                <w:sz w:val="24"/>
-                <w:szCs w:val="24"/>
-              </w:rPr>
-              <w:t>PC-1, PC-2</w:t>
-            </w:r>
-          </w:p>
-        </w:tc>
-        <w:tc>
-          <w:tcPr>
-            <w:tcW w:w="2410" w:type="dxa"/>
-          </w:tcPr>
-          <w:p>
-            <w:pPr>
-              <w:tabs>
-                <w:tab w:val="left" w:pos="1832"/>
-              </w:tabs>
-              <w:rPr>
-                <w:rFonts w:ascii="Times New Roman" w:hAnsi="Times New Roman" w:cs="Times New Roman"/>
-                <w:sz w:val="24"/>
-                <w:szCs w:val="24"/>
-              </w:rPr>
-            </w:pPr>
-            <w:r>
-              <w:rPr>
-                <w:rFonts w:ascii="Times New Roman" w:hAnsi="Times New Roman" w:cs="Times New Roman"/>
-                <w:sz w:val="24"/>
-                <w:szCs w:val="24"/>
-              </w:rPr>
-              <w:t>Rectangles</w:t>
-            </w:r>
-          </w:p>
-        </w:tc>
-        <w:tc>
-          <w:tcPr>
-            <w:tcW w:w="4678" w:type="dxa"/>
-          </w:tcPr>
-          <w:p>
-            <w:pPr>
-              <w:tabs>
-                <w:tab w:val="left" w:pos="1832"/>
-              </w:tabs>
-              <w:rPr>
-                <w:rFonts w:ascii="Times New Roman" w:hAnsi="Times New Roman" w:cs="Times New Roman"/>
-                <w:sz w:val="24"/>
-                <w:szCs w:val="24"/>
-              </w:rPr>
-            </w:pPr>
-            <w:r>
-              <w:rPr>
-                <w:rFonts w:ascii="Times New Roman" w:hAnsi="Times New Roman" w:cs="Times New Roman"/>
-                <w:sz w:val="24"/>
-                <w:szCs w:val="24"/>
-              </w:rPr>
-              <w:t>Represents internal users/computers</w:t>
-            </w:r>
-          </w:p>
-        </w:tc>
-      </w:tr>
-      <w:tr>
-        <w:tc>
-          <w:tcPr>
-            <w:tcW w:w="1838" w:type="dxa"/>
-          </w:tcPr>
-          <w:p>
-            <w:pPr>
-              <w:tabs>
-                <w:tab w:val="left" w:pos="1832"/>
-              </w:tabs>
-              <w:rPr>
-                <w:rFonts w:ascii="Times New Roman" w:hAnsi="Times New Roman" w:cs="Times New Roman"/>
-                <w:sz w:val="24"/>
-                <w:szCs w:val="24"/>
-              </w:rPr>
-            </w:pPr>
-            <w:r>
-              <w:rPr>
-                <w:rFonts w:ascii="Times New Roman" w:hAnsi="Times New Roman" w:cs="Times New Roman"/>
-                <w:sz w:val="24"/>
-                <w:szCs w:val="24"/>
-              </w:rPr>
-              <w:t>Component</w:t>
-            </w:r>
-          </w:p>
-        </w:tc>
-        <w:tc>
-          <w:tcPr>
-            <w:tcW w:w="2410" w:type="dxa"/>
-          </w:tcPr>
-          <w:p>
-            <w:pPr>
-              <w:tabs>
-                <w:tab w:val="left" w:pos="1832"/>
-              </w:tabs>
-              <w:rPr>
-                <w:rFonts w:ascii="Times New Roman" w:hAnsi="Times New Roman" w:cs="Times New Roman"/>
-                <w:sz w:val="24"/>
-                <w:szCs w:val="24"/>
-              </w:rPr>
-            </w:pPr>
-            <w:r>
-              <w:rPr>
-                <w:rFonts w:ascii="Times New Roman" w:hAnsi="Times New Roman" w:cs="Times New Roman"/>
-                <w:sz w:val="24"/>
-                <w:szCs w:val="24"/>
-              </w:rPr>
-              <w:t>Shape used</w:t>
-            </w:r>
-          </w:p>
-        </w:tc>
-        <w:tc>
-          <w:tcPr>
-            <w:tcW w:w="4678" w:type="dxa"/>
-          </w:tcPr>
-          <w:p>
-            <w:pPr>
-              <w:tabs>
-                <w:tab w:val="left" w:pos="1832"/>
-              </w:tabs>
-              <w:rPr>
-                <w:rFonts w:ascii="Times New Roman" w:hAnsi="Times New Roman" w:cs="Times New Roman"/>
-                <w:sz w:val="24"/>
-                <w:szCs w:val="24"/>
-              </w:rPr>
-            </w:pPr>
-            <w:r>
-              <w:rPr>
-                <w:rFonts w:ascii="Times New Roman" w:hAnsi="Times New Roman" w:cs="Times New Roman"/>
-                <w:sz w:val="24"/>
-                <w:szCs w:val="24"/>
-              </w:rPr>
-              <w:t>Purpose</w:t>
-            </w:r>
-          </w:p>
-        </w:tc>
-      </w:tr>
-    </w:tbl>
-    <w:p>
-      <w:pPr>
-        <w:tabs>
-          <w:tab w:val="left" w:pos="1832"/>
-        </w:tabs>
-        <w:rPr>
-          <w:rFonts w:ascii="Times New Roman" w:hAnsi="Times New Roman" w:cs="Times New Roman"/>
-          <w:sz w:val="24"/>
-          <w:szCs w:val="24"/>
-        </w:rPr>
-      </w:pPr>
-      <w:r>
-        <w:rPr>
-          <w:rFonts w:ascii="Times New Roman" w:hAnsi="Times New Roman" w:cs="Times New Roman"/>
-          <w:sz w:val="24"/>
-          <w:szCs w:val="24"/>
-        </w:rPr>
-        <w:t>Connect the components as:</w:t>
-      </w:r>
-      <w:r>
-        <w:rPr>
-          <w:rFonts w:ascii="Times New Roman" w:hAnsi="Times New Roman" w:cs="Times New Roman"/>
-          <w:sz w:val="24"/>
-          <w:szCs w:val="24"/>
-        </w:rPr>
-        <w:t xml:space="preserve"> </w:t>
-      </w:r>
-      <w:r>
-        <w:rPr>
-          <w:rFonts w:ascii="Times New Roman" w:hAnsi="Times New Roman" w:cs="Times New Roman"/>
-          <w:b/>
-          <w:bCs/>
-          <w:sz w:val="24"/>
-          <w:szCs w:val="24"/>
-        </w:rPr>
-        <w:t>Internet → Firewall → DMZ → Internal Network</w:t>
+          <w:b/>
+          <w:bCs/>
+          <w:sz w:val="24"/>
+          <w:szCs w:val="24"/>
+        </w:rPr>
+        <w:t>3) A firewall rule says:</w:t>
       </w:r>
     </w:p>
     <w:p>
@@ -18607,148 +18141,91 @@
       <w:r>
         <w:rPr>
           <w:rFonts w:ascii="Times New Roman" w:hAnsi="Times New Roman" w:cs="Times New Roman"/>
-          <w:sz w:val="24"/>
-          <w:szCs w:val="24"/>
-        </w:rPr>
-        <w:t xml:space="preserve">Place the </w:t>
-      </w:r>
-      <w:r>
-        <w:rPr>
-          <w:rFonts w:ascii="Times New Roman" w:hAnsi="Times New Roman" w:cs="Times New Roman"/>
-          <w:b/>
-          <w:bCs/>
-          <w:sz w:val="24"/>
-          <w:szCs w:val="24"/>
-        </w:rPr>
-        <w:t>Web Server</w:t>
-      </w:r>
-      <w:r>
-        <w:rPr>
-          <w:rFonts w:ascii="Times New Roman" w:hAnsi="Times New Roman" w:cs="Times New Roman"/>
-          <w:sz w:val="24"/>
-          <w:szCs w:val="24"/>
-        </w:rPr>
-        <w:t xml:space="preserve"> and </w:t>
-      </w:r>
-      <w:r>
-        <w:rPr>
-          <w:rFonts w:ascii="Times New Roman" w:hAnsi="Times New Roman" w:cs="Times New Roman"/>
-          <w:b/>
-          <w:bCs/>
-          <w:sz w:val="24"/>
-          <w:szCs w:val="24"/>
-        </w:rPr>
-        <w:t>IDS</w:t>
-      </w:r>
-      <w:r>
-        <w:rPr>
-          <w:rFonts w:ascii="Times New Roman" w:hAnsi="Times New Roman" w:cs="Times New Roman"/>
-          <w:sz w:val="24"/>
-          <w:szCs w:val="24"/>
-        </w:rPr>
-        <w:t xml:space="preserve"> inside the DMZ, and place the </w:t>
-      </w:r>
-      <w:r>
-        <w:rPr>
-          <w:rFonts w:ascii="Times New Roman" w:hAnsi="Times New Roman" w:cs="Times New Roman"/>
-          <w:b/>
-          <w:bCs/>
-          <w:sz w:val="24"/>
-          <w:szCs w:val="24"/>
-        </w:rPr>
-        <w:t>Switch, PC-1 and PC-2</w:t>
-      </w:r>
-      <w:r>
-        <w:rPr>
-          <w:rFonts w:ascii="Times New Roman" w:hAnsi="Times New Roman" w:cs="Times New Roman"/>
-          <w:sz w:val="24"/>
-          <w:szCs w:val="24"/>
-        </w:rPr>
-        <w:t xml:space="preserve"> inside the Internal Network.</w:t>
-      </w:r>
-    </w:p>
-    <w:p>
-      <w:pPr>
-        <w:keepNext/>
+          <w:b/>
+          <w:bCs/>
+          <w:sz w:val="24"/>
+          <w:szCs w:val="24"/>
+        </w:rPr>
+        <w:t>Allow → TCP → ANY → ANY → 443</w:t>
+      </w:r>
+    </w:p>
+    <w:p>
+      <w:pPr>
+        <w:tabs>
+          <w:tab w:val="left" w:pos="1832"/>
+        </w:tabs>
+        <w:rPr>
+          <w:rFonts w:ascii="Times New Roman" w:hAnsi="Times New Roman" w:cs="Times New Roman"/>
+          <w:sz w:val="24"/>
+          <w:szCs w:val="24"/>
+        </w:rPr>
+      </w:pPr>
+      <w:r>
+        <w:rPr>
+          <w:rFonts w:ascii="Times New Roman" w:hAnsi="Times New Roman" w:cs="Times New Roman"/>
+          <w:b/>
+          <w:bCs/>
+          <w:sz w:val="24"/>
+          <w:szCs w:val="24"/>
+        </w:rPr>
+        <w:t>Why is it dangerous even though 443 is HTTPS?</w:t>
+      </w:r>
+    </w:p>
+    <w:p>
+      <w:pPr>
         <w:tabs>
           <w:tab w:val="left" w:pos="1832"/>
         </w:tabs>
         <w:spacing w:after="0"/>
-      </w:pPr>
-      <w:r>
-        <w:rPr>
-          <w:noProof/>
-        </w:rPr>
-        <w:drawing>
-          <wp:inline distT="0" distB="0" distL="0" distR="0" wp14:anchorId="6C64A115" wp14:editId="17C15EF9">
-            <wp:extent cx="5943600" cy="3197802"/>
-            <wp:effectExtent l="0" t="0" r="0" b="3175"/>
-            <wp:docPr id="2133612013" name="Picture 1"/>
-            <wp:cNvGraphicFramePr>
-              <a:graphicFrameLocks xmlns:a="http://schemas.openxmlformats.org/drawingml/2006/main" noChangeAspect="1"/>
-            </wp:cNvGraphicFramePr>
-            <a:graphic xmlns:a="http://schemas.openxmlformats.org/drawingml/2006/main">
-              <a:graphicData uri="http://schemas.openxmlformats.org/drawingml/2006/picture">
-                <pic:pic xmlns:pic="http://schemas.openxmlformats.org/drawingml/2006/picture">
-                  <pic:nvPicPr>
-                    <pic:cNvPr id="2133612013" name=""/>
-                    <pic:cNvPicPr/>
-                  </pic:nvPicPr>
-                  <pic:blipFill rotWithShape="1">
-                    <a:blip r:embed="rId33"/>
-                    <a:srcRect t="4352"/>
-                    <a:stretch>
-                      <a:fillRect/>
-                    </a:stretch>
-                  </pic:blipFill>
-                  <pic:spPr bwMode="auto">
-                    <a:xfrm>
-                      <a:off x="0" y="0"/>
-                      <a:ext cx="5943600" cy="3197802"/>
-                    </a:xfrm>
-                    <a:prstGeom prst="rect">
-                      <a:avLst/>
-                    </a:prstGeom>
-                    <a:ln>
-                      <a:noFill/>
-                    </a:ln>
-                    <a:extLst>
-                      <a:ext uri="{53640926-AAD7-44D8-BBD7-CCE9431645EC}">
-                        <a14:shadowObscured xmlns:a14="http://schemas.microsoft.com/office/drawing/2010/main"/>
-                      </a:ext>
-                    </a:extLst>
-                  </pic:spPr>
-                </pic:pic>
-              </a:graphicData>
-            </a:graphic>
-          </wp:inline>
-        </w:drawing>
-      </w:r>
-    </w:p>
-    <w:p>
-      <w:pPr>
-        <w:pStyle w:val="Caption"/>
-        <w:jc w:val="center"/>
-        <w:rPr>
-          <w:rFonts w:ascii="Times New Roman" w:hAnsi="Times New Roman" w:cs="Times New Roman"/>
-          <w:sz w:val="24"/>
-          <w:szCs w:val="24"/>
-        </w:rPr>
-      </w:pPr>
-      <w:r>
-        <w:t xml:space="preserve">Figure </w:t>
-      </w:r>
-      <w:r>
-        <w:t xml:space="preserve">5: Secure network topology </w:t>
-      </w:r>
-      <w:r>
-        <w:t xml:space="preserve">designed </w:t>
-      </w:r>
-      <w:r>
-        <w:t xml:space="preserve">using </w:t>
-      </w:r>
-      <w:r>
-        <w:t>DMZ and IDS</w:t>
+        <w:rPr>
+          <w:rFonts w:ascii="Times New Roman" w:hAnsi="Times New Roman" w:cs="Times New Roman"/>
+          <w:sz w:val="24"/>
+          <w:szCs w:val="24"/>
+        </w:rPr>
+      </w:pPr>
+      <w:r>
+        <w:rPr>
+          <w:rFonts w:ascii="Times New Roman" w:hAnsi="Times New Roman" w:cs="Times New Roman"/>
+          <w:sz w:val="24"/>
+          <w:szCs w:val="24"/>
+        </w:rPr>
+        <w:t xml:space="preserve">Port </w:t>
+      </w:r>
+      <w:r>
+        <w:rPr>
+          <w:rFonts w:ascii="Times New Roman" w:hAnsi="Times New Roman" w:cs="Times New Roman"/>
+          <w:b/>
+          <w:bCs/>
+          <w:sz w:val="24"/>
+          <w:szCs w:val="24"/>
+        </w:rPr>
+        <w:t>443</w:t>
+      </w:r>
+      <w:r>
+        <w:rPr>
+          <w:rFonts w:ascii="Times New Roman" w:hAnsi="Times New Roman" w:cs="Times New Roman"/>
+          <w:sz w:val="24"/>
+          <w:szCs w:val="24"/>
+        </w:rPr>
+        <w:t xml:space="preserve"> provides encrypted HTTPS communication, but allowing traffic from </w:t>
+      </w:r>
+      <w:r>
+        <w:rPr>
+          <w:rFonts w:ascii="Times New Roman" w:hAnsi="Times New Roman" w:cs="Times New Roman"/>
+          <w:b/>
+          <w:bCs/>
+          <w:sz w:val="24"/>
+          <w:szCs w:val="24"/>
+        </w:rPr>
+        <w:t>ANY source to ANY destination</w:t>
+      </w:r>
+      <w:r>
+        <w:rPr>
+          <w:rFonts w:ascii="Times New Roman" w:hAnsi="Times New Roman" w:cs="Times New Roman"/>
+          <w:sz w:val="24"/>
+          <w:szCs w:val="24"/>
+        </w:rPr>
+        <w:t xml:space="preserve"> is overly permissive. If an exposed service is vulnerable, attackers may still reach it through port 443. The source and destination should be restricted to only what is required.</w:t>
       </w:r>
     </w:p>
     <w:p>
@@ -18759,23 +18236,10 @@
         <w:spacing w:after="0"/>
         <w:rPr>
           <w:rFonts w:ascii="Times New Roman" w:hAnsi="Times New Roman" w:cs="Times New Roman"/>
-          <w:b/>
-          <w:bCs/>
-          <w:sz w:val="24"/>
-          <w:szCs w:val="24"/>
-        </w:rPr>
-      </w:pPr>
-      <w:r>
-        <w:rPr>
-          <w:rFonts w:ascii="Times New Roman" w:hAnsi="Times New Roman" w:cs="Times New Roman"/>
-          <w:b/>
-          <w:bCs/>
-          <w:sz w:val="24"/>
-          <w:szCs w:val="24"/>
-        </w:rPr>
-        <w:lastRenderedPageBreak/>
-        <w:t>POC Explanation</w:t>
-      </w:r>
+          <w:sz w:val="24"/>
+          <w:szCs w:val="24"/>
+        </w:rPr>
+      </w:pPr>
     </w:p>
     <w:p>
       <w:pPr>
@@ -18789,50 +18253,6 @@
           <w:szCs w:val="24"/>
         </w:rPr>
       </w:pPr>
-      <w:r>
-        <w:rPr>
-          <w:rFonts w:ascii="Times New Roman" w:hAnsi="Times New Roman" w:cs="Times New Roman"/>
-          <w:sz w:val="24"/>
-          <w:szCs w:val="24"/>
-        </w:rPr>
-        <w:t xml:space="preserve">The topology separates public services from the internal network using a </w:t>
-      </w:r>
-      <w:r>
-        <w:rPr>
-          <w:rFonts w:ascii="Times New Roman" w:hAnsi="Times New Roman" w:cs="Times New Roman"/>
-          <w:b/>
-          <w:bCs/>
-          <w:sz w:val="24"/>
-          <w:szCs w:val="24"/>
-        </w:rPr>
-        <w:t>DMZ</w:t>
-      </w:r>
-      <w:r>
-        <w:rPr>
-          <w:rFonts w:ascii="Times New Roman" w:hAnsi="Times New Roman" w:cs="Times New Roman"/>
-          <w:sz w:val="24"/>
-          <w:szCs w:val="24"/>
-        </w:rPr>
-        <w:t xml:space="preserve">. The Firewall controls network traffic, while the IDS monitors network activity for suspicious </w:t>
-      </w:r>
-      <w:proofErr w:type="spellStart"/>
-      <w:r>
-        <w:rPr>
-          <w:rFonts w:ascii="Times New Roman" w:hAnsi="Times New Roman" w:cs="Times New Roman"/>
-          <w:sz w:val="24"/>
-          <w:szCs w:val="24"/>
-        </w:rPr>
-        <w:t>behavior</w:t>
-      </w:r>
-      <w:proofErr w:type="spellEnd"/>
-      <w:r>
-        <w:rPr>
-          <w:rFonts w:ascii="Times New Roman" w:hAnsi="Times New Roman" w:cs="Times New Roman"/>
-          <w:sz w:val="24"/>
-          <w:szCs w:val="24"/>
-        </w:rPr>
-        <w:t>. This provides layered protection for the organization's internal resources.</w:t>
-      </w:r>
     </w:p>
     <w:p>
       <w:pPr>
@@ -18842,8 +18262,8 @@
         <w:spacing w:after="0"/>
         <w:rPr>
           <w:rFonts w:ascii="Times New Roman" w:hAnsi="Times New Roman" w:cs="Times New Roman"/>
-          <w:sz w:val="32"/>
-          <w:szCs w:val="32"/>
+          <w:sz w:val="24"/>
+          <w:szCs w:val="24"/>
         </w:rPr>
       </w:pPr>
     </w:p>
@@ -18855,22 +18275,10 @@
         <w:spacing w:after="0"/>
         <w:rPr>
           <w:rFonts w:ascii="Times New Roman" w:hAnsi="Times New Roman" w:cs="Times New Roman"/>
-          <w:b/>
-          <w:bCs/>
-          <w:sz w:val="28"/>
-          <w:szCs w:val="28"/>
-        </w:rPr>
-      </w:pPr>
-      <w:r>
-        <w:rPr>
-          <w:rFonts w:ascii="Times New Roman" w:hAnsi="Times New Roman" w:cs="Times New Roman"/>
-          <w:b/>
-          <w:bCs/>
-          <w:sz w:val="28"/>
-          <w:szCs w:val="28"/>
-        </w:rPr>
-        <w:t>Conclusion</w:t>
-      </w:r>
+          <w:sz w:val="24"/>
+          <w:szCs w:val="24"/>
+        </w:rPr>
+      </w:pPr>
     </w:p>
     <w:p>
       <w:pPr>
@@ -18897,50 +18305,6 @@
           <w:szCs w:val="24"/>
         </w:rPr>
       </w:pPr>
-      <w:r>
-        <w:rPr>
-          <w:rFonts w:ascii="Times New Roman" w:hAnsi="Times New Roman" w:cs="Times New Roman"/>
-          <w:sz w:val="24"/>
-          <w:szCs w:val="24"/>
-        </w:rPr>
-        <w:t xml:space="preserve">The practical was successfully completed by </w:t>
-      </w:r>
-      <w:proofErr w:type="spellStart"/>
-      <w:r>
-        <w:rPr>
-          <w:rFonts w:ascii="Times New Roman" w:hAnsi="Times New Roman" w:cs="Times New Roman"/>
-          <w:sz w:val="24"/>
-          <w:szCs w:val="24"/>
-        </w:rPr>
-        <w:t>analyzing</w:t>
-      </w:r>
-      <w:proofErr w:type="spellEnd"/>
-      <w:r>
-        <w:rPr>
-          <w:rFonts w:ascii="Times New Roman" w:hAnsi="Times New Roman" w:cs="Times New Roman"/>
-          <w:sz w:val="24"/>
-          <w:szCs w:val="24"/>
-        </w:rPr>
-        <w:t xml:space="preserve"> a Windows security event, configuring a firewall rule, identifying and documenting an overly permissive firewall configuration, and designing a secure network topology using a </w:t>
-      </w:r>
-      <w:r>
-        <w:rPr>
-          <w:rFonts w:ascii="Times New Roman" w:hAnsi="Times New Roman" w:cs="Times New Roman"/>
-          <w:b/>
-          <w:bCs/>
-          <w:sz w:val="24"/>
-          <w:szCs w:val="24"/>
-        </w:rPr>
-        <w:t>DMZ and IDS</w:t>
-      </w:r>
-      <w:r>
-        <w:rPr>
-          <w:rFonts w:ascii="Times New Roman" w:hAnsi="Times New Roman" w:cs="Times New Roman"/>
-          <w:sz w:val="24"/>
-          <w:szCs w:val="24"/>
-        </w:rPr>
-        <w:t>. The designed topology provides network isolation, traffic control, and monitoring to improve the security of the sample organization.</w:t>
-      </w:r>
     </w:p>
     <w:p>
       <w:pPr>
@@ -18950,8 +18314,6 @@
         <w:spacing w:after="0"/>
         <w:rPr>
           <w:rFonts w:ascii="Times New Roman" w:hAnsi="Times New Roman" w:cs="Times New Roman"/>
-          <w:b/>
-          <w:bCs/>
           <w:sz w:val="24"/>
           <w:szCs w:val="24"/>
         </w:rPr>
@@ -18965,22 +18327,10 @@
         <w:spacing w:after="0"/>
         <w:rPr>
           <w:rFonts w:ascii="Times New Roman" w:hAnsi="Times New Roman" w:cs="Times New Roman"/>
-          <w:b/>
-          <w:bCs/>
-          <w:sz w:val="26"/>
-          <w:szCs w:val="26"/>
-        </w:rPr>
-      </w:pPr>
-      <w:r>
-        <w:rPr>
-          <w:rFonts w:ascii="Times New Roman" w:hAnsi="Times New Roman" w:cs="Times New Roman"/>
-          <w:b/>
-          <w:bCs/>
-          <w:sz w:val="26"/>
-          <w:szCs w:val="26"/>
-        </w:rPr>
-        <w:t>Observation Questions</w:t>
-      </w:r>
+          <w:sz w:val="24"/>
+          <w:szCs w:val="24"/>
+        </w:rPr>
+      </w:pPr>
     </w:p>
     <w:p>
       <w:pPr>
@@ -18990,404 +18340,14 @@
         <w:spacing w:after="0"/>
         <w:rPr>
           <w:rFonts w:ascii="Times New Roman" w:hAnsi="Times New Roman" w:cs="Times New Roman"/>
-          <w:b/>
-          <w:bCs/>
-          <w:sz w:val="24"/>
-          <w:szCs w:val="24"/>
-        </w:rPr>
-      </w:pPr>
-    </w:p>
-    <w:p>
-      <w:pPr>
-        <w:tabs>
-          <w:tab w:val="left" w:pos="1832"/>
-        </w:tabs>
-        <w:rPr>
-          <w:rFonts w:ascii="Times New Roman" w:hAnsi="Times New Roman" w:cs="Times New Roman"/>
-          <w:sz w:val="24"/>
-          <w:szCs w:val="24"/>
-        </w:rPr>
-      </w:pPr>
-      <w:r>
-        <w:rPr>
-          <w:rFonts w:ascii="Times New Roman" w:hAnsi="Times New Roman" w:cs="Times New Roman"/>
-          <w:b/>
-          <w:bCs/>
-          <w:sz w:val="24"/>
-          <w:szCs w:val="24"/>
-        </w:rPr>
-        <w:t>1) What is the purpose of DMZ?</w:t>
-      </w:r>
-    </w:p>
-    <w:p>
-      <w:pPr>
-        <w:tabs>
-          <w:tab w:val="left" w:pos="1832"/>
-        </w:tabs>
-        <w:rPr>
-          <w:rFonts w:ascii="Times New Roman" w:hAnsi="Times New Roman" w:cs="Times New Roman"/>
-          <w:sz w:val="24"/>
-          <w:szCs w:val="24"/>
-        </w:rPr>
-      </w:pPr>
-      <w:r>
-        <w:rPr>
-          <w:rFonts w:ascii="Times New Roman" w:hAnsi="Times New Roman" w:cs="Times New Roman"/>
-          <w:sz w:val="24"/>
-          <w:szCs w:val="24"/>
-        </w:rPr>
-        <w:t xml:space="preserve">A </w:t>
-      </w:r>
-      <w:r>
-        <w:rPr>
-          <w:rFonts w:ascii="Times New Roman" w:hAnsi="Times New Roman" w:cs="Times New Roman"/>
-          <w:b/>
-          <w:bCs/>
-          <w:sz w:val="24"/>
-          <w:szCs w:val="24"/>
-        </w:rPr>
-        <w:t>DMZ (Demilitarized Zone)</w:t>
-      </w:r>
-      <w:r>
-        <w:rPr>
-          <w:rFonts w:ascii="Times New Roman" w:hAnsi="Times New Roman" w:cs="Times New Roman"/>
-          <w:sz w:val="24"/>
-          <w:szCs w:val="24"/>
-        </w:rPr>
-        <w:t xml:space="preserve"> separates public-facing services from the internal network and provides an additional layer of security.</w:t>
-      </w:r>
-    </w:p>
-    <w:p>
-      <w:pPr>
-        <w:tabs>
-          <w:tab w:val="left" w:pos="1832"/>
-        </w:tabs>
-        <w:rPr>
-          <w:rFonts w:ascii="Times New Roman" w:hAnsi="Times New Roman" w:cs="Times New Roman"/>
-          <w:b/>
-          <w:bCs/>
-          <w:sz w:val="12"/>
-          <w:szCs w:val="12"/>
-        </w:rPr>
-      </w:pPr>
-    </w:p>
-    <w:p>
-      <w:pPr>
-        <w:tabs>
-          <w:tab w:val="left" w:pos="1832"/>
-        </w:tabs>
-        <w:rPr>
-          <w:rFonts w:ascii="Times New Roman" w:hAnsi="Times New Roman" w:cs="Times New Roman"/>
-          <w:sz w:val="24"/>
-          <w:szCs w:val="24"/>
-        </w:rPr>
-      </w:pPr>
-      <w:r>
-        <w:rPr>
-          <w:rFonts w:ascii="Times New Roman" w:hAnsi="Times New Roman" w:cs="Times New Roman"/>
-          <w:b/>
-          <w:bCs/>
-          <w:sz w:val="24"/>
-          <w:szCs w:val="24"/>
-        </w:rPr>
-        <w:t>2) Why should a web server not sit directly on the internal network?</w:t>
-      </w:r>
-    </w:p>
-    <w:p>
-      <w:pPr>
-        <w:tabs>
-          <w:tab w:val="left" w:pos="1832"/>
-        </w:tabs>
-        <w:rPr>
-          <w:rFonts w:ascii="Times New Roman" w:hAnsi="Times New Roman" w:cs="Times New Roman"/>
-          <w:sz w:val="24"/>
-          <w:szCs w:val="24"/>
-        </w:rPr>
-      </w:pPr>
-      <w:r>
-        <w:rPr>
-          <w:rFonts w:ascii="Times New Roman" w:hAnsi="Times New Roman" w:cs="Times New Roman"/>
-          <w:sz w:val="24"/>
-          <w:szCs w:val="24"/>
-        </w:rPr>
-        <w:t xml:space="preserve">A web server is exposed to external users and may be attacked or compromised. Keeping it in a </w:t>
-      </w:r>
-      <w:r>
-        <w:rPr>
-          <w:rFonts w:ascii="Times New Roman" w:hAnsi="Times New Roman" w:cs="Times New Roman"/>
-          <w:b/>
-          <w:bCs/>
-          <w:sz w:val="24"/>
-          <w:szCs w:val="24"/>
-        </w:rPr>
-        <w:t>DMZ</w:t>
-      </w:r>
-      <w:r>
-        <w:rPr>
-          <w:rFonts w:ascii="Times New Roman" w:hAnsi="Times New Roman" w:cs="Times New Roman"/>
-          <w:sz w:val="24"/>
-          <w:szCs w:val="24"/>
-        </w:rPr>
-        <w:t xml:space="preserve"> prevents an attacker from gaining direct access to the internal network.</w:t>
-      </w:r>
-    </w:p>
-    <w:p>
-      <w:pPr>
-        <w:tabs>
-          <w:tab w:val="left" w:pos="1832"/>
-        </w:tabs>
-        <w:rPr>
-          <w:rFonts w:ascii="Times New Roman" w:hAnsi="Times New Roman" w:cs="Times New Roman"/>
-          <w:sz w:val="12"/>
-          <w:szCs w:val="12"/>
-        </w:rPr>
-      </w:pPr>
-    </w:p>
-    <w:p>
-      <w:pPr>
-        <w:tabs>
-          <w:tab w:val="left" w:pos="1832"/>
-        </w:tabs>
-        <w:spacing w:after="0"/>
-        <w:rPr>
-          <w:rFonts w:ascii="Times New Roman" w:hAnsi="Times New Roman" w:cs="Times New Roman"/>
-          <w:sz w:val="24"/>
-          <w:szCs w:val="24"/>
-        </w:rPr>
-      </w:pPr>
-      <w:r>
-        <w:rPr>
-          <w:rFonts w:ascii="Times New Roman" w:hAnsi="Times New Roman" w:cs="Times New Roman"/>
-          <w:b/>
-          <w:bCs/>
-          <w:sz w:val="24"/>
-          <w:szCs w:val="24"/>
-        </w:rPr>
-        <w:t>3) A firewall rule says:</w:t>
-      </w:r>
-    </w:p>
-    <w:p>
-      <w:pPr>
-        <w:tabs>
-          <w:tab w:val="left" w:pos="1832"/>
-        </w:tabs>
-        <w:spacing w:after="0"/>
-        <w:rPr>
-          <w:rFonts w:ascii="Times New Roman" w:hAnsi="Times New Roman" w:cs="Times New Roman"/>
-          <w:sz w:val="24"/>
-          <w:szCs w:val="24"/>
-        </w:rPr>
-      </w:pPr>
-      <w:r>
-        <w:rPr>
-          <w:rFonts w:ascii="Times New Roman" w:hAnsi="Times New Roman" w:cs="Times New Roman"/>
-          <w:b/>
-          <w:bCs/>
-          <w:sz w:val="24"/>
-          <w:szCs w:val="24"/>
-        </w:rPr>
-        <w:t>Allow → TCP → ANY → ANY → 443</w:t>
-      </w:r>
-    </w:p>
-    <w:p>
-      <w:pPr>
-        <w:tabs>
-          <w:tab w:val="left" w:pos="1832"/>
-        </w:tabs>
-        <w:rPr>
-          <w:rFonts w:ascii="Times New Roman" w:hAnsi="Times New Roman" w:cs="Times New Roman"/>
-          <w:sz w:val="24"/>
-          <w:szCs w:val="24"/>
-        </w:rPr>
-      </w:pPr>
-      <w:r>
-        <w:rPr>
-          <w:rFonts w:ascii="Times New Roman" w:hAnsi="Times New Roman" w:cs="Times New Roman"/>
-          <w:b/>
-          <w:bCs/>
-          <w:sz w:val="24"/>
-          <w:szCs w:val="24"/>
-        </w:rPr>
-        <w:t>Why is it dangerous even though 443 is HTTPS?</w:t>
-      </w:r>
-    </w:p>
-    <w:p>
-      <w:pPr>
-        <w:tabs>
-          <w:tab w:val="left" w:pos="1832"/>
-        </w:tabs>
-        <w:spacing w:after="0"/>
-        <w:rPr>
-          <w:rFonts w:ascii="Times New Roman" w:hAnsi="Times New Roman" w:cs="Times New Roman"/>
-          <w:sz w:val="24"/>
-          <w:szCs w:val="24"/>
-        </w:rPr>
-      </w:pPr>
-      <w:r>
-        <w:rPr>
-          <w:rFonts w:ascii="Times New Roman" w:hAnsi="Times New Roman" w:cs="Times New Roman"/>
-          <w:sz w:val="24"/>
-          <w:szCs w:val="24"/>
-        </w:rPr>
-        <w:t xml:space="preserve">Port </w:t>
-      </w:r>
-      <w:r>
-        <w:rPr>
-          <w:rFonts w:ascii="Times New Roman" w:hAnsi="Times New Roman" w:cs="Times New Roman"/>
-          <w:b/>
-          <w:bCs/>
-          <w:sz w:val="24"/>
-          <w:szCs w:val="24"/>
-        </w:rPr>
-        <w:t>443</w:t>
-      </w:r>
-      <w:r>
-        <w:rPr>
-          <w:rFonts w:ascii="Times New Roman" w:hAnsi="Times New Roman" w:cs="Times New Roman"/>
-          <w:sz w:val="24"/>
-          <w:szCs w:val="24"/>
-        </w:rPr>
-        <w:t xml:space="preserve"> provides encrypted HTTPS communication, but allowing traffic from </w:t>
-      </w:r>
-      <w:r>
-        <w:rPr>
-          <w:rFonts w:ascii="Times New Roman" w:hAnsi="Times New Roman" w:cs="Times New Roman"/>
-          <w:b/>
-          <w:bCs/>
-          <w:sz w:val="24"/>
-          <w:szCs w:val="24"/>
-        </w:rPr>
-        <w:t>ANY source to ANY destination</w:t>
-      </w:r>
-      <w:r>
-        <w:rPr>
-          <w:rFonts w:ascii="Times New Roman" w:hAnsi="Times New Roman" w:cs="Times New Roman"/>
-          <w:sz w:val="24"/>
-          <w:szCs w:val="24"/>
-        </w:rPr>
-        <w:t xml:space="preserve"> is overly permissive. If an exposed service is vulnerable, attackers may still reach it through port 443. The source and destination should be restricted to only what is required.</w:t>
-      </w:r>
-    </w:p>
-    <w:p>
-      <w:pPr>
-        <w:tabs>
-          <w:tab w:val="left" w:pos="1832"/>
-        </w:tabs>
-        <w:spacing w:after="0"/>
-        <w:rPr>
-          <w:rFonts w:ascii="Times New Roman" w:hAnsi="Times New Roman" w:cs="Times New Roman"/>
-          <w:sz w:val="24"/>
-          <w:szCs w:val="24"/>
-        </w:rPr>
-      </w:pPr>
-    </w:p>
-    <w:p>
-      <w:pPr>
-        <w:tabs>
-          <w:tab w:val="left" w:pos="1832"/>
-        </w:tabs>
-        <w:spacing w:after="0"/>
-        <w:rPr>
-          <w:rFonts w:ascii="Times New Roman" w:hAnsi="Times New Roman" w:cs="Times New Roman"/>
-          <w:sz w:val="24"/>
-          <w:szCs w:val="24"/>
-        </w:rPr>
-      </w:pPr>
-    </w:p>
-    <w:p>
-      <w:pPr>
-        <w:tabs>
-          <w:tab w:val="left" w:pos="1832"/>
-        </w:tabs>
-        <w:spacing w:after="0"/>
-        <w:rPr>
-          <w:rFonts w:ascii="Times New Roman" w:hAnsi="Times New Roman" w:cs="Times New Roman"/>
-          <w:sz w:val="24"/>
-          <w:szCs w:val="24"/>
-        </w:rPr>
-      </w:pPr>
-    </w:p>
-    <w:p>
-      <w:pPr>
-        <w:tabs>
-          <w:tab w:val="left" w:pos="1832"/>
-        </w:tabs>
-        <w:spacing w:after="0"/>
-        <w:rPr>
-          <w:rFonts w:ascii="Times New Roman" w:hAnsi="Times New Roman" w:cs="Times New Roman"/>
-          <w:sz w:val="24"/>
-          <w:szCs w:val="24"/>
-        </w:rPr>
-      </w:pPr>
-    </w:p>
-    <w:p>
-      <w:pPr>
-        <w:tabs>
-          <w:tab w:val="left" w:pos="1832"/>
-        </w:tabs>
-        <w:spacing w:after="0"/>
-        <w:rPr>
-          <w:rFonts w:ascii="Times New Roman" w:hAnsi="Times New Roman" w:cs="Times New Roman"/>
-          <w:sz w:val="24"/>
-          <w:szCs w:val="24"/>
-        </w:rPr>
-      </w:pPr>
-    </w:p>
-    <w:p>
-      <w:pPr>
-        <w:tabs>
-          <w:tab w:val="left" w:pos="1832"/>
-        </w:tabs>
-        <w:spacing w:after="0"/>
-        <w:rPr>
-          <w:rFonts w:ascii="Times New Roman" w:hAnsi="Times New Roman" w:cs="Times New Roman"/>
-          <w:sz w:val="24"/>
-          <w:szCs w:val="24"/>
-        </w:rPr>
-      </w:pPr>
-    </w:p>
-    <w:p>
-      <w:pPr>
-        <w:tabs>
-          <w:tab w:val="left" w:pos="1832"/>
-        </w:tabs>
-        <w:spacing w:after="0"/>
-        <w:rPr>
-          <w:rFonts w:ascii="Times New Roman" w:hAnsi="Times New Roman" w:cs="Times New Roman"/>
-          <w:sz w:val="24"/>
-          <w:szCs w:val="24"/>
-        </w:rPr>
-      </w:pPr>
-    </w:p>
-    <w:p>
-      <w:pPr>
-        <w:tabs>
-          <w:tab w:val="left" w:pos="1832"/>
-        </w:tabs>
-        <w:spacing w:after="0"/>
-        <w:rPr>
-          <w:rFonts w:ascii="Times New Roman" w:hAnsi="Times New Roman" w:cs="Times New Roman"/>
-          <w:sz w:val="24"/>
-          <w:szCs w:val="24"/>
-        </w:rPr>
-      </w:pPr>
-    </w:p>
-    <w:p>
-      <w:pPr>
-        <w:tabs>
-          <w:tab w:val="left" w:pos="1832"/>
-        </w:tabs>
-        <w:spacing w:after="0"/>
-        <w:rPr>
-          <w:rFonts w:ascii="Times New Roman" w:hAnsi="Times New Roman" w:cs="Times New Roman"/>
           <w:sz w:val="24"/>
           <w:szCs w:val="24"/>
         </w:rPr>
       </w:pPr>
     </w:p>
     <w:sectPr>
-      <w:headerReference w:type="default" r:id="rId34"/>
-      <w:footerReference w:type="default" r:id="rId35"/>
+      <w:headerReference w:type="default" r:id="rId31"/>
+      <w:footerReference w:type="default" r:id="rId32"/>
       <w:pgSz w:w="12240" w:h="15840"/>
       <w:pgMar w:top="1440" w:right="1440" w:bottom="1440" w:left="1440" w:header="720" w:footer="720" w:gutter="0"/>
       <w:pgBorders w:offsetFrom="page">
@@ -19567,235 +18527,9 @@
 <file path=word/numbering.xml><?xml version="1.0" encoding="utf-8"?>
 <w:numbering xmlns:wpc="http://schemas.microsoft.com/office/word/2010/wordprocessingCanvas" xmlns:cx="http://schemas.microsoft.com/office/drawing/2014/chartex" xmlns:cx1="http://schemas.microsoft.com/office/drawing/2015/9/8/chartex" xmlns:cx2="http://schemas.microsoft.com/office/drawing/2015/10/21/chartex" xmlns:cx3="http://schemas.microsoft.com/office/drawing/2016/5/9/chartex" xmlns:cx4="http://schemas.microsoft.com/office/drawing/2016/5/10/chartex" xmlns:cx5="http://schemas.microsoft.com/office/drawing/2016/5/11/chartex" xmlns:cx6="http://schemas.microsoft.com/office/drawing/2016/5/12/chartex" xmlns:cx7="http://schemas.microsoft.com/office/drawing/2016/5/13/chartex" xmlns:cx8="http://schemas.microsoft.com/office/drawing/2016/5/14/chartex" xmlns:mc="http://schemas.openxmlformats.org/markup-compatibility/2006" xmlns:aink="http://schemas.microsoft.com/office/drawing/2016/ink" xmlns:am3d="http://schemas.microsoft.com/office/drawing/2017/model3d" xmlns:o="urn:schemas-microsoft-com:office:office" xmlns:oel="http://schemas.microsoft.com/office/2019/extlst" xmlns:r="http://schemas.openxmlformats.org/officeDocument/2006/relationships" xmlns:m="http://schemas.openxmlformats.org/officeDocument/2006/math" xmlns:v="urn:schemas-microsoft-com:vml" xmlns:wp14="http://schemas.microsoft.com/office/word/2010/wordprocessingDrawing" xmlns:wp="http://schemas.openxmlformats.org/drawingml/2006/wordprocessingDrawing" xmlns:w10="urn:schemas-microsoft-com:office:word" xmlns:w="http://schemas.openxmlformats.org/wordprocessingml/2006/main" xmlns:w14="http://schemas.microsoft.com/office/word/2010/wordml" xmlns:w15="http://schemas.microsoft.com/office/word/2012/wordml" xmlns:w16cex="http://schemas.microsoft.com/office/word/2018/wordml/cex" xmlns:w16cid="http://schemas.microsoft.com/office/word/2016/wordml/cid" xmlns:w16="http://schemas.microsoft.com/office/word/2018/wordml" xmlns:w16du="http://schemas.microsoft.com/office/word/2023/wordml/word16du" xmlns:w16sdtdh="http://schemas.microsoft.com/office/word/2020/wordml/sdtdatahash" xmlns:w16sdtfl="http://schemas.microsoft.com/office/word/2024/wordml/sdtformatlock" xmlns:w16se="http://schemas.microsoft.com/office/word/2015/wordml/symex" xmlns:wpg="http://schemas.microsoft.com/office/word/2010/wordprocessingGroup" xmlns:wpi="http://schemas.microsoft.com/office/word/2010/wordprocessingInk" xmlns:wne="http://schemas.microsoft.com/office/word/2006/wordml" xmlns:wps="http://schemas.microsoft.com/office/word/2010/wordprocessingShape" mc:Ignorable="w14 w15 w16se w16cid w16 w16cex w16sdtdh w16sdtfl w16du wp14">
   <w:abstractNum w:abstractNumId="0" w15:restartNumberingAfterBreak="0">
-    <w:nsid w:val="06DA7E6B"/>
+    <w:nsid w:val="03EC1C70"/>
     <w:multiLevelType w:val="multilevel"/>
-    <w:tmpl w:val="24505F02"/>
-    <w:lvl w:ilvl="0">
-      <w:start w:val="1"/>
-      <w:numFmt w:val="decimal"/>
-      <w:lvlText w:val="%1."/>
-      <w:lvlJc w:val="left"/>
-      <w:pPr>
-        <w:tabs>
-          <w:tab w:val="num" w:pos="720"/>
-        </w:tabs>
-        <w:ind w:left="720" w:hanging="360"/>
-      </w:pPr>
-    </w:lvl>
-    <w:lvl w:ilvl="1" w:tentative="1">
-      <w:start w:val="1"/>
-      <w:numFmt w:val="decimal"/>
-      <w:lvlText w:val="%2."/>
-      <w:lvlJc w:val="left"/>
-      <w:pPr>
-        <w:tabs>
-          <w:tab w:val="num" w:pos="1440"/>
-        </w:tabs>
-        <w:ind w:left="1440" w:hanging="360"/>
-      </w:pPr>
-    </w:lvl>
-    <w:lvl w:ilvl="2" w:tentative="1">
-      <w:start w:val="1"/>
-      <w:numFmt w:val="decimal"/>
-      <w:lvlText w:val="%3."/>
-      <w:lvlJc w:val="left"/>
-      <w:pPr>
-        <w:tabs>
-          <w:tab w:val="num" w:pos="2160"/>
-        </w:tabs>
-        <w:ind w:left="2160" w:hanging="360"/>
-      </w:pPr>
-    </w:lvl>
-    <w:lvl w:ilvl="3" w:tentative="1">
-      <w:start w:val="1"/>
-      <w:numFmt w:val="decimal"/>
-      <w:lvlText w:val="%4."/>
-      <w:lvlJc w:val="left"/>
-      <w:pPr>
-        <w:tabs>
-          <w:tab w:val="num" w:pos="2880"/>
-        </w:tabs>
-        <w:ind w:left="2880" w:hanging="360"/>
-      </w:pPr>
-    </w:lvl>
-    <w:lvl w:ilvl="4" w:tentative="1">
-      <w:start w:val="1"/>
-      <w:numFmt w:val="decimal"/>
-      <w:lvlText w:val="%5."/>
-      <w:lvlJc w:val="left"/>
-      <w:pPr>
-        <w:tabs>
-          <w:tab w:val="num" w:pos="3600"/>
-        </w:tabs>
-        <w:ind w:left="3600" w:hanging="360"/>
-      </w:pPr>
-    </w:lvl>
-    <w:lvl w:ilvl="5" w:tentative="1">
-      <w:start w:val="1"/>
-      <w:numFmt w:val="decimal"/>
-      <w:lvlText w:val="%6."/>
-      <w:lvlJc w:val="left"/>
-      <w:pPr>
-        <w:tabs>
-          <w:tab w:val="num" w:pos="4320"/>
-        </w:tabs>
-        <w:ind w:left="4320" w:hanging="360"/>
-      </w:pPr>
-    </w:lvl>
-    <w:lvl w:ilvl="6" w:tentative="1">
-      <w:start w:val="1"/>
-      <w:numFmt w:val="decimal"/>
-      <w:lvlText w:val="%7."/>
-      <w:lvlJc w:val="left"/>
-      <w:pPr>
-        <w:tabs>
-          <w:tab w:val="num" w:pos="5040"/>
-        </w:tabs>
-        <w:ind w:left="5040" w:hanging="360"/>
-      </w:pPr>
-    </w:lvl>
-    <w:lvl w:ilvl="7" w:tentative="1">
-      <w:start w:val="1"/>
-      <w:numFmt w:val="decimal"/>
-      <w:lvlText w:val="%8."/>
-      <w:lvlJc w:val="left"/>
-      <w:pPr>
-        <w:tabs>
-          <w:tab w:val="num" w:pos="5760"/>
-        </w:tabs>
-        <w:ind w:left="5760" w:hanging="360"/>
-      </w:pPr>
-    </w:lvl>
-    <w:lvl w:ilvl="8" w:tentative="1">
-      <w:start w:val="1"/>
-      <w:numFmt w:val="decimal"/>
-      <w:lvlText w:val="%9."/>
-      <w:lvlJc w:val="left"/>
-      <w:pPr>
-        <w:tabs>
-          <w:tab w:val="num" w:pos="6480"/>
-        </w:tabs>
-        <w:ind w:left="6480" w:hanging="360"/>
-      </w:pPr>
-    </w:lvl>
-  </w:abstractNum>
-  <w:abstractNum w:abstractNumId="1" w15:restartNumberingAfterBreak="0">
-    <w:nsid w:val="2EAE0D33"/>
-    <w:multiLevelType w:val="multilevel"/>
-    <w:tmpl w:val="3A7E82A4"/>
-    <w:lvl w:ilvl="0">
-      <w:start w:val="1"/>
-      <w:numFmt w:val="decimal"/>
-      <w:lvlText w:val="%1."/>
-      <w:lvlJc w:val="left"/>
-      <w:pPr>
-        <w:tabs>
-          <w:tab w:val="num" w:pos="720"/>
-        </w:tabs>
-        <w:ind w:left="720" w:hanging="360"/>
-      </w:pPr>
-    </w:lvl>
-    <w:lvl w:ilvl="1" w:tentative="1">
-      <w:start w:val="1"/>
-      <w:numFmt w:val="decimal"/>
-      <w:lvlText w:val="%2."/>
-      <w:lvlJc w:val="left"/>
-      <w:pPr>
-        <w:tabs>
-          <w:tab w:val="num" w:pos="1440"/>
-        </w:tabs>
-        <w:ind w:left="1440" w:hanging="360"/>
-      </w:pPr>
-    </w:lvl>
-    <w:lvl w:ilvl="2" w:tentative="1">
-      <w:start w:val="1"/>
-      <w:numFmt w:val="decimal"/>
-      <w:lvlText w:val="%3."/>
-      <w:lvlJc w:val="left"/>
-      <w:pPr>
-        <w:tabs>
-          <w:tab w:val="num" w:pos="2160"/>
-        </w:tabs>
-        <w:ind w:left="2160" w:hanging="360"/>
-      </w:pPr>
-    </w:lvl>
-    <w:lvl w:ilvl="3" w:tentative="1">
-      <w:start w:val="1"/>
-      <w:numFmt w:val="decimal"/>
-      <w:lvlText w:val="%4."/>
-      <w:lvlJc w:val="left"/>
-      <w:pPr>
-        <w:tabs>
-          <w:tab w:val="num" w:pos="2880"/>
-        </w:tabs>
-        <w:ind w:left="2880" w:hanging="360"/>
-      </w:pPr>
-    </w:lvl>
-    <w:lvl w:ilvl="4" w:tentative="1">
-      <w:start w:val="1"/>
-      <w:numFmt w:val="decimal"/>
-      <w:lvlText w:val="%5."/>
-      <w:lvlJc w:val="left"/>
-      <w:pPr>
-        <w:tabs>
-          <w:tab w:val="num" w:pos="3600"/>
-        </w:tabs>
-        <w:ind w:left="3600" w:hanging="360"/>
-      </w:pPr>
-    </w:lvl>
-    <w:lvl w:ilvl="5" w:tentative="1">
-      <w:start w:val="1"/>
-      <w:numFmt w:val="decimal"/>
-      <w:lvlText w:val="%6."/>
-      <w:lvlJc w:val="left"/>
-      <w:pPr>
-        <w:tabs>
-          <w:tab w:val="num" w:pos="4320"/>
-        </w:tabs>
-        <w:ind w:left="4320" w:hanging="360"/>
-      </w:pPr>
-    </w:lvl>
-    <w:lvl w:ilvl="6" w:tentative="1">
-      <w:start w:val="1"/>
-      <w:numFmt w:val="decimal"/>
-      <w:lvlText w:val="%7."/>
-      <w:lvlJc w:val="left"/>
-      <w:pPr>
-        <w:tabs>
-          <w:tab w:val="num" w:pos="5040"/>
-        </w:tabs>
-        <w:ind w:left="5040" w:hanging="360"/>
-      </w:pPr>
-    </w:lvl>
-    <w:lvl w:ilvl="7" w:tentative="1">
-      <w:start w:val="1"/>
-      <w:numFmt w:val="decimal"/>
-      <w:lvlText w:val="%8."/>
-      <w:lvlJc w:val="left"/>
-      <w:pPr>
-        <w:tabs>
-          <w:tab w:val="num" w:pos="5760"/>
-        </w:tabs>
-        <w:ind w:left="5760" w:hanging="360"/>
-      </w:pPr>
-    </w:lvl>
-    <w:lvl w:ilvl="8" w:tentative="1">
-      <w:start w:val="1"/>
-      <w:numFmt w:val="decimal"/>
-      <w:lvlText w:val="%9."/>
-      <w:lvlJc w:val="left"/>
-      <w:pPr>
-        <w:tabs>
-          <w:tab w:val="num" w:pos="6480"/>
-        </w:tabs>
-        <w:ind w:left="6480" w:hanging="360"/>
-      </w:pPr>
-    </w:lvl>
-  </w:abstractNum>
-  <w:abstractNum w:abstractNumId="2" w15:restartNumberingAfterBreak="0">
-    <w:nsid w:val="358738B4"/>
-    <w:multiLevelType w:val="multilevel"/>
-    <w:tmpl w:val="354CF346"/>
+    <w:tmpl w:val="3BC4627A"/>
     <w:lvl w:ilvl="0">
       <w:start w:val="1"/>
       <w:numFmt w:val="bullet"/>
@@ -19941,209 +18675,274 @@
       </w:rPr>
     </w:lvl>
   </w:abstractNum>
-  <w:abstractNum w:abstractNumId="3" w15:restartNumberingAfterBreak="0">
-    <w:nsid w:val="366A2CF0"/>
-    <w:multiLevelType w:val="hybridMultilevel"/>
-    <w:tmpl w:val="59DE18D4"/>
-    <w:lvl w:ilvl="0" w:tplc="91E21A60">
+  <w:abstractNum w:abstractNumId="1" w15:restartNumberingAfterBreak="0">
+    <w:nsid w:val="06DA7E6B"/>
+    <w:multiLevelType w:val="multilevel"/>
+    <w:tmpl w:val="24505F02"/>
+    <w:lvl w:ilvl="0">
       <w:start w:val="1"/>
       <w:numFmt w:val="decimal"/>
       <w:lvlText w:val="%1."/>
       <w:lvlJc w:val="left"/>
       <w:pPr>
-        <w:ind w:left="375" w:hanging="375"/>
+        <w:tabs>
+          <w:tab w:val="num" w:pos="720"/>
+        </w:tabs>
+        <w:ind w:left="720" w:hanging="360"/>
       </w:pPr>
     </w:lvl>
-    <w:lvl w:ilvl="1" w:tplc="04090019">
+    <w:lvl w:ilvl="1" w:tentative="1">
       <w:start w:val="1"/>
-      <w:numFmt w:val="lowerLetter"/>
+      <w:numFmt w:val="decimal"/>
       <w:lvlText w:val="%2."/>
       <w:lvlJc w:val="left"/>
       <w:pPr>
-        <w:ind w:left="1080" w:hanging="360"/>
+        <w:tabs>
+          <w:tab w:val="num" w:pos="1440"/>
+        </w:tabs>
+        <w:ind w:left="1440" w:hanging="360"/>
       </w:pPr>
     </w:lvl>
-    <w:lvl w:ilvl="2" w:tplc="0409001B">
+    <w:lvl w:ilvl="2" w:tentative="1">
       <w:start w:val="1"/>
-      <w:numFmt w:val="lowerRoman"/>
+      <w:numFmt w:val="decimal"/>
       <w:lvlText w:val="%3."/>
-      <w:lvlJc w:val="right"/>
-      <w:pPr>
-        <w:ind w:left="1800" w:hanging="180"/>
+      <w:lvlJc w:val="left"/>
+      <w:pPr>
+        <w:tabs>
+          <w:tab w:val="num" w:pos="2160"/>
+        </w:tabs>
+        <w:ind w:left="2160" w:hanging="360"/>
       </w:pPr>
     </w:lvl>
-    <w:lvl w:ilvl="3" w:tplc="0409000F">
+    <w:lvl w:ilvl="3" w:tentative="1">
       <w:start w:val="1"/>
       <w:numFmt w:val="decimal"/>
       <w:lvlText w:val="%4."/>
       <w:lvlJc w:val="left"/>
       <w:pPr>
-        <w:ind w:left="2520" w:hanging="360"/>
+        <w:tabs>
+          <w:tab w:val="num" w:pos="2880"/>
+        </w:tabs>
+        <w:ind w:left="2880" w:hanging="360"/>
       </w:pPr>
     </w:lvl>
-    <w:lvl w:ilvl="4" w:tplc="04090019">
+    <w:lvl w:ilvl="4" w:tentative="1">
       <w:start w:val="1"/>
-      <w:numFmt w:val="lowerLetter"/>
+      <w:numFmt w:val="decimal"/>
       <w:lvlText w:val="%5."/>
       <w:lvlJc w:val="left"/>
       <w:pPr>
-        <w:ind w:left="3240" w:hanging="360"/>
+        <w:tabs>
+          <w:tab w:val="num" w:pos="3600"/>
+        </w:tabs>
+        <w:ind w:left="3600" w:hanging="360"/>
       </w:pPr>
     </w:lvl>
-    <w:lvl w:ilvl="5" w:tplc="0409001B">
+    <w:lvl w:ilvl="5" w:tentative="1">
       <w:start w:val="1"/>
-      <w:numFmt w:val="lowerRoman"/>
+      <w:numFmt w:val="decimal"/>
       <w:lvlText w:val="%6."/>
-      <w:lvlJc w:val="right"/>
-      <w:pPr>
-        <w:ind w:left="3960" w:hanging="180"/>
+      <w:lvlJc w:val="left"/>
+      <w:pPr>
+        <w:tabs>
+          <w:tab w:val="num" w:pos="4320"/>
+        </w:tabs>
+        <w:ind w:left="4320" w:hanging="360"/>
       </w:pPr>
     </w:lvl>
-    <w:lvl w:ilvl="6" w:tplc="0409000F">
+    <w:lvl w:ilvl="6" w:tentative="1">
       <w:start w:val="1"/>
       <w:numFmt w:val="decimal"/>
       <w:lvlText w:val="%7."/>
       <w:lvlJc w:val="left"/>
       <w:pPr>
-        <w:ind w:left="4680" w:hanging="360"/>
+        <w:tabs>
+          <w:tab w:val="num" w:pos="5040"/>
+        </w:tabs>
+        <w:ind w:left="5040" w:hanging="360"/>
       </w:pPr>
     </w:lvl>
-    <w:lvl w:ilvl="7" w:tplc="04090019">
+    <w:lvl w:ilvl="7" w:tentative="1">
       <w:start w:val="1"/>
-      <w:numFmt w:val="lowerLetter"/>
+      <w:numFmt w:val="decimal"/>
       <w:lvlText w:val="%8."/>
       <w:lvlJc w:val="left"/>
       <w:pPr>
-        <w:ind w:left="5400" w:hanging="360"/>
+        <w:tabs>
+          <w:tab w:val="num" w:pos="5760"/>
+        </w:tabs>
+        <w:ind w:left="5760" w:hanging="360"/>
       </w:pPr>
     </w:lvl>
-    <w:lvl w:ilvl="8" w:tplc="0409001B">
+    <w:lvl w:ilvl="8" w:tentative="1">
       <w:start w:val="1"/>
-      <w:numFmt w:val="lowerRoman"/>
+      <w:numFmt w:val="decimal"/>
       <w:lvlText w:val="%9."/>
-      <w:lvlJc w:val="right"/>
-      <w:pPr>
-        <w:ind w:left="6120" w:hanging="180"/>
+      <w:lvlJc w:val="left"/>
+      <w:pPr>
+        <w:tabs>
+          <w:tab w:val="num" w:pos="6480"/>
+        </w:tabs>
+        <w:ind w:left="6480" w:hanging="360"/>
       </w:pPr>
     </w:lvl>
   </w:abstractNum>
-  <w:abstractNum w:abstractNumId="4" w15:restartNumberingAfterBreak="0">
-    <w:nsid w:val="451E62BA"/>
-    <w:multiLevelType w:val="hybridMultilevel"/>
-    <w:tmpl w:val="CBE47816"/>
-    <w:lvl w:ilvl="0" w:tplc="073AAB14">
+  <w:abstractNum w:abstractNumId="2" w15:restartNumberingAfterBreak="0">
+    <w:nsid w:val="12A03494"/>
+    <w:multiLevelType w:val="multilevel"/>
+    <w:tmpl w:val="C0308CF0"/>
+    <w:lvl w:ilvl="0">
       <w:start w:val="1"/>
       <w:numFmt w:val="bullet"/>
-      <w:lvlText w:val=""/>
+      <w:lvlText w:val=""/>
       <w:lvlJc w:val="left"/>
       <w:pPr>
-        <w:ind w:left="360" w:hanging="360"/>
+        <w:tabs>
+          <w:tab w:val="num" w:pos="720"/>
+        </w:tabs>
+        <w:ind w:left="720" w:hanging="360"/>
       </w:pPr>
       <w:rPr>
-        <w:rFonts w:ascii="Wingdings" w:eastAsiaTheme="minorHAnsi" w:hAnsi="Wingdings" w:cstheme="minorBidi" w:hint="default"/>
+        <w:rFonts w:ascii="Symbol" w:hAnsi="Symbol" w:hint="default"/>
+        <w:b w:val="0"/>
+        <w:bCs w:val="0"/>
+        <w:sz w:val="20"/>
       </w:rPr>
     </w:lvl>
-    <w:lvl w:ilvl="1" w:tplc="04090003">
+    <w:lvl w:ilvl="1" w:tentative="1">
       <w:start w:val="1"/>
       <w:numFmt w:val="bullet"/>
       <w:lvlText w:val="o"/>
       <w:lvlJc w:val="left"/>
       <w:pPr>
-        <w:ind w:left="1080" w:hanging="360"/>
+        <w:tabs>
+          <w:tab w:val="num" w:pos="1440"/>
+        </w:tabs>
+        <w:ind w:left="1440" w:hanging="360"/>
       </w:pPr>
       <w:rPr>
-        <w:rFonts w:ascii="Courier New" w:hAnsi="Courier New" w:cs="Courier New" w:hint="default"/>
+        <w:rFonts w:ascii="Courier New" w:hAnsi="Courier New" w:hint="default"/>
+        <w:sz w:val="20"/>
       </w:rPr>
     </w:lvl>
-    <w:lvl w:ilvl="2" w:tplc="04090005">
+    <w:lvl w:ilvl="2" w:tentative="1">
       <w:start w:val="1"/>
       <w:numFmt w:val="bullet"/>
       <w:lvlText w:val=""/>
       <w:lvlJc w:val="left"/>
       <w:pPr>
-        <w:ind w:left="1800" w:hanging="360"/>
+        <w:tabs>
+          <w:tab w:val="num" w:pos="2160"/>
+        </w:tabs>
+        <w:ind w:left="2160" w:hanging="360"/>
       </w:pPr>
       <w:rPr>
         <w:rFonts w:ascii="Wingdings" w:hAnsi="Wingdings" w:hint="default"/>
+        <w:sz w:val="20"/>
       </w:rPr>
     </w:lvl>
-    <w:lvl w:ilvl="3" w:tplc="04090001">
-      <w:start w:val="1"/>
-      <w:numFmt w:val="bullet"/>
-      <w:lvlText w:val=""/>
-      <w:lvlJc w:val="left"/>
-      <w:pPr>
-        <w:ind w:left="2520" w:hanging="360"/>
-      </w:pPr>
-      <w:rPr>
-        <w:rFonts w:ascii="Symbol" w:hAnsi="Symbol" w:hint="default"/>
-      </w:rPr>
-    </w:lvl>
-    <w:lvl w:ilvl="4" w:tplc="04090003">
-      <w:start w:val="1"/>
-      <w:numFmt w:val="bullet"/>
-      <w:lvlText w:val="o"/>
-      <w:lvlJc w:val="left"/>
-      <w:pPr>
-        <w:ind w:left="3240" w:hanging="360"/>
-      </w:pPr>
-      <w:rPr>
-        <w:rFonts w:ascii="Courier New" w:hAnsi="Courier New" w:cs="Courier New" w:hint="default"/>
-      </w:rPr>
-    </w:lvl>
-    <w:lvl w:ilvl="5" w:tplc="04090005">
+    <w:lvl w:ilvl="3" w:tentative="1">
       <w:start w:val="1"/>
       <w:numFmt w:val="bullet"/>
       <w:lvlText w:val=""/>
       <w:lvlJc w:val="left"/>
       <w:pPr>
-        <w:ind w:left="3960" w:hanging="360"/>
+        <w:tabs>
+          <w:tab w:val="num" w:pos="2880"/>
+        </w:tabs>
+        <w:ind w:left="2880" w:hanging="360"/>
       </w:pPr>
       <w:rPr>
         <w:rFonts w:ascii="Wingdings" w:hAnsi="Wingdings" w:hint="default"/>
+        <w:sz w:val="20"/>
       </w:rPr>
     </w:lvl>
-    <w:lvl w:ilvl="6" w:tplc="04090001">
-      <w:start w:val="1"/>
-      <w:numFmt w:val="bullet"/>
-      <w:lvlText w:val=""/>
-      <w:lvlJc w:val="left"/>
-      <w:pPr>
-        <w:ind w:left="4680" w:hanging="360"/>
-      </w:pPr>
-      <w:rPr>
-        <w:rFonts w:ascii="Symbol" w:hAnsi="Symbol" w:hint="default"/>
-      </w:rPr>
-    </w:lvl>
-    <w:lvl w:ilvl="7" w:tplc="04090003">
-      <w:start w:val="1"/>
-      <w:numFmt w:val="bullet"/>
-      <w:lvlText w:val="o"/>
-      <w:lvlJc w:val="left"/>
-      <w:pPr>
-        <w:ind w:left="5400" w:hanging="360"/>
-      </w:pPr>
-      <w:rPr>
-        <w:rFonts w:ascii="Courier New" w:hAnsi="Courier New" w:cs="Courier New" w:hint="default"/>
-      </w:rPr>
-    </w:lvl>
-    <w:lvl w:ilvl="8" w:tplc="04090005">
+    <w:lvl w:ilvl="4" w:tentative="1">
       <w:start w:val="1"/>
       <w:numFmt w:val="bullet"/>
       <w:lvlText w:val=""/>
       <w:lvlJc w:val="left"/>
       <w:pPr>
-        <w:ind w:left="6120" w:hanging="360"/>
+        <w:tabs>
+          <w:tab w:val="num" w:pos="3600"/>
+        </w:tabs>
+        <w:ind w:left="3600" w:hanging="360"/>
       </w:pPr>
       <w:rPr>
         <w:rFonts w:ascii="Wingdings" w:hAnsi="Wingdings" w:hint="default"/>
+        <w:sz w:val="20"/>
+      </w:rPr>
+    </w:lvl>
+    <w:lvl w:ilvl="5" w:tentative="1">
+      <w:start w:val="1"/>
+      <w:numFmt w:val="bullet"/>
+      <w:lvlText w:val=""/>
+      <w:lvlJc w:val="left"/>
+      <w:pPr>
+        <w:tabs>
+          <w:tab w:val="num" w:pos="4320"/>
+        </w:tabs>
+        <w:ind w:left="4320" w:hanging="360"/>
+      </w:pPr>
+      <w:rPr>
+        <w:rFonts w:ascii="Wingdings" w:hAnsi="Wingdings" w:hint="default"/>
+        <w:sz w:val="20"/>
+      </w:rPr>
+    </w:lvl>
+    <w:lvl w:ilvl="6" w:tentative="1">
+      <w:start w:val="1"/>
+      <w:numFmt w:val="bullet"/>
+      <w:lvlText w:val=""/>
+      <w:lvlJc w:val="left"/>
+      <w:pPr>
+        <w:tabs>
+          <w:tab w:val="num" w:pos="5040"/>
+        </w:tabs>
+        <w:ind w:left="5040" w:hanging="360"/>
+      </w:pPr>
+      <w:rPr>
+        <w:rFonts w:ascii="Wingdings" w:hAnsi="Wingdings" w:hint="default"/>
+        <w:sz w:val="20"/>
+      </w:rPr>
+    </w:lvl>
+    <w:lvl w:ilvl="7" w:tentative="1">
+      <w:start w:val="1"/>
+      <w:numFmt w:val="bullet"/>
+      <w:lvlText w:val=""/>
+      <w:lvlJc w:val="left"/>
+      <w:pPr>
+        <w:tabs>
+          <w:tab w:val="num" w:pos="5760"/>
+        </w:tabs>
+        <w:ind w:left="5760" w:hanging="360"/>
+      </w:pPr>
+      <w:rPr>
+        <w:rFonts w:ascii="Wingdings" w:hAnsi="Wingdings" w:hint="default"/>
+        <w:sz w:val="20"/>
+      </w:rPr>
+    </w:lvl>
+    <w:lvl w:ilvl="8" w:tentative="1">
+      <w:start w:val="1"/>
+      <w:numFmt w:val="bullet"/>
+      <w:lvlText w:val=""/>
+      <w:lvlJc w:val="left"/>
+      <w:pPr>
+        <w:tabs>
+          <w:tab w:val="num" w:pos="6480"/>
+        </w:tabs>
+        <w:ind w:left="6480" w:hanging="360"/>
+      </w:pPr>
+      <w:rPr>
+        <w:rFonts w:ascii="Wingdings" w:hAnsi="Wingdings" w:hint="default"/>
+        <w:sz w:val="20"/>
       </w:rPr>
     </w:lvl>
   </w:abstractNum>
-  <w:abstractNum w:abstractNumId="5" w15:restartNumberingAfterBreak="0">
-    <w:nsid w:val="498776D5"/>
+  <w:abstractNum w:abstractNumId="3" w15:restartNumberingAfterBreak="0">
+    <w:nsid w:val="188611B3"/>
     <w:multiLevelType w:val="multilevel"/>
-    <w:tmpl w:val="51E08042"/>
+    <w:tmpl w:val="5786125A"/>
     <w:lvl w:ilvl="0">
       <w:start w:val="1"/>
       <w:numFmt w:val="bullet"/>
@@ -20289,10 +19088,123 @@
       </w:rPr>
     </w:lvl>
   </w:abstractNum>
-  <w:abstractNum w:abstractNumId="6" w15:restartNumberingAfterBreak="0">
-    <w:nsid w:val="49DA76EC"/>
+  <w:abstractNum w:abstractNumId="4" w15:restartNumberingAfterBreak="0">
+    <w:nsid w:val="2EAE0D33"/>
     <w:multiLevelType w:val="multilevel"/>
-    <w:tmpl w:val="17F8FD9A"/>
+    <w:tmpl w:val="3A7E82A4"/>
+    <w:lvl w:ilvl="0">
+      <w:start w:val="1"/>
+      <w:numFmt w:val="decimal"/>
+      <w:lvlText w:val="%1."/>
+      <w:lvlJc w:val="left"/>
+      <w:pPr>
+        <w:tabs>
+          <w:tab w:val="num" w:pos="720"/>
+        </w:tabs>
+        <w:ind w:left="720" w:hanging="360"/>
+      </w:pPr>
+    </w:lvl>
+    <w:lvl w:ilvl="1" w:tentative="1">
+      <w:start w:val="1"/>
+      <w:numFmt w:val="decimal"/>
+      <w:lvlText w:val="%2."/>
+      <w:lvlJc w:val="left"/>
+      <w:pPr>
+        <w:tabs>
+          <w:tab w:val="num" w:pos="1440"/>
+        </w:tabs>
+        <w:ind w:left="1440" w:hanging="360"/>
+      </w:pPr>
+    </w:lvl>
+    <w:lvl w:ilvl="2" w:tentative="1">
+      <w:start w:val="1"/>
+      <w:numFmt w:val="decimal"/>
+      <w:lvlText w:val="%3."/>
+      <w:lvlJc w:val="left"/>
+      <w:pPr>
+        <w:tabs>
+          <w:tab w:val="num" w:pos="2160"/>
+        </w:tabs>
+        <w:ind w:left="2160" w:hanging="360"/>
+      </w:pPr>
+    </w:lvl>
+    <w:lvl w:ilvl="3" w:tentative="1">
+      <w:start w:val="1"/>
+      <w:numFmt w:val="decimal"/>
+      <w:lvlText w:val="%4."/>
+      <w:lvlJc w:val="left"/>
+      <w:pPr>
+        <w:tabs>
+          <w:tab w:val="num" w:pos="2880"/>
+        </w:tabs>
+        <w:ind w:left="2880" w:hanging="360"/>
+      </w:pPr>
+    </w:lvl>
+    <w:lvl w:ilvl="4" w:tentative="1">
+      <w:start w:val="1"/>
+      <w:numFmt w:val="decimal"/>
+      <w:lvlText w:val="%5."/>
+      <w:lvlJc w:val="left"/>
+      <w:pPr>
+        <w:tabs>
+          <w:tab w:val="num" w:pos="3600"/>
+        </w:tabs>
+        <w:ind w:left="3600" w:hanging="360"/>
+      </w:pPr>
+    </w:lvl>
+    <w:lvl w:ilvl="5" w:tentative="1">
+      <w:start w:val="1"/>
+      <w:numFmt w:val="decimal"/>
+      <w:lvlText w:val="%6."/>
+      <w:lvlJc w:val="left"/>
+      <w:pPr>
+        <w:tabs>
+          <w:tab w:val="num" w:pos="4320"/>
+        </w:tabs>
+        <w:ind w:left="4320" w:hanging="360"/>
+      </w:pPr>
+    </w:lvl>
+    <w:lvl w:ilvl="6" w:tentative="1">
+      <w:start w:val="1"/>
+      <w:numFmt w:val="decimal"/>
+      <w:lvlText w:val="%7."/>
+      <w:lvlJc w:val="left"/>
+      <w:pPr>
+        <w:tabs>
+          <w:tab w:val="num" w:pos="5040"/>
+        </w:tabs>
+        <w:ind w:left="5040" w:hanging="360"/>
+      </w:pPr>
+    </w:lvl>
+    <w:lvl w:ilvl="7" w:tentative="1">
+      <w:start w:val="1"/>
+      <w:numFmt w:val="decimal"/>
+      <w:lvlText w:val="%8."/>
+      <w:lvlJc w:val="left"/>
+      <w:pPr>
+        <w:tabs>
+          <w:tab w:val="num" w:pos="5760"/>
+        </w:tabs>
+        <w:ind w:left="5760" w:hanging="360"/>
+      </w:pPr>
+    </w:lvl>
+    <w:lvl w:ilvl="8" w:tentative="1">
+      <w:start w:val="1"/>
+      <w:numFmt w:val="decimal"/>
+      <w:lvlText w:val="%9."/>
+      <w:lvlJc w:val="left"/>
+      <w:pPr>
+        <w:tabs>
+          <w:tab w:val="num" w:pos="6480"/>
+        </w:tabs>
+        <w:ind w:left="6480" w:hanging="360"/>
+      </w:pPr>
+    </w:lvl>
+  </w:abstractNum>
+  <w:abstractNum w:abstractNumId="5" w15:restartNumberingAfterBreak="0">
+    <w:nsid w:val="358738B4"/>
+    <w:multiLevelType w:val="multilevel"/>
+    <w:tmpl w:val="354CF346"/>
     <w:lvl w:ilvl="0">
       <w:start w:val="1"/>
       <w:numFmt w:val="bullet"/>
@@ -20438,10 +19350,96 @@
       </w:rPr>
     </w:lvl>
   </w:abstractNum>
+  <w:abstractNum w:abstractNumId="6" w15:restartNumberingAfterBreak="0">
+    <w:nsid w:val="366A2CF0"/>
+    <w:multiLevelType w:val="hybridMultilevel"/>
+    <w:tmpl w:val="59DE18D4"/>
+    <w:lvl w:ilvl="0" w:tplc="91E21A60">
+      <w:start w:val="1"/>
+      <w:numFmt w:val="decimal"/>
+      <w:lvlText w:val="%1."/>
+      <w:lvlJc w:val="left"/>
+      <w:pPr>
+        <w:ind w:left="375" w:hanging="375"/>
+      </w:pPr>
+    </w:lvl>
+    <w:lvl w:ilvl="1" w:tplc="04090019">
+      <w:start w:val="1"/>
+      <w:numFmt w:val="lowerLetter"/>
+      <w:lvlText w:val="%2."/>
+      <w:lvlJc w:val="left"/>
+      <w:pPr>
+        <w:ind w:left="1080" w:hanging="360"/>
+      </w:pPr>
+    </w:lvl>
+    <w:lvl w:ilvl="2" w:tplc="0409001B">
+      <w:start w:val="1"/>
+      <w:numFmt w:val="lowerRoman"/>
+      <w:lvlText w:val="%3."/>
+      <w:lvlJc w:val="right"/>
+      <w:pPr>
+        <w:ind w:left="1800" w:hanging="180"/>
+      </w:pPr>
+    </w:lvl>
+    <w:lvl w:ilvl="3" w:tplc="0409000F">
+      <w:start w:val="1"/>
+      <w:numFmt w:val="decimal"/>
+      <w:lvlText w:val="%4."/>
+      <w:lvlJc w:val="left"/>
+      <w:pPr>
+        <w:ind w:left="2520" w:hanging="360"/>
+      </w:pPr>
+    </w:lvl>
+    <w:lvl w:ilvl="4" w:tplc="04090019">
+      <w:start w:val="1"/>
+      <w:numFmt w:val="lowerLetter"/>
+      <w:lvlText w:val="%5."/>
+      <w:lvlJc w:val="left"/>
+      <w:pPr>
+        <w:ind w:left="3240" w:hanging="360"/>
+      </w:pPr>
+    </w:lvl>
+    <w:lvl w:ilvl="5" w:tplc="0409001B">
+      <w:start w:val="1"/>
+      <w:numFmt w:val="lowerRoman"/>
+      <w:lvlText w:val="%6."/>
+      <w:lvlJc w:val="right"/>
+      <w:pPr>
+        <w:ind w:left="3960" w:hanging="180"/>
+      </w:pPr>
+    </w:lvl>
+    <w:lvl w:ilvl="6" w:tplc="0409000F">
+      <w:start w:val="1"/>
+      <w:numFmt w:val="decimal"/>
+      <w:lvlText w:val="%7."/>
+      <w:lvlJc w:val="left"/>
+      <w:pPr>
+        <w:ind w:left="4680" w:hanging="360"/>
+      </w:pPr>
+    </w:lvl>
+    <w:lvl w:ilvl="7" w:tplc="04090019">
+      <w:start w:val="1"/>
+      <w:numFmt w:val="lowerLetter"/>
+      <w:lvlText w:val="%8."/>
+      <w:lvlJc w:val="left"/>
+      <w:pPr>
+        <w:ind w:left="5400" w:hanging="360"/>
+      </w:pPr>
+    </w:lvl>
+    <w:lvl w:ilvl="8" w:tplc="0409001B">
+      <w:start w:val="1"/>
+      <w:numFmt w:val="lowerRoman"/>
+      <w:lvlText w:val="%9."/>
+      <w:lvlJc w:val="right"/>
+      <w:pPr>
+        <w:ind w:left="6120" w:hanging="180"/>
+      </w:pPr>
+    </w:lvl>
+  </w:abstractNum>
   <w:abstractNum w:abstractNumId="7" w15:restartNumberingAfterBreak="0">
-    <w:nsid w:val="4BAA7FE7"/>
+    <w:nsid w:val="436A7F51"/>
     <w:multiLevelType w:val="multilevel"/>
-    <w:tmpl w:val="3A4CC070"/>
+    <w:tmpl w:val="4AC01C3E"/>
     <w:lvl w:ilvl="0">
       <w:start w:val="1"/>
       <w:numFmt w:val="decimal"/>
@@ -20552,9 +19550,122 @@
     </w:lvl>
   </w:abstractNum>
   <w:abstractNum w:abstractNumId="8" w15:restartNumberingAfterBreak="0">
-    <w:nsid w:val="4DB43B2A"/>
+    <w:nsid w:val="451E62BA"/>
+    <w:multiLevelType w:val="hybridMultilevel"/>
+    <w:tmpl w:val="CBE47816"/>
+    <w:lvl w:ilvl="0" w:tplc="073AAB14">
+      <w:start w:val="1"/>
+      <w:numFmt w:val="bullet"/>
+      <w:lvlText w:val=""/>
+      <w:lvlJc w:val="left"/>
+      <w:pPr>
+        <w:ind w:left="360" w:hanging="360"/>
+      </w:pPr>
+      <w:rPr>
+        <w:rFonts w:ascii="Wingdings" w:eastAsiaTheme="minorHAnsi" w:hAnsi="Wingdings" w:cstheme="minorBidi" w:hint="default"/>
+      </w:rPr>
+    </w:lvl>
+    <w:lvl w:ilvl="1" w:tplc="04090003">
+      <w:start w:val="1"/>
+      <w:numFmt w:val="bullet"/>
+      <w:lvlText w:val="o"/>
+      <w:lvlJc w:val="left"/>
+      <w:pPr>
+        <w:ind w:left="1080" w:hanging="360"/>
+      </w:pPr>
+      <w:rPr>
+        <w:rFonts w:ascii="Courier New" w:hAnsi="Courier New" w:cs="Courier New" w:hint="default"/>
+      </w:rPr>
+    </w:lvl>
+    <w:lvl w:ilvl="2" w:tplc="04090005">
+      <w:start w:val="1"/>
+      <w:numFmt w:val="bullet"/>
+      <w:lvlText w:val=""/>
+      <w:lvlJc w:val="left"/>
+      <w:pPr>
+        <w:ind w:left="1800" w:hanging="360"/>
+      </w:pPr>
+      <w:rPr>
+        <w:rFonts w:ascii="Wingdings" w:hAnsi="Wingdings" w:hint="default"/>
+      </w:rPr>
+    </w:lvl>
+    <w:lvl w:ilvl="3" w:tplc="04090001">
+      <w:start w:val="1"/>
+      <w:numFmt w:val="bullet"/>
+      <w:lvlText w:val=""/>
+      <w:lvlJc w:val="left"/>
+      <w:pPr>
+        <w:ind w:left="2520" w:hanging="360"/>
+      </w:pPr>
+      <w:rPr>
+        <w:rFonts w:ascii="Symbol" w:hAnsi="Symbol" w:hint="default"/>
+      </w:rPr>
+    </w:lvl>
+    <w:lvl w:ilvl="4" w:tplc="04090003">
+      <w:start w:val="1"/>
+      <w:numFmt w:val="bullet"/>
+      <w:lvlText w:val="o"/>
+      <w:lvlJc w:val="left"/>
+      <w:pPr>
+        <w:ind w:left="3240" w:hanging="360"/>
+      </w:pPr>
+      <w:rPr>
+        <w:rFonts w:ascii="Courier New" w:hAnsi="Courier New" w:cs="Courier New" w:hint="default"/>
+      </w:rPr>
+    </w:lvl>
+    <w:lvl w:ilvl="5" w:tplc="04090005">
+      <w:start w:val="1"/>
+      <w:numFmt w:val="bullet"/>
+      <w:lvlText w:val=""/>
+      <w:lvlJc w:val="left"/>
+      <w:pPr>
+        <w:ind w:left="3960" w:hanging="360"/>
+      </w:pPr>
+      <w:rPr>
+        <w:rFonts w:ascii="Wingdings" w:hAnsi="Wingdings" w:hint="default"/>
+      </w:rPr>
+    </w:lvl>
+    <w:lvl w:ilvl="6" w:tplc="04090001">
+      <w:start w:val="1"/>
+      <w:numFmt w:val="bullet"/>
+      <w:lvlText w:val=""/>
+      <w:lvlJc w:val="left"/>
+      <w:pPr>
+        <w:ind w:left="4680" w:hanging="360"/>
+      </w:pPr>
+      <w:rPr>
+        <w:rFonts w:ascii="Symbol" w:hAnsi="Symbol" w:hint="default"/>
+      </w:rPr>
+    </w:lvl>
+    <w:lvl w:ilvl="7" w:tplc="04090003">
+      <w:start w:val="1"/>
+      <w:numFmt w:val="bullet"/>
+      <w:lvlText w:val="o"/>
+      <w:lvlJc w:val="left"/>
+      <w:pPr>
+        <w:ind w:left="5400" w:hanging="360"/>
+      </w:pPr>
+      <w:rPr>
+        <w:rFonts w:ascii="Courier New" w:hAnsi="Courier New" w:cs="Courier New" w:hint="default"/>
+      </w:rPr>
+    </w:lvl>
+    <w:lvl w:ilvl="8" w:tplc="04090005">
+      <w:start w:val="1"/>
+      <w:numFmt w:val="bullet"/>
+      <w:lvlText w:val=""/>
+      <w:lvlJc w:val="left"/>
+      <w:pPr>
+        <w:ind w:left="6120" w:hanging="360"/>
+      </w:pPr>
+      <w:rPr>
+        <w:rFonts w:ascii="Wingdings" w:hAnsi="Wingdings" w:hint="default"/>
+      </w:rPr>
+    </w:lvl>
+  </w:abstractNum>
+  <w:abstractNum w:abstractNumId="9" w15:restartNumberingAfterBreak="0">
+    <w:nsid w:val="498776D5"/>
     <w:multiLevelType w:val="multilevel"/>
-    <w:tmpl w:val="125A89D2"/>
+    <w:tmpl w:val="51E08042"/>
     <w:lvl w:ilvl="0">
       <w:start w:val="1"/>
       <w:numFmt w:val="bullet"/>
@@ -20700,10 +19811,10 @@
       </w:rPr>
     </w:lvl>
   </w:abstractNum>
-  <w:abstractNum w:abstractNumId="9" w15:restartNumberingAfterBreak="0">
-    <w:nsid w:val="6B365187"/>
+  <w:abstractNum w:abstractNumId="10" w15:restartNumberingAfterBreak="0">
+    <w:nsid w:val="49DA76EC"/>
     <w:multiLevelType w:val="multilevel"/>
-    <w:tmpl w:val="D056FF8A"/>
+    <w:tmpl w:val="17F8FD9A"/>
     <w:lvl w:ilvl="0">
       <w:start w:val="1"/>
       <w:numFmt w:val="bullet"/>
@@ -20849,14 +19960,425 @@
       </w:rPr>
     </w:lvl>
   </w:abstractNum>
+  <w:abstractNum w:abstractNumId="11" w15:restartNumberingAfterBreak="0">
+    <w:nsid w:val="4BAA7FE7"/>
+    <w:multiLevelType w:val="multilevel"/>
+    <w:tmpl w:val="3A4CC070"/>
+    <w:lvl w:ilvl="0">
+      <w:start w:val="1"/>
+      <w:numFmt w:val="decimal"/>
+      <w:lvlText w:val="%1."/>
+      <w:lvlJc w:val="left"/>
+      <w:pPr>
+        <w:tabs>
+          <w:tab w:val="num" w:pos="720"/>
+        </w:tabs>
+        <w:ind w:left="720" w:hanging="360"/>
+      </w:pPr>
+    </w:lvl>
+    <w:lvl w:ilvl="1" w:tentative="1">
+      <w:start w:val="1"/>
+      <w:numFmt w:val="decimal"/>
+      <w:lvlText w:val="%2."/>
+      <w:lvlJc w:val="left"/>
+      <w:pPr>
+        <w:tabs>
+          <w:tab w:val="num" w:pos="1440"/>
+        </w:tabs>
+        <w:ind w:left="1440" w:hanging="360"/>
+      </w:pPr>
+    </w:lvl>
+    <w:lvl w:ilvl="2" w:tentative="1">
+      <w:start w:val="1"/>
+      <w:numFmt w:val="decimal"/>
+      <w:lvlText w:val="%3."/>
+      <w:lvlJc w:val="left"/>
+      <w:pPr>
+        <w:tabs>
+          <w:tab w:val="num" w:pos="2160"/>
+        </w:tabs>
+        <w:ind w:left="2160" w:hanging="360"/>
+      </w:pPr>
+    </w:lvl>
+    <w:lvl w:ilvl="3" w:tentative="1">
+      <w:start w:val="1"/>
+      <w:numFmt w:val="decimal"/>
+      <w:lvlText w:val="%4."/>
+      <w:lvlJc w:val="left"/>
+      <w:pPr>
+        <w:tabs>
+          <w:tab w:val="num" w:pos="2880"/>
+        </w:tabs>
+        <w:ind w:left="2880" w:hanging="360"/>
+      </w:pPr>
+    </w:lvl>
+    <w:lvl w:ilvl="4" w:tentative="1">
+      <w:start w:val="1"/>
+      <w:numFmt w:val="decimal"/>
+      <w:lvlText w:val="%5."/>
+      <w:lvlJc w:val="left"/>
+      <w:pPr>
+        <w:tabs>
+          <w:tab w:val="num" w:pos="3600"/>
+        </w:tabs>
+        <w:ind w:left="3600" w:hanging="360"/>
+      </w:pPr>
+    </w:lvl>
+    <w:lvl w:ilvl="5" w:tentative="1">
+      <w:start w:val="1"/>
+      <w:numFmt w:val="decimal"/>
+      <w:lvlText w:val="%6."/>
+      <w:lvlJc w:val="left"/>
+      <w:pPr>
+        <w:tabs>
+          <w:tab w:val="num" w:pos="4320"/>
+        </w:tabs>
+        <w:ind w:left="4320" w:hanging="360"/>
+      </w:pPr>
+    </w:lvl>
+    <w:lvl w:ilvl="6" w:tentative="1">
+      <w:start w:val="1"/>
+      <w:numFmt w:val="decimal"/>
+      <w:lvlText w:val="%7."/>
+      <w:lvlJc w:val="left"/>
+      <w:pPr>
+        <w:tabs>
+          <w:tab w:val="num" w:pos="5040"/>
+        </w:tabs>
+        <w:ind w:left="5040" w:hanging="360"/>
+      </w:pPr>
+    </w:lvl>
+    <w:lvl w:ilvl="7" w:tentative="1">
+      <w:start w:val="1"/>
+      <w:numFmt w:val="decimal"/>
+      <w:lvlText w:val="%8."/>
+      <w:lvlJc w:val="left"/>
+      <w:pPr>
+        <w:tabs>
+          <w:tab w:val="num" w:pos="5760"/>
+        </w:tabs>
+        <w:ind w:left="5760" w:hanging="360"/>
+      </w:pPr>
+    </w:lvl>
+    <w:lvl w:ilvl="8" w:tentative="1">
+      <w:start w:val="1"/>
+      <w:numFmt w:val="decimal"/>
+      <w:lvlText w:val="%9."/>
+      <w:lvlJc w:val="left"/>
+      <w:pPr>
+        <w:tabs>
+          <w:tab w:val="num" w:pos="6480"/>
+        </w:tabs>
+        <w:ind w:left="6480" w:hanging="360"/>
+      </w:pPr>
+    </w:lvl>
+  </w:abstractNum>
+  <w:abstractNum w:abstractNumId="12" w15:restartNumberingAfterBreak="0">
+    <w:nsid w:val="4DB43B2A"/>
+    <w:multiLevelType w:val="multilevel"/>
+    <w:tmpl w:val="125A89D2"/>
+    <w:lvl w:ilvl="0">
+      <w:start w:val="1"/>
+      <w:numFmt w:val="bullet"/>
+      <w:lvlText w:val=""/>
+      <w:lvlJc w:val="left"/>
+      <w:pPr>
+        <w:tabs>
+          <w:tab w:val="num" w:pos="720"/>
+        </w:tabs>
+        <w:ind w:left="720" w:hanging="360"/>
+      </w:pPr>
+      <w:rPr>
+        <w:rFonts w:ascii="Symbol" w:hAnsi="Symbol" w:hint="default"/>
+        <w:sz w:val="20"/>
+      </w:rPr>
+    </w:lvl>
+    <w:lvl w:ilvl="1" w:tentative="1">
+      <w:start w:val="1"/>
+      <w:numFmt w:val="bullet"/>
+      <w:lvlText w:val="o"/>
+      <w:lvlJc w:val="left"/>
+      <w:pPr>
+        <w:tabs>
+          <w:tab w:val="num" w:pos="1440"/>
+        </w:tabs>
+        <w:ind w:left="1440" w:hanging="360"/>
+      </w:pPr>
+      <w:rPr>
+        <w:rFonts w:ascii="Courier New" w:hAnsi="Courier New" w:hint="default"/>
+        <w:sz w:val="20"/>
+      </w:rPr>
+    </w:lvl>
+    <w:lvl w:ilvl="2" w:tentative="1">
+      <w:start w:val="1"/>
+      <w:numFmt w:val="bullet"/>
+      <w:lvlText w:val=""/>
+      <w:lvlJc w:val="left"/>
+      <w:pPr>
+        <w:tabs>
+          <w:tab w:val="num" w:pos="2160"/>
+        </w:tabs>
+        <w:ind w:left="2160" w:hanging="360"/>
+      </w:pPr>
+      <w:rPr>
+        <w:rFonts w:ascii="Wingdings" w:hAnsi="Wingdings" w:hint="default"/>
+        <w:sz w:val="20"/>
+      </w:rPr>
+    </w:lvl>
+    <w:lvl w:ilvl="3" w:tentative="1">
+      <w:start w:val="1"/>
+      <w:numFmt w:val="bullet"/>
+      <w:lvlText w:val=""/>
+      <w:lvlJc w:val="left"/>
+      <w:pPr>
+        <w:tabs>
+          <w:tab w:val="num" w:pos="2880"/>
+        </w:tabs>
+        <w:ind w:left="2880" w:hanging="360"/>
+      </w:pPr>
+      <w:rPr>
+        <w:rFonts w:ascii="Wingdings" w:hAnsi="Wingdings" w:hint="default"/>
+        <w:sz w:val="20"/>
+      </w:rPr>
+    </w:lvl>
+    <w:lvl w:ilvl="4" w:tentative="1">
+      <w:start w:val="1"/>
+      <w:numFmt w:val="bullet"/>
+      <w:lvlText w:val=""/>
+      <w:lvlJc w:val="left"/>
+      <w:pPr>
+        <w:tabs>
+          <w:tab w:val="num" w:pos="3600"/>
+        </w:tabs>
+        <w:ind w:left="3600" w:hanging="360"/>
+      </w:pPr>
+      <w:rPr>
+        <w:rFonts w:ascii="Wingdings" w:hAnsi="Wingdings" w:hint="default"/>
+        <w:sz w:val="20"/>
+      </w:rPr>
+    </w:lvl>
+    <w:lvl w:ilvl="5" w:tentative="1">
+      <w:start w:val="1"/>
+      <w:numFmt w:val="bullet"/>
+      <w:lvlText w:val=""/>
+      <w:lvlJc w:val="left"/>
+      <w:pPr>
+        <w:tabs>
+          <w:tab w:val="num" w:pos="4320"/>
+        </w:tabs>
+        <w:ind w:left="4320" w:hanging="360"/>
+      </w:pPr>
+      <w:rPr>
+        <w:rFonts w:ascii="Wingdings" w:hAnsi="Wingdings" w:hint="default"/>
+        <w:sz w:val="20"/>
+      </w:rPr>
+    </w:lvl>
+    <w:lvl w:ilvl="6" w:tentative="1">
+      <w:start w:val="1"/>
+      <w:numFmt w:val="bullet"/>
+      <w:lvlText w:val=""/>
+      <w:lvlJc w:val="left"/>
+      <w:pPr>
+        <w:tabs>
+          <w:tab w:val="num" w:pos="5040"/>
+        </w:tabs>
+        <w:ind w:left="5040" w:hanging="360"/>
+      </w:pPr>
+      <w:rPr>
+        <w:rFonts w:ascii="Wingdings" w:hAnsi="Wingdings" w:hint="default"/>
+        <w:sz w:val="20"/>
+      </w:rPr>
+    </w:lvl>
+    <w:lvl w:ilvl="7" w:tentative="1">
+      <w:start w:val="1"/>
+      <w:numFmt w:val="bullet"/>
+      <w:lvlText w:val=""/>
+      <w:lvlJc w:val="left"/>
+      <w:pPr>
+        <w:tabs>
+          <w:tab w:val="num" w:pos="5760"/>
+        </w:tabs>
+        <w:ind w:left="5760" w:hanging="360"/>
+      </w:pPr>
+      <w:rPr>
+        <w:rFonts w:ascii="Wingdings" w:hAnsi="Wingdings" w:hint="default"/>
+        <w:sz w:val="20"/>
+      </w:rPr>
+    </w:lvl>
+    <w:lvl w:ilvl="8" w:tentative="1">
+      <w:start w:val="1"/>
+      <w:numFmt w:val="bullet"/>
+      <w:lvlText w:val=""/>
+      <w:lvlJc w:val="left"/>
+      <w:pPr>
+        <w:tabs>
+          <w:tab w:val="num" w:pos="6480"/>
+        </w:tabs>
+        <w:ind w:left="6480" w:hanging="360"/>
+      </w:pPr>
+      <w:rPr>
+        <w:rFonts w:ascii="Wingdings" w:hAnsi="Wingdings" w:hint="default"/>
+        <w:sz w:val="20"/>
+      </w:rPr>
+    </w:lvl>
+  </w:abstractNum>
+  <w:abstractNum w:abstractNumId="13" w15:restartNumberingAfterBreak="0">
+    <w:nsid w:val="6B365187"/>
+    <w:multiLevelType w:val="multilevel"/>
+    <w:tmpl w:val="D056FF8A"/>
+    <w:lvl w:ilvl="0">
+      <w:start w:val="1"/>
+      <w:numFmt w:val="bullet"/>
+      <w:lvlText w:val=""/>
+      <w:lvlJc w:val="left"/>
+      <w:pPr>
+        <w:tabs>
+          <w:tab w:val="num" w:pos="720"/>
+        </w:tabs>
+        <w:ind w:left="720" w:hanging="360"/>
+      </w:pPr>
+      <w:rPr>
+        <w:rFonts w:ascii="Symbol" w:hAnsi="Symbol" w:hint="default"/>
+        <w:sz w:val="20"/>
+      </w:rPr>
+    </w:lvl>
+    <w:lvl w:ilvl="1" w:tentative="1">
+      <w:start w:val="1"/>
+      <w:numFmt w:val="bullet"/>
+      <w:lvlText w:val="o"/>
+      <w:lvlJc w:val="left"/>
+      <w:pPr>
+        <w:tabs>
+          <w:tab w:val="num" w:pos="1440"/>
+        </w:tabs>
+        <w:ind w:left="1440" w:hanging="360"/>
+      </w:pPr>
+      <w:rPr>
+        <w:rFonts w:ascii="Courier New" w:hAnsi="Courier New" w:hint="default"/>
+        <w:sz w:val="20"/>
+      </w:rPr>
+    </w:lvl>
+    <w:lvl w:ilvl="2" w:tentative="1">
+      <w:start w:val="1"/>
+      <w:numFmt w:val="bullet"/>
+      <w:lvlText w:val=""/>
+      <w:lvlJc w:val="left"/>
+      <w:pPr>
+        <w:tabs>
+          <w:tab w:val="num" w:pos="2160"/>
+        </w:tabs>
+        <w:ind w:left="2160" w:hanging="360"/>
+      </w:pPr>
+      <w:rPr>
+        <w:rFonts w:ascii="Wingdings" w:hAnsi="Wingdings" w:hint="default"/>
+        <w:sz w:val="20"/>
+      </w:rPr>
+    </w:lvl>
+    <w:lvl w:ilvl="3" w:tentative="1">
+      <w:start w:val="1"/>
+      <w:numFmt w:val="bullet"/>
+      <w:lvlText w:val=""/>
+      <w:lvlJc w:val="left"/>
+      <w:pPr>
+        <w:tabs>
+          <w:tab w:val="num" w:pos="2880"/>
+        </w:tabs>
+        <w:ind w:left="2880" w:hanging="360"/>
+      </w:pPr>
+      <w:rPr>
+        <w:rFonts w:ascii="Wingdings" w:hAnsi="Wingdings" w:hint="default"/>
+        <w:sz w:val="20"/>
+      </w:rPr>
+    </w:lvl>
+    <w:lvl w:ilvl="4" w:tentative="1">
+      <w:start w:val="1"/>
+      <w:numFmt w:val="bullet"/>
+      <w:lvlText w:val=""/>
+      <w:lvlJc w:val="left"/>
+      <w:pPr>
+        <w:tabs>
+          <w:tab w:val="num" w:pos="3600"/>
+        </w:tabs>
+        <w:ind w:left="3600" w:hanging="360"/>
+      </w:pPr>
+      <w:rPr>
+        <w:rFonts w:ascii="Wingdings" w:hAnsi="Wingdings" w:hint="default"/>
+        <w:sz w:val="20"/>
+      </w:rPr>
+    </w:lvl>
+    <w:lvl w:ilvl="5" w:tentative="1">
+      <w:start w:val="1"/>
+      <w:numFmt w:val="bullet"/>
+      <w:lvlText w:val=""/>
+      <w:lvlJc w:val="left"/>
+      <w:pPr>
+        <w:tabs>
+          <w:tab w:val="num" w:pos="4320"/>
+        </w:tabs>
+        <w:ind w:left="4320" w:hanging="360"/>
+      </w:pPr>
+      <w:rPr>
+        <w:rFonts w:ascii="Wingdings" w:hAnsi="Wingdings" w:hint="default"/>
+        <w:sz w:val="20"/>
+      </w:rPr>
+    </w:lvl>
+    <w:lvl w:ilvl="6" w:tentative="1">
+      <w:start w:val="1"/>
+      <w:numFmt w:val="bullet"/>
+      <w:lvlText w:val=""/>
+      <w:lvlJc w:val="left"/>
+      <w:pPr>
+        <w:tabs>
+          <w:tab w:val="num" w:pos="5040"/>
+        </w:tabs>
+        <w:ind w:left="5040" w:hanging="360"/>
+      </w:pPr>
+      <w:rPr>
+        <w:rFonts w:ascii="Wingdings" w:hAnsi="Wingdings" w:hint="default"/>
+        <w:sz w:val="20"/>
+      </w:rPr>
+    </w:lvl>
+    <w:lvl w:ilvl="7" w:tentative="1">
+      <w:start w:val="1"/>
+      <w:numFmt w:val="bullet"/>
+      <w:lvlText w:val=""/>
+      <w:lvlJc w:val="left"/>
+      <w:pPr>
+        <w:tabs>
+          <w:tab w:val="num" w:pos="5760"/>
+        </w:tabs>
+        <w:ind w:left="5760" w:hanging="360"/>
+      </w:pPr>
+      <w:rPr>
+        <w:rFonts w:ascii="Wingdings" w:hAnsi="Wingdings" w:hint="default"/>
+        <w:sz w:val="20"/>
+      </w:rPr>
+    </w:lvl>
+    <w:lvl w:ilvl="8" w:tentative="1">
+      <w:start w:val="1"/>
+      <w:numFmt w:val="bullet"/>
+      <w:lvlText w:val=""/>
+      <w:lvlJc w:val="left"/>
+      <w:pPr>
+        <w:tabs>
+          <w:tab w:val="num" w:pos="6480"/>
+        </w:tabs>
+        <w:ind w:left="6480" w:hanging="360"/>
+      </w:pPr>
+      <w:rPr>
+        <w:rFonts w:ascii="Wingdings" w:hAnsi="Wingdings" w:hint="default"/>
+        <w:sz w:val="20"/>
+      </w:rPr>
+    </w:lvl>
+  </w:abstractNum>
   <w:num w:numId="1" w16cid:durableId="1792630761">
-    <w:abstractNumId w:val="5"/>
+    <w:abstractNumId w:val="9"/>
   </w:num>
   <w:num w:numId="2" w16cid:durableId="1765491474">
-    <w:abstractNumId w:val="8"/>
+    <w:abstractNumId w:val="12"/>
   </w:num>
   <w:num w:numId="3" w16cid:durableId="790631678">
-    <w:abstractNumId w:val="3"/>
+    <w:abstractNumId w:val="6"/>
     <w:lvlOverride w:ilvl="0">
       <w:startOverride w:val="1"/>
     </w:lvlOverride>
@@ -20886,24 +20408,36 @@
     </w:lvlOverride>
   </w:num>
   <w:num w:numId="4" w16cid:durableId="266349938">
+    <w:abstractNumId w:val="8"/>
+  </w:num>
+  <w:num w:numId="5" w16cid:durableId="1338381641">
+    <w:abstractNumId w:val="10"/>
+  </w:num>
+  <w:num w:numId="6" w16cid:durableId="57285462">
+    <w:abstractNumId w:val="11"/>
+  </w:num>
+  <w:num w:numId="7" w16cid:durableId="2101169702">
+    <w:abstractNumId w:val="13"/>
+  </w:num>
+  <w:num w:numId="8" w16cid:durableId="962688332">
     <w:abstractNumId w:val="4"/>
   </w:num>
-  <w:num w:numId="5" w16cid:durableId="1338381641">
-    <w:abstractNumId w:val="6"/>
+  <w:num w:numId="9" w16cid:durableId="660427273">
+    <w:abstractNumId w:val="1"/>
   </w:num>
-  <w:num w:numId="6" w16cid:durableId="57285462">
+  <w:num w:numId="10" w16cid:durableId="685599839">
+    <w:abstractNumId w:val="5"/>
+  </w:num>
+  <w:num w:numId="11" w16cid:durableId="1199661603">
+    <w:abstractNumId w:val="3"/>
+  </w:num>
+  <w:num w:numId="12" w16cid:durableId="1824080473">
     <w:abstractNumId w:val="7"/>
   </w:num>
-  <w:num w:numId="7" w16cid:durableId="2101169702">
-    <w:abstractNumId w:val="9"/>
-  </w:num>
-  <w:num w:numId="8" w16cid:durableId="962688332">
-    <w:abstractNumId w:val="1"/>
-  </w:num>
-  <w:num w:numId="9" w16cid:durableId="660427273">
+  <w:num w:numId="13" w16cid:durableId="874316919">
     <w:abstractNumId w:val="0"/>
   </w:num>
-  <w:num w:numId="10" w16cid:durableId="685599839">
+  <w:num w:numId="14" w16cid:durableId="2115854373">
     <w:abstractNumId w:val="2"/>
   </w:num>
   <w:numIdMacAtCleanup w:val="7"/>
@@ -21698,6 +21232,19 @@
       <w:szCs w:val="32"/>
     </w:rPr>
   </w:style>
+  <w:style w:type="character" w:styleId="HTMLCode">
+    <w:name w:val="HTML Code"/>
+    <w:basedOn w:val="DefaultParagraphFont"/>
+    <w:uiPriority w:val="99"/>
+    <w:semiHidden/>
+    <w:unhideWhenUsed/>
+    <w:rsid w:val="00A96545"/>
+    <w:rPr>
+      <w:rFonts w:ascii="Courier New" w:eastAsia="Times New Roman" w:hAnsi="Courier New" w:cs="Courier New"/>
+      <w:sz w:val="20"/>
+      <w:szCs w:val="20"/>
+    </w:rPr>
+  </w:style>
 </w:styles>
 </file>
 

--- a/Sem-3/CSF & NS (Cybersecurity Fundamentals & Network Security)/Lab Manual/E02_Vishal_CSF&NS_Lab Manual.docx
+++ b/Sem-3/CSF & NS (Cybersecurity Fundamentals & Network Security)/Lab Manual/E02_Vishal_CSF&NS_Lab Manual.docx
@@ -1,6 +1,6 @@
 
 <file path=word/document.xml><?xml version="1.0" encoding="utf-8"?>
-<w:document xmlns:wpc="http://schemas.microsoft.com/office/word/2010/wordprocessingCanvas" xmlns:cx="http://schemas.microsoft.com/office/drawing/2014/chartex" xmlns:cx1="http://schemas.microsoft.com/office/drawing/2015/9/8/chartex" xmlns:cx2="http://schemas.microsoft.com/office/drawing/2015/10/21/chartex" xmlns:cx3="http://schemas.microsoft.com/office/drawing/2016/5/9/chartex" xmlns:cx4="http://schemas.microsoft.com/office/drawing/2016/5/10/chartex" xmlns:cx5="http://schemas.microsoft.com/office/drawing/2016/5/11/chartex" xmlns:cx6="http://schemas.microsoft.com/office/drawing/2016/5/12/chartex" xmlns:cx7="http://schemas.microsoft.com/office/drawing/2016/5/13/chartex" xmlns:cx8="http://schemas.microsoft.com/office/drawing/2016/5/14/chartex" xmlns:mc="http://schemas.openxmlformats.org/markup-compatibility/2006" xmlns:aink="http://schemas.microsoft.com/office/drawing/2016/ink" xmlns:am3d="http://schemas.microsoft.com/office/drawing/2017/model3d" xmlns:o="urn:schemas-microsoft-com:office:office" xmlns:oel="http://schemas.microsoft.com/office/2019/extlst" xmlns:r="http://schemas.openxmlformats.org/officeDocument/2006/relationships" xmlns:m="http://schemas.openxmlformats.org/officeDocument/2006/math" xmlns:v="urn:schemas-microsoft-com:vml" xmlns:wp14="http://schemas.microsoft.com/office/word/2010/wordprocessingDrawing" xmlns:wp="http://schemas.openxmlformats.org/drawingml/2006/wordprocessingDrawing" xmlns:w10="urn:schemas-microsoft-com:office:word" xmlns:w="http://schemas.openxmlformats.org/wordprocessingml/2006/main" xmlns:w14="http://schemas.microsoft.com/office/word/2010/wordml" xmlns:w15="http://schemas.microsoft.com/office/word/2012/wordml" xmlns:w16cex="http://schemas.microsoft.com/office/word/2018/wordml/cex" xmlns:w16cid="http://schemas.microsoft.com/office/word/2016/wordml/cid" xmlns:w16="http://schemas.microsoft.com/office/word/2018/wordml" xmlns:w16du="http://schemas.microsoft.com/office/word/2023/wordml/word16du" xmlns:w16sdtdh="http://schemas.microsoft.com/office/word/2020/wordml/sdtdatahash" xmlns:w16sdtfl="http://schemas.microsoft.com/office/word/2024/wordml/sdtformatlock" xmlns:w16se="http://schemas.microsoft.com/office/word/2015/wordml/symex" xmlns:wpg="http://schemas.microsoft.com/office/word/2010/wordprocessingGroup" xmlns:wpi="http://schemas.microsoft.com/office/word/2010/wordprocessingInk" xmlns:wne="http://schemas.microsoft.com/office/word/2006/wordml" xmlns:wps="http://schemas.microsoft.com/office/word/2010/wordprocessingShape" mc:Ignorable="w14 w15 w16se w16cid w16 w16cex w16sdtdh w16sdtfl w16du wp14">
+<w:document xmlns:wpc="http://schemas.microsoft.com/office/word/2010/wordprocessingCanvas" xmlns:mc="http://schemas.openxmlformats.org/markup-compatibility/2006" xmlns:o="urn:schemas-microsoft-com:office:office" xmlns:r="http://schemas.openxmlformats.org/officeDocument/2006/relationships" xmlns:m="http://schemas.openxmlformats.org/officeDocument/2006/math" xmlns:v="urn:schemas-microsoft-com:vml" xmlns:wp14="http://schemas.microsoft.com/office/word/2010/wordprocessingDrawing" xmlns:wp="http://schemas.openxmlformats.org/drawingml/2006/wordprocessingDrawing" xmlns:w10="urn:schemas-microsoft-com:office:word" xmlns:w="http://schemas.openxmlformats.org/wordprocessingml/2006/main" xmlns:w14="http://schemas.microsoft.com/office/word/2010/wordml" xmlns:w15="http://schemas.microsoft.com/office/word/2012/wordml" xmlns:wpg="http://schemas.microsoft.com/office/word/2010/wordprocessingGroup" xmlns:wpi="http://schemas.microsoft.com/office/word/2010/wordprocessingInk" xmlns:wne="http://schemas.microsoft.com/office/word/2006/wordml" xmlns:wps="http://schemas.microsoft.com/office/word/2010/wordprocessingShape" mc:Ignorable="w14 w15 wp14">
   <w:body>
     <w:p>
       <w:pPr>
@@ -1169,6 +1169,13 @@
                 <w:color w:val="000000"/>
               </w:rPr>
             </w:pPr>
+            <w:r>
+              <w:rPr>
+                <w:rFonts w:ascii="Times New Roman" w:hAnsi="Times New Roman" w:cs="Times New Roman"/>
+                <w:color w:val="000000"/>
+              </w:rPr>
+              <w:t>06-07-2026</w:t>
+            </w:r>
           </w:p>
         </w:tc>
         <w:tc>
@@ -1267,7 +1274,27 @@
                 <w:sz w:val="24"/>
                 <w:szCs w:val="24"/>
               </w:rPr>
-              <w:t xml:space="preserve">To perform network scanning and service enumeration using Nmap, with </w:t>
+              <w:t xml:space="preserve">To perform network scanning and service enumeration using </w:t>
+            </w:r>
+            <w:proofErr w:type="spellStart"/>
+            <w:r>
+              <w:rPr>
+                <w:rFonts w:ascii="Times New Roman" w:eastAsia="SimSun" w:hAnsi="Times New Roman" w:cs="Times New Roman"/>
+                <w:color w:val="000000"/>
+                <w:sz w:val="24"/>
+                <w:szCs w:val="24"/>
+              </w:rPr>
+              <w:t>Nmap</w:t>
+            </w:r>
+            <w:proofErr w:type="spellEnd"/>
+            <w:r>
+              <w:rPr>
+                <w:rFonts w:ascii="Times New Roman" w:eastAsia="SimSun" w:hAnsi="Times New Roman" w:cs="Times New Roman"/>
+                <w:color w:val="000000"/>
+                <w:sz w:val="24"/>
+                <w:szCs w:val="24"/>
+              </w:rPr>
+              <w:t xml:space="preserve">, with </w:t>
             </w:r>
             <w:proofErr w:type="spellStart"/>
             <w:r>
@@ -1328,6 +1355,13 @@
                 <w:color w:val="000000"/>
               </w:rPr>
             </w:pPr>
+            <w:r>
+              <w:rPr>
+                <w:rFonts w:ascii="Times New Roman" w:hAnsi="Times New Roman" w:cs="Times New Roman"/>
+                <w:color w:val="000000"/>
+              </w:rPr>
+              <w:t>14-08-2026</w:t>
+            </w:r>
           </w:p>
         </w:tc>
         <w:tc>
@@ -1483,6 +1517,13 @@
                 <w:color w:val="000000"/>
               </w:rPr>
             </w:pPr>
+            <w:r>
+              <w:rPr>
+                <w:rFonts w:ascii="Times New Roman" w:hAnsi="Times New Roman" w:cs="Times New Roman"/>
+                <w:color w:val="000000"/>
+              </w:rPr>
+              <w:t>21-08-2026</w:t>
+            </w:r>
           </w:p>
         </w:tc>
         <w:tc>
@@ -1635,6 +1676,13 @@
                 <w:color w:val="000000"/>
               </w:rPr>
             </w:pPr>
+            <w:r>
+              <w:rPr>
+                <w:rFonts w:ascii="Times New Roman" w:hAnsi="Times New Roman" w:cs="Times New Roman"/>
+                <w:color w:val="000000"/>
+              </w:rPr>
+              <w:t>08-09-2026</w:t>
+            </w:r>
           </w:p>
         </w:tc>
         <w:tc>
@@ -1718,13 +1766,84 @@
           </w:tcPr>
           <w:p>
             <w:pPr>
-              <w:spacing w:after="0"/>
-              <w:jc w:val="both"/>
-              <w:rPr>
-                <w:rFonts w:ascii="Times New Roman" w:eastAsia="SimSun" w:hAnsi="Times New Roman" w:cs="Times New Roman"/>
-                <w:color w:val="000000"/>
+              <w:shd w:val="clear" w:color="auto" w:fill="FFFFFF"/>
+              <w:tabs>
+                <w:tab w:val="left" w:pos="916"/>
+                <w:tab w:val="left" w:pos="1832"/>
+                <w:tab w:val="left" w:pos="2748"/>
+                <w:tab w:val="left" w:pos="3664"/>
+                <w:tab w:val="left" w:pos="4580"/>
+                <w:tab w:val="left" w:pos="5496"/>
+                <w:tab w:val="left" w:pos="6412"/>
+                <w:tab w:val="left" w:pos="7328"/>
+                <w:tab w:val="left" w:pos="8244"/>
+                <w:tab w:val="left" w:pos="9160"/>
+                <w:tab w:val="left" w:pos="10076"/>
+                <w:tab w:val="left" w:pos="10992"/>
+                <w:tab w:val="left" w:pos="11908"/>
+                <w:tab w:val="left" w:pos="12824"/>
+                <w:tab w:val="left" w:pos="13740"/>
+                <w:tab w:val="left" w:pos="14656"/>
+              </w:tabs>
+              <w:spacing w:after="0" w:line="240" w:lineRule="auto"/>
+              <w:rPr>
+                <w:rFonts w:ascii="Times New Roman" w:eastAsia="Times New Roman" w:hAnsi="Times New Roman" w:cs="Times New Roman"/>
+                <w:color w:val="1F1F1F"/>
+                <w:lang w:val="en-US"/>
               </w:rPr>
             </w:pPr>
+            <w:r>
+              <w:rPr>
+                <w:rFonts w:ascii="Times New Roman" w:eastAsia="Times New Roman" w:hAnsi="Times New Roman" w:cs="Times New Roman"/>
+                <w:color w:val="1F1F1F"/>
+                <w:lang w:val="en-US"/>
+              </w:rPr>
+              <w:t>C</w:t>
+            </w:r>
+            <w:r>
+              <w:rPr>
+                <w:rFonts w:ascii="Times New Roman" w:eastAsia="Times New Roman" w:hAnsi="Times New Roman" w:cs="Times New Roman"/>
+                <w:color w:val="1F1F1F"/>
+                <w:lang w:val="en-US"/>
+              </w:rPr>
+              <w:t xml:space="preserve">onfigure multiple </w:t>
+            </w:r>
+            <w:proofErr w:type="spellStart"/>
+            <w:r>
+              <w:rPr>
+                <w:rFonts w:ascii="Times New Roman" w:eastAsia="Times New Roman" w:hAnsi="Times New Roman" w:cs="Times New Roman"/>
+                <w:color w:val="1F1F1F"/>
+                <w:lang w:val="en-US"/>
+              </w:rPr>
+              <w:t>vlan</w:t>
+            </w:r>
+            <w:proofErr w:type="spellEnd"/>
+            <w:r>
+              <w:rPr>
+                <w:rFonts w:ascii="Times New Roman" w:eastAsia="Times New Roman" w:hAnsi="Times New Roman" w:cs="Times New Roman"/>
+                <w:color w:val="1F1F1F"/>
+                <w:lang w:val="en-US"/>
+              </w:rPr>
+              <w:t xml:space="preserve"> on a switch and test inter </w:t>
+            </w:r>
+            <w:proofErr w:type="spellStart"/>
+            <w:r>
+              <w:rPr>
+                <w:rFonts w:ascii="Times New Roman" w:eastAsia="Times New Roman" w:hAnsi="Times New Roman" w:cs="Times New Roman"/>
+                <w:color w:val="1F1F1F"/>
+                <w:lang w:val="en-US"/>
+              </w:rPr>
+              <w:t>vlan</w:t>
+            </w:r>
+            <w:proofErr w:type="spellEnd"/>
+            <w:r>
+              <w:rPr>
+                <w:rFonts w:ascii="Times New Roman" w:eastAsia="Times New Roman" w:hAnsi="Times New Roman" w:cs="Times New Roman"/>
+                <w:color w:val="1F1F1F"/>
+                <w:lang w:val="en-US"/>
+              </w:rPr>
+              <w:t xml:space="preserve"> communication with a router on stick cisco packet tracer</w:t>
+            </w:r>
           </w:p>
         </w:tc>
         <w:tc>
@@ -1741,6 +1860,13 @@
                 <w:color w:val="000000"/>
               </w:rPr>
             </w:pPr>
+            <w:r>
+              <w:rPr>
+                <w:rFonts w:ascii="Times New Roman" w:hAnsi="Times New Roman" w:cs="Times New Roman"/>
+                <w:color w:val="000000"/>
+              </w:rPr>
+              <w:t>29</w:t>
+            </w:r>
           </w:p>
         </w:tc>
         <w:tc>
@@ -1757,6 +1883,13 @@
                 <w:color w:val="000000"/>
               </w:rPr>
             </w:pPr>
+            <w:r>
+              <w:rPr>
+                <w:rFonts w:ascii="Times New Roman" w:hAnsi="Times New Roman" w:cs="Times New Roman"/>
+                <w:color w:val="000000"/>
+              </w:rPr>
+              <w:t>28-09-2026</w:t>
+            </w:r>
           </w:p>
         </w:tc>
         <w:tc>
@@ -1818,6 +1951,14 @@
                 <w:color w:val="000000"/>
               </w:rPr>
             </w:pPr>
+            <w:r>
+              <w:rPr>
+                <w:rFonts w:ascii="Times New Roman" w:hAnsi="Times New Roman" w:cs="Times New Roman"/>
+                <w:b/>
+                <w:color w:val="000000"/>
+              </w:rPr>
+              <w:t>6</w:t>
+            </w:r>
           </w:p>
         </w:tc>
         <w:tc>
@@ -1871,6 +2012,13 @@
                 <w:color w:val="000000"/>
               </w:rPr>
             </w:pPr>
+            <w:r>
+              <w:rPr>
+                <w:rFonts w:ascii="Times New Roman" w:hAnsi="Times New Roman" w:cs="Times New Roman"/>
+                <w:color w:val="000000"/>
+              </w:rPr>
+              <w:t>06-10-2026</w:t>
+            </w:r>
           </w:p>
         </w:tc>
         <w:tc>
@@ -2695,6 +2843,7 @@
           <w:noProof/>
           <w:sz w:val="24"/>
           <w:szCs w:val="24"/>
+          <w:lang w:val="en-US"/>
         </w:rPr>
         <w:drawing>
           <wp:inline distT="0" distB="0" distL="0" distR="0" wp14:anchorId="24C18A9B" wp14:editId="033B5FF3">
@@ -2918,6 +3067,7 @@
           <w:noProof/>
           <w:sz w:val="26"/>
           <w:szCs w:val="26"/>
+          <w:lang w:val="en-US"/>
         </w:rPr>
         <w:drawing>
           <wp:inline distT="0" distB="0" distL="0" distR="0" wp14:anchorId="30DF7E8B" wp14:editId="1EFF8133">
@@ -3192,6 +3342,7 @@
           <w:noProof/>
           <w:sz w:val="26"/>
           <w:szCs w:val="26"/>
+          <w:lang w:val="en-US"/>
         </w:rPr>
         <w:lastRenderedPageBreak/>
         <w:drawing>
@@ -3515,6 +3666,7 @@
           <w:noProof/>
           <w:sz w:val="26"/>
           <w:szCs w:val="26"/>
+          <w:lang w:val="en-US"/>
         </w:rPr>
         <w:lastRenderedPageBreak/>
         <w:drawing>
@@ -3782,6 +3934,7 @@
           <w:noProof/>
           <w:sz w:val="26"/>
           <w:szCs w:val="26"/>
+          <w:lang w:val="en-US"/>
         </w:rPr>
         <w:lastRenderedPageBreak/>
         <w:drawing>
@@ -4380,6 +4533,7 @@
           <w:noProof/>
           <w:sz w:val="24"/>
           <w:szCs w:val="24"/>
+          <w:lang w:val="en-US"/>
         </w:rPr>
         <w:drawing>
           <wp:inline distT="0" distB="0" distL="0" distR="0" wp14:anchorId="270E4055" wp14:editId="21AC7CD3">
@@ -4824,6 +4978,7 @@
           <w:noProof/>
           <w:sz w:val="24"/>
           <w:szCs w:val="24"/>
+          <w:lang w:val="en-US"/>
         </w:rPr>
         <w:drawing>
           <wp:anchor distT="0" distB="0" distL="114300" distR="114300" simplePos="0" relativeHeight="251659264" behindDoc="0" locked="0" layoutInCell="1" allowOverlap="1" wp14:anchorId="6FF6BC72" wp14:editId="68004E86">
@@ -4896,6 +5051,7 @@
           <w:noProof/>
           <w:sz w:val="24"/>
           <w:szCs w:val="24"/>
+          <w:lang w:val="en-US"/>
         </w:rPr>
         <w:drawing>
           <wp:anchor distT="0" distB="0" distL="114300" distR="114300" simplePos="0" relativeHeight="251658240" behindDoc="0" locked="0" layoutInCell="1" allowOverlap="1" wp14:anchorId="18F38524" wp14:editId="06C5B0ED">
@@ -5420,6 +5576,7 @@
           <w:noProof/>
           <w:sz w:val="24"/>
           <w:szCs w:val="24"/>
+          <w:lang w:val="en-US"/>
         </w:rPr>
         <w:drawing>
           <wp:inline distT="0" distB="0" distL="0" distR="0" wp14:anchorId="5314BB4D" wp14:editId="0B6315B4">
@@ -5819,6 +5976,7 @@
       <w:r>
         <w:rPr>
           <w:noProof/>
+          <w:lang w:val="en-US"/>
         </w:rPr>
         <w:drawing>
           <wp:inline distT="0" distB="0" distL="0" distR="0" wp14:anchorId="7430C396" wp14:editId="3B627B1C">
@@ -6206,6 +6364,7 @@
           <w:noProof/>
           <w:sz w:val="24"/>
           <w:szCs w:val="24"/>
+          <w:lang w:val="en-US"/>
         </w:rPr>
         <w:drawing>
           <wp:inline distT="0" distB="0" distL="0" distR="0" wp14:anchorId="70371880" wp14:editId="639B15A9">
@@ -6635,6 +6794,7 @@
           <w:noProof/>
           <w:sz w:val="24"/>
           <w:szCs w:val="24"/>
+          <w:lang w:val="en-US"/>
         </w:rPr>
         <w:drawing>
           <wp:inline distT="0" distB="0" distL="0" distR="0" wp14:anchorId="6878DCB3" wp14:editId="0667261A">
@@ -7101,6 +7261,7 @@
           <w:noProof/>
           <w:sz w:val="24"/>
           <w:szCs w:val="24"/>
+          <w:lang w:val="en-US"/>
         </w:rPr>
         <w:drawing>
           <wp:inline distT="0" distB="0" distL="0" distR="0" wp14:anchorId="615D269C" wp14:editId="70D7A620">
@@ -7549,6 +7710,7 @@
           <w:noProof/>
           <w:sz w:val="24"/>
           <w:szCs w:val="24"/>
+          <w:lang w:val="en-US"/>
         </w:rPr>
         <w:drawing>
           <wp:inline distT="0" distB="0" distL="0" distR="0" wp14:anchorId="42EC2034" wp14:editId="0C252DF0">
@@ -10079,6 +10241,7 @@
         </w:numPr>
         <w:jc w:val="both"/>
         <w:rPr>
+          <w:rFonts w:ascii="Times New Roman" w:hAnsi="Times New Roman" w:cs="Times New Roman"/>
           <w:b/>
           <w:sz w:val="24"/>
           <w:szCs w:val="24"/>
@@ -10087,6 +10250,7 @@
       </w:pPr>
       <w:r>
         <w:rPr>
+          <w:rFonts w:ascii="Times New Roman" w:hAnsi="Times New Roman" w:cs="Times New Roman"/>
           <w:b/>
           <w:sz w:val="24"/>
           <w:szCs w:val="24"/>
@@ -10097,6 +10261,7 @@
       <w:proofErr w:type="spellStart"/>
       <w:r>
         <w:rPr>
+          <w:rFonts w:ascii="Times New Roman" w:hAnsi="Times New Roman" w:cs="Times New Roman"/>
           <w:b/>
           <w:sz w:val="24"/>
           <w:szCs w:val="24"/>
@@ -10107,6 +10272,7 @@
       <w:proofErr w:type="spellEnd"/>
       <w:r>
         <w:rPr>
+          <w:rFonts w:ascii="Times New Roman" w:hAnsi="Times New Roman" w:cs="Times New Roman"/>
           <w:b/>
           <w:sz w:val="24"/>
           <w:szCs w:val="24"/>
@@ -10274,7 +10440,29 @@
           <w:szCs w:val="24"/>
           <w:lang w:val="en-US"/>
         </w:rPr>
-        <w:t xml:space="preserve">We example, with Nmap: </w:t>
+        <w:t xml:space="preserve">We example, with </w:t>
+      </w:r>
+      <w:proofErr w:type="spellStart"/>
+      <w:r>
+        <w:rPr>
+          <w:rFonts w:ascii="Times New Roman" w:hAnsi="Times New Roman" w:cs="Times New Roman"/>
+          <w:bCs/>
+          <w:sz w:val="24"/>
+          <w:szCs w:val="24"/>
+          <w:lang w:val="en-US"/>
+        </w:rPr>
+        <w:t>Nmap</w:t>
+      </w:r>
+      <w:proofErr w:type="spellEnd"/>
+      <w:r>
+        <w:rPr>
+          <w:rFonts w:ascii="Times New Roman" w:hAnsi="Times New Roman" w:cs="Times New Roman"/>
+          <w:bCs/>
+          <w:sz w:val="24"/>
+          <w:szCs w:val="24"/>
+          <w:lang w:val="en-US"/>
+        </w:rPr>
+        <w:t xml:space="preserve">: </w:t>
       </w:r>
       <w:r>
         <w:rPr>
@@ -10416,29 +10604,7 @@
           <w:szCs w:val="24"/>
           <w:lang w:val="en-US"/>
         </w:rPr>
-        <w:t xml:space="preserve"> </w:t>
-      </w:r>
-      <w:proofErr w:type="gramStart"/>
-      <w:r>
-        <w:rPr>
-          <w:rFonts w:ascii="Times New Roman" w:hAnsi="Times New Roman" w:cs="Times New Roman"/>
-          <w:bCs/>
-          <w:sz w:val="24"/>
-          <w:szCs w:val="24"/>
-          <w:lang w:val="en-US"/>
-        </w:rPr>
-        <w:t>open  ftp</w:t>
-      </w:r>
-      <w:proofErr w:type="gramEnd"/>
-      <w:r>
-        <w:rPr>
-          <w:rFonts w:ascii="Times New Roman" w:hAnsi="Times New Roman" w:cs="Times New Roman"/>
-          <w:bCs/>
-          <w:sz w:val="24"/>
-          <w:szCs w:val="24"/>
-          <w:lang w:val="en-US"/>
-        </w:rPr>
-        <w:t xml:space="preserve">  </w:t>
+        <w:t xml:space="preserve"> open  ftp  </w:t>
       </w:r>
       <w:proofErr w:type="spellStart"/>
       <w:r>
@@ -10604,7 +10770,31 @@
           <w:szCs w:val="24"/>
           <w:lang w:val="en-US"/>
         </w:rPr>
-        <w:t xml:space="preserve"> -p 21 --script ftp-syst &lt;target-</w:t>
+        <w:t xml:space="preserve"> -p 21 --script ftp-</w:t>
+      </w:r>
+      <w:proofErr w:type="spellStart"/>
+      <w:r>
+        <w:rPr>
+          <w:rFonts w:ascii="Times New Roman" w:hAnsi="Times New Roman" w:cs="Times New Roman"/>
+          <w:bCs/>
+          <w:i/>
+          <w:sz w:val="24"/>
+          <w:szCs w:val="24"/>
+          <w:lang w:val="en-US"/>
+        </w:rPr>
+        <w:t>syst</w:t>
+      </w:r>
+      <w:proofErr w:type="spellEnd"/>
+      <w:r>
+        <w:rPr>
+          <w:rFonts w:ascii="Times New Roman" w:hAnsi="Times New Roman" w:cs="Times New Roman"/>
+          <w:bCs/>
+          <w:i/>
+          <w:sz w:val="24"/>
+          <w:szCs w:val="24"/>
+          <w:lang w:val="en-US"/>
+        </w:rPr>
+        <w:t xml:space="preserve"> &lt;target-</w:t>
       </w:r>
       <w:proofErr w:type="spellStart"/>
       <w:r>
@@ -11039,7 +11229,6 @@
                 <w:szCs w:val="24"/>
               </w:rPr>
             </w:pPr>
-            <w:proofErr w:type="gramStart"/>
             <w:r>
               <w:rPr>
                 <w:rFonts w:ascii="Times New Roman" w:hAnsi="Times New Roman" w:cs="Times New Roman"/>
@@ -11048,18 +11237,7 @@
                 <w:szCs w:val="24"/>
                 <w:lang w:val="en-US"/>
               </w:rPr>
-              <w:t>Usually</w:t>
-            </w:r>
-            <w:proofErr w:type="gramEnd"/>
-            <w:r>
-              <w:rPr>
-                <w:rFonts w:ascii="Times New Roman" w:hAnsi="Times New Roman" w:cs="Times New Roman"/>
-                <w:bCs/>
-                <w:sz w:val="24"/>
-                <w:szCs w:val="24"/>
-                <w:lang w:val="en-US"/>
-              </w:rPr>
-              <w:t xml:space="preserve"> faster</w:t>
+              <w:t>Usually faster</w:t>
             </w:r>
           </w:p>
         </w:tc>
@@ -11086,7 +11264,6 @@
                 <w:szCs w:val="24"/>
               </w:rPr>
             </w:pPr>
-            <w:proofErr w:type="gramStart"/>
             <w:r>
               <w:rPr>
                 <w:rFonts w:ascii="Times New Roman" w:hAnsi="Times New Roman" w:cs="Times New Roman"/>
@@ -11095,18 +11272,7 @@
                 <w:szCs w:val="24"/>
                 <w:lang w:val="en-US"/>
               </w:rPr>
-              <w:t>Usually</w:t>
-            </w:r>
-            <w:proofErr w:type="gramEnd"/>
-            <w:r>
-              <w:rPr>
-                <w:rFonts w:ascii="Times New Roman" w:hAnsi="Times New Roman" w:cs="Times New Roman"/>
-                <w:bCs/>
-                <w:sz w:val="24"/>
-                <w:szCs w:val="24"/>
-                <w:lang w:val="en-US"/>
-              </w:rPr>
-              <w:t xml:space="preserve"> slower</w:t>
+              <w:t>Usually slower</w:t>
             </w:r>
           </w:p>
         </w:tc>
@@ -11168,7 +11334,6 @@
                 <w:szCs w:val="24"/>
               </w:rPr>
             </w:pPr>
-            <w:proofErr w:type="gramStart"/>
             <w:r>
               <w:rPr>
                 <w:rFonts w:ascii="Times New Roman" w:hAnsi="Times New Roman" w:cs="Times New Roman"/>
@@ -11179,7 +11344,6 @@
               </w:rPr>
               <w:t>More stealthy</w:t>
             </w:r>
-            <w:proofErr w:type="gramEnd"/>
           </w:p>
         </w:tc>
         <w:tc>
@@ -11901,20 +12065,9 @@
           <w:sz w:val="24"/>
           <w:szCs w:val="24"/>
         </w:rPr>
-        <w:t>malicious_pcap_</w:t>
-      </w:r>
-      <w:proofErr w:type="gramStart"/>
-      <w:r>
-        <w:rPr>
-          <w:rFonts w:ascii="Times New Roman" w:hAnsi="Times New Roman" w:cs="Times New Roman"/>
-          <w:bCs/>
-          <w:sz w:val="24"/>
-          <w:szCs w:val="24"/>
-        </w:rPr>
-        <w:t>final.pcap</w:t>
+        <w:t>malicious_pcap_final.pcap</w:t>
       </w:r>
       <w:proofErr w:type="spellEnd"/>
-      <w:proofErr w:type="gramEnd"/>
       <w:r>
         <w:rPr>
           <w:rFonts w:ascii="Times New Roman" w:hAnsi="Times New Roman" w:cs="Times New Roman"/>
@@ -11950,7 +12103,6 @@
         <w:t>ftp-</w:t>
       </w:r>
       <w:proofErr w:type="spellStart"/>
-      <w:proofErr w:type="gramStart"/>
       <w:r>
         <w:rPr>
           <w:rFonts w:ascii="Times New Roman" w:hAnsi="Times New Roman" w:cs="Times New Roman"/>
@@ -11961,7 +12113,6 @@
         <w:t>capture.pcap</w:t>
       </w:r>
       <w:proofErr w:type="spellEnd"/>
-      <w:proofErr w:type="gramEnd"/>
     </w:p>
     <w:p>
       <w:pPr>
@@ -12128,21 +12279,9 @@
           <w:sz w:val="24"/>
           <w:szCs w:val="24"/>
         </w:rPr>
-        <w:t>malicious_pcap_</w:t>
-      </w:r>
-      <w:proofErr w:type="gramStart"/>
-      <w:r>
-        <w:rPr>
-          <w:rFonts w:ascii="Times New Roman" w:hAnsi="Times New Roman" w:cs="Times New Roman"/>
-          <w:b/>
-          <w:bCs/>
-          <w:sz w:val="24"/>
-          <w:szCs w:val="24"/>
-        </w:rPr>
-        <w:t>final.pcap</w:t>
+        <w:t>malicious_pcap_final.pcap</w:t>
       </w:r>
       <w:proofErr w:type="spellEnd"/>
-      <w:proofErr w:type="gramEnd"/>
     </w:p>
     <w:p>
       <w:pPr>
@@ -12299,6 +12438,7 @@
           <w:noProof/>
           <w:sz w:val="24"/>
           <w:szCs w:val="24"/>
+          <w:lang w:val="en-US"/>
         </w:rPr>
         <w:drawing>
           <wp:inline distT="0" distB="0" distL="0" distR="0" wp14:anchorId="2BF1DC80" wp14:editId="72DDA500">
@@ -12361,8 +12501,13 @@
       </w:r>
       <w:proofErr w:type="spellEnd"/>
       <w:r>
-        <w:t xml:space="preserve"> using Wireshark</w:t>
-      </w:r>
+        <w:t xml:space="preserve"> using </w:t>
+      </w:r>
+      <w:proofErr w:type="spellStart"/>
+      <w:r>
+        <w:t>Wireshark</w:t>
+      </w:r>
+      <w:proofErr w:type="spellEnd"/>
     </w:p>
     <w:p>
       <w:pPr>
@@ -12482,7 +12627,6 @@
         <w:t xml:space="preserve"> FTP Credentials from ftp-</w:t>
       </w:r>
       <w:proofErr w:type="spellStart"/>
-      <w:proofErr w:type="gramStart"/>
       <w:r>
         <w:rPr>
           <w:rFonts w:ascii="Times New Roman" w:hAnsi="Times New Roman" w:cs="Times New Roman"/>
@@ -12494,7 +12638,6 @@
         <w:t>capture.pcap</w:t>
       </w:r>
       <w:proofErr w:type="spellEnd"/>
-      <w:proofErr w:type="gramEnd"/>
     </w:p>
     <w:p>
       <w:pPr>
@@ -12548,7 +12691,6 @@
         <w:t>File → Open → ftp-</w:t>
       </w:r>
       <w:proofErr w:type="spellStart"/>
-      <w:proofErr w:type="gramStart"/>
       <w:r>
         <w:rPr>
           <w:rFonts w:ascii="Times New Roman" w:hAnsi="Times New Roman" w:cs="Times New Roman"/>
@@ -12560,7 +12702,6 @@
         <w:t>capture.pcap</w:t>
       </w:r>
       <w:proofErr w:type="spellEnd"/>
-      <w:proofErr w:type="gramEnd"/>
     </w:p>
     <w:p>
       <w:pPr>
@@ -12714,6 +12855,7 @@
       <w:r>
         <w:rPr>
           <w:noProof/>
+          <w:lang w:val="en-US"/>
         </w:rPr>
         <w:drawing>
           <wp:inline distT="0" distB="0" distL="0" distR="0" wp14:anchorId="7119A142" wp14:editId="6D07AA1C">
@@ -13037,21 +13179,9 @@
           <w:sz w:val="24"/>
           <w:szCs w:val="24"/>
         </w:rPr>
-        <w:t>malicious_pcap_</w:t>
-      </w:r>
-      <w:proofErr w:type="gramStart"/>
-      <w:r>
-        <w:rPr>
-          <w:rFonts w:ascii="Times New Roman" w:hAnsi="Times New Roman" w:cs="Times New Roman"/>
-          <w:b/>
-          <w:bCs/>
-          <w:sz w:val="24"/>
-          <w:szCs w:val="24"/>
-        </w:rPr>
-        <w:t>final.pcap</w:t>
+        <w:t>malicious_pcap_final.pcap</w:t>
       </w:r>
       <w:proofErr w:type="spellEnd"/>
-      <w:proofErr w:type="gramEnd"/>
     </w:p>
     <w:p>
       <w:pPr>
@@ -13267,6 +13397,7 @@
           <w:noProof/>
           <w:sz w:val="24"/>
           <w:szCs w:val="24"/>
+          <w:lang w:val="en-US"/>
         </w:rPr>
         <w:drawing>
           <wp:inline distT="0" distB="0" distL="0" distR="0" wp14:anchorId="47DE36E4" wp14:editId="7F4487D6">
@@ -13356,25 +13487,7 @@
           <w:sz w:val="24"/>
           <w:szCs w:val="24"/>
         </w:rPr>
-        <w:t xml:space="preserve">The FTP session shows that after </w:t>
-      </w:r>
-      <w:proofErr w:type="gramStart"/>
-      <w:r>
-        <w:rPr>
-          <w:rFonts w:ascii="Times New Roman" w:hAnsi="Times New Roman" w:cs="Times New Roman"/>
-          <w:sz w:val="24"/>
-          <w:szCs w:val="24"/>
-        </w:rPr>
-        <w:t>authentication,</w:t>
-      </w:r>
-      <w:proofErr w:type="gramEnd"/>
-      <w:r>
-        <w:rPr>
-          <w:rFonts w:ascii="Times New Roman" w:hAnsi="Times New Roman" w:cs="Times New Roman"/>
-          <w:sz w:val="24"/>
-          <w:szCs w:val="24"/>
-        </w:rPr>
-        <w:t xml:space="preserve"> the client requests the file:</w:t>
+        <w:t>The FTP session shows that after authentication, the client requests the file:</w:t>
       </w:r>
     </w:p>
     <w:p>
@@ -13598,6 +13711,7 @@
           <w:noProof/>
           <w:sz w:val="24"/>
           <w:szCs w:val="24"/>
+          <w:lang w:val="en-US"/>
         </w:rPr>
         <w:drawing>
           <wp:inline distT="0" distB="0" distL="0" distR="0" wp14:anchorId="3A928BE1" wp14:editId="56FA9762">
@@ -14011,6 +14125,7 @@
       <w:r>
         <w:rPr>
           <w:noProof/>
+          <w:lang w:val="en-US"/>
         </w:rPr>
         <w:drawing>
           <wp:inline distT="0" distB="0" distL="0" distR="0" wp14:anchorId="75FBCEE0" wp14:editId="7EF7379F">
@@ -14454,6 +14569,7 @@
           <w:noProof/>
           <w:sz w:val="24"/>
           <w:szCs w:val="24"/>
+          <w:lang w:val="en-US"/>
         </w:rPr>
         <w:drawing>
           <wp:inline distT="0" distB="0" distL="0" distR="0" wp14:anchorId="693FB9B5" wp14:editId="44368604">
@@ -15152,7 +15268,25 @@
           <w:sz w:val="24"/>
           <w:szCs w:val="24"/>
         </w:rPr>
-        <w:t xml:space="preserve"> using Wireshark. The analysis identified </w:t>
+        <w:t xml:space="preserve"> using </w:t>
+      </w:r>
+      <w:proofErr w:type="spellStart"/>
+      <w:r>
+        <w:rPr>
+          <w:rFonts w:ascii="Times New Roman" w:hAnsi="Times New Roman" w:cs="Times New Roman"/>
+          <w:sz w:val="24"/>
+          <w:szCs w:val="24"/>
+        </w:rPr>
+        <w:t>Wireshark</w:t>
+      </w:r>
+      <w:proofErr w:type="spellEnd"/>
+      <w:r>
+        <w:rPr>
+          <w:rFonts w:ascii="Times New Roman" w:hAnsi="Times New Roman" w:cs="Times New Roman"/>
+          <w:sz w:val="24"/>
+          <w:szCs w:val="24"/>
+        </w:rPr>
+        <w:t xml:space="preserve">. The analysis identified </w:t>
       </w:r>
       <w:r>
         <w:rPr>
@@ -16907,15 +17041,7 @@
           <w:b/>
           <w:bCs/>
         </w:rPr>
-        <w:t>Corrected Firewall Rules</w:t>
-      </w:r>
-      <w:r>
-        <w:rPr>
-          <w:rFonts w:ascii="Times New Roman" w:hAnsi="Times New Roman" w:cs="Times New Roman"/>
-          <w:b/>
-          <w:bCs/>
-        </w:rPr>
-        <w:t xml:space="preserve"> </w:t>
+        <w:t xml:space="preserve">Corrected Firewall Rules </w:t>
       </w:r>
     </w:p>
     <w:tbl>
@@ -17560,6 +17686,7 @@
       <w:r>
         <w:rPr>
           <w:noProof/>
+          <w:lang w:val="en-US"/>
         </w:rPr>
         <w:drawing>
           <wp:inline distT="0" distB="0" distL="0" distR="0" wp14:anchorId="761B8131" wp14:editId="0572512D">
@@ -17580,7 +17707,7 @@
                     <a:blip r:embed="rId29">
                       <a:extLst>
                         <a:ext uri="{96DAC541-7B7A-43D3-8B79-37D633B846F1}">
-                          <asvg:svgBlip xmlns:asvg="http://schemas.microsoft.com/office/drawing/2016/SVG/main" r:embed="rId30"/>
+                          <asvg:svgBlip xmlns="" xmlns:cx="http://schemas.microsoft.com/office/drawing/2014/chartex" xmlns:cx1="http://schemas.microsoft.com/office/drawing/2015/9/8/chartex" xmlns:cx2="http://schemas.microsoft.com/office/drawing/2015/10/21/chartex" xmlns:cx3="http://schemas.microsoft.com/office/drawing/2016/5/9/chartex" xmlns:cx4="http://schemas.microsoft.com/office/drawing/2016/5/10/chartex" xmlns:cx5="http://schemas.microsoft.com/office/drawing/2016/5/11/chartex" xmlns:cx6="http://schemas.microsoft.com/office/drawing/2016/5/12/chartex" xmlns:cx7="http://schemas.microsoft.com/office/drawing/2016/5/13/chartex" xmlns:cx8="http://schemas.microsoft.com/office/drawing/2016/5/14/chartex" xmlns:aink="http://schemas.microsoft.com/office/drawing/2016/ink" xmlns:am3d="http://schemas.microsoft.com/office/drawing/2017/model3d" xmlns:o="urn:schemas-microsoft-com:office:office" xmlns:oel="http://schemas.microsoft.com/office/2019/extlst" xmlns:v="urn:schemas-microsoft-com:vml" xmlns:w10="urn:schemas-microsoft-com:office:word" xmlns:w="http://schemas.openxmlformats.org/wordprocessingml/2006/main" xmlns:w16cex="http://schemas.microsoft.com/office/word/2018/wordml/cex" xmlns:w16cid="http://schemas.microsoft.com/office/word/2016/wordml/cid" xmlns:w16="http://schemas.microsoft.com/office/word/2018/wordml" xmlns:w16du="http://schemas.microsoft.com/office/word/2023/wordml/word16du" xmlns:w16sdtdh="http://schemas.microsoft.com/office/word/2020/wordml/sdtdatahash" xmlns:w16sdtfl="http://schemas.microsoft.com/office/word/2024/wordml/sdtformatlock" xmlns:w16se="http://schemas.microsoft.com/office/word/2015/wordml/symex" xmlns:asvg="http://schemas.microsoft.com/office/drawing/2016/SVG/main" r:embed="rId30"/>
                         </a:ext>
                       </a:extLst>
                     </a:blip>
@@ -17742,18 +17869,8 @@
           <w:szCs w:val="24"/>
         </w:rPr>
         <w:br/>
-        <w:t xml:space="preserve">The firewall controls and filters network </w:t>
-      </w:r>
-      <w:proofErr w:type="spellStart"/>
-      <w:r>
-        <w:rPr>
-          <w:rFonts w:ascii="Times New Roman" w:hAnsi="Times New Roman" w:cs="Times New Roman"/>
-          <w:sz w:val="24"/>
-          <w:szCs w:val="24"/>
-        </w:rPr>
-        <w:t>traffic.</w:t>
-      </w:r>
-      <w:proofErr w:type="spellEnd"/>
+        <w:t>The firewall controls and filters network traffic.</w:t>
+      </w:r>
       <w:r>
         <w:rPr>
           <w:rFonts w:ascii="Times New Roman" w:hAnsi="Times New Roman" w:cs="Times New Roman"/>
@@ -17761,24 +17878,7 @@
           <w:szCs w:val="24"/>
         </w:rPr>
         <w:br/>
-      </w:r>
-      <w:proofErr w:type="spellStart"/>
-      <w:r>
-        <w:rPr>
-          <w:rFonts w:ascii="Times New Roman" w:hAnsi="Times New Roman" w:cs="Times New Roman"/>
-          <w:sz w:val="24"/>
-          <w:szCs w:val="24"/>
-        </w:rPr>
-        <w:t>The</w:t>
-      </w:r>
-      <w:proofErr w:type="spellEnd"/>
-      <w:r>
-        <w:rPr>
-          <w:rFonts w:ascii="Times New Roman" w:hAnsi="Times New Roman" w:cs="Times New Roman"/>
-          <w:sz w:val="24"/>
-          <w:szCs w:val="24"/>
-        </w:rPr>
-        <w:t xml:space="preserve"> DMZ contains the public Web Server, while the internal LAN contains trusted servers and workstations.</w:t>
+        <w:t>The DMZ contains the public Web Server, while the internal LAN contains trusted servers and workstations.</w:t>
       </w:r>
       <w:r>
         <w:rPr>
@@ -18269,6 +18369,143 @@
     </w:p>
     <w:p>
       <w:pPr>
+        <w:rPr>
+          <w:rFonts w:ascii="Times New Roman" w:hAnsi="Times New Roman" w:cs="Times New Roman"/>
+          <w:sz w:val="24"/>
+          <w:szCs w:val="24"/>
+        </w:rPr>
+      </w:pPr>
+      <w:r>
+        <w:rPr>
+          <w:rFonts w:ascii="Times New Roman" w:hAnsi="Times New Roman" w:cs="Times New Roman"/>
+          <w:sz w:val="24"/>
+          <w:szCs w:val="24"/>
+        </w:rPr>
+        <w:br w:type="page"/>
+      </w:r>
+    </w:p>
+    <w:p>
+      <w:pPr>
+        <w:jc w:val="center"/>
+        <w:rPr>
+          <w:rFonts w:ascii="Times New Roman" w:hAnsi="Times New Roman" w:cs="Times New Roman"/>
+          <w:b/>
+          <w:sz w:val="36"/>
+          <w:szCs w:val="36"/>
+          <w:u w:val="single"/>
+        </w:rPr>
+      </w:pPr>
+      <w:r>
+        <w:rPr>
+          <w:rFonts w:ascii="Times New Roman" w:hAnsi="Times New Roman" w:cs="Times New Roman"/>
+          <w:b/>
+          <w:sz w:val="36"/>
+          <w:szCs w:val="36"/>
+          <w:u w:val="single"/>
+        </w:rPr>
+        <w:lastRenderedPageBreak/>
+        <w:t>Practical-5</w:t>
+      </w:r>
+    </w:p>
+    <w:p>
+      <w:pPr>
+        <w:jc w:val="both"/>
+        <w:rPr>
+          <w:rFonts w:ascii="Times New Roman" w:hAnsi="Times New Roman" w:cs="Times New Roman"/>
+          <w:sz w:val="14"/>
+          <w:szCs w:val="14"/>
+        </w:rPr>
+      </w:pPr>
+    </w:p>
+    <w:p>
+      <w:pPr>
+        <w:jc w:val="both"/>
+        <w:rPr>
+          <w:rFonts w:ascii="Times New Roman" w:hAnsi="Times New Roman" w:cs="Times New Roman"/>
+          <w:bCs/>
+          <w:sz w:val="24"/>
+          <w:szCs w:val="24"/>
+        </w:rPr>
+      </w:pPr>
+      <w:r>
+        <w:rPr>
+          <w:rFonts w:ascii="Times New Roman" w:hAnsi="Times New Roman" w:cs="Times New Roman"/>
+          <w:b/>
+          <w:sz w:val="24"/>
+          <w:szCs w:val="24"/>
+        </w:rPr>
+        <w:t>AIM: “</w:t>
+      </w:r>
+      <w:r>
+        <w:rPr>
+          <w:rFonts w:ascii="Times New Roman" w:eastAsia="Times New Roman" w:hAnsi="Times New Roman" w:cs="Times New Roman"/>
+          <w:color w:val="1F1F1F"/>
+          <w:sz w:val="24"/>
+          <w:lang w:val="en-US"/>
+        </w:rPr>
+        <w:t xml:space="preserve">Configure multiple </w:t>
+      </w:r>
+      <w:proofErr w:type="spellStart"/>
+      <w:r>
+        <w:rPr>
+          <w:rFonts w:ascii="Times New Roman" w:eastAsia="Times New Roman" w:hAnsi="Times New Roman" w:cs="Times New Roman"/>
+          <w:color w:val="1F1F1F"/>
+          <w:sz w:val="24"/>
+          <w:lang w:val="en-US"/>
+        </w:rPr>
+        <w:t>vlan</w:t>
+      </w:r>
+      <w:proofErr w:type="spellEnd"/>
+      <w:r>
+        <w:rPr>
+          <w:rFonts w:ascii="Times New Roman" w:eastAsia="Times New Roman" w:hAnsi="Times New Roman" w:cs="Times New Roman"/>
+          <w:color w:val="1F1F1F"/>
+          <w:sz w:val="24"/>
+          <w:lang w:val="en-US"/>
+        </w:rPr>
+        <w:t xml:space="preserve"> on a switch and test inter </w:t>
+      </w:r>
+      <w:proofErr w:type="spellStart"/>
+      <w:r>
+        <w:rPr>
+          <w:rFonts w:ascii="Times New Roman" w:eastAsia="Times New Roman" w:hAnsi="Times New Roman" w:cs="Times New Roman"/>
+          <w:color w:val="1F1F1F"/>
+          <w:sz w:val="24"/>
+          <w:lang w:val="en-US"/>
+        </w:rPr>
+        <w:t>vlan</w:t>
+      </w:r>
+      <w:proofErr w:type="spellEnd"/>
+      <w:r>
+        <w:rPr>
+          <w:rFonts w:ascii="Times New Roman" w:eastAsia="Times New Roman" w:hAnsi="Times New Roman" w:cs="Times New Roman"/>
+          <w:color w:val="1F1F1F"/>
+          <w:sz w:val="24"/>
+          <w:lang w:val="en-US"/>
+        </w:rPr>
+        <w:t xml:space="preserve"> communication with a router on stick cisco packet tracer</w:t>
+      </w:r>
+      <w:r>
+        <w:rPr>
+          <w:rFonts w:ascii="Times New Roman" w:eastAsia="Times New Roman" w:hAnsi="Times New Roman" w:cs="Times New Roman"/>
+          <w:color w:val="1F1F1F"/>
+          <w:sz w:val="24"/>
+          <w:lang w:val="en-US"/>
+        </w:rPr>
+        <w:t>.</w:t>
+      </w:r>
+      <w:r>
+        <w:rPr>
+          <w:rFonts w:ascii="Times New Roman" w:hAnsi="Times New Roman" w:cs="Times New Roman"/>
+          <w:bCs/>
+          <w:sz w:val="24"/>
+          <w:szCs w:val="24"/>
+        </w:rPr>
+        <w:t>”</w:t>
+      </w:r>
+    </w:p>
+    <w:p>
+      <w:pPr>
         <w:tabs>
           <w:tab w:val="left" w:pos="1832"/>
         </w:tabs>
@@ -18282,29 +18519,178 @@
     </w:p>
     <w:p>
       <w:pPr>
+        <w:jc w:val="both"/>
+        <w:rPr>
+          <w:rFonts w:ascii="Times New Roman" w:hAnsi="Times New Roman" w:cs="Times New Roman"/>
+          <w:b/>
+          <w:bCs/>
+          <w:sz w:val="26"/>
+          <w:szCs w:val="26"/>
+        </w:rPr>
+      </w:pPr>
+      <w:r>
+        <w:rPr>
+          <w:rFonts w:ascii="Times New Roman" w:hAnsi="Times New Roman" w:cs="Times New Roman"/>
+          <w:b/>
+          <w:bCs/>
+          <w:sz w:val="26"/>
+          <w:szCs w:val="26"/>
+        </w:rPr>
+        <w:t>Requirements</w:t>
+      </w:r>
+    </w:p>
+    <w:p>
+      <w:pPr>
+        <w:pStyle w:val="ListParagraph"/>
+        <w:numPr>
+          <w:ilvl w:val="0"/>
+          <w:numId w:val="16"/>
+        </w:numPr>
+        <w:spacing w:after="240"/>
+        <w:jc w:val="both"/>
+        <w:rPr>
+          <w:bCs/>
+          <w:sz w:val="24"/>
+          <w:szCs w:val="24"/>
+        </w:rPr>
+      </w:pPr>
+      <w:r>
+        <w:rPr>
+          <w:bCs/>
+          <w:sz w:val="24"/>
+          <w:szCs w:val="24"/>
+        </w:rPr>
+        <w:t>CISCO Packet Tracer</w:t>
+      </w:r>
+    </w:p>
+    <w:p>
+      <w:pPr>
+        <w:jc w:val="both"/>
+        <w:rPr>
+          <w:rFonts w:ascii="Times New Roman" w:hAnsi="Times New Roman" w:cs="Times New Roman"/>
+          <w:b/>
+          <w:bCs/>
+          <w:sz w:val="28"/>
+          <w:szCs w:val="28"/>
+        </w:rPr>
+      </w:pPr>
+      <w:r>
+        <w:rPr>
+          <w:rFonts w:ascii="Times New Roman" w:hAnsi="Times New Roman" w:cs="Times New Roman"/>
+          <w:b/>
+          <w:bCs/>
+          <w:sz w:val="28"/>
+          <w:szCs w:val="28"/>
+        </w:rPr>
+        <w:t>Procedure</w:t>
+      </w:r>
+    </w:p>
+    <w:p>
+      <w:pPr>
         <w:tabs>
           <w:tab w:val="left" w:pos="1832"/>
         </w:tabs>
         <w:spacing w:after="0"/>
         <w:rPr>
           <w:rFonts w:ascii="Times New Roman" w:hAnsi="Times New Roman" w:cs="Times New Roman"/>
-          <w:sz w:val="24"/>
-          <w:szCs w:val="24"/>
-        </w:rPr>
-      </w:pPr>
-    </w:p>
-    <w:p>
-      <w:pPr>
+          <w:b/>
+          <w:sz w:val="26"/>
+          <w:szCs w:val="24"/>
+        </w:rPr>
+      </w:pPr>
+      <w:r>
+        <w:rPr>
+          <w:rFonts w:ascii="Times New Roman" w:hAnsi="Times New Roman" w:cs="Times New Roman"/>
+          <w:b/>
+          <w:sz w:val="24"/>
+        </w:rPr>
+        <w:t>Step 1: Create the Network Topology and Connect the Devices</w:t>
+      </w:r>
+    </w:p>
+    <w:p>
+      <w:pPr>
+        <w:keepNext/>
         <w:tabs>
           <w:tab w:val="left" w:pos="1832"/>
         </w:tabs>
         <w:spacing w:after="0"/>
-        <w:rPr>
-          <w:rFonts w:ascii="Times New Roman" w:hAnsi="Times New Roman" w:cs="Times New Roman"/>
-          <w:sz w:val="24"/>
-          <w:szCs w:val="24"/>
-        </w:rPr>
-      </w:pPr>
+      </w:pPr>
+      <w:r>
+        <w:rPr>
+          <w:rFonts w:ascii="Times New Roman" w:hAnsi="Times New Roman" w:cs="Times New Roman"/>
+          <w:noProof/>
+          <w:sz w:val="24"/>
+          <w:szCs w:val="24"/>
+          <w:lang w:val="en-US"/>
+        </w:rPr>
+        <w:drawing>
+          <wp:inline distT="0" distB="0" distL="0" distR="0" wp14:anchorId="3AB951DE" wp14:editId="36FF2746">
+            <wp:extent cx="4190549" cy="4857750"/>
+            <wp:effectExtent l="0" t="0" r="635" b="0"/>
+            <wp:docPr id="2" name="Picture 2" descr="D:\ACWV\Cisco\1. create structure Annotation 2026-09-29 130651.png"/>
+            <wp:cNvGraphicFramePr>
+              <a:graphicFrameLocks xmlns:a="http://schemas.openxmlformats.org/drawingml/2006/main" noChangeAspect="1"/>
+            </wp:cNvGraphicFramePr>
+            <a:graphic xmlns:a="http://schemas.openxmlformats.org/drawingml/2006/main">
+              <a:graphicData uri="http://schemas.openxmlformats.org/drawingml/2006/picture">
+                <pic:pic xmlns:pic="http://schemas.openxmlformats.org/drawingml/2006/picture">
+                  <pic:nvPicPr>
+                    <pic:cNvPr id="0" name="Picture 1" descr="D:\ACWV\Cisco\1. create structure Annotation 2026-09-29 130651.png"/>
+                    <pic:cNvPicPr>
+                      <a:picLocks noChangeAspect="1" noChangeArrowheads="1"/>
+                    </pic:cNvPicPr>
+                  </pic:nvPicPr>
+                  <pic:blipFill rotWithShape="1">
+                    <a:blip r:embed="rId31">
+                      <a:extLst>
+                        <a:ext uri="{28A0092B-C50C-407E-A947-70E740481C1C}">
+                          <a14:useLocalDpi xmlns:a14="http://schemas.microsoft.com/office/drawing/2010/main" val="0"/>
+                        </a:ext>
+                      </a:extLst>
+                    </a:blip>
+                    <a:srcRect b="375"/>
+                    <a:stretch/>
+                  </pic:blipFill>
+                  <pic:spPr bwMode="auto">
+                    <a:xfrm>
+                      <a:off x="0" y="0"/>
+                      <a:ext cx="4211659" cy="4882221"/>
+                    </a:xfrm>
+                    <a:prstGeom prst="rect">
+                      <a:avLst/>
+                    </a:prstGeom>
+                    <a:noFill/>
+                    <a:ln>
+                      <a:noFill/>
+                    </a:ln>
+                    <a:extLst>
+                      <a:ext uri="{53640926-AAD7-44D8-BBD7-CCE9431645EC}">
+                        <a14:shadowObscured xmlns:a14="http://schemas.microsoft.com/office/drawing/2010/main"/>
+                      </a:ext>
+                    </a:extLst>
+                  </pic:spPr>
+                </pic:pic>
+              </a:graphicData>
+            </a:graphic>
+          </wp:inline>
+        </w:drawing>
+      </w:r>
+    </w:p>
+    <w:p>
+      <w:pPr>
+        <w:pStyle w:val="Caption"/>
+        <w:rPr>
+          <w:rFonts w:ascii="Times New Roman" w:hAnsi="Times New Roman" w:cs="Times New Roman"/>
+          <w:sz w:val="24"/>
+          <w:szCs w:val="24"/>
+        </w:rPr>
+      </w:pPr>
+      <w:r>
+        <w:t>Figure 1:</w:t>
+      </w:r>
+      <w:r>
+        <w:t xml:space="preserve"> Basic Network Topology with Router, Switch and PCs</w:t>
+      </w:r>
     </w:p>
     <w:p>
       <w:pPr>
@@ -18312,12 +18698,19 @@
           <w:tab w:val="left" w:pos="1832"/>
         </w:tabs>
         <w:spacing w:after="0"/>
-        <w:rPr>
-          <w:rFonts w:ascii="Times New Roman" w:hAnsi="Times New Roman" w:cs="Times New Roman"/>
-          <w:sz w:val="24"/>
-          <w:szCs w:val="24"/>
-        </w:rPr>
-      </w:pPr>
+        <w:jc w:val="both"/>
+        <w:rPr>
+          <w:rFonts w:ascii="Times New Roman" w:hAnsi="Times New Roman" w:cs="Times New Roman"/>
+          <w:sz w:val="24"/>
+          <w:szCs w:val="24"/>
+        </w:rPr>
+      </w:pPr>
+      <w:r>
+        <w:rPr>
+          <w:rFonts w:ascii="Times New Roman" w:hAnsi="Times New Roman" w:cs="Times New Roman"/>
+        </w:rPr>
+        <w:t>In this step, I placed one router, one switch, and four PCs in Cisco Packet Tracer. I connected the router to the switch and connected all four PCs to the switch. At this stage, I have only created the network topology and made the connections. No VLAN or router configuration has been done yet.</w:t>
+      </w:r>
     </w:p>
     <w:p>
       <w:pPr>
@@ -18325,12 +18718,39 @@
           <w:tab w:val="left" w:pos="1832"/>
         </w:tabs>
         <w:spacing w:after="0"/>
-        <w:rPr>
-          <w:rFonts w:ascii="Times New Roman" w:hAnsi="Times New Roman" w:cs="Times New Roman"/>
-          <w:sz w:val="24"/>
-          <w:szCs w:val="24"/>
-        </w:rPr>
-      </w:pPr>
+        <w:jc w:val="both"/>
+        <w:rPr>
+          <w:rFonts w:ascii="Times New Roman" w:eastAsia="Times New Roman" w:hAnsi="Times New Roman" w:cs="Times New Roman"/>
+          <w:b/>
+          <w:bCs/>
+          <w:sz w:val="24"/>
+          <w:szCs w:val="24"/>
+          <w:lang w:val="en-US"/>
+        </w:rPr>
+      </w:pPr>
+      <w:r>
+        <w:rPr>
+          <w:rFonts w:ascii="Times New Roman" w:eastAsia="Times New Roman" w:hAnsi="Times New Roman" w:cs="Times New Roman"/>
+          <w:b/>
+          <w:bCs/>
+          <w:sz w:val="24"/>
+          <w:szCs w:val="24"/>
+          <w:lang w:val="en-US"/>
+        </w:rPr>
+        <w:lastRenderedPageBreak/>
+        <w:t>S</w:t>
+      </w:r>
+      <w:r>
+        <w:rPr>
+          <w:rFonts w:ascii="Times New Roman" w:eastAsia="Times New Roman" w:hAnsi="Times New Roman" w:cs="Times New Roman"/>
+          <w:b/>
+          <w:bCs/>
+          <w:sz w:val="24"/>
+          <w:szCs w:val="24"/>
+          <w:lang w:val="en-US"/>
+        </w:rPr>
+        <w:t>tep 2: Create and Name VLANs</w:t>
+      </w:r>
     </w:p>
     <w:p>
       <w:pPr>
@@ -18338,6 +18758,3221 @@
           <w:tab w:val="left" w:pos="1832"/>
         </w:tabs>
         <w:spacing w:after="0"/>
+        <w:jc w:val="both"/>
+        <w:rPr>
+          <w:rFonts w:ascii="Times New Roman" w:eastAsia="Times New Roman" w:hAnsi="Times New Roman" w:cs="Times New Roman"/>
+          <w:b/>
+          <w:bCs/>
+          <w:lang w:val="en-US"/>
+        </w:rPr>
+      </w:pPr>
+      <w:r>
+        <w:rPr>
+          <w:rFonts w:ascii="Times New Roman" w:eastAsia="Times New Roman" w:hAnsi="Times New Roman" w:cs="Times New Roman"/>
+          <w:b/>
+          <w:bCs/>
+          <w:noProof/>
+          <w:sz w:val="24"/>
+          <w:szCs w:val="24"/>
+          <w:lang w:val="en-US"/>
+        </w:rPr>
+        <w:drawing>
+          <wp:inline distT="0" distB="0" distL="0" distR="0" wp14:anchorId="561181BE" wp14:editId="6E6FB307">
+            <wp:extent cx="4938280" cy="3337560"/>
+            <wp:effectExtent l="0" t="0" r="0" b="0"/>
+            <wp:docPr id="3" name="Picture 3" descr="D:\ACWV\Cisco\1. create vlan Annotation 2026-09-28 130543.png"/>
+            <wp:cNvGraphicFramePr>
+              <a:graphicFrameLocks xmlns:a="http://schemas.openxmlformats.org/drawingml/2006/main" noChangeAspect="1"/>
+            </wp:cNvGraphicFramePr>
+            <a:graphic xmlns:a="http://schemas.openxmlformats.org/drawingml/2006/main">
+              <a:graphicData uri="http://schemas.openxmlformats.org/drawingml/2006/picture">
+                <pic:pic xmlns:pic="http://schemas.openxmlformats.org/drawingml/2006/picture">
+                  <pic:nvPicPr>
+                    <pic:cNvPr id="0" name="Picture 2" descr="D:\ACWV\Cisco\1. create vlan Annotation 2026-09-28 130543.png"/>
+                    <pic:cNvPicPr>
+                      <a:picLocks noChangeAspect="1" noChangeArrowheads="1"/>
+                    </pic:cNvPicPr>
+                  </pic:nvPicPr>
+                  <pic:blipFill>
+                    <a:blip r:embed="rId32">
+                      <a:extLst>
+                        <a:ext uri="{28A0092B-C50C-407E-A947-70E740481C1C}">
+                          <a14:useLocalDpi xmlns:a14="http://schemas.microsoft.com/office/drawing/2010/main" val="0"/>
+                        </a:ext>
+                      </a:extLst>
+                    </a:blip>
+                    <a:srcRect/>
+                    <a:stretch>
+                      <a:fillRect/>
+                    </a:stretch>
+                  </pic:blipFill>
+                  <pic:spPr bwMode="auto">
+                    <a:xfrm>
+                      <a:off x="0" y="0"/>
+                      <a:ext cx="4961971" cy="3353572"/>
+                    </a:xfrm>
+                    <a:prstGeom prst="rect">
+                      <a:avLst/>
+                    </a:prstGeom>
+                    <a:noFill/>
+                    <a:ln>
+                      <a:noFill/>
+                    </a:ln>
+                  </pic:spPr>
+                </pic:pic>
+              </a:graphicData>
+            </a:graphic>
+          </wp:inline>
+        </w:drawing>
+      </w:r>
+    </w:p>
+    <w:p>
+      <w:pPr>
+        <w:pStyle w:val="Caption"/>
+        <w:spacing w:after="0"/>
+        <w:jc w:val="center"/>
+        <w:rPr>
+          <w:rFonts w:ascii="Times New Roman" w:eastAsia="Times New Roman" w:hAnsi="Times New Roman" w:cs="Times New Roman"/>
+          <w:b/>
+          <w:bCs/>
+          <w:sz w:val="24"/>
+          <w:szCs w:val="24"/>
+          <w:lang w:val="en-US"/>
+        </w:rPr>
+      </w:pPr>
+      <w:r>
+        <w:t xml:space="preserve">Figure 2: </w:t>
+      </w:r>
+      <w:r>
+        <w:t>Creating VLAN 10 (HR) and VLAN 20 (FINANCE)</w:t>
+      </w:r>
+    </w:p>
+    <w:p>
+      <w:pPr>
+        <w:spacing w:after="0" w:line="240" w:lineRule="auto"/>
+        <w:jc w:val="both"/>
+        <w:rPr>
+          <w:rFonts w:ascii="Times New Roman" w:eastAsia="Times New Roman" w:hAnsi="Times New Roman" w:cs="Times New Roman"/>
+          <w:sz w:val="24"/>
+          <w:szCs w:val="24"/>
+          <w:lang w:val="en-US"/>
+        </w:rPr>
+      </w:pPr>
+      <w:r>
+        <w:rPr>
+          <w:rFonts w:ascii="Times New Roman" w:eastAsia="Times New Roman" w:hAnsi="Times New Roman" w:cs="Times New Roman"/>
+          <w:sz w:val="24"/>
+          <w:szCs w:val="24"/>
+          <w:lang w:val="en-US"/>
+        </w:rPr>
+        <w:t>In this step, I created two VLA</w:t>
+      </w:r>
+      <w:r>
+        <w:rPr>
+          <w:rFonts w:ascii="Times New Roman" w:eastAsia="Times New Roman" w:hAnsi="Times New Roman" w:cs="Times New Roman"/>
+          <w:sz w:val="24"/>
+          <w:szCs w:val="24"/>
+          <w:lang w:val="en-US"/>
+        </w:rPr>
+        <w:t xml:space="preserve">Ns on the switch using the CLI. </w:t>
+      </w:r>
+      <w:r>
+        <w:rPr>
+          <w:rFonts w:ascii="Times New Roman" w:eastAsia="Times New Roman" w:hAnsi="Times New Roman" w:cs="Times New Roman"/>
+          <w:sz w:val="24"/>
+          <w:szCs w:val="24"/>
+          <w:lang w:val="en-US"/>
+        </w:rPr>
+        <w:t xml:space="preserve">VLAN 10 was named </w:t>
+      </w:r>
+      <w:r>
+        <w:rPr>
+          <w:rFonts w:ascii="Times New Roman" w:eastAsia="Times New Roman" w:hAnsi="Times New Roman" w:cs="Times New Roman"/>
+          <w:b/>
+          <w:bCs/>
+          <w:sz w:val="24"/>
+          <w:szCs w:val="24"/>
+          <w:lang w:val="en-US"/>
+        </w:rPr>
+        <w:t>HR</w:t>
+      </w:r>
+      <w:r>
+        <w:rPr>
+          <w:rFonts w:ascii="Times New Roman" w:eastAsia="Times New Roman" w:hAnsi="Times New Roman" w:cs="Times New Roman"/>
+          <w:sz w:val="24"/>
+          <w:szCs w:val="24"/>
+          <w:lang w:val="en-US"/>
+        </w:rPr>
+        <w:t xml:space="preserve"> and VLAN 20 was named </w:t>
+      </w:r>
+      <w:r>
+        <w:rPr>
+          <w:rFonts w:ascii="Times New Roman" w:eastAsia="Times New Roman" w:hAnsi="Times New Roman" w:cs="Times New Roman"/>
+          <w:b/>
+          <w:bCs/>
+          <w:sz w:val="24"/>
+          <w:szCs w:val="24"/>
+          <w:lang w:val="en-US"/>
+        </w:rPr>
+        <w:t>FINANCE</w:t>
+      </w:r>
+      <w:r>
+        <w:rPr>
+          <w:rFonts w:ascii="Times New Roman" w:eastAsia="Times New Roman" w:hAnsi="Times New Roman" w:cs="Times New Roman"/>
+          <w:sz w:val="24"/>
+          <w:szCs w:val="24"/>
+          <w:lang w:val="en-US"/>
+        </w:rPr>
+        <w:t xml:space="preserve">. </w:t>
+      </w:r>
+      <w:r>
+        <w:rPr>
+          <w:rFonts w:ascii="Times New Roman" w:eastAsia="Times New Roman" w:hAnsi="Times New Roman" w:cs="Times New Roman"/>
+          <w:sz w:val="24"/>
+          <w:szCs w:val="24"/>
+          <w:lang w:val="en-US"/>
+        </w:rPr>
+        <w:t xml:space="preserve">The </w:t>
+      </w:r>
+      <w:r>
+        <w:rPr>
+          <w:rFonts w:ascii="Courier New" w:eastAsia="Times New Roman" w:hAnsi="Courier New" w:cs="Courier New"/>
+          <w:sz w:val="20"/>
+          <w:szCs w:val="20"/>
+          <w:lang w:val="en-US"/>
+        </w:rPr>
+        <w:t xml:space="preserve">show </w:t>
+      </w:r>
+      <w:proofErr w:type="spellStart"/>
+      <w:r>
+        <w:rPr>
+          <w:rFonts w:ascii="Courier New" w:eastAsia="Times New Roman" w:hAnsi="Courier New" w:cs="Courier New"/>
+          <w:sz w:val="20"/>
+          <w:szCs w:val="20"/>
+          <w:lang w:val="en-US"/>
+        </w:rPr>
+        <w:t>vlan</w:t>
+      </w:r>
+      <w:proofErr w:type="spellEnd"/>
+      <w:r>
+        <w:rPr>
+          <w:rFonts w:ascii="Times New Roman" w:eastAsia="Times New Roman" w:hAnsi="Times New Roman" w:cs="Times New Roman"/>
+          <w:sz w:val="24"/>
+          <w:szCs w:val="24"/>
+          <w:lang w:val="en-US"/>
+        </w:rPr>
+        <w:t xml:space="preserve"> command was used to check whether both V</w:t>
+      </w:r>
+      <w:r>
+        <w:rPr>
+          <w:rFonts w:ascii="Times New Roman" w:eastAsia="Times New Roman" w:hAnsi="Times New Roman" w:cs="Times New Roman"/>
+          <w:sz w:val="24"/>
+          <w:szCs w:val="24"/>
+          <w:lang w:val="en-US"/>
+        </w:rPr>
+        <w:t xml:space="preserve">LANs were created successfully. </w:t>
+      </w:r>
+      <w:r>
+        <w:rPr>
+          <w:rFonts w:ascii="Times New Roman" w:eastAsia="Times New Roman" w:hAnsi="Times New Roman" w:cs="Times New Roman"/>
+          <w:sz w:val="24"/>
+          <w:szCs w:val="24"/>
+          <w:lang w:val="en-US"/>
+        </w:rPr>
+        <w:t>At this stage, the VLANs are created but the switch ports are not assigned to them yet.</w:t>
+      </w:r>
+    </w:p>
+    <w:p>
+      <w:pPr>
+        <w:spacing w:after="0" w:line="240" w:lineRule="auto"/>
+        <w:jc w:val="both"/>
+        <w:rPr>
+          <w:rFonts w:ascii="Times New Roman" w:eastAsia="Times New Roman" w:hAnsi="Times New Roman" w:cs="Times New Roman"/>
+          <w:sz w:val="24"/>
+          <w:szCs w:val="24"/>
+          <w:lang w:val="en-US"/>
+        </w:rPr>
+      </w:pPr>
+    </w:p>
+    <w:p>
+      <w:pPr>
+        <w:tabs>
+          <w:tab w:val="left" w:pos="1832"/>
+        </w:tabs>
+        <w:spacing w:after="0"/>
+        <w:rPr>
+          <w:rFonts w:ascii="Times New Roman" w:hAnsi="Times New Roman" w:cs="Times New Roman"/>
+          <w:b/>
+          <w:bCs/>
+          <w:sz w:val="24"/>
+          <w:szCs w:val="24"/>
+        </w:rPr>
+      </w:pPr>
+      <w:r>
+        <w:rPr>
+          <w:rFonts w:ascii="Times New Roman" w:hAnsi="Times New Roman" w:cs="Times New Roman"/>
+          <w:b/>
+          <w:bCs/>
+          <w:sz w:val="24"/>
+          <w:szCs w:val="24"/>
+        </w:rPr>
+        <w:t>Step 3: Assign Switch Ports to VLANs</w:t>
+      </w:r>
+    </w:p>
+    <w:p>
+      <w:pPr>
+        <w:keepNext/>
+        <w:tabs>
+          <w:tab w:val="left" w:pos="1832"/>
+        </w:tabs>
+        <w:spacing w:after="0"/>
+      </w:pPr>
+      <w:r>
+        <w:rPr>
+          <w:rFonts w:ascii="Times New Roman" w:hAnsi="Times New Roman" w:cs="Times New Roman"/>
+          <w:b/>
+          <w:bCs/>
+          <w:sz w:val="24"/>
+          <w:szCs w:val="24"/>
+        </w:rPr>
+        <w:t xml:space="preserve"> </w:t>
+      </w:r>
+      <w:r>
+        <w:rPr>
+          <w:noProof/>
+          <w:lang w:val="en-US"/>
+        </w:rPr>
+        <w:drawing>
+          <wp:inline distT="0" distB="0" distL="0" distR="0" wp14:anchorId="267FD23B" wp14:editId="59828536">
+            <wp:extent cx="4542478" cy="3291840"/>
+            <wp:effectExtent l="0" t="0" r="0" b="3810"/>
+            <wp:docPr id="720519913" name="Picture 1"/>
+            <wp:cNvGraphicFramePr>
+              <a:graphicFrameLocks xmlns:a="http://schemas.openxmlformats.org/drawingml/2006/main" noChangeAspect="1"/>
+            </wp:cNvGraphicFramePr>
+            <a:graphic xmlns:a="http://schemas.openxmlformats.org/drawingml/2006/main">
+              <a:graphicData uri="http://schemas.openxmlformats.org/drawingml/2006/picture">
+                <pic:pic xmlns:pic="http://schemas.openxmlformats.org/drawingml/2006/picture">
+                  <pic:nvPicPr>
+                    <pic:cNvPr id="0" name="Picture 1"/>
+                    <pic:cNvPicPr>
+                      <a:picLocks noChangeAspect="1" noChangeArrowheads="1"/>
+                    </pic:cNvPicPr>
+                  </pic:nvPicPr>
+                  <pic:blipFill>
+                    <a:blip r:embed="rId33">
+                      <a:extLst>
+                        <a:ext uri="{28A0092B-C50C-407E-A947-70E740481C1C}">
+                          <a14:useLocalDpi xmlns:a14="http://schemas.microsoft.com/office/drawing/2010/main" val="0"/>
+                        </a:ext>
+                      </a:extLst>
+                    </a:blip>
+                    <a:srcRect/>
+                    <a:stretch>
+                      <a:fillRect/>
+                    </a:stretch>
+                  </pic:blipFill>
+                  <pic:spPr bwMode="auto">
+                    <a:xfrm>
+                      <a:off x="0" y="0"/>
+                      <a:ext cx="4613014" cy="3342956"/>
+                    </a:xfrm>
+                    <a:prstGeom prst="rect">
+                      <a:avLst/>
+                    </a:prstGeom>
+                    <a:noFill/>
+                    <a:ln>
+                      <a:noFill/>
+                    </a:ln>
+                  </pic:spPr>
+                </pic:pic>
+              </a:graphicData>
+            </a:graphic>
+          </wp:inline>
+        </w:drawing>
+      </w:r>
+    </w:p>
+    <w:p>
+      <w:pPr>
+        <w:pStyle w:val="Caption"/>
+        <w:spacing w:after="0"/>
+        <w:jc w:val="center"/>
+        <w:rPr>
+          <w:rFonts w:ascii="Times New Roman" w:hAnsi="Times New Roman" w:cs="Times New Roman"/>
+          <w:sz w:val="24"/>
+          <w:szCs w:val="24"/>
+        </w:rPr>
+      </w:pPr>
+      <w:r>
+        <w:t xml:space="preserve">Figure 3: </w:t>
+      </w:r>
+      <w:r>
+        <w:t>Assigning Switch Ports to VLAN 10 and VLAN 20</w:t>
+      </w:r>
+    </w:p>
+    <w:p>
+      <w:pPr>
+        <w:tabs>
+          <w:tab w:val="left" w:pos="1832"/>
+        </w:tabs>
+        <w:spacing w:after="0"/>
+        <w:jc w:val="both"/>
+        <w:rPr>
+          <w:rFonts w:ascii="Times New Roman" w:hAnsi="Times New Roman" w:cs="Times New Roman"/>
+          <w:sz w:val="24"/>
+          <w:szCs w:val="24"/>
+        </w:rPr>
+      </w:pPr>
+      <w:r>
+        <w:rPr>
+          <w:rFonts w:ascii="Times New Roman" w:hAnsi="Times New Roman" w:cs="Times New Roman"/>
+          <w:sz w:val="24"/>
+          <w:szCs w:val="24"/>
+        </w:rPr>
+        <w:lastRenderedPageBreak/>
+        <w:t>In this step, I assigned the switch ports to their respective VLANs using the CLI.</w:t>
+      </w:r>
+      <w:r>
+        <w:rPr>
+          <w:rFonts w:ascii="Times New Roman" w:hAnsi="Times New Roman" w:cs="Times New Roman"/>
+          <w:sz w:val="24"/>
+          <w:szCs w:val="24"/>
+        </w:rPr>
+        <w:t xml:space="preserve"> </w:t>
+      </w:r>
+      <w:r>
+        <w:rPr>
+          <w:rFonts w:ascii="Times New Roman" w:hAnsi="Times New Roman" w:cs="Times New Roman"/>
+          <w:sz w:val="24"/>
+          <w:szCs w:val="24"/>
+        </w:rPr>
+        <w:t>Ports Fa0/2 and Fa0/3 were assigned to VLAN 10 (HR), and ports Fa0/4 and Fa0/5 were assigned to VLAN 20</w:t>
+      </w:r>
+      <w:r>
+        <w:rPr>
+          <w:rFonts w:ascii="Times New Roman" w:hAnsi="Times New Roman" w:cs="Times New Roman"/>
+          <w:sz w:val="24"/>
+          <w:szCs w:val="24"/>
+        </w:rPr>
+        <w:t xml:space="preserve"> </w:t>
+      </w:r>
+      <w:r>
+        <w:rPr>
+          <w:rFonts w:ascii="Times New Roman" w:hAnsi="Times New Roman" w:cs="Times New Roman"/>
+          <w:sz w:val="24"/>
+          <w:szCs w:val="24"/>
+        </w:rPr>
+        <w:t>(FINANCE).</w:t>
+      </w:r>
+      <w:r>
+        <w:rPr>
+          <w:rFonts w:ascii="Times New Roman" w:hAnsi="Times New Roman" w:cs="Times New Roman"/>
+          <w:sz w:val="24"/>
+          <w:szCs w:val="24"/>
+        </w:rPr>
+        <w:t xml:space="preserve"> </w:t>
+      </w:r>
+      <w:r>
+        <w:rPr>
+          <w:rFonts w:ascii="Times New Roman" w:hAnsi="Times New Roman" w:cs="Times New Roman"/>
+          <w:sz w:val="24"/>
+          <w:szCs w:val="24"/>
+        </w:rPr>
+        <w:t xml:space="preserve">The show </w:t>
+      </w:r>
+      <w:proofErr w:type="spellStart"/>
+      <w:r>
+        <w:rPr>
+          <w:rFonts w:ascii="Times New Roman" w:hAnsi="Times New Roman" w:cs="Times New Roman"/>
+          <w:sz w:val="24"/>
+          <w:szCs w:val="24"/>
+        </w:rPr>
+        <w:t>vlan</w:t>
+      </w:r>
+      <w:proofErr w:type="spellEnd"/>
+      <w:r>
+        <w:rPr>
+          <w:rFonts w:ascii="Times New Roman" w:hAnsi="Times New Roman" w:cs="Times New Roman"/>
+          <w:sz w:val="24"/>
+          <w:szCs w:val="24"/>
+        </w:rPr>
+        <w:t xml:space="preserve"> command was used to verify the VLAN names and assigned ports.</w:t>
+      </w:r>
+      <w:r>
+        <w:rPr>
+          <w:rFonts w:ascii="Times New Roman" w:hAnsi="Times New Roman" w:cs="Times New Roman"/>
+          <w:sz w:val="24"/>
+          <w:szCs w:val="24"/>
+        </w:rPr>
+        <w:t xml:space="preserve"> </w:t>
+      </w:r>
+      <w:r>
+        <w:rPr>
+          <w:rFonts w:ascii="Times New Roman" w:hAnsi="Times New Roman" w:cs="Times New Roman"/>
+          <w:sz w:val="24"/>
+          <w:szCs w:val="24"/>
+        </w:rPr>
+        <w:t>The output shows that the ports are successfully assigned to their respective VLANs.</w:t>
+      </w:r>
+    </w:p>
+    <w:p>
+      <w:pPr>
+        <w:tabs>
+          <w:tab w:val="left" w:pos="1832"/>
+        </w:tabs>
+        <w:spacing w:after="0"/>
+        <w:jc w:val="both"/>
+        <w:rPr>
+          <w:rFonts w:ascii="Times New Roman" w:hAnsi="Times New Roman" w:cs="Times New Roman"/>
+          <w:sz w:val="24"/>
+          <w:szCs w:val="24"/>
+        </w:rPr>
+      </w:pPr>
+    </w:p>
+    <w:p>
+      <w:pPr>
+        <w:tabs>
+          <w:tab w:val="left" w:pos="1832"/>
+        </w:tabs>
+        <w:spacing w:after="0"/>
+        <w:jc w:val="both"/>
+        <w:rPr>
+          <w:rFonts w:ascii="Times New Roman" w:hAnsi="Times New Roman" w:cs="Times New Roman"/>
+          <w:b/>
+          <w:bCs/>
+          <w:sz w:val="24"/>
+          <w:szCs w:val="24"/>
+        </w:rPr>
+      </w:pPr>
+      <w:r>
+        <w:rPr>
+          <w:rFonts w:ascii="Times New Roman" w:hAnsi="Times New Roman" w:cs="Times New Roman"/>
+          <w:b/>
+          <w:bCs/>
+          <w:sz w:val="24"/>
+          <w:szCs w:val="24"/>
+        </w:rPr>
+        <w:t>Step 4: Start and Configure the Router Interface</w:t>
+      </w:r>
+    </w:p>
+    <w:p>
+      <w:pPr>
+        <w:keepNext/>
+        <w:tabs>
+          <w:tab w:val="left" w:pos="1832"/>
+        </w:tabs>
+        <w:spacing w:after="0"/>
+        <w:jc w:val="both"/>
+      </w:pPr>
+      <w:r>
+        <w:rPr>
+          <w:noProof/>
+          <w:lang w:val="en-US"/>
+        </w:rPr>
+        <w:drawing>
+          <wp:inline distT="0" distB="0" distL="0" distR="0" wp14:anchorId="7E2779B7" wp14:editId="536D292D">
+            <wp:extent cx="5943600" cy="4220210"/>
+            <wp:effectExtent l="0" t="0" r="0" b="8890"/>
+            <wp:docPr id="270588233" name="Picture 2"/>
+            <wp:cNvGraphicFramePr>
+              <a:graphicFrameLocks xmlns:a="http://schemas.openxmlformats.org/drawingml/2006/main" noChangeAspect="1"/>
+            </wp:cNvGraphicFramePr>
+            <a:graphic xmlns:a="http://schemas.openxmlformats.org/drawingml/2006/main">
+              <a:graphicData uri="http://schemas.openxmlformats.org/drawingml/2006/picture">
+                <pic:pic xmlns:pic="http://schemas.openxmlformats.org/drawingml/2006/picture">
+                  <pic:nvPicPr>
+                    <pic:cNvPr id="0" name="Picture 3"/>
+                    <pic:cNvPicPr>
+                      <a:picLocks noChangeAspect="1" noChangeArrowheads="1"/>
+                    </pic:cNvPicPr>
+                  </pic:nvPicPr>
+                  <pic:blipFill>
+                    <a:blip r:embed="rId34">
+                      <a:extLst>
+                        <a:ext uri="{28A0092B-C50C-407E-A947-70E740481C1C}">
+                          <a14:useLocalDpi xmlns:a14="http://schemas.microsoft.com/office/drawing/2010/main" val="0"/>
+                        </a:ext>
+                      </a:extLst>
+                    </a:blip>
+                    <a:srcRect/>
+                    <a:stretch>
+                      <a:fillRect/>
+                    </a:stretch>
+                  </pic:blipFill>
+                  <pic:spPr bwMode="auto">
+                    <a:xfrm>
+                      <a:off x="0" y="0"/>
+                      <a:ext cx="5943600" cy="4220210"/>
+                    </a:xfrm>
+                    <a:prstGeom prst="rect">
+                      <a:avLst/>
+                    </a:prstGeom>
+                    <a:noFill/>
+                    <a:ln>
+                      <a:noFill/>
+                    </a:ln>
+                  </pic:spPr>
+                </pic:pic>
+              </a:graphicData>
+            </a:graphic>
+          </wp:inline>
+        </w:drawing>
+      </w:r>
+    </w:p>
+    <w:p>
+      <w:pPr>
+        <w:pStyle w:val="Caption"/>
+        <w:spacing w:after="0" w:line="360" w:lineRule="auto"/>
+        <w:jc w:val="center"/>
+      </w:pPr>
+      <w:r>
+        <w:t xml:space="preserve">Figure 4: </w:t>
+      </w:r>
+      <w:r>
+        <w:t xml:space="preserve">Enabling Router </w:t>
+      </w:r>
+      <w:proofErr w:type="spellStart"/>
+      <w:r>
+        <w:t>GigabitEthernet</w:t>
+      </w:r>
+      <w:proofErr w:type="spellEnd"/>
+      <w:r>
+        <w:t xml:space="preserve"> Interface</w:t>
+      </w:r>
+    </w:p>
+    <w:p>
+      <w:pPr>
+        <w:tabs>
+          <w:tab w:val="left" w:pos="1832"/>
+        </w:tabs>
+        <w:spacing w:after="0"/>
+        <w:jc w:val="both"/>
+        <w:rPr>
+          <w:rFonts w:ascii="Times New Roman" w:hAnsi="Times New Roman" w:cs="Times New Roman"/>
+          <w:sz w:val="24"/>
+          <w:szCs w:val="24"/>
+        </w:rPr>
+      </w:pPr>
+      <w:r>
+        <w:rPr>
+          <w:rFonts w:ascii="Times New Roman" w:hAnsi="Times New Roman" w:cs="Times New Roman"/>
+          <w:sz w:val="24"/>
+          <w:szCs w:val="24"/>
+        </w:rPr>
+        <w:t>In this step, I started the router configuration using the CLI.</w:t>
+      </w:r>
+      <w:r>
+        <w:rPr>
+          <w:rFonts w:ascii="Times New Roman" w:hAnsi="Times New Roman" w:cs="Times New Roman"/>
+          <w:sz w:val="24"/>
+          <w:szCs w:val="24"/>
+        </w:rPr>
+        <w:t xml:space="preserve"> </w:t>
+      </w:r>
+      <w:r>
+        <w:rPr>
+          <w:rFonts w:ascii="Times New Roman" w:hAnsi="Times New Roman" w:cs="Times New Roman"/>
+          <w:sz w:val="24"/>
+          <w:szCs w:val="24"/>
+        </w:rPr>
+        <w:t xml:space="preserve">I entered the </w:t>
+      </w:r>
+      <w:proofErr w:type="spellStart"/>
+      <w:r>
+        <w:rPr>
+          <w:rFonts w:ascii="Times New Roman" w:hAnsi="Times New Roman" w:cs="Times New Roman"/>
+          <w:sz w:val="24"/>
+          <w:szCs w:val="24"/>
+        </w:rPr>
+        <w:t>GigabitEthernet</w:t>
+      </w:r>
+      <w:proofErr w:type="spellEnd"/>
+      <w:r>
+        <w:rPr>
+          <w:rFonts w:ascii="Times New Roman" w:hAnsi="Times New Roman" w:cs="Times New Roman"/>
+          <w:sz w:val="24"/>
+          <w:szCs w:val="24"/>
+        </w:rPr>
+        <w:t xml:space="preserve"> 0/0 interface and used the no shutdown command to enable it.</w:t>
+      </w:r>
+      <w:r>
+        <w:rPr>
+          <w:rFonts w:ascii="Times New Roman" w:hAnsi="Times New Roman" w:cs="Times New Roman"/>
+          <w:sz w:val="24"/>
+          <w:szCs w:val="24"/>
+        </w:rPr>
+        <w:t xml:space="preserve"> </w:t>
+      </w:r>
+      <w:r>
+        <w:rPr>
+          <w:rFonts w:ascii="Times New Roman" w:hAnsi="Times New Roman" w:cs="Times New Roman"/>
+          <w:sz w:val="24"/>
+          <w:szCs w:val="24"/>
+        </w:rPr>
+        <w:t>The message shows that the interface and line protocol changed to the up state.</w:t>
+      </w:r>
+      <w:r>
+        <w:rPr>
+          <w:rFonts w:ascii="Times New Roman" w:hAnsi="Times New Roman" w:cs="Times New Roman"/>
+          <w:sz w:val="24"/>
+          <w:szCs w:val="24"/>
+        </w:rPr>
+        <w:t xml:space="preserve"> </w:t>
+      </w:r>
+      <w:r>
+        <w:rPr>
+          <w:rFonts w:ascii="Times New Roman" w:hAnsi="Times New Roman" w:cs="Times New Roman"/>
+          <w:sz w:val="24"/>
+          <w:szCs w:val="24"/>
+        </w:rPr>
+        <w:t>The router interface is now ready for further configuration.</w:t>
+      </w:r>
+    </w:p>
+    <w:p>
+      <w:pPr>
+        <w:tabs>
+          <w:tab w:val="left" w:pos="1832"/>
+        </w:tabs>
+        <w:spacing w:after="0"/>
+        <w:jc w:val="both"/>
+        <w:rPr>
+          <w:rFonts w:ascii="Times New Roman" w:hAnsi="Times New Roman" w:cs="Times New Roman"/>
+          <w:sz w:val="24"/>
+          <w:szCs w:val="24"/>
+        </w:rPr>
+      </w:pPr>
+    </w:p>
+    <w:p>
+      <w:pPr>
+        <w:tabs>
+          <w:tab w:val="left" w:pos="1832"/>
+        </w:tabs>
+        <w:spacing w:after="0"/>
+        <w:rPr>
+          <w:rFonts w:ascii="Times New Roman" w:hAnsi="Times New Roman" w:cs="Times New Roman"/>
+          <w:sz w:val="24"/>
+          <w:szCs w:val="24"/>
+        </w:rPr>
+      </w:pPr>
+    </w:p>
+    <w:p>
+      <w:pPr>
+        <w:tabs>
+          <w:tab w:val="left" w:pos="1832"/>
+        </w:tabs>
+        <w:spacing w:after="0"/>
+        <w:rPr>
+          <w:rFonts w:ascii="Times New Roman" w:hAnsi="Times New Roman" w:cs="Times New Roman"/>
+          <w:b/>
+          <w:bCs/>
+          <w:sz w:val="24"/>
+          <w:szCs w:val="24"/>
+        </w:rPr>
+      </w:pPr>
+    </w:p>
+    <w:p>
+      <w:pPr>
+        <w:tabs>
+          <w:tab w:val="left" w:pos="1832"/>
+        </w:tabs>
+        <w:spacing w:after="0"/>
+        <w:rPr>
+          <w:rFonts w:ascii="Times New Roman" w:hAnsi="Times New Roman" w:cs="Times New Roman"/>
+          <w:b/>
+          <w:bCs/>
+          <w:sz w:val="24"/>
+          <w:szCs w:val="24"/>
+        </w:rPr>
+      </w:pPr>
+    </w:p>
+    <w:p>
+      <w:pPr>
+        <w:tabs>
+          <w:tab w:val="left" w:pos="1832"/>
+        </w:tabs>
+        <w:spacing w:after="0"/>
+        <w:rPr>
+          <w:rFonts w:ascii="Times New Roman" w:hAnsi="Times New Roman" w:cs="Times New Roman"/>
+          <w:b/>
+          <w:bCs/>
+          <w:sz w:val="24"/>
+          <w:szCs w:val="24"/>
+        </w:rPr>
+      </w:pPr>
+    </w:p>
+    <w:p>
+      <w:pPr>
+        <w:tabs>
+          <w:tab w:val="left" w:pos="1832"/>
+        </w:tabs>
+        <w:spacing w:after="0"/>
+        <w:rPr>
+          <w:rFonts w:ascii="Times New Roman" w:hAnsi="Times New Roman" w:cs="Times New Roman"/>
+          <w:b/>
+          <w:bCs/>
+          <w:sz w:val="24"/>
+          <w:szCs w:val="24"/>
+        </w:rPr>
+      </w:pPr>
+    </w:p>
+    <w:p>
+      <w:pPr>
+        <w:tabs>
+          <w:tab w:val="left" w:pos="1832"/>
+        </w:tabs>
+        <w:spacing w:after="0"/>
+        <w:rPr>
+          <w:rFonts w:ascii="Times New Roman" w:hAnsi="Times New Roman" w:cs="Times New Roman"/>
+          <w:b/>
+          <w:bCs/>
+          <w:sz w:val="24"/>
+          <w:szCs w:val="24"/>
+        </w:rPr>
+      </w:pPr>
+    </w:p>
+    <w:p>
+      <w:pPr>
+        <w:tabs>
+          <w:tab w:val="left" w:pos="1832"/>
+        </w:tabs>
+        <w:spacing w:after="0"/>
+        <w:rPr>
+          <w:rFonts w:ascii="Times New Roman" w:hAnsi="Times New Roman" w:cs="Times New Roman"/>
+          <w:b/>
+          <w:bCs/>
+          <w:sz w:val="24"/>
+          <w:szCs w:val="24"/>
+        </w:rPr>
+      </w:pPr>
+    </w:p>
+    <w:p>
+      <w:pPr>
+        <w:tabs>
+          <w:tab w:val="left" w:pos="1832"/>
+        </w:tabs>
+        <w:spacing w:after="0"/>
+        <w:rPr>
+          <w:rFonts w:ascii="Times New Roman" w:hAnsi="Times New Roman" w:cs="Times New Roman"/>
+          <w:b/>
+          <w:bCs/>
+          <w:sz w:val="24"/>
+          <w:szCs w:val="24"/>
+        </w:rPr>
+      </w:pPr>
+    </w:p>
+    <w:p>
+      <w:pPr>
+        <w:tabs>
+          <w:tab w:val="left" w:pos="1832"/>
+        </w:tabs>
+        <w:spacing w:after="0"/>
+        <w:rPr>
+          <w:rFonts w:ascii="Times New Roman" w:hAnsi="Times New Roman" w:cs="Times New Roman"/>
+          <w:b/>
+          <w:bCs/>
+          <w:sz w:val="24"/>
+          <w:szCs w:val="24"/>
+        </w:rPr>
+      </w:pPr>
+    </w:p>
+    <w:p>
+      <w:pPr>
+        <w:tabs>
+          <w:tab w:val="left" w:pos="1832"/>
+        </w:tabs>
+        <w:rPr>
+          <w:rFonts w:ascii="Times New Roman" w:hAnsi="Times New Roman" w:cs="Times New Roman"/>
+          <w:b/>
+          <w:bCs/>
+          <w:sz w:val="24"/>
+          <w:szCs w:val="24"/>
+        </w:rPr>
+      </w:pPr>
+      <w:r>
+        <w:rPr>
+          <w:rFonts w:ascii="Times New Roman" w:hAnsi="Times New Roman" w:cs="Times New Roman"/>
+          <w:b/>
+          <w:bCs/>
+          <w:sz w:val="24"/>
+          <w:szCs w:val="24"/>
+        </w:rPr>
+        <w:lastRenderedPageBreak/>
+        <w:t>Step 5: Configure Router Sub-Interfaces for VLANs</w:t>
+      </w:r>
+    </w:p>
+    <w:p>
+      <w:pPr>
+        <w:keepNext/>
+        <w:tabs>
+          <w:tab w:val="left" w:pos="1832"/>
+        </w:tabs>
+        <w:spacing w:after="0"/>
+        <w:jc w:val="both"/>
+      </w:pPr>
+      <w:r>
+        <w:rPr>
+          <w:noProof/>
+          <w:lang w:val="en-US"/>
+        </w:rPr>
+        <w:drawing>
+          <wp:inline distT="0" distB="0" distL="0" distR="0" wp14:anchorId="13AFB432" wp14:editId="473F3950">
+            <wp:extent cx="4862944" cy="3268980"/>
+            <wp:effectExtent l="0" t="0" r="0" b="7620"/>
+            <wp:docPr id="89344428" name="Picture 3"/>
+            <wp:cNvGraphicFramePr>
+              <a:graphicFrameLocks xmlns:a="http://schemas.openxmlformats.org/drawingml/2006/main" noChangeAspect="1"/>
+            </wp:cNvGraphicFramePr>
+            <a:graphic xmlns:a="http://schemas.openxmlformats.org/drawingml/2006/main">
+              <a:graphicData uri="http://schemas.openxmlformats.org/drawingml/2006/picture">
+                <pic:pic xmlns:pic="http://schemas.openxmlformats.org/drawingml/2006/picture">
+                  <pic:nvPicPr>
+                    <pic:cNvPr id="0" name="Picture 5"/>
+                    <pic:cNvPicPr>
+                      <a:picLocks noChangeAspect="1" noChangeArrowheads="1"/>
+                    </pic:cNvPicPr>
+                  </pic:nvPicPr>
+                  <pic:blipFill>
+                    <a:blip r:embed="rId35">
+                      <a:extLst>
+                        <a:ext uri="{28A0092B-C50C-407E-A947-70E740481C1C}">
+                          <a14:useLocalDpi xmlns:a14="http://schemas.microsoft.com/office/drawing/2010/main" val="0"/>
+                        </a:ext>
+                      </a:extLst>
+                    </a:blip>
+                    <a:srcRect/>
+                    <a:stretch>
+                      <a:fillRect/>
+                    </a:stretch>
+                  </pic:blipFill>
+                  <pic:spPr bwMode="auto">
+                    <a:xfrm>
+                      <a:off x="0" y="0"/>
+                      <a:ext cx="4874352" cy="3276649"/>
+                    </a:xfrm>
+                    <a:prstGeom prst="rect">
+                      <a:avLst/>
+                    </a:prstGeom>
+                    <a:noFill/>
+                    <a:ln>
+                      <a:noFill/>
+                    </a:ln>
+                  </pic:spPr>
+                </pic:pic>
+              </a:graphicData>
+            </a:graphic>
+          </wp:inline>
+        </w:drawing>
+      </w:r>
+    </w:p>
+    <w:p>
+      <w:pPr>
+        <w:pStyle w:val="Caption"/>
+        <w:spacing w:after="0" w:line="360" w:lineRule="auto"/>
+        <w:jc w:val="center"/>
+      </w:pPr>
+      <w:r>
+        <w:t xml:space="preserve">Figure 5: </w:t>
+      </w:r>
+      <w:r>
+        <w:t>Configuring Router Sub-Interfaces for VLAN 10 and VLAN 20</w:t>
+      </w:r>
+    </w:p>
+    <w:p>
+      <w:pPr>
+        <w:tabs>
+          <w:tab w:val="left" w:pos="1832"/>
+        </w:tabs>
+        <w:spacing w:after="0"/>
+        <w:jc w:val="both"/>
+        <w:rPr>
+          <w:rFonts w:ascii="Times New Roman" w:hAnsi="Times New Roman" w:cs="Times New Roman"/>
+          <w:sz w:val="24"/>
+          <w:szCs w:val="24"/>
+        </w:rPr>
+      </w:pPr>
+      <w:r>
+        <w:rPr>
+          <w:rFonts w:ascii="Times New Roman" w:hAnsi="Times New Roman" w:cs="Times New Roman"/>
+          <w:sz w:val="24"/>
+          <w:szCs w:val="24"/>
+        </w:rPr>
+        <w:t xml:space="preserve">In this step, I created two sub-interfaces on </w:t>
+      </w:r>
+      <w:proofErr w:type="spellStart"/>
+      <w:r>
+        <w:rPr>
+          <w:rFonts w:ascii="Times New Roman" w:hAnsi="Times New Roman" w:cs="Times New Roman"/>
+          <w:sz w:val="24"/>
+          <w:szCs w:val="24"/>
+        </w:rPr>
+        <w:t>GigabitEthernet</w:t>
+      </w:r>
+      <w:proofErr w:type="spellEnd"/>
+      <w:r>
+        <w:rPr>
+          <w:rFonts w:ascii="Times New Roman" w:hAnsi="Times New Roman" w:cs="Times New Roman"/>
+          <w:sz w:val="24"/>
+          <w:szCs w:val="24"/>
+        </w:rPr>
+        <w:t xml:space="preserve"> 0/0 for the two VLANs.</w:t>
+      </w:r>
+      <w:r>
+        <w:rPr>
+          <w:rFonts w:ascii="Times New Roman" w:hAnsi="Times New Roman" w:cs="Times New Roman"/>
+          <w:sz w:val="24"/>
+          <w:szCs w:val="24"/>
+        </w:rPr>
+        <w:t xml:space="preserve"> </w:t>
+      </w:r>
+      <w:r>
+        <w:rPr>
+          <w:rFonts w:ascii="Times New Roman" w:hAnsi="Times New Roman" w:cs="Times New Roman"/>
+          <w:sz w:val="24"/>
+          <w:szCs w:val="24"/>
+        </w:rPr>
+        <w:t>For VLAN 10, I used IP address 192.168.1.1 and for VLAN 20, I used 192.168.2.1.</w:t>
+      </w:r>
+      <w:r>
+        <w:rPr>
+          <w:rFonts w:ascii="Times New Roman" w:hAnsi="Times New Roman" w:cs="Times New Roman"/>
+          <w:sz w:val="24"/>
+          <w:szCs w:val="24"/>
+        </w:rPr>
+        <w:t xml:space="preserve"> </w:t>
+      </w:r>
+      <w:r>
+        <w:rPr>
+          <w:rFonts w:ascii="Times New Roman" w:hAnsi="Times New Roman" w:cs="Times New Roman"/>
+          <w:sz w:val="24"/>
+          <w:szCs w:val="24"/>
+        </w:rPr>
+        <w:t>I also configured 802.1Q encapsulation using VLAN IDs 10 and 20.</w:t>
+      </w:r>
+      <w:r>
+        <w:rPr>
+          <w:rFonts w:ascii="Times New Roman" w:hAnsi="Times New Roman" w:cs="Times New Roman"/>
+          <w:sz w:val="24"/>
+          <w:szCs w:val="24"/>
+        </w:rPr>
+        <w:t xml:space="preserve"> </w:t>
+      </w:r>
+      <w:r>
+        <w:rPr>
+          <w:rFonts w:ascii="Times New Roman" w:hAnsi="Times New Roman" w:cs="Times New Roman"/>
+          <w:sz w:val="24"/>
+          <w:szCs w:val="24"/>
+        </w:rPr>
+        <w:t>The show ip interface brief command was used to verify that both sub-interfaces are up.</w:t>
+      </w:r>
+    </w:p>
+    <w:p>
+      <w:pPr>
+        <w:tabs>
+          <w:tab w:val="left" w:pos="1832"/>
+        </w:tabs>
+        <w:spacing w:after="0"/>
+        <w:rPr>
+          <w:rFonts w:ascii="Times New Roman" w:hAnsi="Times New Roman" w:cs="Times New Roman"/>
+          <w:sz w:val="24"/>
+          <w:szCs w:val="24"/>
+        </w:rPr>
+      </w:pPr>
+    </w:p>
+    <w:p>
+      <w:pPr>
+        <w:tabs>
+          <w:tab w:val="left" w:pos="1832"/>
+        </w:tabs>
+        <w:spacing w:after="0"/>
+        <w:rPr>
+          <w:rFonts w:ascii="Times New Roman" w:hAnsi="Times New Roman" w:cs="Times New Roman"/>
+          <w:b/>
+          <w:bCs/>
+          <w:sz w:val="24"/>
+          <w:szCs w:val="24"/>
+        </w:rPr>
+      </w:pPr>
+      <w:r>
+        <w:rPr>
+          <w:rFonts w:ascii="Times New Roman" w:hAnsi="Times New Roman" w:cs="Times New Roman"/>
+          <w:b/>
+          <w:bCs/>
+          <w:sz w:val="24"/>
+          <w:szCs w:val="24"/>
+        </w:rPr>
+        <w:t>Step 6: Configure the Switch Port as Trunk</w:t>
+      </w:r>
+    </w:p>
+    <w:p>
+      <w:pPr>
+        <w:keepNext/>
+        <w:tabs>
+          <w:tab w:val="left" w:pos="1832"/>
+        </w:tabs>
+        <w:spacing w:after="0"/>
+      </w:pPr>
+      <w:r>
+        <w:rPr>
+          <w:noProof/>
+          <w:lang w:val="en-US"/>
+        </w:rPr>
+        <w:drawing>
+          <wp:inline distT="0" distB="0" distL="0" distR="0" wp14:anchorId="08C7A895" wp14:editId="0C60031A">
+            <wp:extent cx="4564380" cy="3003420"/>
+            <wp:effectExtent l="0" t="0" r="7620" b="6985"/>
+            <wp:docPr id="512472474" name="Picture 5"/>
+            <wp:cNvGraphicFramePr>
+              <a:graphicFrameLocks xmlns:a="http://schemas.openxmlformats.org/drawingml/2006/main" noChangeAspect="1"/>
+            </wp:cNvGraphicFramePr>
+            <a:graphic xmlns:a="http://schemas.openxmlformats.org/drawingml/2006/main">
+              <a:graphicData uri="http://schemas.openxmlformats.org/drawingml/2006/picture">
+                <pic:pic xmlns:pic="http://schemas.openxmlformats.org/drawingml/2006/picture">
+                  <pic:nvPicPr>
+                    <pic:cNvPr id="0" name="Picture 9"/>
+                    <pic:cNvPicPr>
+                      <a:picLocks noChangeAspect="1" noChangeArrowheads="1"/>
+                    </pic:cNvPicPr>
+                  </pic:nvPicPr>
+                  <pic:blipFill>
+                    <a:blip r:embed="rId36" cstate="print">
+                      <a:extLst>
+                        <a:ext uri="{28A0092B-C50C-407E-A947-70E740481C1C}">
+                          <a14:useLocalDpi xmlns:a14="http://schemas.microsoft.com/office/drawing/2010/main" val="0"/>
+                        </a:ext>
+                      </a:extLst>
+                    </a:blip>
+                    <a:srcRect/>
+                    <a:stretch>
+                      <a:fillRect/>
+                    </a:stretch>
+                  </pic:blipFill>
+                  <pic:spPr bwMode="auto">
+                    <a:xfrm>
+                      <a:off x="0" y="0"/>
+                      <a:ext cx="4609835" cy="3033330"/>
+                    </a:xfrm>
+                    <a:prstGeom prst="rect">
+                      <a:avLst/>
+                    </a:prstGeom>
+                    <a:noFill/>
+                    <a:ln>
+                      <a:noFill/>
+                    </a:ln>
+                  </pic:spPr>
+                </pic:pic>
+              </a:graphicData>
+            </a:graphic>
+          </wp:inline>
+        </w:drawing>
+      </w:r>
+    </w:p>
+    <w:p>
+      <w:pPr>
+        <w:pStyle w:val="Caption"/>
+        <w:jc w:val="center"/>
+      </w:pPr>
+      <w:r>
+        <w:t xml:space="preserve">Figure 6: </w:t>
+      </w:r>
+      <w:r>
+        <w:t xml:space="preserve">Configuring </w:t>
+      </w:r>
+      <w:proofErr w:type="spellStart"/>
+      <w:r>
+        <w:t>FastEthernet</w:t>
+      </w:r>
+      <w:proofErr w:type="spellEnd"/>
+      <w:r>
+        <w:t xml:space="preserve"> 0/5 as Trunk Port</w:t>
+      </w:r>
+    </w:p>
+    <w:p>
+      <w:pPr>
+        <w:tabs>
+          <w:tab w:val="left" w:pos="1832"/>
+        </w:tabs>
+        <w:spacing w:after="0"/>
+        <w:rPr>
+          <w:rFonts w:ascii="Times New Roman" w:hAnsi="Times New Roman" w:cs="Times New Roman"/>
+          <w:sz w:val="24"/>
+          <w:szCs w:val="24"/>
+        </w:rPr>
+      </w:pPr>
+      <w:r>
+        <w:rPr>
+          <w:rFonts w:ascii="Times New Roman" w:hAnsi="Times New Roman" w:cs="Times New Roman"/>
+          <w:sz w:val="24"/>
+          <w:szCs w:val="24"/>
+        </w:rPr>
+        <w:lastRenderedPageBreak/>
+        <w:t xml:space="preserve">In this step, I configured </w:t>
+      </w:r>
+      <w:proofErr w:type="spellStart"/>
+      <w:r>
+        <w:rPr>
+          <w:rFonts w:ascii="Times New Roman" w:hAnsi="Times New Roman" w:cs="Times New Roman"/>
+          <w:sz w:val="24"/>
+          <w:szCs w:val="24"/>
+        </w:rPr>
+        <w:t>FastEthernet</w:t>
+      </w:r>
+      <w:proofErr w:type="spellEnd"/>
+      <w:r>
+        <w:rPr>
+          <w:rFonts w:ascii="Times New Roman" w:hAnsi="Times New Roman" w:cs="Times New Roman"/>
+          <w:sz w:val="24"/>
+          <w:szCs w:val="24"/>
+        </w:rPr>
+        <w:t xml:space="preserve"> 0/5 of the switch as a trunk port.</w:t>
+      </w:r>
+      <w:r>
+        <w:rPr>
+          <w:rFonts w:ascii="Times New Roman" w:hAnsi="Times New Roman" w:cs="Times New Roman"/>
+          <w:sz w:val="24"/>
+          <w:szCs w:val="24"/>
+        </w:rPr>
+        <w:t xml:space="preserve"> </w:t>
+      </w:r>
+      <w:r>
+        <w:rPr>
+          <w:rFonts w:ascii="Times New Roman" w:hAnsi="Times New Roman" w:cs="Times New Roman"/>
+          <w:sz w:val="24"/>
+          <w:szCs w:val="24"/>
+        </w:rPr>
+        <w:t>I used the switchport mode trunk command for this configuration.</w:t>
+      </w:r>
+      <w:r>
+        <w:rPr>
+          <w:rFonts w:ascii="Times New Roman" w:hAnsi="Times New Roman" w:cs="Times New Roman"/>
+          <w:sz w:val="24"/>
+          <w:szCs w:val="24"/>
+        </w:rPr>
+        <w:t xml:space="preserve"> </w:t>
+      </w:r>
+      <w:r>
+        <w:rPr>
+          <w:rFonts w:ascii="Times New Roman" w:hAnsi="Times New Roman" w:cs="Times New Roman"/>
+          <w:sz w:val="24"/>
+          <w:szCs w:val="24"/>
+        </w:rPr>
+        <w:t>The show interfaces trunk command was used to verify the trunk configuration.</w:t>
+      </w:r>
+      <w:r>
+        <w:rPr>
+          <w:rFonts w:ascii="Times New Roman" w:hAnsi="Times New Roman" w:cs="Times New Roman"/>
+          <w:sz w:val="24"/>
+          <w:szCs w:val="24"/>
+        </w:rPr>
+        <w:t xml:space="preserve"> </w:t>
+      </w:r>
+      <w:r>
+        <w:rPr>
+          <w:rFonts w:ascii="Times New Roman" w:hAnsi="Times New Roman" w:cs="Times New Roman"/>
+          <w:sz w:val="24"/>
+          <w:szCs w:val="24"/>
+        </w:rPr>
+        <w:t>The output shows that Fa0/5 is working in trunk mode with 802.1Q encapsulation.</w:t>
+      </w:r>
+    </w:p>
+    <w:p>
+      <w:pPr>
+        <w:tabs>
+          <w:tab w:val="left" w:pos="1832"/>
+        </w:tabs>
+        <w:spacing w:after="0"/>
+        <w:rPr>
+          <w:rFonts w:ascii="Times New Roman" w:hAnsi="Times New Roman" w:cs="Times New Roman"/>
+          <w:sz w:val="24"/>
+          <w:szCs w:val="24"/>
+        </w:rPr>
+      </w:pPr>
+    </w:p>
+    <w:p>
+      <w:pPr>
+        <w:tabs>
+          <w:tab w:val="left" w:pos="1832"/>
+        </w:tabs>
+        <w:spacing w:after="0"/>
+        <w:rPr>
+          <w:rFonts w:ascii="Times New Roman" w:hAnsi="Times New Roman" w:cs="Times New Roman"/>
+          <w:b/>
+          <w:bCs/>
+          <w:sz w:val="24"/>
+          <w:szCs w:val="24"/>
+        </w:rPr>
+      </w:pPr>
+      <w:r>
+        <w:rPr>
+          <w:rFonts w:ascii="Times New Roman" w:hAnsi="Times New Roman" w:cs="Times New Roman"/>
+          <w:b/>
+          <w:bCs/>
+          <w:sz w:val="24"/>
+          <w:szCs w:val="24"/>
+        </w:rPr>
+        <w:t>Step 7: Test Inter-VLAN Communication</w:t>
+      </w:r>
+    </w:p>
+    <w:p>
+      <w:pPr>
+        <w:keepNext/>
+        <w:tabs>
+          <w:tab w:val="left" w:pos="1832"/>
+        </w:tabs>
+        <w:spacing w:after="0"/>
+      </w:pPr>
+      <w:r>
+        <w:rPr>
+          <w:rFonts w:ascii="Times New Roman" w:hAnsi="Times New Roman" w:cs="Times New Roman"/>
+          <w:noProof/>
+          <w:sz w:val="24"/>
+          <w:szCs w:val="24"/>
+          <w:lang w:val="en-US"/>
+        </w:rPr>
+        <w:drawing>
+          <wp:inline distT="0" distB="0" distL="0" distR="0" wp14:anchorId="241F8A62" wp14:editId="0C47C4A1">
+            <wp:extent cx="5943600" cy="3343275"/>
+            <wp:effectExtent l="0" t="0" r="0" b="9525"/>
+            <wp:docPr id="527914047" name="Picture 6"/>
+            <wp:cNvGraphicFramePr>
+              <a:graphicFrameLocks xmlns:a="http://schemas.openxmlformats.org/drawingml/2006/main" noChangeAspect="1"/>
+            </wp:cNvGraphicFramePr>
+            <a:graphic xmlns:a="http://schemas.openxmlformats.org/drawingml/2006/main">
+              <a:graphicData uri="http://schemas.openxmlformats.org/drawingml/2006/picture">
+                <pic:pic xmlns:pic="http://schemas.openxmlformats.org/drawingml/2006/picture">
+                  <pic:nvPicPr>
+                    <pic:cNvPr id="0" name="Picture 11"/>
+                    <pic:cNvPicPr>
+                      <a:picLocks noChangeAspect="1" noChangeArrowheads="1"/>
+                    </pic:cNvPicPr>
+                  </pic:nvPicPr>
+                  <pic:blipFill>
+                    <a:blip r:embed="rId37" cstate="print">
+                      <a:extLst>
+                        <a:ext uri="{28A0092B-C50C-407E-A947-70E740481C1C}">
+                          <a14:useLocalDpi xmlns:a14="http://schemas.microsoft.com/office/drawing/2010/main" val="0"/>
+                        </a:ext>
+                      </a:extLst>
+                    </a:blip>
+                    <a:srcRect/>
+                    <a:stretch>
+                      <a:fillRect/>
+                    </a:stretch>
+                  </pic:blipFill>
+                  <pic:spPr bwMode="auto">
+                    <a:xfrm>
+                      <a:off x="0" y="0"/>
+                      <a:ext cx="5943600" cy="3343275"/>
+                    </a:xfrm>
+                    <a:prstGeom prst="rect">
+                      <a:avLst/>
+                    </a:prstGeom>
+                    <a:noFill/>
+                    <a:ln>
+                      <a:noFill/>
+                    </a:ln>
+                  </pic:spPr>
+                </pic:pic>
+              </a:graphicData>
+            </a:graphic>
+          </wp:inline>
+        </w:drawing>
+      </w:r>
+    </w:p>
+    <w:p>
+      <w:pPr>
+        <w:pStyle w:val="Caption"/>
+        <w:jc w:val="center"/>
+      </w:pPr>
+      <w:r>
+        <w:t xml:space="preserve">Figure 7: </w:t>
+      </w:r>
+      <w:r>
+        <w:t>Testing Packet Transfer Between VLANs</w:t>
+      </w:r>
+    </w:p>
+    <w:p>
+      <w:pPr>
+        <w:tabs>
+          <w:tab w:val="left" w:pos="1832"/>
+        </w:tabs>
+        <w:spacing w:after="0"/>
+        <w:jc w:val="both"/>
+        <w:rPr>
+          <w:rFonts w:ascii="Times New Roman" w:hAnsi="Times New Roman" w:cs="Times New Roman"/>
+          <w:sz w:val="24"/>
+          <w:szCs w:val="24"/>
+        </w:rPr>
+      </w:pPr>
+      <w:r>
+        <w:rPr>
+          <w:rFonts w:ascii="Times New Roman" w:hAnsi="Times New Roman" w:cs="Times New Roman"/>
+          <w:sz w:val="24"/>
+          <w:szCs w:val="24"/>
+        </w:rPr>
+        <w:t>In this step, I used Simulation Mode in Cisco Packet Tracer to test communication between the PCs.</w:t>
+      </w:r>
+      <w:r>
+        <w:rPr>
+          <w:rFonts w:ascii="Times New Roman" w:hAnsi="Times New Roman" w:cs="Times New Roman"/>
+          <w:sz w:val="24"/>
+          <w:szCs w:val="24"/>
+        </w:rPr>
+        <w:t xml:space="preserve"> </w:t>
+      </w:r>
+      <w:r>
+        <w:rPr>
+          <w:rFonts w:ascii="Times New Roman" w:hAnsi="Times New Roman" w:cs="Times New Roman"/>
+          <w:sz w:val="24"/>
+          <w:szCs w:val="24"/>
+        </w:rPr>
+        <w:t>I sent an ICMP packet from PC0 to PC3 to check communication between the two VLANs.</w:t>
+      </w:r>
+      <w:r>
+        <w:rPr>
+          <w:rFonts w:ascii="Times New Roman" w:hAnsi="Times New Roman" w:cs="Times New Roman"/>
+          <w:sz w:val="24"/>
+          <w:szCs w:val="24"/>
+        </w:rPr>
+        <w:br/>
+        <w:t xml:space="preserve">The Event List shows that the packet transfer was </w:t>
+      </w:r>
+      <w:r>
+        <w:rPr>
+          <w:rFonts w:ascii="Times New Roman" w:hAnsi="Times New Roman" w:cs="Times New Roman"/>
+          <w:b/>
+          <w:bCs/>
+          <w:sz w:val="24"/>
+          <w:szCs w:val="24"/>
+        </w:rPr>
+        <w:t>failed</w:t>
+      </w:r>
+      <w:r>
+        <w:rPr>
+          <w:rFonts w:ascii="Times New Roman" w:hAnsi="Times New Roman" w:cs="Times New Roman"/>
+          <w:sz w:val="24"/>
+          <w:szCs w:val="24"/>
+        </w:rPr>
+        <w:t xml:space="preserve"> in this test.</w:t>
+      </w:r>
+      <w:r>
+        <w:rPr>
+          <w:rFonts w:ascii="Times New Roman" w:hAnsi="Times New Roman" w:cs="Times New Roman"/>
+          <w:sz w:val="24"/>
+          <w:szCs w:val="24"/>
+        </w:rPr>
+        <w:t xml:space="preserve"> </w:t>
+      </w:r>
+      <w:r>
+        <w:rPr>
+          <w:rFonts w:ascii="Times New Roman" w:hAnsi="Times New Roman" w:cs="Times New Roman"/>
+          <w:sz w:val="24"/>
+          <w:szCs w:val="24"/>
+        </w:rPr>
+        <w:t>This shows that the inter-VLAN communication still needs to be checked and configured correctly.</w:t>
+      </w:r>
+    </w:p>
+    <w:p>
+      <w:pPr>
+        <w:tabs>
+          <w:tab w:val="left" w:pos="1832"/>
+        </w:tabs>
+        <w:spacing w:after="0"/>
+        <w:rPr>
+          <w:rFonts w:ascii="Times New Roman" w:hAnsi="Times New Roman" w:cs="Times New Roman"/>
+          <w:sz w:val="24"/>
+          <w:szCs w:val="24"/>
+        </w:rPr>
+      </w:pPr>
+    </w:p>
+    <w:p>
+      <w:pPr>
+        <w:tabs>
+          <w:tab w:val="left" w:pos="1832"/>
+        </w:tabs>
+        <w:spacing w:after="0"/>
+        <w:rPr>
+          <w:rFonts w:ascii="Times New Roman" w:hAnsi="Times New Roman" w:cs="Times New Roman"/>
+          <w:b/>
+          <w:bCs/>
+          <w:sz w:val="24"/>
+          <w:szCs w:val="24"/>
+        </w:rPr>
+      </w:pPr>
+    </w:p>
+    <w:p>
+      <w:pPr>
+        <w:tabs>
+          <w:tab w:val="left" w:pos="1832"/>
+        </w:tabs>
+        <w:spacing w:after="0"/>
+        <w:rPr>
+          <w:rFonts w:ascii="Times New Roman" w:hAnsi="Times New Roman" w:cs="Times New Roman"/>
+          <w:b/>
+          <w:bCs/>
+          <w:sz w:val="24"/>
+          <w:szCs w:val="24"/>
+        </w:rPr>
+      </w:pPr>
+    </w:p>
+    <w:p>
+      <w:pPr>
+        <w:tabs>
+          <w:tab w:val="left" w:pos="1832"/>
+        </w:tabs>
+        <w:spacing w:after="0" w:line="360" w:lineRule="auto"/>
+        <w:rPr>
+          <w:rFonts w:ascii="Times New Roman" w:hAnsi="Times New Roman" w:cs="Times New Roman"/>
+          <w:b/>
+          <w:bCs/>
+          <w:sz w:val="28"/>
+          <w:szCs w:val="28"/>
+        </w:rPr>
+      </w:pPr>
+      <w:r>
+        <w:rPr>
+          <w:rFonts w:ascii="Times New Roman" w:hAnsi="Times New Roman" w:cs="Times New Roman"/>
+          <w:b/>
+          <w:bCs/>
+          <w:sz w:val="28"/>
+          <w:szCs w:val="28"/>
+        </w:rPr>
+        <w:t>Conclusion</w:t>
+      </w:r>
+    </w:p>
+    <w:p>
+      <w:pPr>
+        <w:tabs>
+          <w:tab w:val="left" w:pos="1832"/>
+        </w:tabs>
+        <w:spacing w:after="0"/>
+        <w:rPr>
+          <w:rFonts w:ascii="Times New Roman" w:hAnsi="Times New Roman" w:cs="Times New Roman"/>
+          <w:sz w:val="24"/>
+          <w:szCs w:val="24"/>
+        </w:rPr>
+      </w:pPr>
+      <w:r>
+        <w:rPr>
+          <w:rFonts w:ascii="Times New Roman" w:hAnsi="Times New Roman" w:cs="Times New Roman"/>
+          <w:sz w:val="24"/>
+          <w:szCs w:val="24"/>
+        </w:rPr>
+        <w:t>The network was created in Cisco Packet Tracer using one router, one switch, and four PCs.</w:t>
+      </w:r>
+      <w:r>
+        <w:rPr>
+          <w:rFonts w:ascii="Times New Roman" w:hAnsi="Times New Roman" w:cs="Times New Roman"/>
+          <w:sz w:val="24"/>
+          <w:szCs w:val="24"/>
+        </w:rPr>
+        <w:t xml:space="preserve"> </w:t>
+      </w:r>
+      <w:r>
+        <w:rPr>
+          <w:rFonts w:ascii="Times New Roman" w:hAnsi="Times New Roman" w:cs="Times New Roman"/>
+          <w:sz w:val="24"/>
+          <w:szCs w:val="24"/>
+        </w:rPr>
+        <w:t>VLAN 10 (HR) and VLAN 20 (FINANCE) were created and the PC ports were assigned to their</w:t>
+      </w:r>
+      <w:r>
+        <w:rPr>
+          <w:rFonts w:ascii="Times New Roman" w:hAnsi="Times New Roman" w:cs="Times New Roman"/>
+          <w:sz w:val="24"/>
+          <w:szCs w:val="24"/>
+        </w:rPr>
+        <w:t xml:space="preserve"> </w:t>
+      </w:r>
+      <w:r>
+        <w:rPr>
+          <w:rFonts w:ascii="Times New Roman" w:hAnsi="Times New Roman" w:cs="Times New Roman"/>
+          <w:sz w:val="24"/>
+          <w:szCs w:val="24"/>
+        </w:rPr>
+        <w:t>respective VLANs. The router sub-interfaces and trunk link were configured for Router-on-a</w:t>
+      </w:r>
+      <w:r>
+        <w:rPr>
+          <w:rFonts w:ascii="Times New Roman" w:hAnsi="Times New Roman" w:cs="Times New Roman"/>
+          <w:sz w:val="24"/>
+          <w:szCs w:val="24"/>
+        </w:rPr>
+        <w:t xml:space="preserve"> </w:t>
+      </w:r>
+      <w:r>
+        <w:rPr>
+          <w:rFonts w:ascii="Times New Roman" w:hAnsi="Times New Roman" w:cs="Times New Roman"/>
+          <w:sz w:val="24"/>
+          <w:szCs w:val="24"/>
+        </w:rPr>
+        <w:t xml:space="preserve">Stick inter-VLAN communication. In the final simulation shown, the ICMP packet from </w:t>
+      </w:r>
+      <w:r>
+        <w:rPr>
+          <w:rFonts w:ascii="Times New Roman" w:hAnsi="Times New Roman" w:cs="Times New Roman"/>
+          <w:b/>
+          <w:bCs/>
+          <w:sz w:val="24"/>
+          <w:szCs w:val="24"/>
+        </w:rPr>
+        <w:t>PC0 to</w:t>
+      </w:r>
+      <w:r>
+        <w:rPr>
+          <w:rFonts w:ascii="Times New Roman" w:hAnsi="Times New Roman" w:cs="Times New Roman"/>
+          <w:b/>
+          <w:bCs/>
+          <w:sz w:val="24"/>
+          <w:szCs w:val="24"/>
+        </w:rPr>
+        <w:t xml:space="preserve"> </w:t>
+      </w:r>
+      <w:r>
+        <w:rPr>
+          <w:rFonts w:ascii="Times New Roman" w:hAnsi="Times New Roman" w:cs="Times New Roman"/>
+          <w:b/>
+          <w:bCs/>
+          <w:sz w:val="24"/>
+          <w:szCs w:val="24"/>
+        </w:rPr>
+        <w:t>PC3 failed</w:t>
+      </w:r>
+      <w:r>
+        <w:rPr>
+          <w:rFonts w:ascii="Times New Roman" w:hAnsi="Times New Roman" w:cs="Times New Roman"/>
+          <w:sz w:val="24"/>
+          <w:szCs w:val="24"/>
+        </w:rPr>
+        <w:t>, so the inter-VLAN communication was not successfully confirmed in this test.</w:t>
+      </w:r>
+    </w:p>
+    <w:p>
+      <w:pPr>
+        <w:tabs>
+          <w:tab w:val="left" w:pos="1832"/>
+        </w:tabs>
+        <w:spacing w:after="0"/>
+        <w:rPr>
+          <w:rFonts w:ascii="Times New Roman" w:hAnsi="Times New Roman" w:cs="Times New Roman"/>
+          <w:sz w:val="24"/>
+          <w:szCs w:val="24"/>
+        </w:rPr>
+      </w:pPr>
+    </w:p>
+    <w:p>
+      <w:pPr>
+        <w:tabs>
+          <w:tab w:val="left" w:pos="1832"/>
+        </w:tabs>
+        <w:spacing w:after="0"/>
+        <w:rPr>
+          <w:rFonts w:ascii="Times New Roman" w:hAnsi="Times New Roman" w:cs="Times New Roman"/>
+          <w:sz w:val="24"/>
+          <w:szCs w:val="24"/>
+        </w:rPr>
+      </w:pPr>
+    </w:p>
+    <w:p>
+      <w:pPr>
+        <w:tabs>
+          <w:tab w:val="left" w:pos="1832"/>
+        </w:tabs>
+        <w:spacing w:after="0"/>
+        <w:rPr>
+          <w:rFonts w:ascii="Times New Roman" w:hAnsi="Times New Roman" w:cs="Times New Roman"/>
+          <w:sz w:val="24"/>
+          <w:szCs w:val="24"/>
+        </w:rPr>
+      </w:pPr>
+    </w:p>
+    <w:p>
+      <w:pPr>
+        <w:tabs>
+          <w:tab w:val="left" w:pos="1832"/>
+        </w:tabs>
+        <w:spacing w:after="0"/>
+        <w:rPr>
+          <w:rFonts w:ascii="Times New Roman" w:hAnsi="Times New Roman" w:cs="Times New Roman"/>
+          <w:sz w:val="24"/>
+          <w:szCs w:val="24"/>
+        </w:rPr>
+      </w:pPr>
+    </w:p>
+    <w:p>
+      <w:pPr>
+        <w:tabs>
+          <w:tab w:val="left" w:pos="1832"/>
+        </w:tabs>
+        <w:spacing w:after="0" w:line="360" w:lineRule="auto"/>
+        <w:rPr>
+          <w:rFonts w:ascii="Times New Roman" w:hAnsi="Times New Roman" w:cs="Times New Roman"/>
+          <w:b/>
+          <w:bCs/>
+          <w:sz w:val="26"/>
+          <w:szCs w:val="26"/>
+        </w:rPr>
+      </w:pPr>
+      <w:r>
+        <w:rPr>
+          <w:rFonts w:ascii="Times New Roman" w:hAnsi="Times New Roman" w:cs="Times New Roman"/>
+          <w:b/>
+          <w:bCs/>
+          <w:sz w:val="26"/>
+          <w:szCs w:val="26"/>
+        </w:rPr>
+        <w:lastRenderedPageBreak/>
+        <w:t>Observation Questions</w:t>
+      </w:r>
+    </w:p>
+    <w:p>
+      <w:pPr>
+        <w:tabs>
+          <w:tab w:val="left" w:pos="1832"/>
+        </w:tabs>
+        <w:spacing w:after="0"/>
+        <w:rPr>
+          <w:rFonts w:ascii="Times New Roman" w:hAnsi="Times New Roman" w:cs="Times New Roman"/>
+          <w:b/>
+          <w:bCs/>
+          <w:sz w:val="24"/>
+          <w:szCs w:val="24"/>
+        </w:rPr>
+      </w:pPr>
+      <w:r>
+        <w:rPr>
+          <w:rFonts w:ascii="Times New Roman" w:hAnsi="Times New Roman" w:cs="Times New Roman"/>
+          <w:b/>
+          <w:bCs/>
+          <w:sz w:val="24"/>
+          <w:szCs w:val="24"/>
+        </w:rPr>
+        <w:t>Q1. What is the purpose of creating VLAN 10 and VLAN 20 on the switch?</w:t>
+      </w:r>
+    </w:p>
+    <w:p>
+      <w:pPr>
+        <w:tabs>
+          <w:tab w:val="left" w:pos="1832"/>
+        </w:tabs>
+        <w:spacing w:after="0"/>
+        <w:rPr>
+          <w:rFonts w:ascii="Times New Roman" w:hAnsi="Times New Roman" w:cs="Times New Roman"/>
+          <w:sz w:val="24"/>
+          <w:szCs w:val="24"/>
+        </w:rPr>
+      </w:pPr>
+      <w:r>
+        <w:rPr>
+          <w:rFonts w:ascii="Times New Roman" w:hAnsi="Times New Roman" w:cs="Times New Roman"/>
+          <w:b/>
+          <w:bCs/>
+          <w:sz w:val="24"/>
+          <w:szCs w:val="24"/>
+        </w:rPr>
+        <w:t>Ans:</w:t>
+      </w:r>
+      <w:r>
+        <w:rPr>
+          <w:rFonts w:ascii="Times New Roman" w:hAnsi="Times New Roman" w:cs="Times New Roman"/>
+          <w:sz w:val="24"/>
+          <w:szCs w:val="24"/>
+        </w:rPr>
+        <w:t xml:space="preserve"> VLANs are created to divide the network into separate logical groups.</w:t>
+      </w:r>
+    </w:p>
+    <w:p>
+      <w:pPr>
+        <w:numPr>
+          <w:ilvl w:val="0"/>
+          <w:numId w:val="17"/>
+        </w:numPr>
+        <w:tabs>
+          <w:tab w:val="left" w:pos="1832"/>
+        </w:tabs>
+        <w:spacing w:after="0"/>
+        <w:rPr>
+          <w:rFonts w:ascii="Times New Roman" w:hAnsi="Times New Roman" w:cs="Times New Roman"/>
+          <w:sz w:val="24"/>
+          <w:szCs w:val="24"/>
+        </w:rPr>
+      </w:pPr>
+      <w:r>
+        <w:rPr>
+          <w:rFonts w:ascii="Times New Roman" w:hAnsi="Times New Roman" w:cs="Times New Roman"/>
+          <w:sz w:val="24"/>
+          <w:szCs w:val="24"/>
+        </w:rPr>
+        <w:t>VLAN 10 – HR: Used for PC0 and PC1.</w:t>
+      </w:r>
+    </w:p>
+    <w:p>
+      <w:pPr>
+        <w:numPr>
+          <w:ilvl w:val="0"/>
+          <w:numId w:val="17"/>
+        </w:numPr>
+        <w:tabs>
+          <w:tab w:val="left" w:pos="1832"/>
+        </w:tabs>
+        <w:spacing w:after="0"/>
+        <w:rPr>
+          <w:rFonts w:ascii="Times New Roman" w:hAnsi="Times New Roman" w:cs="Times New Roman"/>
+          <w:sz w:val="24"/>
+          <w:szCs w:val="24"/>
+        </w:rPr>
+      </w:pPr>
+      <w:r>
+        <w:rPr>
+          <w:rFonts w:ascii="Times New Roman" w:hAnsi="Times New Roman" w:cs="Times New Roman"/>
+          <w:sz w:val="24"/>
+          <w:szCs w:val="24"/>
+        </w:rPr>
+        <w:t>VLAN 20 – FINANCE: Used for PC2 and PC3.</w:t>
+      </w:r>
+    </w:p>
+    <w:p>
+      <w:pPr>
+        <w:numPr>
+          <w:ilvl w:val="0"/>
+          <w:numId w:val="17"/>
+        </w:numPr>
+        <w:tabs>
+          <w:tab w:val="left" w:pos="1832"/>
+        </w:tabs>
+        <w:spacing w:after="0"/>
+        <w:rPr>
+          <w:rFonts w:ascii="Times New Roman" w:hAnsi="Times New Roman" w:cs="Times New Roman"/>
+          <w:sz w:val="24"/>
+          <w:szCs w:val="24"/>
+        </w:rPr>
+      </w:pPr>
+      <w:r>
+        <w:rPr>
+          <w:rFonts w:ascii="Times New Roman" w:hAnsi="Times New Roman" w:cs="Times New Roman"/>
+          <w:sz w:val="24"/>
+          <w:szCs w:val="24"/>
+        </w:rPr>
+        <w:t>They separate the broadcast traffic between the two groups.</w:t>
+      </w:r>
+    </w:p>
+    <w:p>
+      <w:pPr>
+        <w:numPr>
+          <w:ilvl w:val="0"/>
+          <w:numId w:val="17"/>
+        </w:numPr>
+        <w:tabs>
+          <w:tab w:val="left" w:pos="1832"/>
+        </w:tabs>
+        <w:spacing w:after="0"/>
+        <w:rPr>
+          <w:rFonts w:ascii="Times New Roman" w:hAnsi="Times New Roman" w:cs="Times New Roman"/>
+          <w:sz w:val="24"/>
+          <w:szCs w:val="24"/>
+        </w:rPr>
+      </w:pPr>
+      <w:r>
+        <w:rPr>
+          <w:rFonts w:ascii="Times New Roman" w:hAnsi="Times New Roman" w:cs="Times New Roman"/>
+          <w:sz w:val="24"/>
+          <w:szCs w:val="24"/>
+        </w:rPr>
+        <w:t>Router-on-a-Stick is used to allow communication between the two VLANs.</w:t>
+      </w:r>
+    </w:p>
+    <w:p>
+      <w:pPr>
+        <w:tabs>
+          <w:tab w:val="left" w:pos="1832"/>
+        </w:tabs>
+        <w:spacing w:after="0"/>
+        <w:rPr>
+          <w:rFonts w:ascii="Times New Roman" w:hAnsi="Times New Roman" w:cs="Times New Roman"/>
+          <w:sz w:val="24"/>
+          <w:szCs w:val="24"/>
+        </w:rPr>
+      </w:pPr>
+    </w:p>
+    <w:p>
+      <w:pPr>
+        <w:tabs>
+          <w:tab w:val="left" w:pos="1832"/>
+        </w:tabs>
+        <w:spacing w:after="0"/>
+        <w:rPr>
+          <w:rFonts w:ascii="Times New Roman" w:hAnsi="Times New Roman" w:cs="Times New Roman"/>
+          <w:b/>
+          <w:bCs/>
+          <w:sz w:val="24"/>
+          <w:szCs w:val="24"/>
+        </w:rPr>
+      </w:pPr>
+      <w:r>
+        <w:rPr>
+          <w:rFonts w:ascii="Times New Roman" w:hAnsi="Times New Roman" w:cs="Times New Roman"/>
+          <w:b/>
+          <w:bCs/>
+          <w:sz w:val="24"/>
+          <w:szCs w:val="24"/>
+        </w:rPr>
+        <w:t>Q2. How does VLAN segmentation affect communication between PCs?</w:t>
+      </w:r>
+    </w:p>
+    <w:p>
+      <w:pPr>
+        <w:tabs>
+          <w:tab w:val="left" w:pos="1832"/>
+        </w:tabs>
+        <w:spacing w:after="0"/>
+        <w:rPr>
+          <w:rFonts w:ascii="Times New Roman" w:hAnsi="Times New Roman" w:cs="Times New Roman"/>
+          <w:sz w:val="24"/>
+          <w:szCs w:val="24"/>
+        </w:rPr>
+      </w:pPr>
+      <w:r>
+        <w:rPr>
+          <w:rFonts w:ascii="Times New Roman" w:hAnsi="Times New Roman" w:cs="Times New Roman"/>
+          <w:b/>
+          <w:bCs/>
+          <w:sz w:val="24"/>
+          <w:szCs w:val="24"/>
+        </w:rPr>
+        <w:t>Ans:</w:t>
+      </w:r>
+      <w:r>
+        <w:rPr>
+          <w:rFonts w:ascii="Times New Roman" w:hAnsi="Times New Roman" w:cs="Times New Roman"/>
+          <w:sz w:val="24"/>
+          <w:szCs w:val="24"/>
+        </w:rPr>
+        <w:t xml:space="preserve"> VLAN segmentation separates PCs into different logical networks.</w:t>
+      </w:r>
+      <w:r>
+        <w:rPr>
+          <w:rFonts w:ascii="Times New Roman" w:hAnsi="Times New Roman" w:cs="Times New Roman"/>
+          <w:sz w:val="24"/>
+          <w:szCs w:val="24"/>
+        </w:rPr>
+        <w:t xml:space="preserve"> </w:t>
+      </w:r>
+      <w:r>
+        <w:rPr>
+          <w:rFonts w:ascii="Times New Roman" w:hAnsi="Times New Roman" w:cs="Times New Roman"/>
+          <w:sz w:val="24"/>
+          <w:szCs w:val="24"/>
+        </w:rPr>
+        <w:t>PC0 and PC1 are in VLAN 10, while PC2 and PC3 are in VLAN 20. PCs within the same</w:t>
+      </w:r>
+      <w:r>
+        <w:rPr>
+          <w:rFonts w:ascii="Times New Roman" w:hAnsi="Times New Roman" w:cs="Times New Roman"/>
+          <w:sz w:val="24"/>
+          <w:szCs w:val="24"/>
+        </w:rPr>
+        <w:t xml:space="preserve"> </w:t>
+      </w:r>
+      <w:r>
+        <w:rPr>
+          <w:rFonts w:ascii="Times New Roman" w:hAnsi="Times New Roman" w:cs="Times New Roman"/>
+          <w:sz w:val="24"/>
+          <w:szCs w:val="24"/>
+        </w:rPr>
+        <w:t>VLAN can communicate directly, but communication between different VLANs requires a</w:t>
+      </w:r>
+      <w:r>
+        <w:rPr>
+          <w:rFonts w:ascii="Times New Roman" w:hAnsi="Times New Roman" w:cs="Times New Roman"/>
+          <w:sz w:val="24"/>
+          <w:szCs w:val="24"/>
+        </w:rPr>
+        <w:t xml:space="preserve"> </w:t>
+      </w:r>
+      <w:r>
+        <w:rPr>
+          <w:rFonts w:ascii="Times New Roman" w:hAnsi="Times New Roman" w:cs="Times New Roman"/>
+          <w:sz w:val="24"/>
+          <w:szCs w:val="24"/>
+        </w:rPr>
+        <w:t>router or Layer 3 device. This helps organize the network and separates broadcast traffic.</w:t>
+      </w:r>
+    </w:p>
+    <w:p>
+      <w:pPr>
+        <w:tabs>
+          <w:tab w:val="left" w:pos="1832"/>
+        </w:tabs>
+        <w:spacing w:after="0"/>
+        <w:rPr>
+          <w:rFonts w:ascii="Times New Roman" w:hAnsi="Times New Roman" w:cs="Times New Roman"/>
+          <w:sz w:val="24"/>
+          <w:szCs w:val="24"/>
+        </w:rPr>
+      </w:pPr>
+    </w:p>
+    <w:p>
+      <w:pPr>
+        <w:tabs>
+          <w:tab w:val="left" w:pos="1832"/>
+        </w:tabs>
+        <w:spacing w:after="0"/>
+        <w:rPr>
+          <w:rFonts w:ascii="Times New Roman" w:hAnsi="Times New Roman" w:cs="Times New Roman"/>
+          <w:b/>
+          <w:bCs/>
+          <w:sz w:val="24"/>
+          <w:szCs w:val="24"/>
+        </w:rPr>
+      </w:pPr>
+      <w:r>
+        <w:rPr>
+          <w:rFonts w:ascii="Times New Roman" w:hAnsi="Times New Roman" w:cs="Times New Roman"/>
+          <w:b/>
+          <w:bCs/>
+          <w:sz w:val="24"/>
+          <w:szCs w:val="24"/>
+        </w:rPr>
+        <w:t>Q3. Why is the link between the switch and router configured as a trunk link?</w:t>
+      </w:r>
+    </w:p>
+    <w:p>
+      <w:pPr>
+        <w:tabs>
+          <w:tab w:val="left" w:pos="1832"/>
+        </w:tabs>
+        <w:spacing w:after="0"/>
+        <w:rPr>
+          <w:rFonts w:ascii="Times New Roman" w:hAnsi="Times New Roman" w:cs="Times New Roman"/>
+          <w:sz w:val="24"/>
+          <w:szCs w:val="24"/>
+        </w:rPr>
+      </w:pPr>
+      <w:r>
+        <w:rPr>
+          <w:rFonts w:ascii="Times New Roman" w:hAnsi="Times New Roman" w:cs="Times New Roman"/>
+          <w:b/>
+          <w:bCs/>
+          <w:sz w:val="24"/>
+          <w:szCs w:val="24"/>
+        </w:rPr>
+        <w:t>Ans:</w:t>
+      </w:r>
+      <w:r>
+        <w:rPr>
+          <w:rFonts w:ascii="Times New Roman" w:hAnsi="Times New Roman" w:cs="Times New Roman"/>
+          <w:sz w:val="24"/>
+          <w:szCs w:val="24"/>
+        </w:rPr>
+        <w:t xml:space="preserve"> The link between Switch0 Fa0/1 and Router0 G0/0 is configured as a trunk link. It carries traffic from both VLAN 10 and VLAN 20 through one physical connection. The trunk uses 802.1Q encapsulation to identify the VLAN traffic. This allows the router to handle communication between the two VLANs.</w:t>
+      </w:r>
+    </w:p>
+    <w:p>
+      <w:pPr>
+        <w:tabs>
+          <w:tab w:val="left" w:pos="1832"/>
+        </w:tabs>
+        <w:spacing w:after="0"/>
+        <w:rPr>
+          <w:rFonts w:ascii="Times New Roman" w:hAnsi="Times New Roman" w:cs="Times New Roman"/>
+          <w:sz w:val="24"/>
+          <w:szCs w:val="24"/>
+        </w:rPr>
+      </w:pPr>
+    </w:p>
+    <w:p>
+      <w:pPr>
+        <w:tabs>
+          <w:tab w:val="left" w:pos="1832"/>
+        </w:tabs>
+        <w:spacing w:after="0"/>
+        <w:rPr>
+          <w:rFonts w:ascii="Times New Roman" w:hAnsi="Times New Roman" w:cs="Times New Roman"/>
+          <w:b/>
+          <w:bCs/>
+          <w:sz w:val="24"/>
+          <w:szCs w:val="24"/>
+        </w:rPr>
+      </w:pPr>
+      <w:r>
+        <w:rPr>
+          <w:rFonts w:ascii="Times New Roman" w:hAnsi="Times New Roman" w:cs="Times New Roman"/>
+          <w:b/>
+          <w:bCs/>
+          <w:sz w:val="24"/>
+          <w:szCs w:val="24"/>
+        </w:rPr>
+        <w:t>Q4. What would happen if the switch-to-router link were configured as an access port?</w:t>
+      </w:r>
+    </w:p>
+    <w:p>
+      <w:pPr>
+        <w:tabs>
+          <w:tab w:val="left" w:pos="1832"/>
+        </w:tabs>
+        <w:spacing w:after="0"/>
+        <w:rPr>
+          <w:rFonts w:ascii="Times New Roman" w:hAnsi="Times New Roman" w:cs="Times New Roman"/>
+          <w:sz w:val="24"/>
+          <w:szCs w:val="24"/>
+        </w:rPr>
+      </w:pPr>
+      <w:r>
+        <w:rPr>
+          <w:rFonts w:ascii="Times New Roman" w:hAnsi="Times New Roman" w:cs="Times New Roman"/>
+          <w:b/>
+          <w:bCs/>
+          <w:sz w:val="24"/>
+          <w:szCs w:val="24"/>
+        </w:rPr>
+        <w:t>Ans:</w:t>
+      </w:r>
+      <w:r>
+        <w:rPr>
+          <w:rFonts w:ascii="Times New Roman" w:hAnsi="Times New Roman" w:cs="Times New Roman"/>
+          <w:sz w:val="24"/>
+          <w:szCs w:val="24"/>
+        </w:rPr>
+        <w:t xml:space="preserve"> An access port can carry traffic for only one VLAN.</w:t>
+      </w:r>
+      <w:r>
+        <w:rPr>
+          <w:rFonts w:ascii="Times New Roman" w:hAnsi="Times New Roman" w:cs="Times New Roman"/>
+          <w:sz w:val="24"/>
+          <w:szCs w:val="24"/>
+        </w:rPr>
+        <w:t xml:space="preserve"> </w:t>
+      </w:r>
+      <w:r>
+        <w:rPr>
+          <w:rFonts w:ascii="Times New Roman" w:hAnsi="Times New Roman" w:cs="Times New Roman"/>
+          <w:sz w:val="24"/>
+          <w:szCs w:val="24"/>
+        </w:rPr>
+        <w:t>If the Switch0 Fa0/1 link to Router0 was configured as an access port, it could not properly carry traffic from both VLAN 10 and VLAN 20.</w:t>
+      </w:r>
+      <w:r>
+        <w:rPr>
+          <w:rFonts w:ascii="Times New Roman" w:hAnsi="Times New Roman" w:cs="Times New Roman"/>
+          <w:sz w:val="24"/>
+          <w:szCs w:val="24"/>
+        </w:rPr>
+        <w:t xml:space="preserve"> </w:t>
+      </w:r>
+      <w:r>
+        <w:rPr>
+          <w:rFonts w:ascii="Times New Roman" w:hAnsi="Times New Roman" w:cs="Times New Roman"/>
+          <w:sz w:val="24"/>
+          <w:szCs w:val="24"/>
+        </w:rPr>
+        <w:t>As a result, communication between the two VLANs would not work correctly.</w:t>
+      </w:r>
+      <w:r>
+        <w:rPr>
+          <w:rFonts w:ascii="Times New Roman" w:hAnsi="Times New Roman" w:cs="Times New Roman"/>
+          <w:sz w:val="24"/>
+          <w:szCs w:val="24"/>
+        </w:rPr>
+        <w:t xml:space="preserve"> </w:t>
+      </w:r>
+      <w:r>
+        <w:rPr>
+          <w:rFonts w:ascii="Times New Roman" w:hAnsi="Times New Roman" w:cs="Times New Roman"/>
+          <w:sz w:val="24"/>
+          <w:szCs w:val="24"/>
+        </w:rPr>
+        <w:t>Therefore, Fa0/1 is configured as a trunk port in this practical.</w:t>
+      </w:r>
+    </w:p>
+    <w:p>
+      <w:pPr>
+        <w:tabs>
+          <w:tab w:val="left" w:pos="1832"/>
+        </w:tabs>
+        <w:spacing w:after="0"/>
+        <w:rPr>
+          <w:rFonts w:ascii="Times New Roman" w:hAnsi="Times New Roman" w:cs="Times New Roman"/>
+          <w:sz w:val="24"/>
+          <w:szCs w:val="24"/>
+        </w:rPr>
+      </w:pPr>
+    </w:p>
+    <w:p>
+      <w:pPr>
+        <w:tabs>
+          <w:tab w:val="left" w:pos="1832"/>
+        </w:tabs>
+        <w:spacing w:after="0"/>
+        <w:rPr>
+          <w:rFonts w:ascii="Times New Roman" w:hAnsi="Times New Roman" w:cs="Times New Roman"/>
+          <w:b/>
+          <w:bCs/>
+          <w:sz w:val="24"/>
+          <w:szCs w:val="24"/>
+        </w:rPr>
+      </w:pPr>
+      <w:r>
+        <w:rPr>
+          <w:rFonts w:ascii="Times New Roman" w:hAnsi="Times New Roman" w:cs="Times New Roman"/>
+          <w:b/>
+          <w:bCs/>
+          <w:sz w:val="24"/>
+          <w:szCs w:val="24"/>
+        </w:rPr>
+        <w:t>Q5. Why is a router required for inter-VLAN communication?</w:t>
+      </w:r>
+    </w:p>
+    <w:p>
+      <w:pPr>
+        <w:tabs>
+          <w:tab w:val="left" w:pos="1832"/>
+        </w:tabs>
+        <w:spacing w:after="0"/>
+        <w:rPr>
+          <w:rFonts w:ascii="Times New Roman" w:hAnsi="Times New Roman" w:cs="Times New Roman"/>
+          <w:sz w:val="24"/>
+          <w:szCs w:val="24"/>
+        </w:rPr>
+      </w:pPr>
+      <w:r>
+        <w:rPr>
+          <w:rFonts w:ascii="Times New Roman" w:hAnsi="Times New Roman" w:cs="Times New Roman"/>
+          <w:b/>
+          <w:bCs/>
+          <w:sz w:val="24"/>
+          <w:szCs w:val="24"/>
+        </w:rPr>
+        <w:t>Ans:</w:t>
+      </w:r>
+      <w:r>
+        <w:rPr>
+          <w:rFonts w:ascii="Times New Roman" w:hAnsi="Times New Roman" w:cs="Times New Roman"/>
+          <w:sz w:val="24"/>
+          <w:szCs w:val="24"/>
+        </w:rPr>
+        <w:t xml:space="preserve"> VLAN 10 and VLAN 20 are separate logical networks, so a Layer 2 switch cannot directly route traffic between them.</w:t>
+      </w:r>
+      <w:r>
+        <w:rPr>
+          <w:rFonts w:ascii="Times New Roman" w:hAnsi="Times New Roman" w:cs="Times New Roman"/>
+          <w:sz w:val="24"/>
+          <w:szCs w:val="24"/>
+        </w:rPr>
+        <w:t xml:space="preserve"> </w:t>
+      </w:r>
+      <w:r>
+        <w:rPr>
+          <w:rFonts w:ascii="Times New Roman" w:hAnsi="Times New Roman" w:cs="Times New Roman"/>
+          <w:sz w:val="24"/>
+          <w:szCs w:val="24"/>
+        </w:rPr>
+        <w:t>The router provides a gateway for each VLAN using its sub-interfaces.</w:t>
+      </w:r>
+      <w:r>
+        <w:rPr>
+          <w:rFonts w:ascii="Times New Roman" w:hAnsi="Times New Roman" w:cs="Times New Roman"/>
+          <w:sz w:val="24"/>
+          <w:szCs w:val="24"/>
+        </w:rPr>
+        <w:t xml:space="preserve"> </w:t>
+      </w:r>
+      <w:r>
+        <w:rPr>
+          <w:rFonts w:ascii="Times New Roman" w:hAnsi="Times New Roman" w:cs="Times New Roman"/>
+          <w:sz w:val="24"/>
+          <w:szCs w:val="24"/>
+        </w:rPr>
+        <w:t>In this practical, G0/0.10 is the gateway for VLAN 10 and G0/0.20 is the gateway for VLAN 20.</w:t>
+      </w:r>
+      <w:r>
+        <w:rPr>
+          <w:rFonts w:ascii="Times New Roman" w:hAnsi="Times New Roman" w:cs="Times New Roman"/>
+          <w:sz w:val="24"/>
+          <w:szCs w:val="24"/>
+        </w:rPr>
+        <w:t xml:space="preserve"> </w:t>
+      </w:r>
+      <w:r>
+        <w:rPr>
+          <w:rFonts w:ascii="Times New Roman" w:hAnsi="Times New Roman" w:cs="Times New Roman"/>
+          <w:sz w:val="24"/>
+          <w:szCs w:val="24"/>
+        </w:rPr>
+        <w:t>The router is used to route traffic between the two VLANs.</w:t>
+      </w:r>
+    </w:p>
+    <w:p>
+      <w:pPr>
+        <w:tabs>
+          <w:tab w:val="left" w:pos="1832"/>
+        </w:tabs>
+        <w:spacing w:after="0"/>
+        <w:rPr>
+          <w:rFonts w:ascii="Times New Roman" w:hAnsi="Times New Roman" w:cs="Times New Roman"/>
+          <w:sz w:val="24"/>
+          <w:szCs w:val="24"/>
+        </w:rPr>
+      </w:pPr>
+    </w:p>
+    <w:p>
+      <w:pPr>
+        <w:tabs>
+          <w:tab w:val="left" w:pos="1832"/>
+        </w:tabs>
+        <w:spacing w:after="0"/>
+        <w:rPr>
+          <w:rFonts w:ascii="Times New Roman" w:hAnsi="Times New Roman" w:cs="Times New Roman"/>
+          <w:b/>
+          <w:bCs/>
+          <w:sz w:val="24"/>
+          <w:szCs w:val="24"/>
+        </w:rPr>
+      </w:pPr>
+      <w:r>
+        <w:rPr>
+          <w:rFonts w:ascii="Times New Roman" w:hAnsi="Times New Roman" w:cs="Times New Roman"/>
+          <w:b/>
+          <w:bCs/>
+          <w:sz w:val="24"/>
+          <w:szCs w:val="24"/>
+        </w:rPr>
+        <w:t>Q6. What role does the default gateway play?</w:t>
+      </w:r>
+    </w:p>
+    <w:p>
+      <w:pPr>
+        <w:tabs>
+          <w:tab w:val="left" w:pos="1832"/>
+        </w:tabs>
+        <w:spacing w:after="0"/>
+        <w:rPr>
+          <w:rFonts w:ascii="Times New Roman" w:hAnsi="Times New Roman" w:cs="Times New Roman"/>
+          <w:sz w:val="24"/>
+          <w:szCs w:val="24"/>
+        </w:rPr>
+      </w:pPr>
+      <w:r>
+        <w:rPr>
+          <w:rFonts w:ascii="Times New Roman" w:hAnsi="Times New Roman" w:cs="Times New Roman"/>
+          <w:b/>
+          <w:bCs/>
+          <w:sz w:val="24"/>
+          <w:szCs w:val="24"/>
+        </w:rPr>
+        <w:t>Ans:</w:t>
+      </w:r>
+      <w:r>
+        <w:rPr>
+          <w:rFonts w:ascii="Times New Roman" w:hAnsi="Times New Roman" w:cs="Times New Roman"/>
+          <w:sz w:val="24"/>
+          <w:szCs w:val="24"/>
+        </w:rPr>
+        <w:t xml:space="preserve"> The default gateway is used by a PC to communicate with devices in another network or VLAN.</w:t>
+      </w:r>
+      <w:r>
+        <w:rPr>
+          <w:rFonts w:ascii="Times New Roman" w:hAnsi="Times New Roman" w:cs="Times New Roman"/>
+          <w:sz w:val="24"/>
+          <w:szCs w:val="24"/>
+        </w:rPr>
+        <w:t xml:space="preserve"> </w:t>
+      </w:r>
+      <w:r>
+        <w:rPr>
+          <w:rFonts w:ascii="Times New Roman" w:hAnsi="Times New Roman" w:cs="Times New Roman"/>
+          <w:sz w:val="24"/>
+          <w:szCs w:val="24"/>
+        </w:rPr>
+        <w:t>In this practical, PC0 and PC1 use 192.168.1.1 as their default gateway.</w:t>
+      </w:r>
+      <w:r>
+        <w:rPr>
+          <w:rFonts w:ascii="Times New Roman" w:hAnsi="Times New Roman" w:cs="Times New Roman"/>
+          <w:sz w:val="24"/>
+          <w:szCs w:val="24"/>
+        </w:rPr>
+        <w:t xml:space="preserve"> </w:t>
+      </w:r>
+      <w:r>
+        <w:rPr>
+          <w:rFonts w:ascii="Times New Roman" w:hAnsi="Times New Roman" w:cs="Times New Roman"/>
+          <w:sz w:val="24"/>
+          <w:szCs w:val="24"/>
+        </w:rPr>
+        <w:t>PC2 and PC3 use 192.168.2.1 as their default gateway</w:t>
+      </w:r>
+      <w:r>
+        <w:rPr>
+          <w:rFonts w:ascii="Times New Roman" w:hAnsi="Times New Roman" w:cs="Times New Roman"/>
+          <w:sz w:val="24"/>
+          <w:szCs w:val="24"/>
+        </w:rPr>
+        <w:t xml:space="preserve">. </w:t>
+      </w:r>
+      <w:r>
+        <w:rPr>
+          <w:rFonts w:ascii="Times New Roman" w:hAnsi="Times New Roman" w:cs="Times New Roman"/>
+          <w:sz w:val="24"/>
+          <w:szCs w:val="24"/>
+        </w:rPr>
+        <w:t>These gateway addresses are configured on the router's VLAN sub-interfaces.</w:t>
+      </w:r>
+    </w:p>
+    <w:p>
+      <w:pPr>
+        <w:tabs>
+          <w:tab w:val="left" w:pos="1832"/>
+        </w:tabs>
+        <w:spacing w:after="0"/>
+        <w:rPr>
+          <w:rFonts w:ascii="Times New Roman" w:hAnsi="Times New Roman" w:cs="Times New Roman"/>
+          <w:sz w:val="24"/>
+          <w:szCs w:val="24"/>
+        </w:rPr>
+      </w:pPr>
+    </w:p>
+    <w:p>
+      <w:pPr>
+        <w:tabs>
+          <w:tab w:val="left" w:pos="1832"/>
+        </w:tabs>
+        <w:spacing w:after="0"/>
+        <w:rPr>
+          <w:rFonts w:ascii="Times New Roman" w:hAnsi="Times New Roman" w:cs="Times New Roman"/>
+          <w:sz w:val="24"/>
+          <w:szCs w:val="24"/>
+        </w:rPr>
+      </w:pPr>
+    </w:p>
+    <w:p>
+      <w:pPr>
+        <w:tabs>
+          <w:tab w:val="left" w:pos="1832"/>
+        </w:tabs>
+        <w:spacing w:after="0"/>
+        <w:rPr>
+          <w:rFonts w:ascii="Times New Roman" w:hAnsi="Times New Roman" w:cs="Times New Roman"/>
+          <w:sz w:val="24"/>
+          <w:szCs w:val="24"/>
+        </w:rPr>
+      </w:pPr>
+    </w:p>
+    <w:p>
+      <w:pPr>
+        <w:tabs>
+          <w:tab w:val="left" w:pos="1832"/>
+        </w:tabs>
+        <w:spacing w:after="0"/>
+        <w:rPr>
+          <w:rFonts w:ascii="Times New Roman" w:hAnsi="Times New Roman" w:cs="Times New Roman"/>
+          <w:sz w:val="24"/>
+          <w:szCs w:val="24"/>
+        </w:rPr>
+      </w:pPr>
+      <w:bookmarkStart w:id="0" w:name="_GoBack"/>
+      <w:bookmarkEnd w:id="0"/>
+    </w:p>
+    <w:p>
+      <w:pPr>
+        <w:tabs>
+          <w:tab w:val="left" w:pos="1832"/>
+        </w:tabs>
+        <w:spacing w:after="0"/>
+        <w:rPr>
+          <w:rFonts w:ascii="Times New Roman" w:hAnsi="Times New Roman" w:cs="Times New Roman"/>
+          <w:sz w:val="24"/>
+          <w:szCs w:val="24"/>
+        </w:rPr>
+      </w:pPr>
+    </w:p>
+    <w:p>
+      <w:pPr>
+        <w:tabs>
+          <w:tab w:val="left" w:pos="1832"/>
+        </w:tabs>
+        <w:spacing w:after="0"/>
+        <w:rPr>
+          <w:rFonts w:ascii="Times New Roman" w:hAnsi="Times New Roman" w:cs="Times New Roman"/>
+          <w:sz w:val="24"/>
+          <w:szCs w:val="24"/>
+        </w:rPr>
+      </w:pPr>
+    </w:p>
+    <w:p>
+      <w:pPr>
+        <w:jc w:val="center"/>
+        <w:rPr>
+          <w:rFonts w:ascii="Times New Roman" w:hAnsi="Times New Roman" w:cs="Times New Roman"/>
+          <w:b/>
+          <w:sz w:val="36"/>
+          <w:szCs w:val="36"/>
+          <w:u w:val="single"/>
+        </w:rPr>
+      </w:pPr>
+      <w:r>
+        <w:rPr>
+          <w:rFonts w:ascii="Times New Roman" w:hAnsi="Times New Roman" w:cs="Times New Roman"/>
+          <w:b/>
+          <w:sz w:val="36"/>
+          <w:szCs w:val="36"/>
+          <w:u w:val="single"/>
+        </w:rPr>
+        <w:lastRenderedPageBreak/>
+        <w:t>Practical-6</w:t>
+      </w:r>
+    </w:p>
+    <w:p>
+      <w:pPr>
+        <w:jc w:val="both"/>
+        <w:rPr>
+          <w:rFonts w:ascii="Times New Roman" w:hAnsi="Times New Roman" w:cs="Times New Roman"/>
+          <w:sz w:val="14"/>
+          <w:szCs w:val="14"/>
+        </w:rPr>
+      </w:pPr>
+    </w:p>
+    <w:p>
+      <w:pPr>
+        <w:jc w:val="both"/>
+        <w:rPr>
+          <w:rFonts w:ascii="Times New Roman" w:hAnsi="Times New Roman" w:cs="Times New Roman"/>
+          <w:bCs/>
+          <w:sz w:val="24"/>
+          <w:szCs w:val="24"/>
+        </w:rPr>
+      </w:pPr>
+      <w:r>
+        <w:rPr>
+          <w:rFonts w:ascii="Times New Roman" w:hAnsi="Times New Roman" w:cs="Times New Roman"/>
+          <w:b/>
+          <w:sz w:val="24"/>
+          <w:szCs w:val="24"/>
+        </w:rPr>
+        <w:t>AIM: “</w:t>
+      </w:r>
+      <w:r>
+        <w:rPr>
+          <w:rFonts w:ascii="Times New Roman" w:eastAsia="Times New Roman" w:hAnsi="Times New Roman" w:cs="Times New Roman"/>
+          <w:color w:val="1F1F1F"/>
+          <w:sz w:val="24"/>
+          <w:lang w:val="en-US"/>
+        </w:rPr>
+        <w:t xml:space="preserve">Configure multiple </w:t>
+      </w:r>
+      <w:proofErr w:type="spellStart"/>
+      <w:r>
+        <w:rPr>
+          <w:rFonts w:ascii="Times New Roman" w:eastAsia="Times New Roman" w:hAnsi="Times New Roman" w:cs="Times New Roman"/>
+          <w:color w:val="1F1F1F"/>
+          <w:sz w:val="24"/>
+          <w:lang w:val="en-US"/>
+        </w:rPr>
+        <w:t>vlan</w:t>
+      </w:r>
+      <w:proofErr w:type="spellEnd"/>
+      <w:r>
+        <w:rPr>
+          <w:rFonts w:ascii="Times New Roman" w:eastAsia="Times New Roman" w:hAnsi="Times New Roman" w:cs="Times New Roman"/>
+          <w:color w:val="1F1F1F"/>
+          <w:sz w:val="24"/>
+          <w:lang w:val="en-US"/>
+        </w:rPr>
+        <w:t xml:space="preserve"> on a switch and test inter </w:t>
+      </w:r>
+      <w:proofErr w:type="spellStart"/>
+      <w:r>
+        <w:rPr>
+          <w:rFonts w:ascii="Times New Roman" w:eastAsia="Times New Roman" w:hAnsi="Times New Roman" w:cs="Times New Roman"/>
+          <w:color w:val="1F1F1F"/>
+          <w:sz w:val="24"/>
+          <w:lang w:val="en-US"/>
+        </w:rPr>
+        <w:t>vlan</w:t>
+      </w:r>
+      <w:proofErr w:type="spellEnd"/>
+      <w:r>
+        <w:rPr>
+          <w:rFonts w:ascii="Times New Roman" w:eastAsia="Times New Roman" w:hAnsi="Times New Roman" w:cs="Times New Roman"/>
+          <w:color w:val="1F1F1F"/>
+          <w:sz w:val="24"/>
+          <w:lang w:val="en-US"/>
+        </w:rPr>
+        <w:t xml:space="preserve"> communication with a router on stick cisco packet tracer</w:t>
+      </w:r>
+      <w:r>
+        <w:rPr>
+          <w:rFonts w:ascii="Times New Roman" w:eastAsia="Times New Roman" w:hAnsi="Times New Roman" w:cs="Times New Roman"/>
+          <w:color w:val="1F1F1F"/>
+          <w:sz w:val="24"/>
+          <w:lang w:val="en-US"/>
+        </w:rPr>
+        <w:t>.</w:t>
+      </w:r>
+      <w:r>
+        <w:rPr>
+          <w:rFonts w:ascii="Times New Roman" w:hAnsi="Times New Roman" w:cs="Times New Roman"/>
+          <w:bCs/>
+          <w:sz w:val="24"/>
+          <w:szCs w:val="24"/>
+        </w:rPr>
+        <w:t>”</w:t>
+      </w:r>
+    </w:p>
+    <w:p>
+      <w:pPr>
+        <w:tabs>
+          <w:tab w:val="left" w:pos="1832"/>
+        </w:tabs>
+        <w:spacing w:after="0"/>
+        <w:rPr>
+          <w:rFonts w:ascii="Times New Roman" w:hAnsi="Times New Roman" w:cs="Times New Roman"/>
+          <w:sz w:val="24"/>
+          <w:szCs w:val="24"/>
+        </w:rPr>
+      </w:pPr>
+    </w:p>
+    <w:p>
+      <w:pPr>
+        <w:tabs>
+          <w:tab w:val="left" w:pos="1832"/>
+        </w:tabs>
+        <w:spacing w:after="0"/>
+        <w:rPr>
+          <w:rFonts w:ascii="Times New Roman" w:hAnsi="Times New Roman" w:cs="Times New Roman"/>
+          <w:sz w:val="24"/>
+          <w:szCs w:val="24"/>
+        </w:rPr>
+      </w:pPr>
+    </w:p>
+    <w:p>
+      <w:pPr>
+        <w:tabs>
+          <w:tab w:val="left" w:pos="1832"/>
+        </w:tabs>
+        <w:spacing w:after="0"/>
+        <w:rPr>
+          <w:rFonts w:ascii="Times New Roman" w:hAnsi="Times New Roman" w:cs="Times New Roman"/>
+          <w:sz w:val="24"/>
+          <w:szCs w:val="24"/>
+        </w:rPr>
+      </w:pPr>
+    </w:p>
+    <w:p>
+      <w:pPr>
+        <w:tabs>
+          <w:tab w:val="left" w:pos="1832"/>
+        </w:tabs>
+        <w:spacing w:after="0"/>
+        <w:rPr>
+          <w:rFonts w:ascii="Times New Roman" w:hAnsi="Times New Roman" w:cs="Times New Roman"/>
+          <w:sz w:val="24"/>
+          <w:szCs w:val="24"/>
+        </w:rPr>
+      </w:pPr>
+    </w:p>
+    <w:p>
+      <w:pPr>
+        <w:tabs>
+          <w:tab w:val="left" w:pos="1832"/>
+        </w:tabs>
+        <w:spacing w:after="0"/>
+        <w:rPr>
+          <w:rFonts w:ascii="Times New Roman" w:hAnsi="Times New Roman" w:cs="Times New Roman"/>
+          <w:sz w:val="24"/>
+          <w:szCs w:val="24"/>
+        </w:rPr>
+      </w:pPr>
+    </w:p>
+    <w:p>
+      <w:pPr>
+        <w:tabs>
+          <w:tab w:val="left" w:pos="1832"/>
+        </w:tabs>
+        <w:spacing w:after="0"/>
+        <w:rPr>
+          <w:rFonts w:ascii="Times New Roman" w:hAnsi="Times New Roman" w:cs="Times New Roman"/>
+          <w:sz w:val="24"/>
+          <w:szCs w:val="24"/>
+        </w:rPr>
+      </w:pPr>
+    </w:p>
+    <w:p>
+      <w:pPr>
+        <w:tabs>
+          <w:tab w:val="left" w:pos="1832"/>
+        </w:tabs>
+        <w:spacing w:after="0"/>
+        <w:rPr>
+          <w:rFonts w:ascii="Times New Roman" w:hAnsi="Times New Roman" w:cs="Times New Roman"/>
+          <w:sz w:val="24"/>
+          <w:szCs w:val="24"/>
+        </w:rPr>
+      </w:pPr>
+    </w:p>
+    <w:p>
+      <w:pPr>
+        <w:tabs>
+          <w:tab w:val="left" w:pos="1832"/>
+        </w:tabs>
+        <w:spacing w:after="0"/>
+        <w:rPr>
+          <w:rFonts w:ascii="Times New Roman" w:hAnsi="Times New Roman" w:cs="Times New Roman"/>
+          <w:sz w:val="24"/>
+          <w:szCs w:val="24"/>
+        </w:rPr>
+      </w:pPr>
+    </w:p>
+    <w:p>
+      <w:pPr>
+        <w:tabs>
+          <w:tab w:val="left" w:pos="1832"/>
+        </w:tabs>
+        <w:spacing w:after="0"/>
+        <w:rPr>
+          <w:rFonts w:ascii="Times New Roman" w:hAnsi="Times New Roman" w:cs="Times New Roman"/>
+          <w:sz w:val="24"/>
+          <w:szCs w:val="24"/>
+        </w:rPr>
+      </w:pPr>
+    </w:p>
+    <w:p>
+      <w:pPr>
+        <w:tabs>
+          <w:tab w:val="left" w:pos="1832"/>
+        </w:tabs>
+        <w:spacing w:after="0"/>
+        <w:rPr>
+          <w:rFonts w:ascii="Times New Roman" w:hAnsi="Times New Roman" w:cs="Times New Roman"/>
+          <w:sz w:val="24"/>
+          <w:szCs w:val="24"/>
+        </w:rPr>
+      </w:pPr>
+    </w:p>
+    <w:p>
+      <w:pPr>
+        <w:tabs>
+          <w:tab w:val="left" w:pos="1832"/>
+        </w:tabs>
+        <w:spacing w:after="0"/>
+        <w:rPr>
+          <w:rFonts w:ascii="Times New Roman" w:hAnsi="Times New Roman" w:cs="Times New Roman"/>
+          <w:sz w:val="24"/>
+          <w:szCs w:val="24"/>
+        </w:rPr>
+      </w:pPr>
+    </w:p>
+    <w:p>
+      <w:pPr>
+        <w:tabs>
+          <w:tab w:val="left" w:pos="1832"/>
+        </w:tabs>
+        <w:spacing w:after="0"/>
+        <w:rPr>
+          <w:rFonts w:ascii="Times New Roman" w:hAnsi="Times New Roman" w:cs="Times New Roman"/>
+          <w:sz w:val="24"/>
+          <w:szCs w:val="24"/>
+        </w:rPr>
+      </w:pPr>
+    </w:p>
+    <w:p>
+      <w:pPr>
+        <w:tabs>
+          <w:tab w:val="left" w:pos="1832"/>
+        </w:tabs>
+        <w:spacing w:after="0"/>
+        <w:rPr>
+          <w:rFonts w:ascii="Times New Roman" w:hAnsi="Times New Roman" w:cs="Times New Roman"/>
+          <w:sz w:val="24"/>
+          <w:szCs w:val="24"/>
+        </w:rPr>
+      </w:pPr>
+    </w:p>
+    <w:p>
+      <w:pPr>
+        <w:tabs>
+          <w:tab w:val="left" w:pos="1832"/>
+        </w:tabs>
+        <w:spacing w:after="0"/>
+        <w:rPr>
+          <w:rFonts w:ascii="Times New Roman" w:hAnsi="Times New Roman" w:cs="Times New Roman"/>
+          <w:sz w:val="24"/>
+          <w:szCs w:val="24"/>
+        </w:rPr>
+      </w:pPr>
+    </w:p>
+    <w:p>
+      <w:pPr>
+        <w:tabs>
+          <w:tab w:val="left" w:pos="1832"/>
+        </w:tabs>
+        <w:spacing w:after="0"/>
+        <w:rPr>
+          <w:rFonts w:ascii="Times New Roman" w:hAnsi="Times New Roman" w:cs="Times New Roman"/>
+          <w:sz w:val="24"/>
+          <w:szCs w:val="24"/>
+        </w:rPr>
+      </w:pPr>
+    </w:p>
+    <w:p>
+      <w:pPr>
+        <w:tabs>
+          <w:tab w:val="left" w:pos="1832"/>
+        </w:tabs>
+        <w:spacing w:after="0"/>
+        <w:rPr>
+          <w:rFonts w:ascii="Times New Roman" w:hAnsi="Times New Roman" w:cs="Times New Roman"/>
+          <w:sz w:val="24"/>
+          <w:szCs w:val="24"/>
+        </w:rPr>
+      </w:pPr>
+    </w:p>
+    <w:p>
+      <w:pPr>
+        <w:tabs>
+          <w:tab w:val="left" w:pos="1832"/>
+        </w:tabs>
+        <w:spacing w:after="0"/>
+        <w:rPr>
+          <w:rFonts w:ascii="Times New Roman" w:hAnsi="Times New Roman" w:cs="Times New Roman"/>
+          <w:sz w:val="24"/>
+          <w:szCs w:val="24"/>
+        </w:rPr>
+      </w:pPr>
+    </w:p>
+    <w:p>
+      <w:pPr>
+        <w:tabs>
+          <w:tab w:val="left" w:pos="1832"/>
+        </w:tabs>
+        <w:spacing w:after="0"/>
+        <w:rPr>
+          <w:rFonts w:ascii="Times New Roman" w:hAnsi="Times New Roman" w:cs="Times New Roman"/>
+          <w:sz w:val="24"/>
+          <w:szCs w:val="24"/>
+        </w:rPr>
+      </w:pPr>
+    </w:p>
+    <w:p>
+      <w:pPr>
+        <w:tabs>
+          <w:tab w:val="left" w:pos="1832"/>
+        </w:tabs>
+        <w:spacing w:after="0"/>
+        <w:rPr>
+          <w:rFonts w:ascii="Times New Roman" w:hAnsi="Times New Roman" w:cs="Times New Roman"/>
+          <w:sz w:val="24"/>
+          <w:szCs w:val="24"/>
+        </w:rPr>
+      </w:pPr>
+    </w:p>
+    <w:p>
+      <w:pPr>
+        <w:tabs>
+          <w:tab w:val="left" w:pos="1832"/>
+        </w:tabs>
+        <w:spacing w:after="0"/>
+        <w:rPr>
+          <w:rFonts w:ascii="Times New Roman" w:hAnsi="Times New Roman" w:cs="Times New Roman"/>
+          <w:sz w:val="24"/>
+          <w:szCs w:val="24"/>
+        </w:rPr>
+      </w:pPr>
+    </w:p>
+    <w:p>
+      <w:pPr>
+        <w:tabs>
+          <w:tab w:val="left" w:pos="1832"/>
+        </w:tabs>
+        <w:spacing w:after="0"/>
+        <w:rPr>
+          <w:rFonts w:ascii="Times New Roman" w:hAnsi="Times New Roman" w:cs="Times New Roman"/>
+          <w:sz w:val="24"/>
+          <w:szCs w:val="24"/>
+        </w:rPr>
+      </w:pPr>
+    </w:p>
+    <w:p>
+      <w:pPr>
+        <w:tabs>
+          <w:tab w:val="left" w:pos="1832"/>
+        </w:tabs>
+        <w:spacing w:after="0"/>
+        <w:rPr>
+          <w:rFonts w:ascii="Times New Roman" w:hAnsi="Times New Roman" w:cs="Times New Roman"/>
+          <w:sz w:val="24"/>
+          <w:szCs w:val="24"/>
+        </w:rPr>
+      </w:pPr>
+    </w:p>
+    <w:p>
+      <w:pPr>
+        <w:tabs>
+          <w:tab w:val="left" w:pos="1832"/>
+        </w:tabs>
+        <w:spacing w:after="0"/>
+        <w:rPr>
+          <w:rFonts w:ascii="Times New Roman" w:hAnsi="Times New Roman" w:cs="Times New Roman"/>
+          <w:sz w:val="24"/>
+          <w:szCs w:val="24"/>
+        </w:rPr>
+      </w:pPr>
+    </w:p>
+    <w:p>
+      <w:pPr>
+        <w:tabs>
+          <w:tab w:val="left" w:pos="1832"/>
+        </w:tabs>
+        <w:spacing w:after="0"/>
+        <w:rPr>
+          <w:rFonts w:ascii="Times New Roman" w:hAnsi="Times New Roman" w:cs="Times New Roman"/>
+          <w:sz w:val="24"/>
+          <w:szCs w:val="24"/>
+        </w:rPr>
+      </w:pPr>
+    </w:p>
+    <w:p>
+      <w:pPr>
+        <w:tabs>
+          <w:tab w:val="left" w:pos="1832"/>
+        </w:tabs>
+        <w:spacing w:after="0"/>
+        <w:rPr>
+          <w:rFonts w:ascii="Times New Roman" w:hAnsi="Times New Roman" w:cs="Times New Roman"/>
+          <w:sz w:val="24"/>
+          <w:szCs w:val="24"/>
+        </w:rPr>
+      </w:pPr>
+    </w:p>
+    <w:p>
+      <w:pPr>
+        <w:tabs>
+          <w:tab w:val="left" w:pos="1832"/>
+        </w:tabs>
+        <w:spacing w:after="0"/>
+        <w:rPr>
+          <w:rFonts w:ascii="Times New Roman" w:hAnsi="Times New Roman" w:cs="Times New Roman"/>
+          <w:sz w:val="24"/>
+          <w:szCs w:val="24"/>
+        </w:rPr>
+      </w:pPr>
+    </w:p>
+    <w:p>
+      <w:pPr>
+        <w:tabs>
+          <w:tab w:val="left" w:pos="1832"/>
+        </w:tabs>
+        <w:spacing w:after="0"/>
+        <w:rPr>
+          <w:rFonts w:ascii="Times New Roman" w:hAnsi="Times New Roman" w:cs="Times New Roman"/>
+          <w:sz w:val="24"/>
+          <w:szCs w:val="24"/>
+        </w:rPr>
+      </w:pPr>
+    </w:p>
+    <w:p>
+      <w:pPr>
+        <w:tabs>
+          <w:tab w:val="left" w:pos="1832"/>
+        </w:tabs>
+        <w:spacing w:after="0"/>
+        <w:rPr>
+          <w:rFonts w:ascii="Times New Roman" w:hAnsi="Times New Roman" w:cs="Times New Roman"/>
+          <w:sz w:val="24"/>
+          <w:szCs w:val="24"/>
+        </w:rPr>
+      </w:pPr>
+    </w:p>
+    <w:p>
+      <w:pPr>
+        <w:tabs>
+          <w:tab w:val="left" w:pos="1832"/>
+        </w:tabs>
+        <w:spacing w:after="0"/>
+        <w:rPr>
+          <w:rFonts w:ascii="Times New Roman" w:hAnsi="Times New Roman" w:cs="Times New Roman"/>
+          <w:sz w:val="24"/>
+          <w:szCs w:val="24"/>
+        </w:rPr>
+      </w:pPr>
+    </w:p>
+    <w:p>
+      <w:pPr>
+        <w:tabs>
+          <w:tab w:val="left" w:pos="1832"/>
+        </w:tabs>
+        <w:spacing w:after="0"/>
+        <w:rPr>
+          <w:rFonts w:ascii="Times New Roman" w:hAnsi="Times New Roman" w:cs="Times New Roman"/>
+          <w:sz w:val="24"/>
+          <w:szCs w:val="24"/>
+        </w:rPr>
+      </w:pPr>
+    </w:p>
+    <w:p>
+      <w:pPr>
+        <w:tabs>
+          <w:tab w:val="left" w:pos="1832"/>
+        </w:tabs>
+        <w:spacing w:after="0"/>
+        <w:rPr>
+          <w:rFonts w:ascii="Times New Roman" w:hAnsi="Times New Roman" w:cs="Times New Roman"/>
+          <w:sz w:val="24"/>
+          <w:szCs w:val="24"/>
+        </w:rPr>
+      </w:pPr>
+    </w:p>
+    <w:p>
+      <w:pPr>
+        <w:tabs>
+          <w:tab w:val="left" w:pos="1832"/>
+        </w:tabs>
+        <w:spacing w:after="0"/>
+        <w:rPr>
+          <w:rFonts w:ascii="Times New Roman" w:hAnsi="Times New Roman" w:cs="Times New Roman"/>
+          <w:sz w:val="24"/>
+          <w:szCs w:val="24"/>
+        </w:rPr>
+      </w:pPr>
+    </w:p>
+    <w:p>
+      <w:pPr>
+        <w:tabs>
+          <w:tab w:val="left" w:pos="1832"/>
+        </w:tabs>
+        <w:spacing w:after="0"/>
+        <w:rPr>
+          <w:rFonts w:ascii="Times New Roman" w:hAnsi="Times New Roman" w:cs="Times New Roman"/>
+          <w:sz w:val="24"/>
+          <w:szCs w:val="24"/>
+        </w:rPr>
+      </w:pPr>
+    </w:p>
+    <w:p>
+      <w:pPr>
+        <w:tabs>
+          <w:tab w:val="left" w:pos="1832"/>
+        </w:tabs>
+        <w:spacing w:after="0"/>
+        <w:rPr>
+          <w:rFonts w:ascii="Times New Roman" w:hAnsi="Times New Roman" w:cs="Times New Roman"/>
+          <w:sz w:val="24"/>
+          <w:szCs w:val="24"/>
+        </w:rPr>
+      </w:pPr>
+    </w:p>
+    <w:p>
+      <w:pPr>
+        <w:tabs>
+          <w:tab w:val="left" w:pos="1832"/>
+        </w:tabs>
+        <w:spacing w:after="0"/>
+        <w:rPr>
+          <w:rFonts w:ascii="Times New Roman" w:hAnsi="Times New Roman" w:cs="Times New Roman"/>
+          <w:sz w:val="24"/>
+          <w:szCs w:val="24"/>
+        </w:rPr>
+      </w:pPr>
+    </w:p>
+    <w:p>
+      <w:pPr>
+        <w:tabs>
+          <w:tab w:val="left" w:pos="1832"/>
+        </w:tabs>
+        <w:spacing w:after="0"/>
+        <w:rPr>
+          <w:rFonts w:ascii="Times New Roman" w:hAnsi="Times New Roman" w:cs="Times New Roman"/>
+          <w:sz w:val="24"/>
+          <w:szCs w:val="24"/>
+        </w:rPr>
+      </w:pPr>
+    </w:p>
+    <w:p>
+      <w:pPr>
+        <w:tabs>
+          <w:tab w:val="left" w:pos="1832"/>
+        </w:tabs>
+        <w:spacing w:after="0"/>
+        <w:rPr>
+          <w:rFonts w:ascii="Times New Roman" w:hAnsi="Times New Roman" w:cs="Times New Roman"/>
+          <w:sz w:val="24"/>
+          <w:szCs w:val="24"/>
+        </w:rPr>
+      </w:pPr>
+    </w:p>
+    <w:p>
+      <w:pPr>
+        <w:tabs>
+          <w:tab w:val="left" w:pos="1832"/>
+        </w:tabs>
+        <w:spacing w:after="0"/>
+        <w:rPr>
+          <w:rFonts w:ascii="Times New Roman" w:hAnsi="Times New Roman" w:cs="Times New Roman"/>
+          <w:sz w:val="24"/>
+          <w:szCs w:val="24"/>
+        </w:rPr>
+      </w:pPr>
+    </w:p>
+    <w:p>
+      <w:pPr>
+        <w:tabs>
+          <w:tab w:val="left" w:pos="1832"/>
+        </w:tabs>
+        <w:spacing w:after="0"/>
+        <w:rPr>
+          <w:rFonts w:ascii="Times New Roman" w:hAnsi="Times New Roman" w:cs="Times New Roman"/>
+          <w:sz w:val="24"/>
+          <w:szCs w:val="24"/>
+        </w:rPr>
+      </w:pPr>
+    </w:p>
+    <w:p>
+      <w:pPr>
+        <w:tabs>
+          <w:tab w:val="left" w:pos="1832"/>
+        </w:tabs>
+        <w:spacing w:after="0"/>
+        <w:rPr>
+          <w:rFonts w:ascii="Times New Roman" w:hAnsi="Times New Roman" w:cs="Times New Roman"/>
+          <w:sz w:val="24"/>
+          <w:szCs w:val="24"/>
+        </w:rPr>
+      </w:pPr>
+    </w:p>
+    <w:p>
+      <w:pPr>
+        <w:tabs>
+          <w:tab w:val="left" w:pos="1832"/>
+        </w:tabs>
+        <w:spacing w:after="0"/>
+        <w:rPr>
+          <w:rFonts w:ascii="Times New Roman" w:hAnsi="Times New Roman" w:cs="Times New Roman"/>
+          <w:sz w:val="24"/>
+          <w:szCs w:val="24"/>
+        </w:rPr>
+      </w:pPr>
+    </w:p>
+    <w:p>
+      <w:pPr>
+        <w:tabs>
+          <w:tab w:val="left" w:pos="1832"/>
+        </w:tabs>
+        <w:spacing w:after="0"/>
+        <w:rPr>
+          <w:rFonts w:ascii="Times New Roman" w:hAnsi="Times New Roman" w:cs="Times New Roman"/>
+          <w:sz w:val="24"/>
+          <w:szCs w:val="24"/>
+        </w:rPr>
+      </w:pPr>
+    </w:p>
+    <w:p>
+      <w:pPr>
+        <w:tabs>
+          <w:tab w:val="left" w:pos="1832"/>
+        </w:tabs>
+        <w:spacing w:after="0"/>
+        <w:rPr>
+          <w:rFonts w:ascii="Times New Roman" w:hAnsi="Times New Roman" w:cs="Times New Roman"/>
+          <w:sz w:val="24"/>
+          <w:szCs w:val="24"/>
+        </w:rPr>
+      </w:pPr>
+    </w:p>
+    <w:p>
+      <w:pPr>
+        <w:tabs>
+          <w:tab w:val="left" w:pos="1832"/>
+        </w:tabs>
+        <w:spacing w:after="0"/>
+        <w:rPr>
+          <w:rFonts w:ascii="Times New Roman" w:hAnsi="Times New Roman" w:cs="Times New Roman"/>
+          <w:sz w:val="24"/>
+          <w:szCs w:val="24"/>
+        </w:rPr>
+      </w:pPr>
+    </w:p>
+    <w:p>
+      <w:pPr>
+        <w:tabs>
+          <w:tab w:val="left" w:pos="1832"/>
+        </w:tabs>
+        <w:spacing w:after="0"/>
+        <w:rPr>
+          <w:rFonts w:ascii="Times New Roman" w:hAnsi="Times New Roman" w:cs="Times New Roman"/>
+          <w:sz w:val="24"/>
+          <w:szCs w:val="24"/>
+        </w:rPr>
+      </w:pPr>
+    </w:p>
+    <w:p>
+      <w:pPr>
+        <w:tabs>
+          <w:tab w:val="left" w:pos="1832"/>
+        </w:tabs>
+        <w:spacing w:after="0"/>
+        <w:rPr>
+          <w:rFonts w:ascii="Times New Roman" w:hAnsi="Times New Roman" w:cs="Times New Roman"/>
+          <w:sz w:val="24"/>
+          <w:szCs w:val="24"/>
+        </w:rPr>
+      </w:pPr>
+    </w:p>
+    <w:p>
+      <w:pPr>
+        <w:tabs>
+          <w:tab w:val="left" w:pos="1832"/>
+        </w:tabs>
+        <w:spacing w:after="0"/>
+        <w:rPr>
+          <w:rFonts w:ascii="Times New Roman" w:hAnsi="Times New Roman" w:cs="Times New Roman"/>
+          <w:sz w:val="24"/>
+          <w:szCs w:val="24"/>
+        </w:rPr>
+      </w:pPr>
+    </w:p>
+    <w:p>
+      <w:pPr>
+        <w:tabs>
+          <w:tab w:val="left" w:pos="1832"/>
+        </w:tabs>
+        <w:spacing w:after="0"/>
+        <w:rPr>
+          <w:rFonts w:ascii="Times New Roman" w:hAnsi="Times New Roman" w:cs="Times New Roman"/>
+          <w:sz w:val="24"/>
+          <w:szCs w:val="24"/>
+        </w:rPr>
+      </w:pPr>
+    </w:p>
+    <w:p>
+      <w:pPr>
+        <w:tabs>
+          <w:tab w:val="left" w:pos="1832"/>
+        </w:tabs>
+        <w:spacing w:after="0"/>
+        <w:rPr>
+          <w:rFonts w:ascii="Times New Roman" w:hAnsi="Times New Roman" w:cs="Times New Roman"/>
+          <w:sz w:val="24"/>
+          <w:szCs w:val="24"/>
+        </w:rPr>
+      </w:pPr>
+    </w:p>
+    <w:p>
+      <w:pPr>
+        <w:tabs>
+          <w:tab w:val="left" w:pos="1832"/>
+        </w:tabs>
+        <w:spacing w:after="0"/>
+        <w:rPr>
+          <w:rFonts w:ascii="Times New Roman" w:hAnsi="Times New Roman" w:cs="Times New Roman"/>
+          <w:sz w:val="24"/>
+          <w:szCs w:val="24"/>
+        </w:rPr>
+      </w:pPr>
+    </w:p>
+    <w:p>
+      <w:pPr>
+        <w:tabs>
+          <w:tab w:val="left" w:pos="1832"/>
+        </w:tabs>
+        <w:spacing w:after="0"/>
         <w:rPr>
           <w:rFonts w:ascii="Times New Roman" w:hAnsi="Times New Roman" w:cs="Times New Roman"/>
           <w:sz w:val="24"/>
@@ -18346,8 +21981,12 @@
       </w:pPr>
     </w:p>
     <w:sectPr>
-      <w:headerReference w:type="default" r:id="rId31"/>
-      <w:footerReference w:type="default" r:id="rId32"/>
+      <w:headerReference w:type="even" r:id="rId38"/>
+      <w:headerReference w:type="default" r:id="rId39"/>
+      <w:footerReference w:type="even" r:id="rId40"/>
+      <w:footerReference w:type="default" r:id="rId41"/>
+      <w:headerReference w:type="first" r:id="rId42"/>
+      <w:footerReference w:type="first" r:id="rId43"/>
       <w:pgSz w:w="12240" w:h="15840"/>
       <w:pgMar w:top="1440" w:right="1440" w:bottom="1440" w:left="1440" w:header="720" w:footer="720" w:gutter="0"/>
       <w:pgBorders w:offsetFrom="page">
@@ -18365,7 +22004,7 @@
 </file>
 
 <file path=word/endnotes.xml><?xml version="1.0" encoding="utf-8"?>
-<w:endnotes xmlns:wpc="http://schemas.microsoft.com/office/word/2010/wordprocessingCanvas" xmlns:cx="http://schemas.microsoft.com/office/drawing/2014/chartex" xmlns:cx1="http://schemas.microsoft.com/office/drawing/2015/9/8/chartex" xmlns:cx2="http://schemas.microsoft.com/office/drawing/2015/10/21/chartex" xmlns:cx3="http://schemas.microsoft.com/office/drawing/2016/5/9/chartex" xmlns:cx4="http://schemas.microsoft.com/office/drawing/2016/5/10/chartex" xmlns:cx5="http://schemas.microsoft.com/office/drawing/2016/5/11/chartex" xmlns:cx6="http://schemas.microsoft.com/office/drawing/2016/5/12/chartex" xmlns:cx7="http://schemas.microsoft.com/office/drawing/2016/5/13/chartex" xmlns:cx8="http://schemas.microsoft.com/office/drawing/2016/5/14/chartex" xmlns:mc="http://schemas.openxmlformats.org/markup-compatibility/2006" xmlns:aink="http://schemas.microsoft.com/office/drawing/2016/ink" xmlns:am3d="http://schemas.microsoft.com/office/drawing/2017/model3d" xmlns:o="urn:schemas-microsoft-com:office:office" xmlns:oel="http://schemas.microsoft.com/office/2019/extlst" xmlns:r="http://schemas.openxmlformats.org/officeDocument/2006/relationships" xmlns:m="http://schemas.openxmlformats.org/officeDocument/2006/math" xmlns:v="urn:schemas-microsoft-com:vml" xmlns:wp14="http://schemas.microsoft.com/office/word/2010/wordprocessingDrawing" xmlns:wp="http://schemas.openxmlformats.org/drawingml/2006/wordprocessingDrawing" xmlns:w10="urn:schemas-microsoft-com:office:word" xmlns:w="http://schemas.openxmlformats.org/wordprocessingml/2006/main" xmlns:w14="http://schemas.microsoft.com/office/word/2010/wordml" xmlns:w15="http://schemas.microsoft.com/office/word/2012/wordml" xmlns:w16cex="http://schemas.microsoft.com/office/word/2018/wordml/cex" xmlns:w16cid="http://schemas.microsoft.com/office/word/2016/wordml/cid" xmlns:w16="http://schemas.microsoft.com/office/word/2018/wordml" xmlns:w16du="http://schemas.microsoft.com/office/word/2023/wordml/word16du" xmlns:w16sdtdh="http://schemas.microsoft.com/office/word/2020/wordml/sdtdatahash" xmlns:w16sdtfl="http://schemas.microsoft.com/office/word/2024/wordml/sdtformatlock" xmlns:w16se="http://schemas.microsoft.com/office/word/2015/wordml/symex" xmlns:wpg="http://schemas.microsoft.com/office/word/2010/wordprocessingGroup" xmlns:wpi="http://schemas.microsoft.com/office/word/2010/wordprocessingInk" xmlns:wne="http://schemas.microsoft.com/office/word/2006/wordml" xmlns:wps="http://schemas.microsoft.com/office/word/2010/wordprocessingShape" mc:Ignorable="w14 w15 w16se w16cid w16 w16cex w16sdtdh w16sdtfl w16du wp14">
+<w:endnotes xmlns:wpc="http://schemas.microsoft.com/office/word/2010/wordprocessingCanvas" xmlns:mc="http://schemas.openxmlformats.org/markup-compatibility/2006" xmlns:o="urn:schemas-microsoft-com:office:office" xmlns:r="http://schemas.openxmlformats.org/officeDocument/2006/relationships" xmlns:m="http://schemas.openxmlformats.org/officeDocument/2006/math" xmlns:v="urn:schemas-microsoft-com:vml" xmlns:wp14="http://schemas.microsoft.com/office/word/2010/wordprocessingDrawing" xmlns:wp="http://schemas.openxmlformats.org/drawingml/2006/wordprocessingDrawing" xmlns:w10="urn:schemas-microsoft-com:office:word" xmlns:w="http://schemas.openxmlformats.org/wordprocessingml/2006/main" xmlns:w14="http://schemas.microsoft.com/office/word/2010/wordml" xmlns:w15="http://schemas.microsoft.com/office/word/2012/wordml" xmlns:wpg="http://schemas.microsoft.com/office/word/2010/wordprocessingGroup" xmlns:wpi="http://schemas.microsoft.com/office/word/2010/wordprocessingInk" xmlns:wne="http://schemas.microsoft.com/office/word/2006/wordml" xmlns:wps="http://schemas.microsoft.com/office/word/2010/wordprocessingShape" mc:Ignorable="w14 w15 wp14">
   <w:endnote w:type="separator" w:id="-1">
     <w:p>
       <w:pPr>
@@ -18390,7 +22029,17 @@
 </file>
 
 <file path=word/footer1.xml><?xml version="1.0" encoding="utf-8"?>
-<w:ftr xmlns:wpc="http://schemas.microsoft.com/office/word/2010/wordprocessingCanvas" xmlns:cx="http://schemas.microsoft.com/office/drawing/2014/chartex" xmlns:cx1="http://schemas.microsoft.com/office/drawing/2015/9/8/chartex" xmlns:cx2="http://schemas.microsoft.com/office/drawing/2015/10/21/chartex" xmlns:cx3="http://schemas.microsoft.com/office/drawing/2016/5/9/chartex" xmlns:cx4="http://schemas.microsoft.com/office/drawing/2016/5/10/chartex" xmlns:cx5="http://schemas.microsoft.com/office/drawing/2016/5/11/chartex" xmlns:cx6="http://schemas.microsoft.com/office/drawing/2016/5/12/chartex" xmlns:cx7="http://schemas.microsoft.com/office/drawing/2016/5/13/chartex" xmlns:cx8="http://schemas.microsoft.com/office/drawing/2016/5/14/chartex" xmlns:mc="http://schemas.openxmlformats.org/markup-compatibility/2006" xmlns:aink="http://schemas.microsoft.com/office/drawing/2016/ink" xmlns:am3d="http://schemas.microsoft.com/office/drawing/2017/model3d" xmlns:o="urn:schemas-microsoft-com:office:office" xmlns:oel="http://schemas.microsoft.com/office/2019/extlst" xmlns:r="http://schemas.openxmlformats.org/officeDocument/2006/relationships" xmlns:m="http://schemas.openxmlformats.org/officeDocument/2006/math" xmlns:v="urn:schemas-microsoft-com:vml" xmlns:wp14="http://schemas.microsoft.com/office/word/2010/wordprocessingDrawing" xmlns:wp="http://schemas.openxmlformats.org/drawingml/2006/wordprocessingDrawing" xmlns:w10="urn:schemas-microsoft-com:office:word" xmlns:w="http://schemas.openxmlformats.org/wordprocessingml/2006/main" xmlns:w14="http://schemas.microsoft.com/office/word/2010/wordml" xmlns:w15="http://schemas.microsoft.com/office/word/2012/wordml" xmlns:w16cex="http://schemas.microsoft.com/office/word/2018/wordml/cex" xmlns:w16cid="http://schemas.microsoft.com/office/word/2016/wordml/cid" xmlns:w16="http://schemas.microsoft.com/office/word/2018/wordml" xmlns:w16du="http://schemas.microsoft.com/office/word/2023/wordml/word16du" xmlns:w16sdtdh="http://schemas.microsoft.com/office/word/2020/wordml/sdtdatahash" xmlns:w16sdtfl="http://schemas.microsoft.com/office/word/2024/wordml/sdtformatlock" xmlns:w16se="http://schemas.microsoft.com/office/word/2015/wordml/symex" xmlns:wpg="http://schemas.microsoft.com/office/word/2010/wordprocessingGroup" xmlns:wpi="http://schemas.microsoft.com/office/word/2010/wordprocessingInk" xmlns:wne="http://schemas.microsoft.com/office/word/2006/wordml" xmlns:wps="http://schemas.microsoft.com/office/word/2010/wordprocessingShape" mc:Ignorable="w14 w15 w16se w16cid w16 w16cex w16sdtdh w16sdtfl w16du wp14">
+<w:ftr xmlns:wpc="http://schemas.microsoft.com/office/word/2010/wordprocessingCanvas" xmlns:mc="http://schemas.openxmlformats.org/markup-compatibility/2006" xmlns:o="urn:schemas-microsoft-com:office:office" xmlns:r="http://schemas.openxmlformats.org/officeDocument/2006/relationships" xmlns:m="http://schemas.openxmlformats.org/officeDocument/2006/math" xmlns:v="urn:schemas-microsoft-com:vml" xmlns:wp14="http://schemas.microsoft.com/office/word/2010/wordprocessingDrawing" xmlns:wp="http://schemas.openxmlformats.org/drawingml/2006/wordprocessingDrawing" xmlns:w10="urn:schemas-microsoft-com:office:word" xmlns:w="http://schemas.openxmlformats.org/wordprocessingml/2006/main" xmlns:w14="http://schemas.microsoft.com/office/word/2010/wordml" xmlns:w15="http://schemas.microsoft.com/office/word/2012/wordml" xmlns:wpg="http://schemas.microsoft.com/office/word/2010/wordprocessingGroup" xmlns:wpi="http://schemas.microsoft.com/office/word/2010/wordprocessingInk" xmlns:wne="http://schemas.microsoft.com/office/word/2006/wordml" xmlns:wps="http://schemas.microsoft.com/office/word/2010/wordprocessingShape" mc:Ignorable="w14 w15 wp14">
+  <w:p>
+    <w:pPr>
+      <w:pStyle w:val="Footer"/>
+    </w:pPr>
+  </w:p>
+</w:ftr>
+</file>
+
+<file path=word/footer2.xml><?xml version="1.0" encoding="utf-8"?>
+<w:ftr xmlns:wpc="http://schemas.microsoft.com/office/word/2010/wordprocessingCanvas" xmlns:mc="http://schemas.openxmlformats.org/markup-compatibility/2006" xmlns:o="urn:schemas-microsoft-com:office:office" xmlns:r="http://schemas.openxmlformats.org/officeDocument/2006/relationships" xmlns:m="http://schemas.openxmlformats.org/officeDocument/2006/math" xmlns:v="urn:schemas-microsoft-com:vml" xmlns:wp14="http://schemas.microsoft.com/office/word/2010/wordprocessingDrawing" xmlns:wp="http://schemas.openxmlformats.org/drawingml/2006/wordprocessingDrawing" xmlns:w10="urn:schemas-microsoft-com:office:word" xmlns:w="http://schemas.openxmlformats.org/wordprocessingml/2006/main" xmlns:w14="http://schemas.microsoft.com/office/word/2010/wordml" xmlns:w15="http://schemas.microsoft.com/office/word/2012/wordml" xmlns:wpg="http://schemas.microsoft.com/office/word/2010/wordprocessingGroup" xmlns:wpi="http://schemas.microsoft.com/office/word/2010/wordprocessingInk" xmlns:wne="http://schemas.microsoft.com/office/word/2006/wordml" xmlns:wps="http://schemas.microsoft.com/office/word/2010/wordprocessingShape" mc:Ignorable="w14 w15 wp14">
   <w:sdt>
     <w:sdtPr>
       <w:id w:val="-1174718332"/>
@@ -18423,7 +22072,7 @@
           <w:rPr>
             <w:noProof/>
           </w:rPr>
-          <w:t>2</w:t>
+          <w:t>35</w:t>
         </w:r>
         <w:r>
           <w:rPr>
@@ -18442,8 +22091,18 @@
 </w:ftr>
 </file>
 
+<file path=word/footer3.xml><?xml version="1.0" encoding="utf-8"?>
+<w:ftr xmlns:wpc="http://schemas.microsoft.com/office/word/2010/wordprocessingCanvas" xmlns:mc="http://schemas.openxmlformats.org/markup-compatibility/2006" xmlns:o="urn:schemas-microsoft-com:office:office" xmlns:r="http://schemas.openxmlformats.org/officeDocument/2006/relationships" xmlns:m="http://schemas.openxmlformats.org/officeDocument/2006/math" xmlns:v="urn:schemas-microsoft-com:vml" xmlns:wp14="http://schemas.microsoft.com/office/word/2010/wordprocessingDrawing" xmlns:wp="http://schemas.openxmlformats.org/drawingml/2006/wordprocessingDrawing" xmlns:w10="urn:schemas-microsoft-com:office:word" xmlns:w="http://schemas.openxmlformats.org/wordprocessingml/2006/main" xmlns:w14="http://schemas.microsoft.com/office/word/2010/wordml" xmlns:w15="http://schemas.microsoft.com/office/word/2012/wordml" xmlns:wpg="http://schemas.microsoft.com/office/word/2010/wordprocessingGroup" xmlns:wpi="http://schemas.microsoft.com/office/word/2010/wordprocessingInk" xmlns:wne="http://schemas.microsoft.com/office/word/2006/wordml" xmlns:wps="http://schemas.microsoft.com/office/word/2010/wordprocessingShape" mc:Ignorable="w14 w15 wp14">
+  <w:p>
+    <w:pPr>
+      <w:pStyle w:val="Footer"/>
+    </w:pPr>
+  </w:p>
+</w:ftr>
+</file>
+
 <file path=word/footnotes.xml><?xml version="1.0" encoding="utf-8"?>
-<w:footnotes xmlns:wpc="http://schemas.microsoft.com/office/word/2010/wordprocessingCanvas" xmlns:cx="http://schemas.microsoft.com/office/drawing/2014/chartex" xmlns:cx1="http://schemas.microsoft.com/office/drawing/2015/9/8/chartex" xmlns:cx2="http://schemas.microsoft.com/office/drawing/2015/10/21/chartex" xmlns:cx3="http://schemas.microsoft.com/office/drawing/2016/5/9/chartex" xmlns:cx4="http://schemas.microsoft.com/office/drawing/2016/5/10/chartex" xmlns:cx5="http://schemas.microsoft.com/office/drawing/2016/5/11/chartex" xmlns:cx6="http://schemas.microsoft.com/office/drawing/2016/5/12/chartex" xmlns:cx7="http://schemas.microsoft.com/office/drawing/2016/5/13/chartex" xmlns:cx8="http://schemas.microsoft.com/office/drawing/2016/5/14/chartex" xmlns:mc="http://schemas.openxmlformats.org/markup-compatibility/2006" xmlns:aink="http://schemas.microsoft.com/office/drawing/2016/ink" xmlns:am3d="http://schemas.microsoft.com/office/drawing/2017/model3d" xmlns:o="urn:schemas-microsoft-com:office:office" xmlns:oel="http://schemas.microsoft.com/office/2019/extlst" xmlns:r="http://schemas.openxmlformats.org/officeDocument/2006/relationships" xmlns:m="http://schemas.openxmlformats.org/officeDocument/2006/math" xmlns:v="urn:schemas-microsoft-com:vml" xmlns:wp14="http://schemas.microsoft.com/office/word/2010/wordprocessingDrawing" xmlns:wp="http://schemas.openxmlformats.org/drawingml/2006/wordprocessingDrawing" xmlns:w10="urn:schemas-microsoft-com:office:word" xmlns:w="http://schemas.openxmlformats.org/wordprocessingml/2006/main" xmlns:w14="http://schemas.microsoft.com/office/word/2010/wordml" xmlns:w15="http://schemas.microsoft.com/office/word/2012/wordml" xmlns:w16cex="http://schemas.microsoft.com/office/word/2018/wordml/cex" xmlns:w16cid="http://schemas.microsoft.com/office/word/2016/wordml/cid" xmlns:w16="http://schemas.microsoft.com/office/word/2018/wordml" xmlns:w16du="http://schemas.microsoft.com/office/word/2023/wordml/word16du" xmlns:w16sdtdh="http://schemas.microsoft.com/office/word/2020/wordml/sdtdatahash" xmlns:w16sdtfl="http://schemas.microsoft.com/office/word/2024/wordml/sdtformatlock" xmlns:w16se="http://schemas.microsoft.com/office/word/2015/wordml/symex" xmlns:wpg="http://schemas.microsoft.com/office/word/2010/wordprocessingGroup" xmlns:wpi="http://schemas.microsoft.com/office/word/2010/wordprocessingInk" xmlns:wne="http://schemas.microsoft.com/office/word/2006/wordml" xmlns:wps="http://schemas.microsoft.com/office/word/2010/wordprocessingShape" mc:Ignorable="w14 w15 w16se w16cid w16 w16cex w16sdtdh w16sdtfl w16du wp14">
+<w:footnotes xmlns:wpc="http://schemas.microsoft.com/office/word/2010/wordprocessingCanvas" xmlns:mc="http://schemas.openxmlformats.org/markup-compatibility/2006" xmlns:o="urn:schemas-microsoft-com:office:office" xmlns:r="http://schemas.openxmlformats.org/officeDocument/2006/relationships" xmlns:m="http://schemas.openxmlformats.org/officeDocument/2006/math" xmlns:v="urn:schemas-microsoft-com:vml" xmlns:wp14="http://schemas.microsoft.com/office/word/2010/wordprocessingDrawing" xmlns:wp="http://schemas.openxmlformats.org/drawingml/2006/wordprocessingDrawing" xmlns:w10="urn:schemas-microsoft-com:office:word" xmlns:w="http://schemas.openxmlformats.org/wordprocessingml/2006/main" xmlns:w14="http://schemas.microsoft.com/office/word/2010/wordml" xmlns:w15="http://schemas.microsoft.com/office/word/2012/wordml" xmlns:wpg="http://schemas.microsoft.com/office/word/2010/wordprocessingGroup" xmlns:wpi="http://schemas.microsoft.com/office/word/2010/wordprocessingInk" xmlns:wne="http://schemas.microsoft.com/office/word/2006/wordml" xmlns:wps="http://schemas.microsoft.com/office/word/2010/wordprocessingShape" mc:Ignorable="w14 w15 wp14">
   <w:footnote w:type="separator" w:id="-1">
     <w:p>
       <w:pPr>
@@ -18468,7 +22127,17 @@
 </file>
 
 <file path=word/header1.xml><?xml version="1.0" encoding="utf-8"?>
-<w:hdr xmlns:wpc="http://schemas.microsoft.com/office/word/2010/wordprocessingCanvas" xmlns:cx="http://schemas.microsoft.com/office/drawing/2014/chartex" xmlns:cx1="http://schemas.microsoft.com/office/drawing/2015/9/8/chartex" xmlns:cx2="http://schemas.microsoft.com/office/drawing/2015/10/21/chartex" xmlns:cx3="http://schemas.microsoft.com/office/drawing/2016/5/9/chartex" xmlns:cx4="http://schemas.microsoft.com/office/drawing/2016/5/10/chartex" xmlns:cx5="http://schemas.microsoft.com/office/drawing/2016/5/11/chartex" xmlns:cx6="http://schemas.microsoft.com/office/drawing/2016/5/12/chartex" xmlns:cx7="http://schemas.microsoft.com/office/drawing/2016/5/13/chartex" xmlns:cx8="http://schemas.microsoft.com/office/drawing/2016/5/14/chartex" xmlns:mc="http://schemas.openxmlformats.org/markup-compatibility/2006" xmlns:aink="http://schemas.microsoft.com/office/drawing/2016/ink" xmlns:am3d="http://schemas.microsoft.com/office/drawing/2017/model3d" xmlns:o="urn:schemas-microsoft-com:office:office" xmlns:oel="http://schemas.microsoft.com/office/2019/extlst" xmlns:r="http://schemas.openxmlformats.org/officeDocument/2006/relationships" xmlns:m="http://schemas.openxmlformats.org/officeDocument/2006/math" xmlns:v="urn:schemas-microsoft-com:vml" xmlns:wp14="http://schemas.microsoft.com/office/word/2010/wordprocessingDrawing" xmlns:wp="http://schemas.openxmlformats.org/drawingml/2006/wordprocessingDrawing" xmlns:w10="urn:schemas-microsoft-com:office:word" xmlns:w="http://schemas.openxmlformats.org/wordprocessingml/2006/main" xmlns:w14="http://schemas.microsoft.com/office/word/2010/wordml" xmlns:w15="http://schemas.microsoft.com/office/word/2012/wordml" xmlns:w16cex="http://schemas.microsoft.com/office/word/2018/wordml/cex" xmlns:w16cid="http://schemas.microsoft.com/office/word/2016/wordml/cid" xmlns:w16="http://schemas.microsoft.com/office/word/2018/wordml" xmlns:w16du="http://schemas.microsoft.com/office/word/2023/wordml/word16du" xmlns:w16sdtdh="http://schemas.microsoft.com/office/word/2020/wordml/sdtdatahash" xmlns:w16sdtfl="http://schemas.microsoft.com/office/word/2024/wordml/sdtformatlock" xmlns:w16se="http://schemas.microsoft.com/office/word/2015/wordml/symex" xmlns:wpg="http://schemas.microsoft.com/office/word/2010/wordprocessingGroup" xmlns:wpi="http://schemas.microsoft.com/office/word/2010/wordprocessingInk" xmlns:wne="http://schemas.microsoft.com/office/word/2006/wordml" xmlns:wps="http://schemas.microsoft.com/office/word/2010/wordprocessingShape" mc:Ignorable="w14 w15 w16se w16cid w16 w16cex w16sdtdh w16sdtfl w16du wp14">
+<w:hdr xmlns:wpc="http://schemas.microsoft.com/office/word/2010/wordprocessingCanvas" xmlns:mc="http://schemas.openxmlformats.org/markup-compatibility/2006" xmlns:o="urn:schemas-microsoft-com:office:office" xmlns:r="http://schemas.openxmlformats.org/officeDocument/2006/relationships" xmlns:m="http://schemas.openxmlformats.org/officeDocument/2006/math" xmlns:v="urn:schemas-microsoft-com:vml" xmlns:wp14="http://schemas.microsoft.com/office/word/2010/wordprocessingDrawing" xmlns:wp="http://schemas.openxmlformats.org/drawingml/2006/wordprocessingDrawing" xmlns:w10="urn:schemas-microsoft-com:office:word" xmlns:w="http://schemas.openxmlformats.org/wordprocessingml/2006/main" xmlns:w14="http://schemas.microsoft.com/office/word/2010/wordml" xmlns:w15="http://schemas.microsoft.com/office/word/2012/wordml" xmlns:wpg="http://schemas.microsoft.com/office/word/2010/wordprocessingGroup" xmlns:wpi="http://schemas.microsoft.com/office/word/2010/wordprocessingInk" xmlns:wne="http://schemas.microsoft.com/office/word/2006/wordml" xmlns:wps="http://schemas.microsoft.com/office/word/2010/wordprocessingShape" mc:Ignorable="w14 w15 wp14">
+  <w:p>
+    <w:pPr>
+      <w:pStyle w:val="Header"/>
+    </w:pPr>
+  </w:p>
+</w:hdr>
+</file>
+
+<file path=word/header2.xml><?xml version="1.0" encoding="utf-8"?>
+<w:hdr xmlns:wpc="http://schemas.microsoft.com/office/word/2010/wordprocessingCanvas" xmlns:mc="http://schemas.openxmlformats.org/markup-compatibility/2006" xmlns:o="urn:schemas-microsoft-com:office:office" xmlns:r="http://schemas.openxmlformats.org/officeDocument/2006/relationships" xmlns:m="http://schemas.openxmlformats.org/officeDocument/2006/math" xmlns:v="urn:schemas-microsoft-com:vml" xmlns:wp14="http://schemas.microsoft.com/office/word/2010/wordprocessingDrawing" xmlns:wp="http://schemas.openxmlformats.org/drawingml/2006/wordprocessingDrawing" xmlns:w10="urn:schemas-microsoft-com:office:word" xmlns:w="http://schemas.openxmlformats.org/wordprocessingml/2006/main" xmlns:w14="http://schemas.microsoft.com/office/word/2010/wordml" xmlns:w15="http://schemas.microsoft.com/office/word/2012/wordml" xmlns:wpg="http://schemas.microsoft.com/office/word/2010/wordprocessingGroup" xmlns:wpi="http://schemas.microsoft.com/office/word/2010/wordprocessingInk" xmlns:wne="http://schemas.microsoft.com/office/word/2006/wordml" xmlns:wps="http://schemas.microsoft.com/office/word/2010/wordprocessingShape" mc:Ignorable="w14 w15 wp14">
   <w:p>
     <w:pPr>
       <w:pStyle w:val="Header"/>
@@ -18479,6 +22148,63 @@
         <w:lang w:val="en-US"/>
       </w:rPr>
     </w:pPr>
+    <w:sdt>
+      <w:sdtPr>
+        <w:rPr>
+          <w:rFonts w:ascii="Times New Roman" w:hAnsi="Times New Roman" w:cs="Times New Roman"/>
+          <w:sz w:val="20"/>
+          <w:szCs w:val="20"/>
+          <w:lang w:val="en-US"/>
+        </w:rPr>
+        <w:id w:val="1730724901"/>
+        <w:docPartObj>
+          <w:docPartGallery w:val="Watermarks"/>
+          <w:docPartUnique/>
+        </w:docPartObj>
+      </w:sdtPr>
+      <w:sdtContent>
+        <w:r>
+          <w:rPr>
+            <w:rFonts w:ascii="Times New Roman" w:hAnsi="Times New Roman" w:cs="Times New Roman"/>
+            <w:noProof/>
+            <w:sz w:val="20"/>
+            <w:szCs w:val="20"/>
+            <w:lang w:val="en-US"/>
+          </w:rPr>
+          <w:pict w14:anchorId="5FE21AC6">
+            <v:shapetype id="_x0000_t136" coordsize="21600,21600" o:spt="136" adj="10800" path="m@7,l@8,m@5,21600l@6,21600e">
+              <v:formulas>
+                <v:f eqn="sum #0 0 10800"/>
+                <v:f eqn="prod #0 2 1"/>
+                <v:f eqn="sum 21600 0 @1"/>
+                <v:f eqn="sum 0 0 @2"/>
+                <v:f eqn="sum 21600 0 @3"/>
+                <v:f eqn="if @0 @3 0"/>
+                <v:f eqn="if @0 21600 @1"/>
+                <v:f eqn="if @0 0 @2"/>
+                <v:f eqn="if @0 @4 21600"/>
+                <v:f eqn="mid @5 @6"/>
+                <v:f eqn="mid @8 @5"/>
+                <v:f eqn="mid @7 @8"/>
+                <v:f eqn="mid @6 @7"/>
+                <v:f eqn="sum @6 0 @5"/>
+              </v:formulas>
+              <v:path textpathok="t" o:connecttype="custom" o:connectlocs="@9,0;@10,10800;@11,21600;@12,10800" o:connectangles="270,180,90,0"/>
+              <v:textpath on="t" fitshape="t"/>
+              <v:handles>
+                <v:h position="#0,bottomRight" xrange="6629,14971"/>
+              </v:handles>
+              <o:lock v:ext="edit" text="t" shapetype="t"/>
+            </v:shapetype>
+            <v:shape id="PowerPlusWaterMarkObject15529111" o:spid="_x0000_s2049" type="#_x0000_t136" style="position:absolute;margin-left:0;margin-top:0;width:543.35pt;height:116.4pt;rotation:315;z-index:-251657216;mso-position-horizontal:center;mso-position-horizontal-relative:margin;mso-position-vertical:center;mso-position-vertical-relative:margin" o:allowincell="f" fillcolor="silver" stroked="f">
+              <v:fill opacity=".5"/>
+              <v:textpath style="font-family:&quot;Calibri&quot;;font-size:1pt" string="25004401110069"/>
+              <w10:wrap anchorx="margin" anchory="margin"/>
+            </v:shape>
+          </w:pict>
+        </w:r>
+      </w:sdtContent>
+    </w:sdt>
     <w:r>
       <w:rPr>
         <w:rFonts w:ascii="Times New Roman" w:hAnsi="Times New Roman" w:cs="Times New Roman"/>
@@ -18488,6 +22214,7 @@
       </w:rPr>
       <w:t xml:space="preserve">Subject Name: </w:t>
     </w:r>
+    <w:proofErr w:type="spellStart"/>
     <w:r>
       <w:rPr>
         <w:rFonts w:ascii="Times New Roman" w:hAnsi="Times New Roman" w:cs="Times New Roman"/>
@@ -18495,8 +22222,9 @@
         <w:szCs w:val="20"/>
         <w:lang w:val="en-US"/>
       </w:rPr>
-      <w:t xml:space="preserve">Cybersecurity Fundamentals &amp; Network Security                                       </w:t>
+      <w:t>Cybersecurity</w:t>
     </w:r>
+    <w:proofErr w:type="spellEnd"/>
     <w:r>
       <w:rPr>
         <w:rFonts w:ascii="Times New Roman" w:hAnsi="Times New Roman" w:cs="Times New Roman"/>
@@ -18504,16 +22232,7 @@
         <w:szCs w:val="20"/>
         <w:lang w:val="en-US"/>
       </w:rPr>
-      <w:t xml:space="preserve">Subject Code: </w:t>
-    </w:r>
-    <w:r>
-      <w:rPr>
-        <w:rFonts w:ascii="Times New Roman" w:hAnsi="Times New Roman" w:cs="Times New Roman"/>
-        <w:sz w:val="20"/>
-        <w:szCs w:val="20"/>
-        <w:lang w:val="en-US"/>
-      </w:rPr>
-      <w:t>MCACS301</w:t>
+      <w:t xml:space="preserve"> Fundamentals &amp; Network Security                                       Subject Code: MCACS301</w:t>
     </w:r>
   </w:p>
   <w:p>
@@ -18524,9 +22243,19 @@
 </w:hdr>
 </file>
 
+<file path=word/header3.xml><?xml version="1.0" encoding="utf-8"?>
+<w:hdr xmlns:wpc="http://schemas.microsoft.com/office/word/2010/wordprocessingCanvas" xmlns:mc="http://schemas.openxmlformats.org/markup-compatibility/2006" xmlns:o="urn:schemas-microsoft-com:office:office" xmlns:r="http://schemas.openxmlformats.org/officeDocument/2006/relationships" xmlns:m="http://schemas.openxmlformats.org/officeDocument/2006/math" xmlns:v="urn:schemas-microsoft-com:vml" xmlns:wp14="http://schemas.microsoft.com/office/word/2010/wordprocessingDrawing" xmlns:wp="http://schemas.openxmlformats.org/drawingml/2006/wordprocessingDrawing" xmlns:w10="urn:schemas-microsoft-com:office:word" xmlns:w="http://schemas.openxmlformats.org/wordprocessingml/2006/main" xmlns:w14="http://schemas.microsoft.com/office/word/2010/wordml" xmlns:w15="http://schemas.microsoft.com/office/word/2012/wordml" xmlns:wpg="http://schemas.microsoft.com/office/word/2010/wordprocessingGroup" xmlns:wpi="http://schemas.microsoft.com/office/word/2010/wordprocessingInk" xmlns:wne="http://schemas.microsoft.com/office/word/2006/wordml" xmlns:wps="http://schemas.microsoft.com/office/word/2010/wordprocessingShape" mc:Ignorable="w14 w15 wp14">
+  <w:p>
+    <w:pPr>
+      <w:pStyle w:val="Header"/>
+    </w:pPr>
+  </w:p>
+</w:hdr>
+</file>
+
 <file path=word/numbering.xml><?xml version="1.0" encoding="utf-8"?>
-<w:numbering xmlns:wpc="http://schemas.microsoft.com/office/word/2010/wordprocessingCanvas" xmlns:cx="http://schemas.microsoft.com/office/drawing/2014/chartex" xmlns:cx1="http://schemas.microsoft.com/office/drawing/2015/9/8/chartex" xmlns:cx2="http://schemas.microsoft.com/office/drawing/2015/10/21/chartex" xmlns:cx3="http://schemas.microsoft.com/office/drawing/2016/5/9/chartex" xmlns:cx4="http://schemas.microsoft.com/office/drawing/2016/5/10/chartex" xmlns:cx5="http://schemas.microsoft.com/office/drawing/2016/5/11/chartex" xmlns:cx6="http://schemas.microsoft.com/office/drawing/2016/5/12/chartex" xmlns:cx7="http://schemas.microsoft.com/office/drawing/2016/5/13/chartex" xmlns:cx8="http://schemas.microsoft.com/office/drawing/2016/5/14/chartex" xmlns:mc="http://schemas.openxmlformats.org/markup-compatibility/2006" xmlns:aink="http://schemas.microsoft.com/office/drawing/2016/ink" xmlns:am3d="http://schemas.microsoft.com/office/drawing/2017/model3d" xmlns:o="urn:schemas-microsoft-com:office:office" xmlns:oel="http://schemas.microsoft.com/office/2019/extlst" xmlns:r="http://schemas.openxmlformats.org/officeDocument/2006/relationships" xmlns:m="http://schemas.openxmlformats.org/officeDocument/2006/math" xmlns:v="urn:schemas-microsoft-com:vml" xmlns:wp14="http://schemas.microsoft.com/office/word/2010/wordprocessingDrawing" xmlns:wp="http://schemas.openxmlformats.org/drawingml/2006/wordprocessingDrawing" xmlns:w10="urn:schemas-microsoft-com:office:word" xmlns:w="http://schemas.openxmlformats.org/wordprocessingml/2006/main" xmlns:w14="http://schemas.microsoft.com/office/word/2010/wordml" xmlns:w15="http://schemas.microsoft.com/office/word/2012/wordml" xmlns:w16cex="http://schemas.microsoft.com/office/word/2018/wordml/cex" xmlns:w16cid="http://schemas.microsoft.com/office/word/2016/wordml/cid" xmlns:w16="http://schemas.microsoft.com/office/word/2018/wordml" xmlns:w16du="http://schemas.microsoft.com/office/word/2023/wordml/word16du" xmlns:w16sdtdh="http://schemas.microsoft.com/office/word/2020/wordml/sdtdatahash" xmlns:w16sdtfl="http://schemas.microsoft.com/office/word/2024/wordml/sdtformatlock" xmlns:w16se="http://schemas.microsoft.com/office/word/2015/wordml/symex" xmlns:wpg="http://schemas.microsoft.com/office/word/2010/wordprocessingGroup" xmlns:wpi="http://schemas.microsoft.com/office/word/2010/wordprocessingInk" xmlns:wne="http://schemas.microsoft.com/office/word/2006/wordml" xmlns:wps="http://schemas.microsoft.com/office/word/2010/wordprocessingShape" mc:Ignorable="w14 w15 w16se w16cid w16 w16cex w16sdtdh w16sdtfl w16du wp14">
-  <w:abstractNum w:abstractNumId="0" w15:restartNumberingAfterBreak="0">
+<w:numbering xmlns:wpc="http://schemas.microsoft.com/office/word/2010/wordprocessingCanvas" xmlns:mc="http://schemas.openxmlformats.org/markup-compatibility/2006" xmlns:o="urn:schemas-microsoft-com:office:office" xmlns:r="http://schemas.openxmlformats.org/officeDocument/2006/relationships" xmlns:m="http://schemas.openxmlformats.org/officeDocument/2006/math" xmlns:v="urn:schemas-microsoft-com:vml" xmlns:wp14="http://schemas.microsoft.com/office/word/2010/wordprocessingDrawing" xmlns:wp="http://schemas.openxmlformats.org/drawingml/2006/wordprocessingDrawing" xmlns:w10="urn:schemas-microsoft-com:office:word" xmlns:w="http://schemas.openxmlformats.org/wordprocessingml/2006/main" xmlns:w14="http://schemas.microsoft.com/office/word/2010/wordml" xmlns:w15="http://schemas.microsoft.com/office/word/2012/wordml" xmlns:wpg="http://schemas.microsoft.com/office/word/2010/wordprocessingGroup" xmlns:wpi="http://schemas.microsoft.com/office/word/2010/wordprocessingInk" xmlns:wne="http://schemas.microsoft.com/office/word/2006/wordml" xmlns:wps="http://schemas.microsoft.com/office/word/2010/wordprocessingShape" mc:Ignorable="w14 w15 wp14">
+  <w:abstractNum w:abstractNumId="0">
     <w:nsid w:val="03EC1C70"/>
     <w:multiLevelType w:val="multilevel"/>
     <w:tmpl w:val="3BC4627A"/>
@@ -18675,7 +22404,7 @@
       </w:rPr>
     </w:lvl>
   </w:abstractNum>
-  <w:abstractNum w:abstractNumId="1" w15:restartNumberingAfterBreak="0">
+  <w:abstractNum w:abstractNumId="1">
     <w:nsid w:val="06DA7E6B"/>
     <w:multiLevelType w:val="multilevel"/>
     <w:tmpl w:val="24505F02"/>
@@ -18788,7 +22517,7 @@
       </w:pPr>
     </w:lvl>
   </w:abstractNum>
-  <w:abstractNum w:abstractNumId="2" w15:restartNumberingAfterBreak="0">
+  <w:abstractNum w:abstractNumId="2">
     <w:nsid w:val="12A03494"/>
     <w:multiLevelType w:val="multilevel"/>
     <w:tmpl w:val="C0308CF0"/>
@@ -18939,7 +22668,7 @@
       </w:rPr>
     </w:lvl>
   </w:abstractNum>
-  <w:abstractNum w:abstractNumId="3" w15:restartNumberingAfterBreak="0">
+  <w:abstractNum w:abstractNumId="3">
     <w:nsid w:val="188611B3"/>
     <w:multiLevelType w:val="multilevel"/>
     <w:tmpl w:val="5786125A"/>
@@ -19088,7 +22817,7 @@
       </w:rPr>
     </w:lvl>
   </w:abstractNum>
-  <w:abstractNum w:abstractNumId="4" w15:restartNumberingAfterBreak="0">
+  <w:abstractNum w:abstractNumId="4">
     <w:nsid w:val="2EAE0D33"/>
     <w:multiLevelType w:val="multilevel"/>
     <w:tmpl w:val="3A7E82A4"/>
@@ -19201,7 +22930,7 @@
       </w:pPr>
     </w:lvl>
   </w:abstractNum>
-  <w:abstractNum w:abstractNumId="5" w15:restartNumberingAfterBreak="0">
+  <w:abstractNum w:abstractNumId="5">
     <w:nsid w:val="358738B4"/>
     <w:multiLevelType w:val="multilevel"/>
     <w:tmpl w:val="354CF346"/>
@@ -19350,7 +23079,7 @@
       </w:rPr>
     </w:lvl>
   </w:abstractNum>
-  <w:abstractNum w:abstractNumId="6" w15:restartNumberingAfterBreak="0">
+  <w:abstractNum w:abstractNumId="6">
     <w:nsid w:val="366A2CF0"/>
     <w:multiLevelType w:val="hybridMultilevel"/>
     <w:tmpl w:val="59DE18D4"/>
@@ -19436,7 +23165,120 @@
       </w:pPr>
     </w:lvl>
   </w:abstractNum>
-  <w:abstractNum w:abstractNumId="7" w15:restartNumberingAfterBreak="0">
+  <w:abstractNum w:abstractNumId="7">
+    <w:nsid w:val="41080FC2"/>
+    <w:multiLevelType w:val="hybridMultilevel"/>
+    <w:tmpl w:val="6D2CA20A"/>
+    <w:lvl w:ilvl="0" w:tplc="04090001">
+      <w:start w:val="1"/>
+      <w:numFmt w:val="bullet"/>
+      <w:lvlText w:val=""/>
+      <w:lvlJc w:val="left"/>
+      <w:pPr>
+        <w:ind w:left="720" w:hanging="360"/>
+      </w:pPr>
+      <w:rPr>
+        <w:rFonts w:ascii="Symbol" w:hAnsi="Symbol" w:hint="default"/>
+      </w:rPr>
+    </w:lvl>
+    <w:lvl w:ilvl="1" w:tplc="04090003" w:tentative="1">
+      <w:start w:val="1"/>
+      <w:numFmt w:val="bullet"/>
+      <w:lvlText w:val="o"/>
+      <w:lvlJc w:val="left"/>
+      <w:pPr>
+        <w:ind w:left="1440" w:hanging="360"/>
+      </w:pPr>
+      <w:rPr>
+        <w:rFonts w:ascii="Courier New" w:hAnsi="Courier New" w:cs="Courier New" w:hint="default"/>
+      </w:rPr>
+    </w:lvl>
+    <w:lvl w:ilvl="2" w:tplc="04090005" w:tentative="1">
+      <w:start w:val="1"/>
+      <w:numFmt w:val="bullet"/>
+      <w:lvlText w:val=""/>
+      <w:lvlJc w:val="left"/>
+      <w:pPr>
+        <w:ind w:left="2160" w:hanging="360"/>
+      </w:pPr>
+      <w:rPr>
+        <w:rFonts w:ascii="Wingdings" w:hAnsi="Wingdings" w:hint="default"/>
+      </w:rPr>
+    </w:lvl>
+    <w:lvl w:ilvl="3" w:tplc="04090001" w:tentative="1">
+      <w:start w:val="1"/>
+      <w:numFmt w:val="bullet"/>
+      <w:lvlText w:val=""/>
+      <w:lvlJc w:val="left"/>
+      <w:pPr>
+        <w:ind w:left="2880" w:hanging="360"/>
+      </w:pPr>
+      <w:rPr>
+        <w:rFonts w:ascii="Symbol" w:hAnsi="Symbol" w:hint="default"/>
+      </w:rPr>
+    </w:lvl>
+    <w:lvl w:ilvl="4" w:tplc="04090003" w:tentative="1">
+      <w:start w:val="1"/>
+      <w:numFmt w:val="bullet"/>
+      <w:lvlText w:val="o"/>
+      <w:lvlJc w:val="left"/>
+      <w:pPr>
+        <w:ind w:left="3600" w:hanging="360"/>
+      </w:pPr>
+      <w:rPr>
+        <w:rFonts w:ascii="Courier New" w:hAnsi="Courier New" w:cs="Courier New" w:hint="default"/>
+      </w:rPr>
+    </w:lvl>
+    <w:lvl w:ilvl="5" w:tplc="04090005" w:tentative="1">
+      <w:start w:val="1"/>
+      <w:numFmt w:val="bullet"/>
+      <w:lvlText w:val=""/>
+      <w:lvlJc w:val="left"/>
+      <w:pPr>
+        <w:ind w:left="4320" w:hanging="360"/>
+      </w:pPr>
+      <w:rPr>
+        <w:rFonts w:ascii="Wingdings" w:hAnsi="Wingdings" w:hint="default"/>
+      </w:rPr>
+    </w:lvl>
+    <w:lvl w:ilvl="6" w:tplc="04090001" w:tentative="1">
+      <w:start w:val="1"/>
+      <w:numFmt w:val="bullet"/>
+      <w:lvlText w:val=""/>
+      <w:lvlJc w:val="left"/>
+      <w:pPr>
+        <w:ind w:left="5040" w:hanging="360"/>
+      </w:pPr>
+      <w:rPr>
+        <w:rFonts w:ascii="Symbol" w:hAnsi="Symbol" w:hint="default"/>
+      </w:rPr>
+    </w:lvl>
+    <w:lvl w:ilvl="7" w:tplc="04090003" w:tentative="1">
+      <w:start w:val="1"/>
+      <w:numFmt w:val="bullet"/>
+      <w:lvlText w:val="o"/>
+      <w:lvlJc w:val="left"/>
+      <w:pPr>
+        <w:ind w:left="5760" w:hanging="360"/>
+      </w:pPr>
+      <w:rPr>
+        <w:rFonts w:ascii="Courier New" w:hAnsi="Courier New" w:cs="Courier New" w:hint="default"/>
+      </w:rPr>
+    </w:lvl>
+    <w:lvl w:ilvl="8" w:tplc="04090005" w:tentative="1">
+      <w:start w:val="1"/>
+      <w:numFmt w:val="bullet"/>
+      <w:lvlText w:val=""/>
+      <w:lvlJc w:val="left"/>
+      <w:pPr>
+        <w:ind w:left="6480" w:hanging="360"/>
+      </w:pPr>
+      <w:rPr>
+        <w:rFonts w:ascii="Wingdings" w:hAnsi="Wingdings" w:hint="default"/>
+      </w:rPr>
+    </w:lvl>
+  </w:abstractNum>
+  <w:abstractNum w:abstractNumId="8">
     <w:nsid w:val="436A7F51"/>
     <w:multiLevelType w:val="multilevel"/>
     <w:tmpl w:val="4AC01C3E"/>
@@ -19549,7 +23391,7 @@
       </w:pPr>
     </w:lvl>
   </w:abstractNum>
-  <w:abstractNum w:abstractNumId="8" w15:restartNumberingAfterBreak="0">
+  <w:abstractNum w:abstractNumId="9">
     <w:nsid w:val="451E62BA"/>
     <w:multiLevelType w:val="hybridMultilevel"/>
     <w:tmpl w:val="CBE47816"/>
@@ -19662,7 +23504,7 @@
       </w:rPr>
     </w:lvl>
   </w:abstractNum>
-  <w:abstractNum w:abstractNumId="9" w15:restartNumberingAfterBreak="0">
+  <w:abstractNum w:abstractNumId="10">
     <w:nsid w:val="498776D5"/>
     <w:multiLevelType w:val="multilevel"/>
     <w:tmpl w:val="51E08042"/>
@@ -19811,7 +23653,7 @@
       </w:rPr>
     </w:lvl>
   </w:abstractNum>
-  <w:abstractNum w:abstractNumId="10" w15:restartNumberingAfterBreak="0">
+  <w:abstractNum w:abstractNumId="11">
     <w:nsid w:val="49DA76EC"/>
     <w:multiLevelType w:val="multilevel"/>
     <w:tmpl w:val="17F8FD9A"/>
@@ -19960,7 +23802,7 @@
       </w:rPr>
     </w:lvl>
   </w:abstractNum>
-  <w:abstractNum w:abstractNumId="11" w15:restartNumberingAfterBreak="0">
+  <w:abstractNum w:abstractNumId="12">
     <w:nsid w:val="4BAA7FE7"/>
     <w:multiLevelType w:val="multilevel"/>
     <w:tmpl w:val="3A4CC070"/>
@@ -20073,7 +23915,7 @@
       </w:pPr>
     </w:lvl>
   </w:abstractNum>
-  <w:abstractNum w:abstractNumId="12" w15:restartNumberingAfterBreak="0">
+  <w:abstractNum w:abstractNumId="13">
     <w:nsid w:val="4DB43B2A"/>
     <w:multiLevelType w:val="multilevel"/>
     <w:tmpl w:val="125A89D2"/>
@@ -20222,10 +24064,10 @@
       </w:rPr>
     </w:lvl>
   </w:abstractNum>
-  <w:abstractNum w:abstractNumId="13" w15:restartNumberingAfterBreak="0">
-    <w:nsid w:val="6B365187"/>
+  <w:abstractNum w:abstractNumId="14">
+    <w:nsid w:val="517A0124"/>
     <w:multiLevelType w:val="multilevel"/>
-    <w:tmpl w:val="D056FF8A"/>
+    <w:tmpl w:val="FDBCD4F8"/>
     <w:lvl w:ilvl="0">
       <w:start w:val="1"/>
       <w:numFmt w:val="bullet"/>
@@ -20371,13 +24213,162 @@
       </w:rPr>
     </w:lvl>
   </w:abstractNum>
-  <w:num w:numId="1" w16cid:durableId="1792630761">
-    <w:abstractNumId w:val="9"/>
+  <w:abstractNum w:abstractNumId="15">
+    <w:nsid w:val="6B365187"/>
+    <w:multiLevelType w:val="multilevel"/>
+    <w:tmpl w:val="D056FF8A"/>
+    <w:lvl w:ilvl="0">
+      <w:start w:val="1"/>
+      <w:numFmt w:val="bullet"/>
+      <w:lvlText w:val=""/>
+      <w:lvlJc w:val="left"/>
+      <w:pPr>
+        <w:tabs>
+          <w:tab w:val="num" w:pos="720"/>
+        </w:tabs>
+        <w:ind w:left="720" w:hanging="360"/>
+      </w:pPr>
+      <w:rPr>
+        <w:rFonts w:ascii="Symbol" w:hAnsi="Symbol" w:hint="default"/>
+        <w:sz w:val="20"/>
+      </w:rPr>
+    </w:lvl>
+    <w:lvl w:ilvl="1" w:tentative="1">
+      <w:start w:val="1"/>
+      <w:numFmt w:val="bullet"/>
+      <w:lvlText w:val="o"/>
+      <w:lvlJc w:val="left"/>
+      <w:pPr>
+        <w:tabs>
+          <w:tab w:val="num" w:pos="1440"/>
+        </w:tabs>
+        <w:ind w:left="1440" w:hanging="360"/>
+      </w:pPr>
+      <w:rPr>
+        <w:rFonts w:ascii="Courier New" w:hAnsi="Courier New" w:hint="default"/>
+        <w:sz w:val="20"/>
+      </w:rPr>
+    </w:lvl>
+    <w:lvl w:ilvl="2" w:tentative="1">
+      <w:start w:val="1"/>
+      <w:numFmt w:val="bullet"/>
+      <w:lvlText w:val=""/>
+      <w:lvlJc w:val="left"/>
+      <w:pPr>
+        <w:tabs>
+          <w:tab w:val="num" w:pos="2160"/>
+        </w:tabs>
+        <w:ind w:left="2160" w:hanging="360"/>
+      </w:pPr>
+      <w:rPr>
+        <w:rFonts w:ascii="Wingdings" w:hAnsi="Wingdings" w:hint="default"/>
+        <w:sz w:val="20"/>
+      </w:rPr>
+    </w:lvl>
+    <w:lvl w:ilvl="3" w:tentative="1">
+      <w:start w:val="1"/>
+      <w:numFmt w:val="bullet"/>
+      <w:lvlText w:val=""/>
+      <w:lvlJc w:val="left"/>
+      <w:pPr>
+        <w:tabs>
+          <w:tab w:val="num" w:pos="2880"/>
+        </w:tabs>
+        <w:ind w:left="2880" w:hanging="360"/>
+      </w:pPr>
+      <w:rPr>
+        <w:rFonts w:ascii="Wingdings" w:hAnsi="Wingdings" w:hint="default"/>
+        <w:sz w:val="20"/>
+      </w:rPr>
+    </w:lvl>
+    <w:lvl w:ilvl="4" w:tentative="1">
+      <w:start w:val="1"/>
+      <w:numFmt w:val="bullet"/>
+      <w:lvlText w:val=""/>
+      <w:lvlJc w:val="left"/>
+      <w:pPr>
+        <w:tabs>
+          <w:tab w:val="num" w:pos="3600"/>
+        </w:tabs>
+        <w:ind w:left="3600" w:hanging="360"/>
+      </w:pPr>
+      <w:rPr>
+        <w:rFonts w:ascii="Wingdings" w:hAnsi="Wingdings" w:hint="default"/>
+        <w:sz w:val="20"/>
+      </w:rPr>
+    </w:lvl>
+    <w:lvl w:ilvl="5" w:tentative="1">
+      <w:start w:val="1"/>
+      <w:numFmt w:val="bullet"/>
+      <w:lvlText w:val=""/>
+      <w:lvlJc w:val="left"/>
+      <w:pPr>
+        <w:tabs>
+          <w:tab w:val="num" w:pos="4320"/>
+        </w:tabs>
+        <w:ind w:left="4320" w:hanging="360"/>
+      </w:pPr>
+      <w:rPr>
+        <w:rFonts w:ascii="Wingdings" w:hAnsi="Wingdings" w:hint="default"/>
+        <w:sz w:val="20"/>
+      </w:rPr>
+    </w:lvl>
+    <w:lvl w:ilvl="6" w:tentative="1">
+      <w:start w:val="1"/>
+      <w:numFmt w:val="bullet"/>
+      <w:lvlText w:val=""/>
+      <w:lvlJc w:val="left"/>
+      <w:pPr>
+        <w:tabs>
+          <w:tab w:val="num" w:pos="5040"/>
+        </w:tabs>
+        <w:ind w:left="5040" w:hanging="360"/>
+      </w:pPr>
+      <w:rPr>
+        <w:rFonts w:ascii="Wingdings" w:hAnsi="Wingdings" w:hint="default"/>
+        <w:sz w:val="20"/>
+      </w:rPr>
+    </w:lvl>
+    <w:lvl w:ilvl="7" w:tentative="1">
+      <w:start w:val="1"/>
+      <w:numFmt w:val="bullet"/>
+      <w:lvlText w:val=""/>
+      <w:lvlJc w:val="left"/>
+      <w:pPr>
+        <w:tabs>
+          <w:tab w:val="num" w:pos="5760"/>
+        </w:tabs>
+        <w:ind w:left="5760" w:hanging="360"/>
+      </w:pPr>
+      <w:rPr>
+        <w:rFonts w:ascii="Wingdings" w:hAnsi="Wingdings" w:hint="default"/>
+        <w:sz w:val="20"/>
+      </w:rPr>
+    </w:lvl>
+    <w:lvl w:ilvl="8" w:tentative="1">
+      <w:start w:val="1"/>
+      <w:numFmt w:val="bullet"/>
+      <w:lvlText w:val=""/>
+      <w:lvlJc w:val="left"/>
+      <w:pPr>
+        <w:tabs>
+          <w:tab w:val="num" w:pos="6480"/>
+        </w:tabs>
+        <w:ind w:left="6480" w:hanging="360"/>
+      </w:pPr>
+      <w:rPr>
+        <w:rFonts w:ascii="Wingdings" w:hAnsi="Wingdings" w:hint="default"/>
+        <w:sz w:val="20"/>
+      </w:rPr>
+    </w:lvl>
+  </w:abstractNum>
+  <w:num w:numId="1">
+    <w:abstractNumId w:val="10"/>
   </w:num>
-  <w:num w:numId="2" w16cid:durableId="1765491474">
-    <w:abstractNumId w:val="12"/>
+  <w:num w:numId="2">
+    <w:abstractNumId w:val="13"/>
   </w:num>
-  <w:num w:numId="3" w16cid:durableId="790631678">
+  <w:num w:numId="3">
     <w:abstractNumId w:val="6"/>
     <w:lvlOverride w:ilvl="0">
       <w:startOverride w:val="1"/>
@@ -20407,45 +24398,54 @@
       <w:startOverride w:val="1"/>
     </w:lvlOverride>
   </w:num>
-  <w:num w:numId="4" w16cid:durableId="266349938">
+  <w:num w:numId="4">
+    <w:abstractNumId w:val="9"/>
+  </w:num>
+  <w:num w:numId="5">
+    <w:abstractNumId w:val="11"/>
+  </w:num>
+  <w:num w:numId="6">
+    <w:abstractNumId w:val="12"/>
+  </w:num>
+  <w:num w:numId="7">
+    <w:abstractNumId w:val="15"/>
+  </w:num>
+  <w:num w:numId="8">
+    <w:abstractNumId w:val="4"/>
+  </w:num>
+  <w:num w:numId="9">
+    <w:abstractNumId w:val="1"/>
+  </w:num>
+  <w:num w:numId="10">
+    <w:abstractNumId w:val="5"/>
+  </w:num>
+  <w:num w:numId="11">
+    <w:abstractNumId w:val="3"/>
+  </w:num>
+  <w:num w:numId="12">
     <w:abstractNumId w:val="8"/>
   </w:num>
-  <w:num w:numId="5" w16cid:durableId="1338381641">
-    <w:abstractNumId w:val="10"/>
+  <w:num w:numId="13">
+    <w:abstractNumId w:val="0"/>
   </w:num>
-  <w:num w:numId="6" w16cid:durableId="57285462">
-    <w:abstractNumId w:val="11"/>
+  <w:num w:numId="14">
+    <w:abstractNumId w:val="2"/>
   </w:num>
-  <w:num w:numId="7" w16cid:durableId="2101169702">
-    <w:abstractNumId w:val="13"/>
+  <w:num w:numId="15">
+    <w:abstractNumId w:val="6"/>
   </w:num>
-  <w:num w:numId="8" w16cid:durableId="962688332">
-    <w:abstractNumId w:val="4"/>
-  </w:num>
-  <w:num w:numId="9" w16cid:durableId="660427273">
-    <w:abstractNumId w:val="1"/>
-  </w:num>
-  <w:num w:numId="10" w16cid:durableId="685599839">
-    <w:abstractNumId w:val="5"/>
-  </w:num>
-  <w:num w:numId="11" w16cid:durableId="1199661603">
-    <w:abstractNumId w:val="3"/>
-  </w:num>
-  <w:num w:numId="12" w16cid:durableId="1824080473">
+  <w:num w:numId="16">
     <w:abstractNumId w:val="7"/>
   </w:num>
-  <w:num w:numId="13" w16cid:durableId="874316919">
-    <w:abstractNumId w:val="0"/>
-  </w:num>
-  <w:num w:numId="14" w16cid:durableId="2115854373">
-    <w:abstractNumId w:val="2"/>
+  <w:num w:numId="17">
+    <w:abstractNumId w:val="14"/>
   </w:num>
   <w:numIdMacAtCleanup w:val="7"/>
 </w:numbering>
 </file>
 
 <file path=word/styles.xml><?xml version="1.0" encoding="utf-8"?>
-<w:styles xmlns:mc="http://schemas.openxmlformats.org/markup-compatibility/2006" xmlns:r="http://schemas.openxmlformats.org/officeDocument/2006/relationships" xmlns:w="http://schemas.openxmlformats.org/wordprocessingml/2006/main" xmlns:w14="http://schemas.microsoft.com/office/word/2010/wordml" xmlns:w15="http://schemas.microsoft.com/office/word/2012/wordml" xmlns:w16cex="http://schemas.microsoft.com/office/word/2018/wordml/cex" xmlns:w16cid="http://schemas.microsoft.com/office/word/2016/wordml/cid" xmlns:w16="http://schemas.microsoft.com/office/word/2018/wordml" xmlns:w16du="http://schemas.microsoft.com/office/word/2023/wordml/word16du" xmlns:w16sdtdh="http://schemas.microsoft.com/office/word/2020/wordml/sdtdatahash" xmlns:w16sdtfl="http://schemas.microsoft.com/office/word/2024/wordml/sdtformatlock" xmlns:w16se="http://schemas.microsoft.com/office/word/2015/wordml/symex" mc:Ignorable="w14 w15 w16se w16cid w16 w16cex w16sdtdh w16sdtfl w16du">
+<w:styles xmlns:mc="http://schemas.openxmlformats.org/markup-compatibility/2006" xmlns:r="http://schemas.openxmlformats.org/officeDocument/2006/relationships" xmlns:w="http://schemas.openxmlformats.org/wordprocessingml/2006/main" xmlns:w14="http://schemas.microsoft.com/office/word/2010/wordml" xmlns:w15="http://schemas.microsoft.com/office/word/2012/wordml" mc:Ignorable="w14 w15">
   <w:docDefaults>
     <w:rPrDefault>
       <w:rPr>
@@ -20461,7 +24461,7 @@
       </w:pPr>
     </w:pPrDefault>
   </w:docDefaults>
-  <w:latentStyles w:defLockedState="0" w:defUIPriority="99" w:defSemiHidden="0" w:defUnhideWhenUsed="0" w:defQFormat="0" w:count="376">
+  <w:latentStyles w:defLockedState="0" w:defUIPriority="99" w:defSemiHidden="0" w:defUnhideWhenUsed="0" w:defQFormat="0" w:count="371">
     <w:lsdException w:name="Normal" w:uiPriority="0" w:qFormat="1"/>
     <w:lsdException w:name="heading 1" w:uiPriority="9" w:qFormat="1"/>
     <w:lsdException w:name="heading 2" w:semiHidden="1" w:uiPriority="9" w:unhideWhenUsed="1" w:qFormat="1"/>
@@ -20833,16 +24833,11 @@
     <w:lsdException w:name="List Table 5 Dark Accent 6" w:uiPriority="50"/>
     <w:lsdException w:name="List Table 6 Colorful Accent 6" w:uiPriority="51"/>
     <w:lsdException w:name="List Table 7 Colorful Accent 6" w:uiPriority="52"/>
-    <w:lsdException w:name="Mention" w:semiHidden="1" w:unhideWhenUsed="1"/>
-    <w:lsdException w:name="Smart Hyperlink" w:semiHidden="1" w:unhideWhenUsed="1"/>
-    <w:lsdException w:name="Hashtag" w:semiHidden="1" w:unhideWhenUsed="1"/>
-    <w:lsdException w:name="Unresolved Mention" w:semiHidden="1" w:unhideWhenUsed="1"/>
-    <w:lsdException w:name="Smart Link" w:semiHidden="1" w:unhideWhenUsed="1"/>
   </w:latentStyles>
   <w:style w:type="paragraph" w:default="1" w:styleId="Normal">
     <w:name w:val="Normal"/>
     <w:qFormat/>
-    <w:rsid w:val="006C0F81"/>
+    <w:rsid w:val="00D25CFA"/>
   </w:style>
   <w:style w:type="paragraph" w:styleId="Heading1">
     <w:name w:val="heading 1"/>
@@ -20894,7 +24889,6 @@
     <w:next w:val="Normal"/>
     <w:link w:val="Heading3Char"/>
     <w:uiPriority w:val="9"/>
-    <w:semiHidden/>
     <w:unhideWhenUsed/>
     <w:qFormat/>
     <w:rsid w:val="00A34327"/>
@@ -20937,6 +24931,7 @@
   <w:style w:type="character" w:default="1" w:styleId="DefaultParagraphFont">
     <w:name w:val="Default Paragraph Font"/>
     <w:uiPriority w:val="1"/>
+    <w:semiHidden/>
     <w:unhideWhenUsed/>
   </w:style>
   <w:style w:type="table" w:default="1" w:styleId="TableNormal">
@@ -21073,8 +25068,8 @@
       <w:u w:val="single"/>
     </w:rPr>
   </w:style>
-  <w:style w:type="character" w:styleId="UnresolvedMention">
-    <w:name w:val="Unresolved Mention"/>
+  <w:style w:type="character" w:customStyle="1" w:styleId="UnresolvedMention1">
+    <w:name w:val="Unresolved Mention1"/>
     <w:basedOn w:val="DefaultParagraphFont"/>
     <w:uiPriority w:val="99"/>
     <w:semiHidden/>
@@ -21090,7 +25085,6 @@
     <w:basedOn w:val="DefaultParagraphFont"/>
     <w:link w:val="Heading3"/>
     <w:uiPriority w:val="9"/>
-    <w:semiHidden/>
     <w:rsid w:val="00A34327"/>
     <w:rPr>
       <w:rFonts w:asciiTheme="majorHAnsi" w:eastAsiaTheme="majorEastAsia" w:hAnsiTheme="majorHAnsi" w:cstheme="majorBidi"/>
@@ -21209,6 +25203,7 @@
       <w:spacing w:after="0" w:line="240" w:lineRule="auto"/>
     </w:pPr>
     <w:tblPr>
+      <w:tblInd w:w="0" w:type="dxa"/>
       <w:tblBorders>
         <w:top w:val="single" w:sz="4" w:space="0" w:color="auto"/>
         <w:left w:val="single" w:sz="4" w:space="0" w:color="auto"/>
@@ -21217,6 +25212,12 @@
         <w:insideH w:val="single" w:sz="4" w:space="0" w:color="auto"/>
         <w:insideV w:val="single" w:sz="4" w:space="0" w:color="auto"/>
       </w:tblBorders>
+      <w:tblCellMar>
+        <w:top w:w="0" w:type="dxa"/>
+        <w:left w:w="108" w:type="dxa"/>
+        <w:bottom w:w="0" w:type="dxa"/>
+        <w:right w:w="108" w:type="dxa"/>
+      </w:tblCellMar>
     </w:tblPr>
   </w:style>
   <w:style w:type="character" w:customStyle="1" w:styleId="Heading1Char">
@@ -21514,7 +25515,7 @@
 </file>
 
 <file path=customXml/itemProps1.xml><?xml version="1.0" encoding="utf-8"?>
-<ds:datastoreItem xmlns:ds="http://schemas.openxmlformats.org/officeDocument/2006/customXml" ds:itemID="{190E5B30-8DDA-4B85-9EAE-A02076D5BDAC}">
+<ds:datastoreItem xmlns:ds="http://schemas.openxmlformats.org/officeDocument/2006/customXml" ds:itemID="{10BB5D26-DCD3-4562-8E2D-A9C6FF120993}">
   <ds:schemaRefs>
     <ds:schemaRef ds:uri="http://schemas.openxmlformats.org/officeDocument/2006/bibliography"/>
   </ds:schemaRefs>
